--- a/excel/excel-one-variable-numerical.docx
+++ b/excel/excel-one-variable-numerical.docx
@@ -47,7 +47,7 @@
         <w:pStyle w:val="Date"/>
       </w:pPr>
       <w:r>
-        <w:t xml:space="preserve">2024-11-26</w:t>
+        <w:t xml:space="preserve">2024-11-27</w:t>
       </w:r>
     </w:p>
     <w:sdt>
@@ -1840,98 +1840,226 @@
         <w:t xml:space="preserve">Results and Interpretation</w:t>
       </w:r>
     </w:p>
+    <w:tbl>
+      <w:tblPr>
+        <w:tblStyle w:val="Table"/>
+        <w:tblW w:type="pct" w:w="5000"/>
+        <w:tblLayout w:type="fixed"/>
+        <w:tblLook w:firstRow="1" w:lastRow="0" w:firstColumn="0" w:lastColumn="0" w:noHBand="0" w:noVBand="0" w:val="0020"/>
+      </w:tblPr>
+      <w:tblGrid>
+        <w:gridCol w:w="810"/>
+        <w:gridCol w:w="900"/>
+        <w:gridCol w:w="900"/>
+        <w:gridCol w:w="900"/>
+        <w:gridCol w:w="810"/>
+        <w:gridCol w:w="900"/>
+        <w:gridCol w:w="1620"/>
+        <w:gridCol w:w="1080"/>
+      </w:tblGrid>
+      <w:tr>
+        <w:trPr>
+          <w:tblHeader w:val="on"/>
+        </w:trPr>
+        <w:tc>
+          <w:tcPr/>
+          <w:p>
+            <w:pPr>
+              <w:pStyle w:val="Compact"/>
+              <w:jc w:val="right"/>
+            </w:pPr>
+            <w:r>
+              <w:t xml:space="preserve">estimate</w:t>
+            </w:r>
+          </w:p>
+        </w:tc>
+        <w:tc>
+          <w:tcPr/>
+          <w:p>
+            <w:pPr>
+              <w:pStyle w:val="Compact"/>
+              <w:jc w:val="right"/>
+            </w:pPr>
+            <w:r>
+              <w:t xml:space="preserve">statistic</w:t>
+            </w:r>
+          </w:p>
+        </w:tc>
+        <w:tc>
+          <w:tcPr/>
+          <w:p>
+            <w:pPr>
+              <w:pStyle w:val="Compact"/>
+              <w:jc w:val="right"/>
+            </w:pPr>
+            <w:r>
+              <w:t xml:space="preserve">p.value</w:t>
+            </w:r>
+          </w:p>
+        </w:tc>
+        <w:tc>
+          <w:tcPr/>
+          <w:p>
+            <w:pPr>
+              <w:pStyle w:val="Compact"/>
+              <w:jc w:val="right"/>
+            </w:pPr>
+            <w:r>
+              <w:t xml:space="preserve">parameter</w:t>
+            </w:r>
+          </w:p>
+        </w:tc>
+        <w:tc>
+          <w:tcPr/>
+          <w:p>
+            <w:pPr>
+              <w:pStyle w:val="Compact"/>
+              <w:jc w:val="right"/>
+            </w:pPr>
+            <w:r>
+              <w:t xml:space="preserve">conf.low</w:t>
+            </w:r>
+          </w:p>
+        </w:tc>
+        <w:tc>
+          <w:tcPr/>
+          <w:p>
+            <w:pPr>
+              <w:pStyle w:val="Compact"/>
+              <w:jc w:val="right"/>
+            </w:pPr>
+            <w:r>
+              <w:t xml:space="preserve">conf.high</w:t>
+            </w:r>
+          </w:p>
+        </w:tc>
+        <w:tc>
+          <w:tcPr/>
+          <w:p>
+            <w:pPr>
+              <w:pStyle w:val="Compact"/>
+              <w:jc w:val="left"/>
+            </w:pPr>
+            <w:r>
+              <w:t xml:space="preserve">method</w:t>
+            </w:r>
+          </w:p>
+        </w:tc>
+        <w:tc>
+          <w:tcPr/>
+          <w:p>
+            <w:pPr>
+              <w:pStyle w:val="Compact"/>
+              <w:jc w:val="left"/>
+            </w:pPr>
+            <w:r>
+              <w:t xml:space="preserve">alternative</w:t>
+            </w:r>
+          </w:p>
+        </w:tc>
+      </w:tr>
+      <w:tr>
+        <w:tc>
+          <w:tcPr/>
+          <w:p>
+            <w:pPr>
+              <w:pStyle w:val="Compact"/>
+              <w:jc w:val="right"/>
+            </w:pPr>
+            <w:r>
+              <w:t xml:space="preserve">5.843333</w:t>
+            </w:r>
+          </w:p>
+        </w:tc>
+        <w:tc>
+          <w:tcPr/>
+          <w:p>
+            <w:pPr>
+              <w:pStyle w:val="Compact"/>
+              <w:jc w:val="right"/>
+            </w:pPr>
+            <w:r>
+              <w:t xml:space="preserve">2.119961</w:t>
+            </w:r>
+          </w:p>
+        </w:tc>
+        <w:tc>
+          <w:tcPr/>
+          <w:p>
+            <w:pPr>
+              <w:pStyle w:val="Compact"/>
+              <w:jc w:val="right"/>
+            </w:pPr>
+            <w:r>
+              <w:t xml:space="preserve">0.0178331</w:t>
+            </w:r>
+          </w:p>
+        </w:tc>
+        <w:tc>
+          <w:tcPr/>
+          <w:p>
+            <w:pPr>
+              <w:pStyle w:val="Compact"/>
+              <w:jc w:val="right"/>
+            </w:pPr>
+            <w:r>
+              <w:t xml:space="preserve">149</w:t>
+            </w:r>
+          </w:p>
+        </w:tc>
+        <w:tc>
+          <w:tcPr/>
+          <w:p>
+            <w:pPr>
+              <w:pStyle w:val="Compact"/>
+              <w:jc w:val="right"/>
+            </w:pPr>
+            <w:r>
+              <w:t xml:space="preserve">5.731427</w:t>
+            </w:r>
+          </w:p>
+        </w:tc>
+        <w:tc>
+          <w:tcPr/>
+          <w:p>
+            <w:pPr>
+              <w:pStyle w:val="Compact"/>
+              <w:jc w:val="right"/>
+            </w:pPr>
+            <w:r>
+              <w:t xml:space="preserve">Inf</w:t>
+            </w:r>
+          </w:p>
+        </w:tc>
+        <w:tc>
+          <w:tcPr/>
+          <w:p>
+            <w:pPr>
+              <w:pStyle w:val="Compact"/>
+              <w:jc w:val="left"/>
+            </w:pPr>
+            <w:r>
+              <w:t xml:space="preserve">One Sample t-test</w:t>
+            </w:r>
+          </w:p>
+        </w:tc>
+        <w:tc>
+          <w:tcPr/>
+          <w:p>
+            <w:pPr>
+              <w:pStyle w:val="Compact"/>
+              <w:jc w:val="left"/>
+            </w:pPr>
+            <w:r>
+              <w:t xml:space="preserve">greater</w:t>
+            </w:r>
+          </w:p>
+        </w:tc>
+      </w:tr>
+    </w:tbl>
     <w:p>
       <w:pPr>
-        <w:pStyle w:val="SourceCode"/>
-      </w:pPr>
-      <w:r>
-        <w:br/>
-      </w:r>
-      <w:r>
-        <w:rPr>
-          <w:rStyle w:val="VerbatimChar"/>
-        </w:rPr>
-        <w:t xml:space="preserve">    One Sample t-test</w:t>
-      </w:r>
-      <w:r>
-        <w:br/>
-      </w:r>
-      <w:r>
-        <w:br/>
-      </w:r>
-      <w:r>
-        <w:rPr>
-          <w:rStyle w:val="VerbatimChar"/>
-        </w:rPr>
-        <w:t xml:space="preserve">data:  iris$Sepal.Length</w:t>
-      </w:r>
-      <w:r>
-        <w:br/>
-      </w:r>
-      <w:r>
-        <w:rPr>
-          <w:rStyle w:val="VerbatimChar"/>
-        </w:rPr>
-        <w:t xml:space="preserve">t = 2.12, df = 149, p-value = 0.01783</w:t>
-      </w:r>
-      <w:r>
-        <w:br/>
-      </w:r>
-      <w:r>
-        <w:rPr>
-          <w:rStyle w:val="VerbatimChar"/>
-        </w:rPr>
-        <w:t xml:space="preserve">alternative hypothesis: true mean is greater than 5.7</w:t>
-      </w:r>
-      <w:r>
-        <w:br/>
-      </w:r>
-      <w:r>
-        <w:rPr>
-          <w:rStyle w:val="VerbatimChar"/>
-        </w:rPr>
-        <w:t xml:space="preserve">95 percent confidence interval:</w:t>
-      </w:r>
-      <w:r>
-        <w:br/>
-      </w:r>
-      <w:r>
-        <w:rPr>
-          <w:rStyle w:val="VerbatimChar"/>
-        </w:rPr>
-        <w:t xml:space="preserve"> 5.731427      Inf</w:t>
-      </w:r>
-      <w:r>
-        <w:br/>
-      </w:r>
-      <w:r>
-        <w:rPr>
-          <w:rStyle w:val="VerbatimChar"/>
-        </w:rPr>
-        <w:t xml:space="preserve">sample estimates:</w:t>
-      </w:r>
-      <w:r>
-        <w:br/>
-      </w:r>
-      <w:r>
-        <w:rPr>
-          <w:rStyle w:val="VerbatimChar"/>
-        </w:rPr>
-        <w:t xml:space="preserve">mean of x </w:t>
-      </w:r>
-      <w:r>
-        <w:br/>
-      </w:r>
-      <w:r>
-        <w:rPr>
-          <w:rStyle w:val="VerbatimChar"/>
-        </w:rPr>
-        <w:t xml:space="preserve"> 5.843333 </w:t>
-      </w:r>
-    </w:p>
-    <w:p>
-      <w:pPr>
-        <w:pStyle w:val="FirstParagraph"/>
+        <w:pStyle w:val="BodyText"/>
       </w:pPr>
       <w:r>
         <w:t xml:space="preserve">The test statistics is shown above. Based on the results and the</w:t>

--- a/excel/excel-one-variable-numerical.docx
+++ b/excel/excel-one-variable-numerical.docx
@@ -1563,7 +1563,7 @@
             <w:r>
               <w:drawing>
                 <wp:inline>
-                  <wp:extent cx="4620126" cy="3696101"/>
+                  <wp:extent cx="4620126" cy="1848050"/>
                   <wp:effectExtent b="0" l="0" r="0" t="0"/>
                   <wp:docPr descr="" title="" id="29" name="Picture"/>
                   <a:graphic>
@@ -1584,7 +1584,7 @@
                         <pic:spPr bwMode="auto">
                           <a:xfrm>
                             <a:off x="0" y="0"/>
-                            <a:ext cx="4620126" cy="3696101"/>
+                            <a:ext cx="4620126" cy="1848050"/>
                           </a:xfrm>
                           <a:prstGeom prst="rect">
                             <a:avLst/>
@@ -1843,19 +1843,14 @@
     <w:tbl>
       <w:tblPr>
         <w:tblStyle w:val="Table"/>
-        <w:tblW w:type="pct" w:w="5000"/>
-        <w:tblLayout w:type="fixed"/>
+        <w:tblW w:type="auto" w:w="0"/>
         <w:tblLook w:firstRow="1" w:lastRow="0" w:firstColumn="0" w:lastColumn="0" w:noHBand="0" w:noVBand="0" w:val="0020"/>
       </w:tblPr>
       <w:tblGrid>
-        <w:gridCol w:w="810"/>
-        <w:gridCol w:w="900"/>
-        <w:gridCol w:w="900"/>
-        <w:gridCol w:w="900"/>
-        <w:gridCol w:w="810"/>
-        <w:gridCol w:w="900"/>
-        <w:gridCol w:w="1620"/>
-        <w:gridCol w:w="1080"/>
+        <w:gridCol w:w="1980"/>
+        <w:gridCol w:w="1980"/>
+        <w:gridCol w:w="1980"/>
+        <w:gridCol w:w="1980"/>
       </w:tblGrid>
       <w:tr>
         <w:trPr>
@@ -1882,54 +1877,6 @@
             </w:pPr>
             <w:r>
               <w:t xml:space="preserve">statistic</w:t>
-            </w:r>
-          </w:p>
-        </w:tc>
-        <w:tc>
-          <w:tcPr/>
-          <w:p>
-            <w:pPr>
-              <w:pStyle w:val="Compact"/>
-              <w:jc w:val="right"/>
-            </w:pPr>
-            <w:r>
-              <w:t xml:space="preserve">p.value</w:t>
-            </w:r>
-          </w:p>
-        </w:tc>
-        <w:tc>
-          <w:tcPr/>
-          <w:p>
-            <w:pPr>
-              <w:pStyle w:val="Compact"/>
-              <w:jc w:val="right"/>
-            </w:pPr>
-            <w:r>
-              <w:t xml:space="preserve">parameter</w:t>
-            </w:r>
-          </w:p>
-        </w:tc>
-        <w:tc>
-          <w:tcPr/>
-          <w:p>
-            <w:pPr>
-              <w:pStyle w:val="Compact"/>
-              <w:jc w:val="right"/>
-            </w:pPr>
-            <w:r>
-              <w:t xml:space="preserve">conf.low</w:t>
-            </w:r>
-          </w:p>
-        </w:tc>
-        <w:tc>
-          <w:tcPr/>
-          <w:p>
-            <w:pPr>
-              <w:pStyle w:val="Compact"/>
-              <w:jc w:val="right"/>
-            </w:pPr>
-            <w:r>
-              <w:t xml:space="preserve">conf.high</w:t>
             </w:r>
           </w:p>
         </w:tc>
@@ -1988,54 +1935,6 @@
           <w:p>
             <w:pPr>
               <w:pStyle w:val="Compact"/>
-              <w:jc w:val="right"/>
-            </w:pPr>
-            <w:r>
-              <w:t xml:space="preserve">0.0178331</w:t>
-            </w:r>
-          </w:p>
-        </w:tc>
-        <w:tc>
-          <w:tcPr/>
-          <w:p>
-            <w:pPr>
-              <w:pStyle w:val="Compact"/>
-              <w:jc w:val="right"/>
-            </w:pPr>
-            <w:r>
-              <w:t xml:space="preserve">149</w:t>
-            </w:r>
-          </w:p>
-        </w:tc>
-        <w:tc>
-          <w:tcPr/>
-          <w:p>
-            <w:pPr>
-              <w:pStyle w:val="Compact"/>
-              <w:jc w:val="right"/>
-            </w:pPr>
-            <w:r>
-              <w:t xml:space="preserve">5.731427</w:t>
-            </w:r>
-          </w:p>
-        </w:tc>
-        <w:tc>
-          <w:tcPr/>
-          <w:p>
-            <w:pPr>
-              <w:pStyle w:val="Compact"/>
-              <w:jc w:val="right"/>
-            </w:pPr>
-            <w:r>
-              <w:t xml:space="preserve">Inf</w:t>
-            </w:r>
-          </w:p>
-        </w:tc>
-        <w:tc>
-          <w:tcPr/>
-          <w:p>
-            <w:pPr>
-              <w:pStyle w:val="Compact"/>
               <w:jc w:val="left"/>
             </w:pPr>
             <w:r>
@@ -2090,7 +1989,11 @@
     </w:p>
     <w:bookmarkEnd w:id="35"/>
     <w:bookmarkEnd w:id="36"/>
-    <w:sectPr/>
+    <w:sectPr>
+      <w:pgSz w:h="15840" w:w="12240"/>
+      <w:pgMar w:bottom="1440" w:footer="720" w:gutter="0" w:header="720" w:left="1440" w:right="1440" w:top="1440"/>
+      <w:cols w:space="720"/>
+    </w:sectPr>
   </w:body>
 </w:document>
 </file>
@@ -2119,7 +2022,188 @@
 </file>
 
 <file path=word/numbering.xml><?xml version="1.0" encoding="utf-8"?>
-<w:numbering xmlns:w="http://schemas.openxmlformats.org/wordprocessingml/2006/main">
+<w:numbering xmlns:aink="http://schemas.microsoft.com/office/drawing/2016/ink" xmlns:am3d="http://schemas.microsoft.com/office/drawing/2017/model3d" xmlns:cx="http://schemas.microsoft.com/office/drawing/2014/chartex" xmlns:cx1="http://schemas.microsoft.com/office/drawing/2015/9/8/chartex" xmlns:cx2="http://schemas.microsoft.com/office/drawing/2015/10/21/chartex" xmlns:cx3="http://schemas.microsoft.com/office/drawing/2016/5/9/chartex" xmlns:cx4="http://schemas.microsoft.com/office/drawing/2016/5/10/chartex" xmlns:cx5="http://schemas.microsoft.com/office/drawing/2016/5/11/chartex" xmlns:cx6="http://schemas.microsoft.com/office/drawing/2016/5/12/chartex" xmlns:cx7="http://schemas.microsoft.com/office/drawing/2016/5/13/chartex" xmlns:cx8="http://schemas.microsoft.com/office/drawing/2016/5/14/chartex" xmlns:m="http://schemas.openxmlformats.org/officeDocument/2006/math" xmlns:mc="http://schemas.openxmlformats.org/markup-compatibility/2006" xmlns:o="urn:schemas-microsoft-com:office:office" xmlns:oel="http://schemas.microsoft.com/office/2019/extlst" xmlns:r="http://schemas.openxmlformats.org/officeDocument/2006/relationships" xmlns:v="urn:schemas-microsoft-com:vml" xmlns:w="http://schemas.openxmlformats.org/wordprocessingml/2006/main" xmlns:w10="urn:schemas-microsoft-com:office:word" xmlns:w14="http://schemas.microsoft.com/office/word/2010/wordml" xmlns:w15="http://schemas.microsoft.com/office/word/2012/wordml" xmlns:w16="http://schemas.microsoft.com/office/word/2018/wordml" xmlns:w16cex="http://schemas.microsoft.com/office/word/2018/wordml/cex" xmlns:w16cid="http://schemas.microsoft.com/office/word/2016/wordml/cid" xmlns:w16du="http://schemas.microsoft.com/office/word/2023/wordml/word16du" xmlns:w16sdtdh="http://schemas.microsoft.com/office/word/2020/wordml/sdtdatahash" xmlns:w16se="http://schemas.microsoft.com/office/word/2015/wordml/symex" xmlns:wne="http://schemas.microsoft.com/office/word/2006/wordml" xmlns:wp="http://schemas.openxmlformats.org/drawingml/2006/wordprocessingDrawing" xmlns:wp14="http://schemas.microsoft.com/office/word/2010/wordprocessingDrawing" xmlns:wpc="http://schemas.microsoft.com/office/word/2010/wordprocessingCanvas" xmlns:wpg="http://schemas.microsoft.com/office/word/2010/wordprocessingGroup" xmlns:wpi="http://schemas.microsoft.com/office/word/2010/wordprocessingInk" xmlns:wps="http://schemas.microsoft.com/office/word/2010/wordprocessingShape" mc:Ignorable="w14 w15 w16se w16cid w16 w16cex w16sdtdh w16du wp14">
+  <w:abstractNum w15:restartNumberingAfterBreak="0" w:abstractNumId="0">
+    <w:nsid w:val="0000A990"/>
+    <w:multiLevelType w:val="multilevel"/>
+    <w:tmpl w:val="499EBE52"/>
+    <w:lvl w:ilvl="0">
+      <w:numFmt w:val="bullet"/>
+      <w:lvlText w:val=" "/>
+      <w:lvlJc w:val="left"/>
+      <w:pPr>
+        <w:ind w:hanging="360" w:left="720"/>
+      </w:pPr>
+    </w:lvl>
+    <w:lvl w:ilvl="1">
+      <w:numFmt w:val="bullet"/>
+      <w:lvlText w:val=" "/>
+      <w:lvlJc w:val="left"/>
+      <w:pPr>
+        <w:ind w:hanging="360" w:left="1440"/>
+      </w:pPr>
+    </w:lvl>
+    <w:lvl w:ilvl="2">
+      <w:numFmt w:val="bullet"/>
+      <w:lvlText w:val=" "/>
+      <w:lvlJc w:val="left"/>
+      <w:pPr>
+        <w:ind w:hanging="360" w:left="2160"/>
+      </w:pPr>
+    </w:lvl>
+    <w:lvl w:ilvl="3">
+      <w:numFmt w:val="bullet"/>
+      <w:lvlText w:val=" "/>
+      <w:lvlJc w:val="left"/>
+      <w:pPr>
+        <w:ind w:hanging="360" w:left="2880"/>
+      </w:pPr>
+    </w:lvl>
+    <w:lvl w:ilvl="4">
+      <w:numFmt w:val="bullet"/>
+      <w:lvlText w:val=" "/>
+      <w:lvlJc w:val="left"/>
+      <w:pPr>
+        <w:ind w:hanging="360" w:left="3600"/>
+      </w:pPr>
+    </w:lvl>
+    <w:lvl w:ilvl="5">
+      <w:numFmt w:val="bullet"/>
+      <w:lvlText w:val=" "/>
+      <w:lvlJc w:val="left"/>
+      <w:pPr>
+        <w:ind w:hanging="360" w:left="4320"/>
+      </w:pPr>
+    </w:lvl>
+    <w:lvl w:ilvl="6">
+      <w:numFmt w:val="bullet"/>
+      <w:lvlText w:val=" "/>
+      <w:lvlJc w:val="left"/>
+      <w:pPr>
+        <w:ind w:hanging="360" w:left="5040"/>
+      </w:pPr>
+    </w:lvl>
+    <w:lvl w:ilvl="7">
+      <w:numFmt w:val="bullet"/>
+      <w:lvlText w:val=" "/>
+      <w:lvlJc w:val="left"/>
+      <w:pPr>
+        <w:ind w:hanging="360" w:left="5760"/>
+      </w:pPr>
+    </w:lvl>
+    <w:lvl w:ilvl="8">
+      <w:numFmt w:val="bullet"/>
+      <w:lvlText w:val=" "/>
+      <w:lvlJc w:val="left"/>
+      <w:pPr>
+        <w:ind w:hanging="360" w:left="6480"/>
+      </w:pPr>
+    </w:lvl>
+  </w:abstractNum>
+  <w:abstractNum w15:restartNumberingAfterBreak="0" w:abstractNumId="1">
+    <w:nsid w:val="0000A991"/>
+    <w:multiLevelType w:val="multilevel"/>
+    <w:tmpl w:val="43E2B224"/>
+    <w:lvl w:ilvl="0">
+      <w:numFmt w:val="bullet"/>
+      <w:lvlText w:val=""/>
+      <w:lvlJc w:val="left"/>
+      <w:pPr>
+        <w:ind w:hanging="360" w:left="720"/>
+      </w:pPr>
+      <w:rPr>
+        <w:rFonts w:ascii="Symbol" w:cs="Symbol" w:hAnsi="Symbol" w:hint="default"/>
+      </w:rPr>
+    </w:lvl>
+    <w:lvl w:ilvl="1">
+      <w:numFmt w:val="bullet"/>
+      <w:lvlText w:val="o"/>
+      <w:lvlJc w:val="left"/>
+      <w:pPr>
+        <w:ind w:hanging="360" w:left="1440"/>
+      </w:pPr>
+      <w:rPr>
+        <w:rFonts w:ascii="Courier New" w:cs="Courier New" w:hAnsi="Courier New" w:hint="default"/>
+      </w:rPr>
+    </w:lvl>
+    <w:lvl w:ilvl="2">
+      <w:numFmt w:val="bullet"/>
+      <w:lvlText w:val=""/>
+      <w:lvlJc w:val="left"/>
+      <w:pPr>
+        <w:ind w:hanging="360" w:left="2160"/>
+      </w:pPr>
+      <w:rPr>
+        <w:rFonts w:ascii="Wingdings" w:cs="Wingdings" w:hAnsi="Wingdings" w:hint="default"/>
+      </w:rPr>
+    </w:lvl>
+    <w:lvl w:ilvl="3">
+      <w:numFmt w:val="bullet"/>
+      <w:lvlText w:val=""/>
+      <w:lvlJc w:val="left"/>
+      <w:pPr>
+        <w:ind w:hanging="360" w:left="2880"/>
+      </w:pPr>
+      <w:rPr>
+        <w:rFonts w:ascii="Symbol" w:cs="Symbol" w:hAnsi="Symbol" w:hint="default"/>
+      </w:rPr>
+    </w:lvl>
+    <w:lvl w:ilvl="4">
+      <w:numFmt w:val="bullet"/>
+      <w:lvlText w:val="o"/>
+      <w:lvlJc w:val="left"/>
+      <w:pPr>
+        <w:ind w:hanging="360" w:left="3600"/>
+      </w:pPr>
+      <w:rPr>
+        <w:rFonts w:ascii="Courier New" w:cs="Courier New" w:hAnsi="Courier New" w:hint="default"/>
+      </w:rPr>
+    </w:lvl>
+    <w:lvl w:ilvl="5">
+      <w:numFmt w:val="bullet"/>
+      <w:lvlText w:val=""/>
+      <w:lvlJc w:val="left"/>
+      <w:pPr>
+        <w:ind w:hanging="360" w:left="4320"/>
+      </w:pPr>
+      <w:rPr>
+        <w:rFonts w:ascii="Wingdings" w:cs="Wingdings" w:hAnsi="Wingdings" w:hint="default"/>
+      </w:rPr>
+    </w:lvl>
+    <w:lvl w:ilvl="6">
+      <w:numFmt w:val="bullet"/>
+      <w:lvlText w:val=""/>
+      <w:lvlJc w:val="left"/>
+      <w:pPr>
+        <w:ind w:hanging="360" w:left="5040"/>
+      </w:pPr>
+      <w:rPr>
+        <w:rFonts w:ascii="Symbol" w:cs="Symbol" w:hAnsi="Symbol" w:hint="default"/>
+      </w:rPr>
+    </w:lvl>
+    <w:lvl w:ilvl="7">
+      <w:numFmt w:val="bullet"/>
+      <w:lvlText w:val="o"/>
+      <w:lvlJc w:val="left"/>
+      <w:pPr>
+        <w:ind w:hanging="360" w:left="5760"/>
+      </w:pPr>
+      <w:rPr>
+        <w:rFonts w:ascii="Courier New" w:cs="Courier New" w:hAnsi="Courier New" w:hint="default"/>
+      </w:rPr>
+    </w:lvl>
+    <w:lvl w:ilvl="8">
+      <w:numFmt w:val="bullet"/>
+      <w:lvlText w:val=""/>
+      <w:lvlJc w:val="left"/>
+      <w:pPr>
+        <w:ind w:hanging="360" w:left="6480"/>
+      </w:pPr>
+      <w:rPr>
+        <w:rFonts w:ascii="Wingdings" w:cs="Wingdings" w:hAnsi="Wingdings" w:hint="default"/>
+      </w:rPr>
+    </w:lvl>
+  </w:abstractNum>
   <w:abstractNum w:abstractNumId="990">
     <w:nsid w:val="0000A990"/>
     <w:multiLevelType w:val="multilevel"/>
@@ -2299,6 +2383,15 @@
       </w:rPr>
     </w:lvl>
   </w:abstractNum>
+  <w:num w16cid:durableId="1140608718" w:numId="1">
+    <w:abstractNumId w:val="0"/>
+  </w:num>
+  <w:num w16cid:durableId="1918515188" w:numId="2">
+    <w:abstractNumId w:val="1"/>
+  </w:num>
+  <w:num w16cid:durableId="1620574564" w:numId="3">
+    <w:abstractNumId w:val="1"/>
+  </w:num>
   <w:num w:numId="1000">
     <w:abstractNumId w:val="990"/>
   </w:num>
@@ -2312,7 +2405,7 @@
 </file>
 
 <file path=word/styles.xml><?xml version="1.0" encoding="utf-8"?>
-<w:styles xmlns:r="http://schemas.openxmlformats.org/officeDocument/2006/relationships" xmlns:w="http://schemas.openxmlformats.org/wordprocessingml/2006/main">
+<w:styles xmlns:mc="http://schemas.openxmlformats.org/markup-compatibility/2006" xmlns:r="http://schemas.openxmlformats.org/officeDocument/2006/relationships" xmlns:w="http://schemas.openxmlformats.org/wordprocessingml/2006/main" xmlns:w14="http://schemas.microsoft.com/office/word/2010/wordml" xmlns:w15="http://schemas.microsoft.com/office/word/2012/wordml" xmlns:w16="http://schemas.microsoft.com/office/word/2018/wordml" xmlns:w16cex="http://schemas.microsoft.com/office/word/2018/wordml/cex" xmlns:w16cid="http://schemas.microsoft.com/office/word/2016/wordml/cid" xmlns:w16du="http://schemas.microsoft.com/office/word/2023/wordml/word16du" xmlns:w16sdtdh="http://schemas.microsoft.com/office/word/2020/wordml/sdtdatahash" xmlns:w16se="http://schemas.microsoft.com/office/word/2015/wordml/symex" mc:Ignorable="w14 w15 w16se w16cid w16 w16cex w16sdtdh w16du">
   <w:docDefaults>
     <w:rPrDefault>
       <w:rPr>
@@ -2328,164 +2421,257 @@
       </w:pPr>
     </w:pPrDefault>
   </w:docDefaults>
-  <w:latentStyles w:count="276" w:defLockedState="0" w:defQFormat="0" w:defSemiHidden="0" w:defUIPriority="0" w:defUnhideWhenUsed="0"/>
+  <w:latentStyles w:count="376" w:defLockedState="0" w:defQFormat="0" w:defSemiHidden="0" w:defUIPriority="0" w:defUnhideWhenUsed="0">
+    <w:lsdException w:name="toc 1" w:uiPriority="39"/>
+    <w:lsdException w:name="toc 2" w:uiPriority="39"/>
+    <w:lsdException w:name="toc 3" w:uiPriority="39"/>
+    <w:lsdException w:name="Hyperlink" w:uiPriority="99"/>
+    <w:lsdException w:name="Normal Table" w:semiHidden="1" w:unhideWhenUsed="1"/>
+    <w:lsdException w:name="Table Simple 1" w:semiHidden="1" w:unhideWhenUsed="1"/>
+    <w:lsdException w:name="Table Simple 2" w:semiHidden="1" w:unhideWhenUsed="1"/>
+    <w:lsdException w:name="Table Simple 3" w:semiHidden="1" w:unhideWhenUsed="1"/>
+    <w:lsdException w:name="Table Classic 1" w:semiHidden="1" w:unhideWhenUsed="1"/>
+    <w:lsdException w:name="Table Classic 2" w:semiHidden="1" w:unhideWhenUsed="1"/>
+    <w:lsdException w:name="Table Classic 3" w:semiHidden="1" w:unhideWhenUsed="1"/>
+    <w:lsdException w:name="Table Classic 4" w:semiHidden="1" w:unhideWhenUsed="1"/>
+    <w:lsdException w:name="Table Colorful 1" w:semiHidden="1" w:unhideWhenUsed="1"/>
+    <w:lsdException w:name="Table Colorful 2" w:semiHidden="1" w:unhideWhenUsed="1"/>
+    <w:lsdException w:name="Table Colorful 3" w:semiHidden="1" w:unhideWhenUsed="1"/>
+    <w:lsdException w:name="Table Columns 1" w:semiHidden="1" w:unhideWhenUsed="1"/>
+    <w:lsdException w:name="Table Columns 2" w:semiHidden="1" w:unhideWhenUsed="1"/>
+    <w:lsdException w:name="Table Columns 3" w:semiHidden="1" w:unhideWhenUsed="1"/>
+    <w:lsdException w:name="Table Columns 4" w:semiHidden="1" w:unhideWhenUsed="1"/>
+    <w:lsdException w:name="Table Columns 5" w:semiHidden="1" w:unhideWhenUsed="1"/>
+    <w:lsdException w:name="Table Grid 1" w:semiHidden="1" w:unhideWhenUsed="1"/>
+    <w:lsdException w:name="Table Grid 2" w:semiHidden="1" w:unhideWhenUsed="1"/>
+    <w:lsdException w:name="Table Grid 3" w:semiHidden="1" w:unhideWhenUsed="1"/>
+    <w:lsdException w:name="Table Grid 4" w:semiHidden="1" w:unhideWhenUsed="1"/>
+    <w:lsdException w:name="Table Grid 5" w:semiHidden="1" w:unhideWhenUsed="1"/>
+    <w:lsdException w:name="Table Grid 6" w:semiHidden="1" w:unhideWhenUsed="1"/>
+    <w:lsdException w:name="Table Grid 7" w:semiHidden="1" w:unhideWhenUsed="1"/>
+    <w:lsdException w:name="Table Grid 8" w:semiHidden="1" w:unhideWhenUsed="1"/>
+    <w:lsdException w:name="Table List 1" w:semiHidden="1" w:unhideWhenUsed="1"/>
+    <w:lsdException w:name="Table List 2" w:semiHidden="1" w:unhideWhenUsed="1"/>
+    <w:lsdException w:name="Table List 3" w:semiHidden="1" w:unhideWhenUsed="1"/>
+    <w:lsdException w:name="Table List 4" w:semiHidden="1" w:unhideWhenUsed="1"/>
+    <w:lsdException w:name="Table List 5" w:semiHidden="1" w:unhideWhenUsed="1"/>
+    <w:lsdException w:name="Table List 6" w:semiHidden="1" w:unhideWhenUsed="1"/>
+    <w:lsdException w:name="Table List 7" w:semiHidden="1" w:unhideWhenUsed="1"/>
+    <w:lsdException w:name="Table List 8" w:semiHidden="1" w:unhideWhenUsed="1"/>
+    <w:lsdException w:name="Table 3D effects 1" w:semiHidden="1" w:unhideWhenUsed="1"/>
+    <w:lsdException w:name="Table 3D effects 2" w:semiHidden="1" w:unhideWhenUsed="1"/>
+    <w:lsdException w:name="Table 3D effects 3" w:semiHidden="1" w:unhideWhenUsed="1"/>
+    <w:lsdException w:name="Table Contemporary" w:semiHidden="1" w:unhideWhenUsed="1"/>
+    <w:lsdException w:name="Table Elegant" w:semiHidden="1" w:unhideWhenUsed="1"/>
+    <w:lsdException w:name="Table Professional" w:semiHidden="1" w:unhideWhenUsed="1"/>
+    <w:lsdException w:name="Table Subtle 1" w:semiHidden="1" w:unhideWhenUsed="1"/>
+    <w:lsdException w:name="Table Subtle 2" w:semiHidden="1" w:unhideWhenUsed="1"/>
+    <w:lsdException w:name="Table Web 1" w:semiHidden="1" w:unhideWhenUsed="1"/>
+    <w:lsdException w:name="Table Web 2" w:semiHidden="1" w:unhideWhenUsed="1"/>
+    <w:lsdException w:name="Table Web 3" w:semiHidden="1" w:unhideWhenUsed="1"/>
+    <w:lsdException w:name="Table Theme" w:semiHidden="1" w:unhideWhenUsed="1"/>
+    <w:lsdException w:name="Light Shading"/>
+    <w:lsdException w:name="Light List"/>
+    <w:lsdException w:name="Light Grid"/>
+    <w:lsdException w:name="Medium Shading 1"/>
+    <w:lsdException w:name="Medium Shading 2"/>
+    <w:lsdException w:name="Medium List 1"/>
+    <w:lsdException w:name="Medium List 2"/>
+    <w:lsdException w:name="Medium Grid 1"/>
+    <w:lsdException w:name="Medium Grid 2"/>
+    <w:lsdException w:name="Medium Grid 3"/>
+    <w:lsdException w:name="Dark List"/>
+    <w:lsdException w:name="Colorful Shading"/>
+    <w:lsdException w:name="Colorful List"/>
+    <w:lsdException w:name="Colorful Grid"/>
+    <w:lsdException w:name="Light Shading Accent 1"/>
+    <w:lsdException w:name="Light List Accent 1"/>
+    <w:lsdException w:name="Light Grid Accent 1"/>
+    <w:lsdException w:name="Medium Shading 1 Accent 1"/>
+    <w:lsdException w:name="Medium Shading 2 Accent 1"/>
+    <w:lsdException w:name="Medium List 1 Accent 1"/>
+    <w:lsdException w:name="Medium List 2 Accent 1"/>
+    <w:lsdException w:name="Medium Grid 1 Accent 1"/>
+    <w:lsdException w:name="Medium Grid 2 Accent 1"/>
+    <w:lsdException w:name="Medium Grid 3 Accent 1"/>
+    <w:lsdException w:name="Dark List Accent 1"/>
+    <w:lsdException w:name="Colorful Shading Accent 1"/>
+    <w:lsdException w:name="Colorful List Accent 1"/>
+    <w:lsdException w:name="Colorful Grid Accent 1"/>
+    <w:lsdException w:name="Light Shading Accent 2"/>
+    <w:lsdException w:name="Light List Accent 2"/>
+    <w:lsdException w:name="Light Grid Accent 2"/>
+    <w:lsdException w:name="Medium Shading 1 Accent 2"/>
+    <w:lsdException w:name="Medium Shading 2 Accent 2"/>
+    <w:lsdException w:name="Medium List 1 Accent 2"/>
+    <w:lsdException w:name="Medium List 2 Accent 2"/>
+    <w:lsdException w:name="Medium Grid 1 Accent 2"/>
+    <w:lsdException w:name="Medium Grid 2 Accent 2"/>
+    <w:lsdException w:name="Medium Grid 3 Accent 2"/>
+    <w:lsdException w:name="Dark List Accent 2"/>
+    <w:lsdException w:name="Colorful Shading Accent 2"/>
+    <w:lsdException w:name="Colorful List Accent 2"/>
+    <w:lsdException w:name="Colorful Grid Accent 2"/>
+    <w:lsdException w:name="Light Shading Accent 3"/>
+    <w:lsdException w:name="Light List Accent 3"/>
+    <w:lsdException w:name="Light Grid Accent 3"/>
+    <w:lsdException w:name="Medium Shading 1 Accent 3"/>
+    <w:lsdException w:name="Medium Shading 2 Accent 3"/>
+    <w:lsdException w:name="Medium List 1 Accent 3"/>
+    <w:lsdException w:name="Medium List 2 Accent 3"/>
+    <w:lsdException w:name="Medium Grid 1 Accent 3"/>
+    <w:lsdException w:name="Medium Grid 2 Accent 3"/>
+    <w:lsdException w:name="Medium Grid 3 Accent 3"/>
+    <w:lsdException w:name="Dark List Accent 3"/>
+    <w:lsdException w:name="Colorful Shading Accent 3"/>
+    <w:lsdException w:name="Colorful List Accent 3"/>
+    <w:lsdException w:name="Colorful Grid Accent 3"/>
+    <w:lsdException w:name="Light Shading Accent 4"/>
+    <w:lsdException w:name="Light List Accent 4"/>
+    <w:lsdException w:name="Light Grid Accent 4"/>
+    <w:lsdException w:name="Medium Shading 1 Accent 4"/>
+    <w:lsdException w:name="Medium Shading 2 Accent 4"/>
+    <w:lsdException w:name="Medium List 1 Accent 4"/>
+    <w:lsdException w:name="Medium List 2 Accent 4"/>
+    <w:lsdException w:name="Medium Grid 1 Accent 4"/>
+    <w:lsdException w:name="Medium Grid 2 Accent 4"/>
+    <w:lsdException w:name="Medium Grid 3 Accent 4"/>
+    <w:lsdException w:name="Dark List Accent 4"/>
+    <w:lsdException w:name="Colorful Shading Accent 4"/>
+    <w:lsdException w:name="Colorful List Accent 4"/>
+    <w:lsdException w:name="Colorful Grid Accent 4"/>
+    <w:lsdException w:name="Light Shading Accent 5"/>
+    <w:lsdException w:name="Light List Accent 5"/>
+    <w:lsdException w:name="Light Grid Accent 5"/>
+    <w:lsdException w:name="Medium Shading 1 Accent 5"/>
+    <w:lsdException w:name="Medium Shading 2 Accent 5"/>
+    <w:lsdException w:name="Medium List 1 Accent 5"/>
+    <w:lsdException w:name="Medium List 2 Accent 5"/>
+    <w:lsdException w:name="Medium Grid 1 Accent 5"/>
+    <w:lsdException w:name="Medium Grid 2 Accent 5"/>
+    <w:lsdException w:name="Medium Grid 3 Accent 5"/>
+    <w:lsdException w:name="Dark List Accent 5"/>
+    <w:lsdException w:name="Colorful Shading Accent 5"/>
+    <w:lsdException w:name="Colorful List Accent 5"/>
+    <w:lsdException w:name="Colorful Grid Accent 5"/>
+    <w:lsdException w:name="Light Shading Accent 6"/>
+    <w:lsdException w:name="Light List Accent 6"/>
+    <w:lsdException w:name="Light Grid Accent 6"/>
+    <w:lsdException w:name="Medium Shading 1 Accent 6"/>
+    <w:lsdException w:name="Medium Shading 2 Accent 6"/>
+    <w:lsdException w:name="Medium List 1 Accent 6"/>
+    <w:lsdException w:name="Medium List 2 Accent 6"/>
+    <w:lsdException w:name="Medium Grid 1 Accent 6"/>
+    <w:lsdException w:name="Medium Grid 2 Accent 6"/>
+    <w:lsdException w:name="Medium Grid 3 Accent 6"/>
+    <w:lsdException w:name="Dark List Accent 6"/>
+    <w:lsdException w:name="Colorful Shading Accent 6"/>
+    <w:lsdException w:name="Colorful List Accent 6"/>
+    <w:lsdException w:name="Colorful Grid Accent 6"/>
+    <w:lsdException w:name="Grid Table 4" w:uiPriority="49"/>
+    <w:lsdException w:name="Grid Table 5 Dark" w:uiPriority="50"/>
+    <w:lsdException w:name="Grid Table 6 Colorful" w:uiPriority="51"/>
+    <w:lsdException w:name="Grid Table 7 Colorful" w:uiPriority="52"/>
+    <w:lsdException w:name="Grid Table 1 Light Accent 1" w:uiPriority="46"/>
+    <w:lsdException w:name="Grid Table 2 Accent 1" w:uiPriority="47"/>
+    <w:lsdException w:name="Grid Table 3 Accent 1" w:uiPriority="48"/>
+    <w:lsdException w:name="Grid Table 4 Accent 1" w:uiPriority="49"/>
+    <w:lsdException w:name="Grid Table 5 Dark Accent 1" w:uiPriority="50"/>
+    <w:lsdException w:name="Grid Table 6 Colorful Accent 1" w:uiPriority="51"/>
+    <w:lsdException w:name="Grid Table 7 Colorful Accent 1" w:uiPriority="52"/>
+    <w:lsdException w:name="Grid Table 1 Light Accent 2" w:uiPriority="46"/>
+    <w:lsdException w:name="Grid Table 2 Accent 2" w:uiPriority="47"/>
+    <w:lsdException w:name="Grid Table 3 Accent 2" w:uiPriority="48"/>
+    <w:lsdException w:name="Grid Table 4 Accent 2" w:uiPriority="49"/>
+    <w:lsdException w:name="Grid Table 5 Dark Accent 2" w:uiPriority="50"/>
+    <w:lsdException w:name="Grid Table 6 Colorful Accent 2" w:uiPriority="51"/>
+    <w:lsdException w:name="Grid Table 7 Colorful Accent 2" w:uiPriority="52"/>
+    <w:lsdException w:name="Grid Table 1 Light Accent 3" w:uiPriority="46"/>
+    <w:lsdException w:name="Grid Table 2 Accent 3" w:uiPriority="47"/>
+    <w:lsdException w:name="Grid Table 3 Accent 3" w:uiPriority="48"/>
+    <w:lsdException w:name="Grid Table 4 Accent 3" w:uiPriority="49"/>
+    <w:lsdException w:name="Grid Table 5 Dark Accent 3" w:uiPriority="50"/>
+    <w:lsdException w:name="Grid Table 6 Colorful Accent 3" w:uiPriority="51"/>
+    <w:lsdException w:name="Grid Table 7 Colorful Accent 3" w:uiPriority="52"/>
+    <w:lsdException w:name="Grid Table 1 Light Accent 4" w:uiPriority="46"/>
+    <w:lsdException w:name="Grid Table 2 Accent 4" w:uiPriority="47"/>
+    <w:lsdException w:name="Grid Table 3 Accent 4" w:uiPriority="48"/>
+    <w:lsdException w:name="Grid Table 4 Accent 4" w:uiPriority="49"/>
+    <w:lsdException w:name="Grid Table 5 Dark Accent 4" w:uiPriority="50"/>
+    <w:lsdException w:name="Grid Table 6 Colorful Accent 4" w:uiPriority="51"/>
+    <w:lsdException w:name="Grid Table 7 Colorful Accent 4" w:uiPriority="52"/>
+    <w:lsdException w:name="Grid Table 1 Light Accent 5" w:uiPriority="46"/>
+    <w:lsdException w:name="Grid Table 2 Accent 5" w:uiPriority="47"/>
+    <w:lsdException w:name="Grid Table 3 Accent 5" w:uiPriority="48"/>
+    <w:lsdException w:name="Grid Table 4 Accent 5" w:uiPriority="49"/>
+    <w:lsdException w:name="Grid Table 5 Dark Accent 5" w:uiPriority="50"/>
+    <w:lsdException w:name="Grid Table 6 Colorful Accent 5" w:uiPriority="51"/>
+    <w:lsdException w:name="Grid Table 7 Colorful Accent 5" w:uiPriority="52"/>
+    <w:lsdException w:name="Grid Table 1 Light Accent 6" w:uiPriority="46"/>
+    <w:lsdException w:name="Grid Table 2 Accent 6" w:uiPriority="47"/>
+    <w:lsdException w:name="Grid Table 3 Accent 6" w:uiPriority="48"/>
+    <w:lsdException w:name="Grid Table 4 Accent 6" w:uiPriority="49"/>
+    <w:lsdException w:name="Grid Table 5 Dark Accent 6" w:uiPriority="50"/>
+    <w:lsdException w:name="Grid Table 6 Colorful Accent 6" w:uiPriority="51"/>
+    <w:lsdException w:name="Grid Table 7 Colorful Accent 6" w:uiPriority="52"/>
+    <w:lsdException w:name="List Table 1 Light" w:uiPriority="46"/>
+    <w:lsdException w:name="List Table 2" w:uiPriority="47"/>
+    <w:lsdException w:name="List Table 3" w:uiPriority="48"/>
+    <w:lsdException w:name="List Table 4" w:uiPriority="49"/>
+    <w:lsdException w:name="List Table 5 Dark" w:uiPriority="50"/>
+    <w:lsdException w:name="List Table 6 Colorful" w:uiPriority="51"/>
+    <w:lsdException w:name="List Table 7 Colorful" w:uiPriority="52"/>
+    <w:lsdException w:name="List Table 1 Light Accent 1" w:uiPriority="46"/>
+    <w:lsdException w:name="List Table 2 Accent 1" w:uiPriority="47"/>
+    <w:lsdException w:name="List Table 3 Accent 1" w:uiPriority="48"/>
+    <w:lsdException w:name="List Table 4 Accent 1" w:uiPriority="49"/>
+    <w:lsdException w:name="List Table 5 Dark Accent 1" w:uiPriority="50"/>
+    <w:lsdException w:name="List Table 6 Colorful Accent 1" w:uiPriority="51"/>
+    <w:lsdException w:name="List Table 7 Colorful Accent 1" w:uiPriority="52"/>
+    <w:lsdException w:name="List Table 1 Light Accent 2" w:uiPriority="46"/>
+    <w:lsdException w:name="List Table 2 Accent 2" w:uiPriority="47"/>
+    <w:lsdException w:name="List Table 3 Accent 2" w:uiPriority="48"/>
+    <w:lsdException w:name="List Table 4 Accent 2" w:uiPriority="49"/>
+    <w:lsdException w:name="List Table 5 Dark Accent 2" w:uiPriority="50"/>
+    <w:lsdException w:name="List Table 6 Colorful Accent 2" w:uiPriority="51"/>
+    <w:lsdException w:name="List Table 7 Colorful Accent 2" w:uiPriority="52"/>
+    <w:lsdException w:name="List Table 1 Light Accent 3" w:uiPriority="46"/>
+    <w:lsdException w:name="List Table 2 Accent 3" w:uiPriority="47"/>
+    <w:lsdException w:name="List Table 3 Accent 3" w:uiPriority="48"/>
+    <w:lsdException w:name="List Table 4 Accent 3" w:uiPriority="49"/>
+    <w:lsdException w:name="List Table 5 Dark Accent 3" w:uiPriority="50"/>
+    <w:lsdException w:name="List Table 6 Colorful Accent 3" w:uiPriority="51"/>
+    <w:lsdException w:name="List Table 7 Colorful Accent 3" w:uiPriority="52"/>
+    <w:lsdException w:name="List Table 1 Light Accent 4" w:uiPriority="46"/>
+    <w:lsdException w:name="List Table 2 Accent 4" w:uiPriority="47"/>
+    <w:lsdException w:name="List Table 3 Accent 4" w:uiPriority="48"/>
+    <w:lsdException w:name="List Table 4 Accent 4" w:uiPriority="49"/>
+    <w:lsdException w:name="List Table 5 Dark Accent 4" w:uiPriority="50"/>
+    <w:lsdException w:name="List Table 6 Colorful Accent 4" w:uiPriority="51"/>
+    <w:lsdException w:name="List Table 7 Colorful Accent 4" w:uiPriority="52"/>
+    <w:lsdException w:name="List Table 1 Light Accent 5" w:uiPriority="46"/>
+    <w:lsdException w:name="List Table 2 Accent 5" w:uiPriority="47"/>
+    <w:lsdException w:name="List Table 3 Accent 5" w:uiPriority="48"/>
+    <w:lsdException w:name="List Table 4 Accent 5" w:uiPriority="49"/>
+    <w:lsdException w:name="List Table 5 Dark Accent 5" w:uiPriority="50"/>
+    <w:lsdException w:name="List Table 6 Colorful Accent 5" w:uiPriority="51"/>
+    <w:lsdException w:name="List Table 7 Colorful Accent 5" w:uiPriority="52"/>
+    <w:lsdException w:name="List Table 1 Light Accent 6" w:uiPriority="46"/>
+    <w:lsdException w:name="List Table 2 Accent 6" w:uiPriority="47"/>
+    <w:lsdException w:name="List Table 3 Accent 6" w:uiPriority="48"/>
+    <w:lsdException w:name="List Table 4 Accent 6" w:uiPriority="49"/>
+    <w:lsdException w:name="List Table 5 Dark Accent 6" w:uiPriority="50"/>
+    <w:lsdException w:name="List Table 6 Colorful Accent 6" w:uiPriority="51"/>
+    <w:lsdException w:name="List Table 7 Colorful Accent 6" w:uiPriority="52"/>
+    <w:lsdException w:name="Mention" w:semiHidden="1" w:uiPriority="99" w:unhideWhenUsed="1"/>
+    <w:lsdException w:name="Smart Hyperlink" w:semiHidden="1" w:uiPriority="99" w:unhideWhenUsed="1"/>
+    <w:lsdException w:name="Hashtag" w:semiHidden="1" w:uiPriority="99" w:unhideWhenUsed="1"/>
+    <w:lsdException w:name="Unresolved Mention" w:semiHidden="1" w:uiPriority="99" w:unhideWhenUsed="1"/>
+    <w:lsdException w:name="Smart Link" w:semiHidden="1" w:uiPriority="99" w:unhideWhenUsed="1"/>
+  </w:latentStyles>
   <w:style w:default="1" w:styleId="Normal" w:type="paragraph">
     <w:name w:val="Normal"/>
     <w:qFormat/>
-  </w:style>
-  <w:style w:styleId="BodyText" w:type="paragraph">
-    <w:name w:val="Body Text"/>
-    <w:basedOn w:val="Normal"/>
-    <w:link w:val="BodyTextChar"/>
-    <w:qFormat/>
-    <w:pPr>
-      <w:spacing w:after="180" w:before="180"/>
-    </w:pPr>
-  </w:style>
-  <w:style w:customStyle="1" w:styleId="FirstParagraph" w:type="paragraph">
-    <w:name w:val="First Paragraph"/>
-    <w:basedOn w:val="BodyText"/>
-    <w:next w:val="BodyText"/>
-    <w:qFormat/>
-  </w:style>
-  <w:style w:customStyle="1" w:styleId="Compact" w:type="paragraph">
-    <w:name w:val="Compact"/>
-    <w:basedOn w:val="BodyText"/>
-    <w:qFormat/>
-    <w:pPr>
-      <w:spacing w:after="36" w:before="36"/>
-    </w:pPr>
-  </w:style>
-  <w:style w:styleId="Title" w:type="paragraph">
-    <w:name w:val="Title"/>
-    <w:basedOn w:val="Normal"/>
-    <w:next w:val="BodyText"/>
-    <w:link w:val="TitleChar"/>
-    <w:uiPriority w:val="10"/>
-    <w:qFormat/>
-    <w:rsid w:val="00A10FD9"/>
-    <w:pPr>
-      <w:spacing w:after="80" w:line="240" w:lineRule="auto"/>
-      <w:contextualSpacing/>
-      <w:jc w:val="center"/>
-    </w:pPr>
-    <w:rPr>
-      <w:rFonts w:asciiTheme="majorHAnsi" w:cstheme="majorBidi" w:eastAsiaTheme="majorEastAsia" w:hAnsiTheme="majorHAnsi"/>
-      <w:spacing w:val="-10"/>
-      <w:kern w:val="28"/>
-      <w:sz w:val="56"/>
-      <w:szCs w:val="56"/>
-    </w:rPr>
-  </w:style>
-  <w:style w:customStyle="1" w:styleId="TitleChar" w:type="character">
-    <w:name w:val="Title Char"/>
-    <w:basedOn w:val="DefaultParagraphFont"/>
-    <w:link w:val="Title"/>
-    <w:uiPriority w:val="10"/>
-    <w:rsid w:val="00A10FD9"/>
-    <w:rPr>
-      <w:rFonts w:asciiTheme="majorHAnsi" w:cstheme="majorBidi" w:eastAsiaTheme="majorEastAsia" w:hAnsiTheme="majorHAnsi"/>
-      <w:spacing w:val="-10"/>
-      <w:kern w:val="28"/>
-      <w:sz w:val="56"/>
-      <w:szCs w:val="56"/>
-    </w:rPr>
-  </w:style>
-  <w:style w:styleId="Subtitle" w:type="paragraph">
-    <w:name w:val="Subtitle"/>
-    <w:basedOn w:val="Normal"/>
-    <w:next w:val="BodyText"/>
-    <w:link w:val="SubtitleChar"/>
-    <w:uiPriority w:val="11"/>
-    <w:qFormat/>
-    <w:rsid w:val="00A10FD9"/>
-    <w:pPr>
-      <w:numPr>
-        <w:ilvl w:val="1"/>
-      </w:numPr>
-    </w:pPr>
-    <w:rPr>
-      <w:rFonts w:cstheme="majorBidi" w:eastAsiaTheme="majorEastAsia"/>
-      <w:color w:themeColor="text1" w:themeTint="A6" w:val="595959"/>
-      <w:spacing w:val="15"/>
-      <w:sz w:val="28"/>
-      <w:szCs w:val="28"/>
-    </w:rPr>
-  </w:style>
-  <w:style w:customStyle="1" w:styleId="SubtitleChar" w:type="character">
-    <w:name w:val="Subtitle Char"/>
-    <w:basedOn w:val="DefaultParagraphFont"/>
-    <w:link w:val="Subtitle"/>
-    <w:uiPriority w:val="11"/>
-    <w:rsid w:val="00A10FD9"/>
-    <w:rPr>
-      <w:rFonts w:cstheme="majorBidi" w:eastAsiaTheme="majorEastAsia"/>
-      <w:color w:themeColor="text1" w:themeTint="A6" w:val="595959"/>
-      <w:spacing w:val="15"/>
-      <w:sz w:val="28"/>
-      <w:szCs w:val="28"/>
-    </w:rPr>
-  </w:style>
-  <w:style w:customStyle="1" w:styleId="Author" w:type="paragraph">
-    <w:name w:val="Author"/>
-    <w:next w:val="BodyText"/>
-    <w:qFormat/>
-    <w:pPr>
-      <w:keepNext/>
-      <w:keepLines/>
-      <w:jc w:val="center"/>
-    </w:pPr>
-  </w:style>
-  <w:style w:styleId="Date" w:type="paragraph">
-    <w:name w:val="Date"/>
-    <w:next w:val="BodyText"/>
-    <w:qFormat/>
-    <w:pPr>
-      <w:keepNext/>
-      <w:keepLines/>
-      <w:jc w:val="center"/>
-    </w:pPr>
-  </w:style>
-  <w:style w:customStyle="1" w:styleId="AbstractTitle" w:type="paragraph">
-    <w:name w:val="Abstract Title"/>
-    <w:basedOn w:val="Normal"/>
-    <w:next w:val="Abstract"/>
-    <w:qFormat/>
-    <w:pPr>
-      <w:keepNext/>
-      <w:keepLines/>
-      <w:spacing w:after="0" w:before="300"/>
-      <w:jc w:val="center"/>
-    </w:pPr>
-    <w:rPr>
-      <w:b/>
-      <w:color w:val="345A8A"/>
-      <w:sz w:val="20"/>
-      <w:szCs w:val="20"/>
-    </w:rPr>
-  </w:style>
-  <w:style w:customStyle="1" w:styleId="Abstract" w:type="paragraph">
-    <w:name w:val="Abstract"/>
-    <w:basedOn w:val="Normal"/>
-    <w:next w:val="BodyText"/>
-    <w:qFormat/>
-    <w:pPr>
-      <w:keepNext/>
-      <w:keepLines/>
-      <w:spacing w:after="300" w:before="100"/>
-    </w:pPr>
-    <w:rPr>
-      <w:sz w:val="20"/>
-      <w:szCs w:val="20"/>
-    </w:rPr>
-  </w:style>
-  <w:style w:styleId="Bibliography" w:type="paragraph">
-    <w:name w:val="Bibliography"/>
-    <w:basedOn w:val="Normal"/>
-    <w:next w:val="Bibliography"/>
-    <w:qFormat/>
-    <w:pPr/>
-    <w:rPr/>
   </w:style>
   <w:style w:styleId="Heading1" w:type="paragraph">
     <w:name w:val="heading 1"/>
@@ -2494,10 +2680,11 @@
     <w:link w:val="Heading1Char"/>
     <w:uiPriority w:val="9"/>
     <w:qFormat/>
-    <w:rsid w:val="00A10FD9"/>
+    <w:rsid w:val="00177ED0"/>
     <w:pPr>
       <w:keepNext/>
       <w:keepLines/>
+      <w:pageBreakBefore/>
       <w:spacing w:after="80" w:before="360"/>
       <w:outlineLvl w:val="0"/>
     </w:pPr>
@@ -2686,12 +2873,189 @@
       <w:color w:themeColor="text1" w:themeTint="D8" w:val="272727"/>
     </w:rPr>
   </w:style>
+  <w:style w:default="1" w:styleId="DefaultParagraphFont" w:type="character">
+    <w:name w:val="Default Paragraph Font"/>
+    <w:uiPriority w:val="1"/>
+    <w:semiHidden/>
+    <w:unhideWhenUsed/>
+  </w:style>
+  <w:style w:default="1" w:styleId="TableNormal" w:type="table">
+    <w:name w:val="Normal Table"/>
+    <w:uiPriority w:val="99"/>
+    <w:semiHidden/>
+    <w:unhideWhenUsed/>
+    <w:tblPr>
+      <w:tblInd w:type="dxa" w:w="0"/>
+      <w:tblCellMar>
+        <w:top w:type="dxa" w:w="0"/>
+        <w:left w:type="dxa" w:w="108"/>
+        <w:bottom w:type="dxa" w:w="0"/>
+        <w:right w:type="dxa" w:w="108"/>
+      </w:tblCellMar>
+    </w:tblPr>
+  </w:style>
+  <w:style w:default="1" w:styleId="NoList" w:type="numbering">
+    <w:name w:val="No List"/>
+    <w:uiPriority w:val="99"/>
+    <w:semiHidden/>
+    <w:unhideWhenUsed/>
+  </w:style>
+  <w:style w:styleId="BodyText" w:type="paragraph">
+    <w:name w:val="Body Text"/>
+    <w:basedOn w:val="Normal"/>
+    <w:qFormat/>
+    <w:pPr>
+      <w:spacing w:after="180" w:before="180"/>
+    </w:pPr>
+  </w:style>
+  <w:style w:customStyle="1" w:styleId="FirstParagraph" w:type="paragraph">
+    <w:name w:val="First Paragraph"/>
+    <w:basedOn w:val="BodyText"/>
+    <w:next w:val="BodyText"/>
+    <w:qFormat/>
+  </w:style>
+  <w:style w:customStyle="1" w:styleId="Compact" w:type="paragraph">
+    <w:name w:val="Compact"/>
+    <w:basedOn w:val="BodyText"/>
+    <w:qFormat/>
+    <w:pPr>
+      <w:spacing w:after="36" w:before="36"/>
+    </w:pPr>
+  </w:style>
+  <w:style w:styleId="Title" w:type="paragraph">
+    <w:name w:val="Title"/>
+    <w:basedOn w:val="Normal"/>
+    <w:next w:val="BodyText"/>
+    <w:link w:val="TitleChar"/>
+    <w:uiPriority w:val="10"/>
+    <w:qFormat/>
+    <w:rsid w:val="00A10FD9"/>
+    <w:pPr>
+      <w:spacing w:after="80"/>
+      <w:contextualSpacing/>
+      <w:jc w:val="center"/>
+    </w:pPr>
+    <w:rPr>
+      <w:rFonts w:asciiTheme="majorHAnsi" w:cstheme="majorBidi" w:eastAsiaTheme="majorEastAsia" w:hAnsiTheme="majorHAnsi"/>
+      <w:spacing w:val="-10"/>
+      <w:kern w:val="28"/>
+      <w:sz w:val="56"/>
+      <w:szCs w:val="56"/>
+    </w:rPr>
+  </w:style>
+  <w:style w:customStyle="1" w:styleId="TitleChar" w:type="character">
+    <w:name w:val="Title Char"/>
+    <w:basedOn w:val="DefaultParagraphFont"/>
+    <w:link w:val="Title"/>
+    <w:uiPriority w:val="10"/>
+    <w:rsid w:val="00A10FD9"/>
+    <w:rPr>
+      <w:rFonts w:asciiTheme="majorHAnsi" w:cstheme="majorBidi" w:eastAsiaTheme="majorEastAsia" w:hAnsiTheme="majorHAnsi"/>
+      <w:spacing w:val="-10"/>
+      <w:kern w:val="28"/>
+      <w:sz w:val="56"/>
+      <w:szCs w:val="56"/>
+    </w:rPr>
+  </w:style>
+  <w:style w:styleId="Subtitle" w:type="paragraph">
+    <w:name w:val="Subtitle"/>
+    <w:basedOn w:val="Normal"/>
+    <w:next w:val="BodyText"/>
+    <w:link w:val="SubtitleChar"/>
+    <w:uiPriority w:val="11"/>
+    <w:qFormat/>
+    <w:rsid w:val="00A10FD9"/>
+    <w:pPr>
+      <w:numPr>
+        <w:ilvl w:val="1"/>
+      </w:numPr>
+    </w:pPr>
+    <w:rPr>
+      <w:rFonts w:cstheme="majorBidi" w:eastAsiaTheme="majorEastAsia"/>
+      <w:color w:themeColor="text1" w:themeTint="A6" w:val="595959"/>
+      <w:spacing w:val="15"/>
+      <w:sz w:val="28"/>
+      <w:szCs w:val="28"/>
+    </w:rPr>
+  </w:style>
+  <w:style w:customStyle="1" w:styleId="SubtitleChar" w:type="character">
+    <w:name w:val="Subtitle Char"/>
+    <w:basedOn w:val="DefaultParagraphFont"/>
+    <w:link w:val="Subtitle"/>
+    <w:uiPriority w:val="11"/>
+    <w:rsid w:val="00A10FD9"/>
+    <w:rPr>
+      <w:rFonts w:cstheme="majorBidi" w:eastAsiaTheme="majorEastAsia"/>
+      <w:color w:themeColor="text1" w:themeTint="A6" w:val="595959"/>
+      <w:spacing w:val="15"/>
+      <w:sz w:val="28"/>
+      <w:szCs w:val="28"/>
+    </w:rPr>
+  </w:style>
+  <w:style w:customStyle="1" w:styleId="Author" w:type="paragraph">
+    <w:name w:val="Author"/>
+    <w:next w:val="BodyText"/>
+    <w:qFormat/>
+    <w:pPr>
+      <w:keepNext/>
+      <w:keepLines/>
+      <w:jc w:val="center"/>
+    </w:pPr>
+  </w:style>
+  <w:style w:styleId="Date" w:type="paragraph">
+    <w:name w:val="Date"/>
+    <w:next w:val="BodyText"/>
+    <w:qFormat/>
+    <w:pPr>
+      <w:keepNext/>
+      <w:keepLines/>
+      <w:jc w:val="center"/>
+    </w:pPr>
+  </w:style>
+  <w:style w:customStyle="1" w:styleId="AbstractTitle" w:type="paragraph">
+    <w:name w:val="Abstract Title"/>
+    <w:basedOn w:val="Normal"/>
+    <w:next w:val="Abstract"/>
+    <w:qFormat/>
+    <w:pPr>
+      <w:keepNext/>
+      <w:keepLines/>
+      <w:spacing w:after="0" w:before="300"/>
+      <w:jc w:val="center"/>
+    </w:pPr>
+    <w:rPr>
+      <w:b/>
+      <w:color w:val="345A8A"/>
+      <w:sz w:val="20"/>
+      <w:szCs w:val="20"/>
+    </w:rPr>
+  </w:style>
+  <w:style w:customStyle="1" w:styleId="Abstract" w:type="paragraph">
+    <w:name w:val="Abstract"/>
+    <w:basedOn w:val="Normal"/>
+    <w:next w:val="BodyText"/>
+    <w:qFormat/>
+    <w:pPr>
+      <w:keepNext/>
+      <w:keepLines/>
+      <w:spacing w:after="300" w:before="100"/>
+    </w:pPr>
+    <w:rPr>
+      <w:sz w:val="20"/>
+      <w:szCs w:val="20"/>
+    </w:rPr>
+  </w:style>
+  <w:style w:styleId="Bibliography" w:type="paragraph">
+    <w:name w:val="Bibliography"/>
+    <w:basedOn w:val="Normal"/>
+    <w:qFormat/>
+  </w:style>
   <w:style w:customStyle="1" w:styleId="Heading1Char" w:type="character">
     <w:name w:val="Heading 1 Char"/>
     <w:basedOn w:val="DefaultParagraphFont"/>
     <w:link w:val="Heading1"/>
     <w:uiPriority w:val="9"/>
-    <w:rsid w:val="00A10FD9"/>
+    <w:rsid w:val="00177ED0"/>
     <w:rPr>
       <w:rFonts w:asciiTheme="majorHAnsi" w:cstheme="majorBidi" w:eastAsiaTheme="majorEastAsia" w:hAnsiTheme="majorHAnsi"/>
       <w:color w:themeColor="accent1" w:themeShade="BF" w:val="0F4761"/>
@@ -2814,18 +3178,17 @@
     <w:qFormat/>
     <w:pPr>
       <w:spacing w:after="100" w:before="100"/>
-      <w:ind w:firstLine="0" w:left="480" w:right="480"/>
+      <w:ind w:left="480" w:right="480"/>
     </w:pPr>
   </w:style>
   <w:style w:styleId="FootnoteText" w:type="paragraph">
-    <w:name w:val="Footnote Text"/>
+    <w:name w:val="footnote text"/>
     <w:basedOn w:val="Normal"/>
-    <w:next w:val="FootnoteText"/>
     <w:uiPriority w:val="9"/>
     <w:unhideWhenUsed/>
     <w:qFormat/>
   </w:style>
-  <w:style w:styleId="FootnoteBlockText" w:type="paragraph">
+  <w:style w:customStyle="1" w:styleId="FootnoteBlockText" w:type="paragraph">
     <w:name w:val="Footnote Block Text"/>
     <w:basedOn w:val="FootnoteText"/>
     <w:next w:val="FootnoteText"/>
@@ -2834,17 +3197,11 @@
     <w:qFormat/>
     <w:pPr>
       <w:spacing w:after="100" w:before="100"/>
-      <w:ind w:firstLine="0" w:left="480" w:right="480"/>
+      <w:ind w:left="480" w:right="480"/>
     </w:pPr>
   </w:style>
-  <w:style w:default="1" w:styleId="DefaultParagraphFont" w:type="character">
-    <w:name w:val="Default Paragraph Font"/>
-    <w:semiHidden/>
-    <w:unhideWhenUsed/>
-  </w:style>
-  <w:style w:default="1" w:styleId="Table" w:type="table">
+  <w:style w:customStyle="1" w:styleId="Table" w:type="table">
     <w:name w:val="Table"/>
-    <w:basedOn w:val="TableNormal"/>
     <w:semiHidden/>
     <w:unhideWhenUsed/>
     <w:qFormat/>
@@ -2860,14 +3217,13 @@
     <w:tblStylePr w:type="firstRow">
       <w:tblPr>
         <w:jc w:val="left"/>
-        <w:tblInd w:type="dxa" w:w="0"/>
       </w:tblPr>
       <w:trPr>
         <w:jc w:val="left"/>
       </w:trPr>
       <w:tcPr>
         <w:tcBorders>
-          <w:bottom w:val="single"/>
+          <w:bottom w:color="auto" w:space="0" w:sz="0" w:val="single"/>
         </w:tcBorders>
         <w:vAlign w:val="bottom"/>
       </w:tcPr>
@@ -2891,11 +3247,11 @@
     <w:basedOn w:val="Normal"/>
   </w:style>
   <w:style w:styleId="Caption" w:type="paragraph">
-    <w:name w:val="Caption"/>
+    <w:name w:val="caption"/>
     <w:basedOn w:val="Normal"/>
-    <w:link w:val="BodyTextChar"/>
+    <w:link w:val="CaptionChar"/>
     <w:pPr>
-      <w:spacing w:after="120" w:before="0"/>
+      <w:spacing w:after="120"/>
     </w:pPr>
     <w:rPr>
       <w:i/>
@@ -2923,14 +3279,15 @@
       <w:keepNext/>
     </w:pPr>
   </w:style>
-  <w:style w:customStyle="1" w:styleId="BodyTextChar" w:type="character">
-    <w:name w:val="Body Text Char"/>
+  <w:style w:customStyle="1" w:styleId="CaptionChar" w:type="character">
+    <w:name w:val="Caption Char"/>
     <w:basedOn w:val="DefaultParagraphFont"/>
-    <w:link w:val="BodyText"/>
+    <w:link w:val="Caption"/>
   </w:style>
   <w:style w:customStyle="1" w:styleId="VerbatimChar" w:type="character">
     <w:name w:val="Verbatim Char"/>
-    <w:basedOn w:val="BodyTextChar"/>
+    <w:basedOn w:val="CaptionChar"/>
+    <w:link w:val="SourceCode"/>
     <w:rPr>
       <w:rFonts w:ascii="Consolas" w:hAnsi="Consolas"/>
       <w:sz w:val="22"/>
@@ -2938,20 +3295,21 @@
   </w:style>
   <w:style w:customStyle="1" w:styleId="SectionNumber" w:type="character">
     <w:name w:val="Section Number"/>
-    <w:basedOn w:val="BodyTextChar"/>
+    <w:basedOn w:val="CaptionChar"/>
   </w:style>
   <w:style w:styleId="FootnoteReference" w:type="character">
-    <w:name w:val="Footnote Reference"/>
-    <w:basedOn w:val="BodyTextChar"/>
+    <w:name w:val="footnote reference"/>
+    <w:basedOn w:val="CaptionChar"/>
     <w:rPr>
       <w:vertAlign w:val="superscript"/>
     </w:rPr>
   </w:style>
   <w:style w:styleId="Hyperlink" w:type="character">
     <w:name w:val="Hyperlink"/>
-    <w:basedOn w:val="BodyTextChar"/>
-    <w:rPr>
-      <w:color w:themeColor="accent1" w:val="4F81BD"/>
+    <w:basedOn w:val="CaptionChar"/>
+    <w:uiPriority w:val="99"/>
+    <w:rPr>
+      <w:color w:themeColor="accent1" w:val="156082"/>
     </w:rPr>
   </w:style>
   <w:style w:styleId="TOCHeading" w:type="paragraph">
@@ -2965,274 +3323,365 @@
       <w:spacing w:before="240" w:line="259" w:lineRule="auto"/>
       <w:outlineLvl w:val="9"/>
     </w:pPr>
-    <w:rPr>
-      <w:rFonts w:asciiTheme="majorHAnsi" w:cstheme="majorBidi" w:eastAsiaTheme="majorEastAsia" w:hAnsiTheme="majorHAnsi"/>
-      <w:b w:val="0"/>
-      <w:bCs w:val="0"/>
-      <w:color w:themeColor="accent1" w:themeShade="BF" w:val="365F91"/>
-    </w:rPr>
-  </w:style>
-  <w:style w:type="paragraph" w:customStyle="1" w:styleId="SourceCode">
+  </w:style>
+  <w:style w:customStyle="1" w:styleId="SourceCode" w:type="paragraph">
     <w:name w:val="Source Code"/>
     <w:basedOn w:val="Normal"/>
     <w:link w:val="VerbatimChar"/>
     <w:pPr>
-      <w:wordWrap w:val="off"/>
-      <w:shd w:val="clear" w:fill="f1f3f5"/>
+      <w:shd w:color="auto" w:fill="F1F3F5" w:val="clear"/>
+      <w:wordWrap w:val="0"/>
     </w:pPr>
   </w:style>
-  <w:style w:type="character" w:customStyle="1" w:styleId="KeywordTok">
+  <w:style w:customStyle="1" w:styleId="KeywordTok" w:type="character">
     <w:name w:val="KeywordTok"/>
     <w:basedOn w:val="VerbatimChar"/>
     <w:rPr>
+      <w:rFonts w:ascii="Consolas" w:hAnsi="Consolas"/>
       <w:b/>
-      <w:color w:val="003b4f"/>
-      <w:shd w:val="clear" w:fill="f1f3f5"/>
-    </w:rPr>
-  </w:style>
-  <w:style w:type="character" w:customStyle="1" w:styleId="DataTypeTok">
+      <w:color w:val="003B4F"/>
+      <w:sz w:val="22"/>
+      <w:shd w:color="auto" w:fill="F1F3F5" w:val="clear"/>
+    </w:rPr>
+  </w:style>
+  <w:style w:customStyle="1" w:styleId="DataTypeTok" w:type="character">
     <w:name w:val="DataTypeTok"/>
     <w:basedOn w:val="VerbatimChar"/>
     <w:rPr>
-      <w:color w:val="ad0000"/>
-      <w:shd w:val="clear" w:fill="f1f3f5"/>
-    </w:rPr>
-  </w:style>
-  <w:style w:type="character" w:customStyle="1" w:styleId="DecValTok">
+      <w:rFonts w:ascii="Consolas" w:hAnsi="Consolas"/>
+      <w:color w:val="AD0000"/>
+      <w:sz w:val="22"/>
+      <w:shd w:color="auto" w:fill="F1F3F5" w:val="clear"/>
+    </w:rPr>
+  </w:style>
+  <w:style w:customStyle="1" w:styleId="DecValTok" w:type="character">
     <w:name w:val="DecValTok"/>
     <w:basedOn w:val="VerbatimChar"/>
     <w:rPr>
-      <w:color w:val="ad0000"/>
-      <w:shd w:val="clear" w:fill="f1f3f5"/>
-    </w:rPr>
-  </w:style>
-  <w:style w:type="character" w:customStyle="1" w:styleId="BaseNTok">
+      <w:rFonts w:ascii="Consolas" w:hAnsi="Consolas"/>
+      <w:color w:val="AD0000"/>
+      <w:sz w:val="22"/>
+      <w:shd w:color="auto" w:fill="F1F3F5" w:val="clear"/>
+    </w:rPr>
+  </w:style>
+  <w:style w:customStyle="1" w:styleId="BaseNTok" w:type="character">
     <w:name w:val="BaseNTok"/>
     <w:basedOn w:val="VerbatimChar"/>
     <w:rPr>
-      <w:color w:val="ad0000"/>
-      <w:shd w:val="clear" w:fill="f1f3f5"/>
-    </w:rPr>
-  </w:style>
-  <w:style w:type="character" w:customStyle="1" w:styleId="FloatTok">
+      <w:rFonts w:ascii="Consolas" w:hAnsi="Consolas"/>
+      <w:color w:val="AD0000"/>
+      <w:sz w:val="22"/>
+      <w:shd w:color="auto" w:fill="F1F3F5" w:val="clear"/>
+    </w:rPr>
+  </w:style>
+  <w:style w:customStyle="1" w:styleId="FloatTok" w:type="character">
     <w:name w:val="FloatTok"/>
     <w:basedOn w:val="VerbatimChar"/>
     <w:rPr>
-      <w:color w:val="ad0000"/>
-      <w:shd w:val="clear" w:fill="f1f3f5"/>
-    </w:rPr>
-  </w:style>
-  <w:style w:type="character" w:customStyle="1" w:styleId="ConstantTok">
+      <w:rFonts w:ascii="Consolas" w:hAnsi="Consolas"/>
+      <w:color w:val="AD0000"/>
+      <w:sz w:val="22"/>
+      <w:shd w:color="auto" w:fill="F1F3F5" w:val="clear"/>
+    </w:rPr>
+  </w:style>
+  <w:style w:customStyle="1" w:styleId="ConstantTok" w:type="character">
     <w:name w:val="ConstantTok"/>
     <w:basedOn w:val="VerbatimChar"/>
     <w:rPr>
-      <w:color w:val="8f5902"/>
-      <w:shd w:val="clear" w:fill="f1f3f5"/>
-    </w:rPr>
-  </w:style>
-  <w:style w:type="character" w:customStyle="1" w:styleId="CharTok">
+      <w:rFonts w:ascii="Consolas" w:hAnsi="Consolas"/>
+      <w:color w:val="8F5902"/>
+      <w:sz w:val="22"/>
+      <w:shd w:color="auto" w:fill="F1F3F5" w:val="clear"/>
+    </w:rPr>
+  </w:style>
+  <w:style w:customStyle="1" w:styleId="CharTok" w:type="character">
     <w:name w:val="CharTok"/>
     <w:basedOn w:val="VerbatimChar"/>
     <w:rPr>
-      <w:color w:val="20794d"/>
-      <w:shd w:val="clear" w:fill="f1f3f5"/>
-    </w:rPr>
-  </w:style>
-  <w:style w:type="character" w:customStyle="1" w:styleId="SpecialCharTok">
+      <w:rFonts w:ascii="Consolas" w:hAnsi="Consolas"/>
+      <w:color w:val="20794D"/>
+      <w:sz w:val="22"/>
+      <w:shd w:color="auto" w:fill="F1F3F5" w:val="clear"/>
+    </w:rPr>
+  </w:style>
+  <w:style w:customStyle="1" w:styleId="SpecialCharTok" w:type="character">
     <w:name w:val="SpecialCharTok"/>
     <w:basedOn w:val="VerbatimChar"/>
     <w:rPr>
-      <w:color w:val="5e5e5e"/>
-      <w:shd w:val="clear" w:fill="f1f3f5"/>
-    </w:rPr>
-  </w:style>
-  <w:style w:type="character" w:customStyle="1" w:styleId="StringTok">
+      <w:rFonts w:ascii="Consolas" w:hAnsi="Consolas"/>
+      <w:color w:val="5E5E5E"/>
+      <w:sz w:val="22"/>
+      <w:shd w:color="auto" w:fill="F1F3F5" w:val="clear"/>
+    </w:rPr>
+  </w:style>
+  <w:style w:customStyle="1" w:styleId="StringTok" w:type="character">
     <w:name w:val="StringTok"/>
     <w:basedOn w:val="VerbatimChar"/>
     <w:rPr>
-      <w:color w:val="20794d"/>
-      <w:shd w:val="clear" w:fill="f1f3f5"/>
-    </w:rPr>
-  </w:style>
-  <w:style w:type="character" w:customStyle="1" w:styleId="VerbatimStringTok">
+      <w:rFonts w:ascii="Consolas" w:hAnsi="Consolas"/>
+      <w:color w:val="20794D"/>
+      <w:sz w:val="22"/>
+      <w:shd w:color="auto" w:fill="F1F3F5" w:val="clear"/>
+    </w:rPr>
+  </w:style>
+  <w:style w:customStyle="1" w:styleId="VerbatimStringTok" w:type="character">
     <w:name w:val="VerbatimStringTok"/>
     <w:basedOn w:val="VerbatimChar"/>
     <w:rPr>
-      <w:color w:val="20794d"/>
-      <w:shd w:val="clear" w:fill="f1f3f5"/>
-    </w:rPr>
-  </w:style>
-  <w:style w:type="character" w:customStyle="1" w:styleId="SpecialStringTok">
+      <w:rFonts w:ascii="Consolas" w:hAnsi="Consolas"/>
+      <w:color w:val="20794D"/>
+      <w:sz w:val="22"/>
+      <w:shd w:color="auto" w:fill="F1F3F5" w:val="clear"/>
+    </w:rPr>
+  </w:style>
+  <w:style w:customStyle="1" w:styleId="SpecialStringTok" w:type="character">
     <w:name w:val="SpecialStringTok"/>
     <w:basedOn w:val="VerbatimChar"/>
     <w:rPr>
-      <w:color w:val="20794d"/>
-      <w:shd w:val="clear" w:fill="f1f3f5"/>
-    </w:rPr>
-  </w:style>
-  <w:style w:type="character" w:customStyle="1" w:styleId="ImportTok">
+      <w:rFonts w:ascii="Consolas" w:hAnsi="Consolas"/>
+      <w:color w:val="20794D"/>
+      <w:sz w:val="22"/>
+      <w:shd w:color="auto" w:fill="F1F3F5" w:val="clear"/>
+    </w:rPr>
+  </w:style>
+  <w:style w:customStyle="1" w:styleId="ImportTok" w:type="character">
     <w:name w:val="ImportTok"/>
     <w:basedOn w:val="VerbatimChar"/>
     <w:rPr>
-      <w:color w:val="00769e"/>
-      <w:shd w:val="clear" w:fill="f1f3f5"/>
-    </w:rPr>
-  </w:style>
-  <w:style w:type="character" w:customStyle="1" w:styleId="CommentTok">
+      <w:rFonts w:ascii="Consolas" w:hAnsi="Consolas"/>
+      <w:color w:val="00769E"/>
+      <w:sz w:val="22"/>
+      <w:shd w:color="auto" w:fill="F1F3F5" w:val="clear"/>
+    </w:rPr>
+  </w:style>
+  <w:style w:customStyle="1" w:styleId="CommentTok" w:type="character">
     <w:name w:val="CommentTok"/>
     <w:basedOn w:val="VerbatimChar"/>
     <w:rPr>
-      <w:color w:val="5e5e5e"/>
-      <w:shd w:val="clear" w:fill="f1f3f5"/>
-    </w:rPr>
-  </w:style>
-  <w:style w:type="character" w:customStyle="1" w:styleId="DocumentationTok">
+      <w:rFonts w:ascii="Consolas" w:hAnsi="Consolas"/>
+      <w:color w:val="5E5E5E"/>
+      <w:sz w:val="22"/>
+      <w:shd w:color="auto" w:fill="F1F3F5" w:val="clear"/>
+    </w:rPr>
+  </w:style>
+  <w:style w:customStyle="1" w:styleId="DocumentationTok" w:type="character">
     <w:name w:val="DocumentationTok"/>
     <w:basedOn w:val="VerbatimChar"/>
     <w:rPr>
+      <w:rFonts w:ascii="Consolas" w:hAnsi="Consolas"/>
       <w:i/>
-      <w:color w:val="5e5e5e"/>
-      <w:shd w:val="clear" w:fill="f1f3f5"/>
-    </w:rPr>
-  </w:style>
-  <w:style w:type="character" w:customStyle="1" w:styleId="AnnotationTok">
+      <w:color w:val="5E5E5E"/>
+      <w:sz w:val="22"/>
+      <w:shd w:color="auto" w:fill="F1F3F5" w:val="clear"/>
+    </w:rPr>
+  </w:style>
+  <w:style w:customStyle="1" w:styleId="AnnotationTok" w:type="character">
     <w:name w:val="AnnotationTok"/>
     <w:basedOn w:val="VerbatimChar"/>
     <w:rPr>
-      <w:color w:val="5e5e5e"/>
-      <w:shd w:val="clear" w:fill="f1f3f5"/>
-    </w:rPr>
-  </w:style>
-  <w:style w:type="character" w:customStyle="1" w:styleId="CommentVarTok">
+      <w:rFonts w:ascii="Consolas" w:hAnsi="Consolas"/>
+      <w:color w:val="5E5E5E"/>
+      <w:sz w:val="22"/>
+      <w:shd w:color="auto" w:fill="F1F3F5" w:val="clear"/>
+    </w:rPr>
+  </w:style>
+  <w:style w:customStyle="1" w:styleId="CommentVarTok" w:type="character">
     <w:name w:val="CommentVarTok"/>
     <w:basedOn w:val="VerbatimChar"/>
     <w:rPr>
+      <w:rFonts w:ascii="Consolas" w:hAnsi="Consolas"/>
       <w:i/>
-      <w:color w:val="5e5e5e"/>
-      <w:shd w:val="clear" w:fill="f1f3f5"/>
-    </w:rPr>
-  </w:style>
-  <w:style w:type="character" w:customStyle="1" w:styleId="OtherTok">
+      <w:color w:val="5E5E5E"/>
+      <w:sz w:val="22"/>
+      <w:shd w:color="auto" w:fill="F1F3F5" w:val="clear"/>
+    </w:rPr>
+  </w:style>
+  <w:style w:customStyle="1" w:styleId="OtherTok" w:type="character">
     <w:name w:val="OtherTok"/>
     <w:basedOn w:val="VerbatimChar"/>
     <w:rPr>
-      <w:color w:val="003b4f"/>
-      <w:shd w:val="clear" w:fill="f1f3f5"/>
-    </w:rPr>
-  </w:style>
-  <w:style w:type="character" w:customStyle="1" w:styleId="FunctionTok">
+      <w:rFonts w:ascii="Consolas" w:hAnsi="Consolas"/>
+      <w:color w:val="003B4F"/>
+      <w:sz w:val="22"/>
+      <w:shd w:color="auto" w:fill="F1F3F5" w:val="clear"/>
+    </w:rPr>
+  </w:style>
+  <w:style w:customStyle="1" w:styleId="FunctionTok" w:type="character">
     <w:name w:val="FunctionTok"/>
     <w:basedOn w:val="VerbatimChar"/>
     <w:rPr>
-      <w:color w:val="4758ab"/>
-      <w:shd w:val="clear" w:fill="f1f3f5"/>
-    </w:rPr>
-  </w:style>
-  <w:style w:type="character" w:customStyle="1" w:styleId="VariableTok">
+      <w:rFonts w:ascii="Consolas" w:hAnsi="Consolas"/>
+      <w:color w:val="4758AB"/>
+      <w:sz w:val="22"/>
+      <w:shd w:color="auto" w:fill="F1F3F5" w:val="clear"/>
+    </w:rPr>
+  </w:style>
+  <w:style w:customStyle="1" w:styleId="VariableTok" w:type="character">
     <w:name w:val="VariableTok"/>
     <w:basedOn w:val="VerbatimChar"/>
     <w:rPr>
+      <w:rFonts w:ascii="Consolas" w:hAnsi="Consolas"/>
       <w:color w:val="111111"/>
-      <w:shd w:val="clear" w:fill="f1f3f5"/>
-    </w:rPr>
-  </w:style>
-  <w:style w:type="character" w:customStyle="1" w:styleId="ControlFlowTok">
+      <w:sz w:val="22"/>
+      <w:shd w:color="auto" w:fill="F1F3F5" w:val="clear"/>
+    </w:rPr>
+  </w:style>
+  <w:style w:customStyle="1" w:styleId="ControlFlowTok" w:type="character">
     <w:name w:val="ControlFlowTok"/>
     <w:basedOn w:val="VerbatimChar"/>
     <w:rPr>
+      <w:rFonts w:ascii="Consolas" w:hAnsi="Consolas"/>
       <w:b/>
-      <w:color w:val="003b4f"/>
-      <w:shd w:val="clear" w:fill="f1f3f5"/>
-    </w:rPr>
-  </w:style>
-  <w:style w:type="character" w:customStyle="1" w:styleId="OperatorTok">
+      <w:color w:val="003B4F"/>
+      <w:sz w:val="22"/>
+      <w:shd w:color="auto" w:fill="F1F3F5" w:val="clear"/>
+    </w:rPr>
+  </w:style>
+  <w:style w:customStyle="1" w:styleId="OperatorTok" w:type="character">
     <w:name w:val="OperatorTok"/>
     <w:basedOn w:val="VerbatimChar"/>
     <w:rPr>
-      <w:color w:val="5e5e5e"/>
-      <w:shd w:val="clear" w:fill="f1f3f5"/>
-    </w:rPr>
-  </w:style>
-  <w:style w:type="character" w:customStyle="1" w:styleId="BuiltInTok">
+      <w:rFonts w:ascii="Consolas" w:hAnsi="Consolas"/>
+      <w:color w:val="5E5E5E"/>
+      <w:sz w:val="22"/>
+      <w:shd w:color="auto" w:fill="F1F3F5" w:val="clear"/>
+    </w:rPr>
+  </w:style>
+  <w:style w:customStyle="1" w:styleId="BuiltInTok" w:type="character">
     <w:name w:val="BuiltInTok"/>
     <w:basedOn w:val="VerbatimChar"/>
     <w:rPr>
-      <w:color w:val="003b4f"/>
-      <w:shd w:val="clear" w:fill="f1f3f5"/>
-    </w:rPr>
-  </w:style>
-  <w:style w:type="character" w:customStyle="1" w:styleId="ExtensionTok">
+      <w:rFonts w:ascii="Consolas" w:hAnsi="Consolas"/>
+      <w:color w:val="003B4F"/>
+      <w:sz w:val="22"/>
+      <w:shd w:color="auto" w:fill="F1F3F5" w:val="clear"/>
+    </w:rPr>
+  </w:style>
+  <w:style w:customStyle="1" w:styleId="ExtensionTok" w:type="character">
     <w:name w:val="ExtensionTok"/>
     <w:basedOn w:val="VerbatimChar"/>
     <w:rPr>
-      <w:color w:val="003b4f"/>
-      <w:shd w:val="clear" w:fill="f1f3f5"/>
-    </w:rPr>
-  </w:style>
-  <w:style w:type="character" w:customStyle="1" w:styleId="PreprocessorTok">
+      <w:rFonts w:ascii="Consolas" w:hAnsi="Consolas"/>
+      <w:color w:val="003B4F"/>
+      <w:sz w:val="22"/>
+      <w:shd w:color="auto" w:fill="F1F3F5" w:val="clear"/>
+    </w:rPr>
+  </w:style>
+  <w:style w:customStyle="1" w:styleId="PreprocessorTok" w:type="character">
     <w:name w:val="PreprocessorTok"/>
     <w:basedOn w:val="VerbatimChar"/>
     <w:rPr>
-      <w:color w:val="ad0000"/>
-      <w:shd w:val="clear" w:fill="f1f3f5"/>
-    </w:rPr>
-  </w:style>
-  <w:style w:type="character" w:customStyle="1" w:styleId="AttributeTok">
+      <w:rFonts w:ascii="Consolas" w:hAnsi="Consolas"/>
+      <w:color w:val="AD0000"/>
+      <w:sz w:val="22"/>
+      <w:shd w:color="auto" w:fill="F1F3F5" w:val="clear"/>
+    </w:rPr>
+  </w:style>
+  <w:style w:customStyle="1" w:styleId="AttributeTok" w:type="character">
     <w:name w:val="AttributeTok"/>
     <w:basedOn w:val="VerbatimChar"/>
     <w:rPr>
+      <w:rFonts w:ascii="Consolas" w:hAnsi="Consolas"/>
       <w:color w:val="657422"/>
-      <w:shd w:val="clear" w:fill="f1f3f5"/>
-    </w:rPr>
-  </w:style>
-  <w:style w:type="character" w:customStyle="1" w:styleId="RegionMarkerTok">
+      <w:sz w:val="22"/>
+      <w:shd w:color="auto" w:fill="F1F3F5" w:val="clear"/>
+    </w:rPr>
+  </w:style>
+  <w:style w:customStyle="1" w:styleId="RegionMarkerTok" w:type="character">
     <w:name w:val="RegionMarkerTok"/>
     <w:basedOn w:val="VerbatimChar"/>
     <w:rPr>
-      <w:color w:val="003b4f"/>
-      <w:shd w:val="clear" w:fill="f1f3f5"/>
-    </w:rPr>
-  </w:style>
-  <w:style w:type="character" w:customStyle="1" w:styleId="InformationTok">
+      <w:rFonts w:ascii="Consolas" w:hAnsi="Consolas"/>
+      <w:color w:val="003B4F"/>
+      <w:sz w:val="22"/>
+      <w:shd w:color="auto" w:fill="F1F3F5" w:val="clear"/>
+    </w:rPr>
+  </w:style>
+  <w:style w:customStyle="1" w:styleId="InformationTok" w:type="character">
     <w:name w:val="InformationTok"/>
     <w:basedOn w:val="VerbatimChar"/>
     <w:rPr>
-      <w:color w:val="5e5e5e"/>
-      <w:shd w:val="clear" w:fill="f1f3f5"/>
-    </w:rPr>
-  </w:style>
-  <w:style w:type="character" w:customStyle="1" w:styleId="WarningTok">
+      <w:rFonts w:ascii="Consolas" w:hAnsi="Consolas"/>
+      <w:color w:val="5E5E5E"/>
+      <w:sz w:val="22"/>
+      <w:shd w:color="auto" w:fill="F1F3F5" w:val="clear"/>
+    </w:rPr>
+  </w:style>
+  <w:style w:customStyle="1" w:styleId="WarningTok" w:type="character">
     <w:name w:val="WarningTok"/>
     <w:basedOn w:val="VerbatimChar"/>
     <w:rPr>
+      <w:rFonts w:ascii="Consolas" w:hAnsi="Consolas"/>
       <w:i/>
-      <w:color w:val="5e5e5e"/>
-      <w:shd w:val="clear" w:fill="f1f3f5"/>
-    </w:rPr>
-  </w:style>
-  <w:style w:type="character" w:customStyle="1" w:styleId="AlertTok">
+      <w:color w:val="5E5E5E"/>
+      <w:sz w:val="22"/>
+      <w:shd w:color="auto" w:fill="F1F3F5" w:val="clear"/>
+    </w:rPr>
+  </w:style>
+  <w:style w:customStyle="1" w:styleId="AlertTok" w:type="character">
     <w:name w:val="AlertTok"/>
     <w:basedOn w:val="VerbatimChar"/>
     <w:rPr>
-      <w:color w:val="ad0000"/>
-      <w:shd w:val="clear" w:fill="f1f3f5"/>
-    </w:rPr>
-  </w:style>
-  <w:style w:type="character" w:customStyle="1" w:styleId="ErrorTok">
+      <w:rFonts w:ascii="Consolas" w:hAnsi="Consolas"/>
+      <w:color w:val="AD0000"/>
+      <w:sz w:val="22"/>
+      <w:shd w:color="auto" w:fill="F1F3F5" w:val="clear"/>
+    </w:rPr>
+  </w:style>
+  <w:style w:customStyle="1" w:styleId="ErrorTok" w:type="character">
     <w:name w:val="ErrorTok"/>
     <w:basedOn w:val="VerbatimChar"/>
     <w:rPr>
-      <w:color w:val="ad0000"/>
-      <w:shd w:val="clear" w:fill="f1f3f5"/>
-    </w:rPr>
-  </w:style>
-  <w:style w:type="character" w:customStyle="1" w:styleId="NormalTok">
+      <w:rFonts w:ascii="Consolas" w:hAnsi="Consolas"/>
+      <w:color w:val="AD0000"/>
+      <w:sz w:val="22"/>
+      <w:shd w:color="auto" w:fill="F1F3F5" w:val="clear"/>
+    </w:rPr>
+  </w:style>
+  <w:style w:customStyle="1" w:styleId="NormalTok" w:type="character">
     <w:name w:val="NormalTok"/>
     <w:basedOn w:val="VerbatimChar"/>
     <w:rPr>
-      <w:color w:val="003b4f"/>
-      <w:shd w:val="clear" w:fill="f1f3f5"/>
-    </w:rPr>
+      <w:rFonts w:ascii="Consolas" w:hAnsi="Consolas"/>
+      <w:color w:val="003B4F"/>
+      <w:sz w:val="22"/>
+      <w:shd w:color="auto" w:fill="F1F3F5" w:val="clear"/>
+    </w:rPr>
+  </w:style>
+  <w:style w:styleId="TOC1" w:type="paragraph">
+    <w:name w:val="toc 1"/>
+    <w:basedOn w:val="Normal"/>
+    <w:next w:val="Normal"/>
+    <w:autoRedefine/>
+    <w:uiPriority w:val="39"/>
+    <w:rsid w:val="00177ED0"/>
+    <w:pPr>
+      <w:spacing w:after="100"/>
+    </w:pPr>
+  </w:style>
+  <w:style w:styleId="TOC2" w:type="paragraph">
+    <w:name w:val="toc 2"/>
+    <w:basedOn w:val="Normal"/>
+    <w:next w:val="Normal"/>
+    <w:autoRedefine/>
+    <w:uiPriority w:val="39"/>
+    <w:rsid w:val="00177ED0"/>
+    <w:pPr>
+      <w:spacing w:after="100"/>
+      <w:ind w:left="240"/>
+    </w:pPr>
+  </w:style>
+  <w:style w:styleId="TOC3" w:type="paragraph">
+    <w:name w:val="toc 3"/>
+    <w:basedOn w:val="Normal"/>
+    <w:next w:val="Normal"/>
+    <w:autoRedefine/>
+    <w:uiPriority w:val="39"/>
+    <w:rsid w:val="00177ED0"/>
+    <w:pPr>
+      <w:spacing w:after="100"/>
+      <w:ind w:left="480"/>
+    </w:pPr>
   </w:style>
 </w:styles>
 </file>

--- a/excel/excel-one-variable-numerical.docx
+++ b/excel/excel-one-variable-numerical.docx
@@ -1563,7 +1563,7 @@
             <w:r>
               <w:drawing>
                 <wp:inline>
-                  <wp:extent cx="4620126" cy="1848050"/>
+                  <wp:extent cx="4620126" cy="5544151"/>
                   <wp:effectExtent b="0" l="0" r="0" t="0"/>
                   <wp:docPr descr="" title="" id="29" name="Picture"/>
                   <a:graphic>
@@ -1584,7 +1584,7 @@
                         <pic:spPr bwMode="auto">
                           <a:xfrm>
                             <a:off x="0" y="0"/>
-                            <a:ext cx="4620126" cy="1848050"/>
+                            <a:ext cx="4620126" cy="5544151"/>
                           </a:xfrm>
                           <a:prstGeom prst="rect">
                             <a:avLst/>
@@ -1843,14 +1843,19 @@
     <w:tbl>
       <w:tblPr>
         <w:tblStyle w:val="Table"/>
-        <w:tblW w:type="auto" w:w="0"/>
+        <w:tblW w:type="pct" w:w="5000"/>
+        <w:tblLayout w:type="fixed"/>
         <w:tblLook w:firstRow="1" w:lastRow="0" w:firstColumn="0" w:lastColumn="0" w:noHBand="0" w:noVBand="0" w:val="0020"/>
       </w:tblPr>
       <w:tblGrid>
-        <w:gridCol w:w="1980"/>
-        <w:gridCol w:w="1980"/>
-        <w:gridCol w:w="1980"/>
-        <w:gridCol w:w="1980"/>
+        <w:gridCol w:w="810"/>
+        <w:gridCol w:w="900"/>
+        <w:gridCol w:w="900"/>
+        <w:gridCol w:w="900"/>
+        <w:gridCol w:w="810"/>
+        <w:gridCol w:w="900"/>
+        <w:gridCol w:w="1620"/>
+        <w:gridCol w:w="1080"/>
       </w:tblGrid>
       <w:tr>
         <w:trPr>
@@ -1877,6 +1882,54 @@
             </w:pPr>
             <w:r>
               <w:t xml:space="preserve">statistic</w:t>
+            </w:r>
+          </w:p>
+        </w:tc>
+        <w:tc>
+          <w:tcPr/>
+          <w:p>
+            <w:pPr>
+              <w:pStyle w:val="Compact"/>
+              <w:jc w:val="right"/>
+            </w:pPr>
+            <w:r>
+              <w:t xml:space="preserve">p.value</w:t>
+            </w:r>
+          </w:p>
+        </w:tc>
+        <w:tc>
+          <w:tcPr/>
+          <w:p>
+            <w:pPr>
+              <w:pStyle w:val="Compact"/>
+              <w:jc w:val="right"/>
+            </w:pPr>
+            <w:r>
+              <w:t xml:space="preserve">parameter</w:t>
+            </w:r>
+          </w:p>
+        </w:tc>
+        <w:tc>
+          <w:tcPr/>
+          <w:p>
+            <w:pPr>
+              <w:pStyle w:val="Compact"/>
+              <w:jc w:val="right"/>
+            </w:pPr>
+            <w:r>
+              <w:t xml:space="preserve">conf.low</w:t>
+            </w:r>
+          </w:p>
+        </w:tc>
+        <w:tc>
+          <w:tcPr/>
+          <w:p>
+            <w:pPr>
+              <w:pStyle w:val="Compact"/>
+              <w:jc w:val="right"/>
+            </w:pPr>
+            <w:r>
+              <w:t xml:space="preserve">conf.high</w:t>
             </w:r>
           </w:p>
         </w:tc>
@@ -1935,6 +1988,54 @@
           <w:p>
             <w:pPr>
               <w:pStyle w:val="Compact"/>
+              <w:jc w:val="right"/>
+            </w:pPr>
+            <w:r>
+              <w:t xml:space="preserve">0.0178331</w:t>
+            </w:r>
+          </w:p>
+        </w:tc>
+        <w:tc>
+          <w:tcPr/>
+          <w:p>
+            <w:pPr>
+              <w:pStyle w:val="Compact"/>
+              <w:jc w:val="right"/>
+            </w:pPr>
+            <w:r>
+              <w:t xml:space="preserve">149</w:t>
+            </w:r>
+          </w:p>
+        </w:tc>
+        <w:tc>
+          <w:tcPr/>
+          <w:p>
+            <w:pPr>
+              <w:pStyle w:val="Compact"/>
+              <w:jc w:val="right"/>
+            </w:pPr>
+            <w:r>
+              <w:t xml:space="preserve">5.731427</w:t>
+            </w:r>
+          </w:p>
+        </w:tc>
+        <w:tc>
+          <w:tcPr/>
+          <w:p>
+            <w:pPr>
+              <w:pStyle w:val="Compact"/>
+              <w:jc w:val="right"/>
+            </w:pPr>
+            <w:r>
+              <w:t xml:space="preserve">Inf</w:t>
+            </w:r>
+          </w:p>
+        </w:tc>
+        <w:tc>
+          <w:tcPr/>
+          <w:p>
+            <w:pPr>
+              <w:pStyle w:val="Compact"/>
               <w:jc w:val="left"/>
             </w:pPr>
             <w:r>
@@ -1989,11 +2090,7 @@
     </w:p>
     <w:bookmarkEnd w:id="35"/>
     <w:bookmarkEnd w:id="36"/>
-    <w:sectPr>
-      <w:pgSz w:h="15840" w:w="12240"/>
-      <w:pgMar w:bottom="1440" w:footer="720" w:gutter="0" w:header="720" w:left="1440" w:right="1440" w:top="1440"/>
-      <w:cols w:space="720"/>
-    </w:sectPr>
+    <w:sectPr/>
   </w:body>
 </w:document>
 </file>
@@ -2022,188 +2119,7 @@
 </file>
 
 <file path=word/numbering.xml><?xml version="1.0" encoding="utf-8"?>
-<w:numbering xmlns:aink="http://schemas.microsoft.com/office/drawing/2016/ink" xmlns:am3d="http://schemas.microsoft.com/office/drawing/2017/model3d" xmlns:cx="http://schemas.microsoft.com/office/drawing/2014/chartex" xmlns:cx1="http://schemas.microsoft.com/office/drawing/2015/9/8/chartex" xmlns:cx2="http://schemas.microsoft.com/office/drawing/2015/10/21/chartex" xmlns:cx3="http://schemas.microsoft.com/office/drawing/2016/5/9/chartex" xmlns:cx4="http://schemas.microsoft.com/office/drawing/2016/5/10/chartex" xmlns:cx5="http://schemas.microsoft.com/office/drawing/2016/5/11/chartex" xmlns:cx6="http://schemas.microsoft.com/office/drawing/2016/5/12/chartex" xmlns:cx7="http://schemas.microsoft.com/office/drawing/2016/5/13/chartex" xmlns:cx8="http://schemas.microsoft.com/office/drawing/2016/5/14/chartex" xmlns:m="http://schemas.openxmlformats.org/officeDocument/2006/math" xmlns:mc="http://schemas.openxmlformats.org/markup-compatibility/2006" xmlns:o="urn:schemas-microsoft-com:office:office" xmlns:oel="http://schemas.microsoft.com/office/2019/extlst" xmlns:r="http://schemas.openxmlformats.org/officeDocument/2006/relationships" xmlns:v="urn:schemas-microsoft-com:vml" xmlns:w="http://schemas.openxmlformats.org/wordprocessingml/2006/main" xmlns:w10="urn:schemas-microsoft-com:office:word" xmlns:w14="http://schemas.microsoft.com/office/word/2010/wordml" xmlns:w15="http://schemas.microsoft.com/office/word/2012/wordml" xmlns:w16="http://schemas.microsoft.com/office/word/2018/wordml" xmlns:w16cex="http://schemas.microsoft.com/office/word/2018/wordml/cex" xmlns:w16cid="http://schemas.microsoft.com/office/word/2016/wordml/cid" xmlns:w16du="http://schemas.microsoft.com/office/word/2023/wordml/word16du" xmlns:w16sdtdh="http://schemas.microsoft.com/office/word/2020/wordml/sdtdatahash" xmlns:w16se="http://schemas.microsoft.com/office/word/2015/wordml/symex" xmlns:wne="http://schemas.microsoft.com/office/word/2006/wordml" xmlns:wp="http://schemas.openxmlformats.org/drawingml/2006/wordprocessingDrawing" xmlns:wp14="http://schemas.microsoft.com/office/word/2010/wordprocessingDrawing" xmlns:wpc="http://schemas.microsoft.com/office/word/2010/wordprocessingCanvas" xmlns:wpg="http://schemas.microsoft.com/office/word/2010/wordprocessingGroup" xmlns:wpi="http://schemas.microsoft.com/office/word/2010/wordprocessingInk" xmlns:wps="http://schemas.microsoft.com/office/word/2010/wordprocessingShape" mc:Ignorable="w14 w15 w16se w16cid w16 w16cex w16sdtdh w16du wp14">
-  <w:abstractNum w15:restartNumberingAfterBreak="0" w:abstractNumId="0">
-    <w:nsid w:val="0000A990"/>
-    <w:multiLevelType w:val="multilevel"/>
-    <w:tmpl w:val="499EBE52"/>
-    <w:lvl w:ilvl="0">
-      <w:numFmt w:val="bullet"/>
-      <w:lvlText w:val=" "/>
-      <w:lvlJc w:val="left"/>
-      <w:pPr>
-        <w:ind w:hanging="360" w:left="720"/>
-      </w:pPr>
-    </w:lvl>
-    <w:lvl w:ilvl="1">
-      <w:numFmt w:val="bullet"/>
-      <w:lvlText w:val=" "/>
-      <w:lvlJc w:val="left"/>
-      <w:pPr>
-        <w:ind w:hanging="360" w:left="1440"/>
-      </w:pPr>
-    </w:lvl>
-    <w:lvl w:ilvl="2">
-      <w:numFmt w:val="bullet"/>
-      <w:lvlText w:val=" "/>
-      <w:lvlJc w:val="left"/>
-      <w:pPr>
-        <w:ind w:hanging="360" w:left="2160"/>
-      </w:pPr>
-    </w:lvl>
-    <w:lvl w:ilvl="3">
-      <w:numFmt w:val="bullet"/>
-      <w:lvlText w:val=" "/>
-      <w:lvlJc w:val="left"/>
-      <w:pPr>
-        <w:ind w:hanging="360" w:left="2880"/>
-      </w:pPr>
-    </w:lvl>
-    <w:lvl w:ilvl="4">
-      <w:numFmt w:val="bullet"/>
-      <w:lvlText w:val=" "/>
-      <w:lvlJc w:val="left"/>
-      <w:pPr>
-        <w:ind w:hanging="360" w:left="3600"/>
-      </w:pPr>
-    </w:lvl>
-    <w:lvl w:ilvl="5">
-      <w:numFmt w:val="bullet"/>
-      <w:lvlText w:val=" "/>
-      <w:lvlJc w:val="left"/>
-      <w:pPr>
-        <w:ind w:hanging="360" w:left="4320"/>
-      </w:pPr>
-    </w:lvl>
-    <w:lvl w:ilvl="6">
-      <w:numFmt w:val="bullet"/>
-      <w:lvlText w:val=" "/>
-      <w:lvlJc w:val="left"/>
-      <w:pPr>
-        <w:ind w:hanging="360" w:left="5040"/>
-      </w:pPr>
-    </w:lvl>
-    <w:lvl w:ilvl="7">
-      <w:numFmt w:val="bullet"/>
-      <w:lvlText w:val=" "/>
-      <w:lvlJc w:val="left"/>
-      <w:pPr>
-        <w:ind w:hanging="360" w:left="5760"/>
-      </w:pPr>
-    </w:lvl>
-    <w:lvl w:ilvl="8">
-      <w:numFmt w:val="bullet"/>
-      <w:lvlText w:val=" "/>
-      <w:lvlJc w:val="left"/>
-      <w:pPr>
-        <w:ind w:hanging="360" w:left="6480"/>
-      </w:pPr>
-    </w:lvl>
-  </w:abstractNum>
-  <w:abstractNum w15:restartNumberingAfterBreak="0" w:abstractNumId="1">
-    <w:nsid w:val="0000A991"/>
-    <w:multiLevelType w:val="multilevel"/>
-    <w:tmpl w:val="43E2B224"/>
-    <w:lvl w:ilvl="0">
-      <w:numFmt w:val="bullet"/>
-      <w:lvlText w:val=""/>
-      <w:lvlJc w:val="left"/>
-      <w:pPr>
-        <w:ind w:hanging="360" w:left="720"/>
-      </w:pPr>
-      <w:rPr>
-        <w:rFonts w:ascii="Symbol" w:cs="Symbol" w:hAnsi="Symbol" w:hint="default"/>
-      </w:rPr>
-    </w:lvl>
-    <w:lvl w:ilvl="1">
-      <w:numFmt w:val="bullet"/>
-      <w:lvlText w:val="o"/>
-      <w:lvlJc w:val="left"/>
-      <w:pPr>
-        <w:ind w:hanging="360" w:left="1440"/>
-      </w:pPr>
-      <w:rPr>
-        <w:rFonts w:ascii="Courier New" w:cs="Courier New" w:hAnsi="Courier New" w:hint="default"/>
-      </w:rPr>
-    </w:lvl>
-    <w:lvl w:ilvl="2">
-      <w:numFmt w:val="bullet"/>
-      <w:lvlText w:val=""/>
-      <w:lvlJc w:val="left"/>
-      <w:pPr>
-        <w:ind w:hanging="360" w:left="2160"/>
-      </w:pPr>
-      <w:rPr>
-        <w:rFonts w:ascii="Wingdings" w:cs="Wingdings" w:hAnsi="Wingdings" w:hint="default"/>
-      </w:rPr>
-    </w:lvl>
-    <w:lvl w:ilvl="3">
-      <w:numFmt w:val="bullet"/>
-      <w:lvlText w:val=""/>
-      <w:lvlJc w:val="left"/>
-      <w:pPr>
-        <w:ind w:hanging="360" w:left="2880"/>
-      </w:pPr>
-      <w:rPr>
-        <w:rFonts w:ascii="Symbol" w:cs="Symbol" w:hAnsi="Symbol" w:hint="default"/>
-      </w:rPr>
-    </w:lvl>
-    <w:lvl w:ilvl="4">
-      <w:numFmt w:val="bullet"/>
-      <w:lvlText w:val="o"/>
-      <w:lvlJc w:val="left"/>
-      <w:pPr>
-        <w:ind w:hanging="360" w:left="3600"/>
-      </w:pPr>
-      <w:rPr>
-        <w:rFonts w:ascii="Courier New" w:cs="Courier New" w:hAnsi="Courier New" w:hint="default"/>
-      </w:rPr>
-    </w:lvl>
-    <w:lvl w:ilvl="5">
-      <w:numFmt w:val="bullet"/>
-      <w:lvlText w:val=""/>
-      <w:lvlJc w:val="left"/>
-      <w:pPr>
-        <w:ind w:hanging="360" w:left="4320"/>
-      </w:pPr>
-      <w:rPr>
-        <w:rFonts w:ascii="Wingdings" w:cs="Wingdings" w:hAnsi="Wingdings" w:hint="default"/>
-      </w:rPr>
-    </w:lvl>
-    <w:lvl w:ilvl="6">
-      <w:numFmt w:val="bullet"/>
-      <w:lvlText w:val=""/>
-      <w:lvlJc w:val="left"/>
-      <w:pPr>
-        <w:ind w:hanging="360" w:left="5040"/>
-      </w:pPr>
-      <w:rPr>
-        <w:rFonts w:ascii="Symbol" w:cs="Symbol" w:hAnsi="Symbol" w:hint="default"/>
-      </w:rPr>
-    </w:lvl>
-    <w:lvl w:ilvl="7">
-      <w:numFmt w:val="bullet"/>
-      <w:lvlText w:val="o"/>
-      <w:lvlJc w:val="left"/>
-      <w:pPr>
-        <w:ind w:hanging="360" w:left="5760"/>
-      </w:pPr>
-      <w:rPr>
-        <w:rFonts w:ascii="Courier New" w:cs="Courier New" w:hAnsi="Courier New" w:hint="default"/>
-      </w:rPr>
-    </w:lvl>
-    <w:lvl w:ilvl="8">
-      <w:numFmt w:val="bullet"/>
-      <w:lvlText w:val=""/>
-      <w:lvlJc w:val="left"/>
-      <w:pPr>
-        <w:ind w:hanging="360" w:left="6480"/>
-      </w:pPr>
-      <w:rPr>
-        <w:rFonts w:ascii="Wingdings" w:cs="Wingdings" w:hAnsi="Wingdings" w:hint="default"/>
-      </w:rPr>
-    </w:lvl>
-  </w:abstractNum>
+<w:numbering xmlns:w="http://schemas.openxmlformats.org/wordprocessingml/2006/main">
   <w:abstractNum w:abstractNumId="990">
     <w:nsid w:val="0000A990"/>
     <w:multiLevelType w:val="multilevel"/>
@@ -2383,15 +2299,6 @@
       </w:rPr>
     </w:lvl>
   </w:abstractNum>
-  <w:num w16cid:durableId="1140608718" w:numId="1">
-    <w:abstractNumId w:val="0"/>
-  </w:num>
-  <w:num w16cid:durableId="1918515188" w:numId="2">
-    <w:abstractNumId w:val="1"/>
-  </w:num>
-  <w:num w16cid:durableId="1620574564" w:numId="3">
-    <w:abstractNumId w:val="1"/>
-  </w:num>
   <w:num w:numId="1000">
     <w:abstractNumId w:val="990"/>
   </w:num>
@@ -2405,7 +2312,7 @@
 </file>
 
 <file path=word/styles.xml><?xml version="1.0" encoding="utf-8"?>
-<w:styles xmlns:mc="http://schemas.openxmlformats.org/markup-compatibility/2006" xmlns:r="http://schemas.openxmlformats.org/officeDocument/2006/relationships" xmlns:w="http://schemas.openxmlformats.org/wordprocessingml/2006/main" xmlns:w14="http://schemas.microsoft.com/office/word/2010/wordml" xmlns:w15="http://schemas.microsoft.com/office/word/2012/wordml" xmlns:w16="http://schemas.microsoft.com/office/word/2018/wordml" xmlns:w16cex="http://schemas.microsoft.com/office/word/2018/wordml/cex" xmlns:w16cid="http://schemas.microsoft.com/office/word/2016/wordml/cid" xmlns:w16du="http://schemas.microsoft.com/office/word/2023/wordml/word16du" xmlns:w16sdtdh="http://schemas.microsoft.com/office/word/2020/wordml/sdtdatahash" xmlns:w16se="http://schemas.microsoft.com/office/word/2015/wordml/symex" mc:Ignorable="w14 w15 w16se w16cid w16 w16cex w16sdtdh w16du">
+<w:styles xmlns:r="http://schemas.openxmlformats.org/officeDocument/2006/relationships" xmlns:w="http://schemas.openxmlformats.org/wordprocessingml/2006/main">
   <w:docDefaults>
     <w:rPrDefault>
       <w:rPr>
@@ -2421,257 +2328,164 @@
       </w:pPr>
     </w:pPrDefault>
   </w:docDefaults>
-  <w:latentStyles w:count="376" w:defLockedState="0" w:defQFormat="0" w:defSemiHidden="0" w:defUIPriority="0" w:defUnhideWhenUsed="0">
-    <w:lsdException w:name="toc 1" w:uiPriority="39"/>
-    <w:lsdException w:name="toc 2" w:uiPriority="39"/>
-    <w:lsdException w:name="toc 3" w:uiPriority="39"/>
-    <w:lsdException w:name="Hyperlink" w:uiPriority="99"/>
-    <w:lsdException w:name="Normal Table" w:semiHidden="1" w:unhideWhenUsed="1"/>
-    <w:lsdException w:name="Table Simple 1" w:semiHidden="1" w:unhideWhenUsed="1"/>
-    <w:lsdException w:name="Table Simple 2" w:semiHidden="1" w:unhideWhenUsed="1"/>
-    <w:lsdException w:name="Table Simple 3" w:semiHidden="1" w:unhideWhenUsed="1"/>
-    <w:lsdException w:name="Table Classic 1" w:semiHidden="1" w:unhideWhenUsed="1"/>
-    <w:lsdException w:name="Table Classic 2" w:semiHidden="1" w:unhideWhenUsed="1"/>
-    <w:lsdException w:name="Table Classic 3" w:semiHidden="1" w:unhideWhenUsed="1"/>
-    <w:lsdException w:name="Table Classic 4" w:semiHidden="1" w:unhideWhenUsed="1"/>
-    <w:lsdException w:name="Table Colorful 1" w:semiHidden="1" w:unhideWhenUsed="1"/>
-    <w:lsdException w:name="Table Colorful 2" w:semiHidden="1" w:unhideWhenUsed="1"/>
-    <w:lsdException w:name="Table Colorful 3" w:semiHidden="1" w:unhideWhenUsed="1"/>
-    <w:lsdException w:name="Table Columns 1" w:semiHidden="1" w:unhideWhenUsed="1"/>
-    <w:lsdException w:name="Table Columns 2" w:semiHidden="1" w:unhideWhenUsed="1"/>
-    <w:lsdException w:name="Table Columns 3" w:semiHidden="1" w:unhideWhenUsed="1"/>
-    <w:lsdException w:name="Table Columns 4" w:semiHidden="1" w:unhideWhenUsed="1"/>
-    <w:lsdException w:name="Table Columns 5" w:semiHidden="1" w:unhideWhenUsed="1"/>
-    <w:lsdException w:name="Table Grid 1" w:semiHidden="1" w:unhideWhenUsed="1"/>
-    <w:lsdException w:name="Table Grid 2" w:semiHidden="1" w:unhideWhenUsed="1"/>
-    <w:lsdException w:name="Table Grid 3" w:semiHidden="1" w:unhideWhenUsed="1"/>
-    <w:lsdException w:name="Table Grid 4" w:semiHidden="1" w:unhideWhenUsed="1"/>
-    <w:lsdException w:name="Table Grid 5" w:semiHidden="1" w:unhideWhenUsed="1"/>
-    <w:lsdException w:name="Table Grid 6" w:semiHidden="1" w:unhideWhenUsed="1"/>
-    <w:lsdException w:name="Table Grid 7" w:semiHidden="1" w:unhideWhenUsed="1"/>
-    <w:lsdException w:name="Table Grid 8" w:semiHidden="1" w:unhideWhenUsed="1"/>
-    <w:lsdException w:name="Table List 1" w:semiHidden="1" w:unhideWhenUsed="1"/>
-    <w:lsdException w:name="Table List 2" w:semiHidden="1" w:unhideWhenUsed="1"/>
-    <w:lsdException w:name="Table List 3" w:semiHidden="1" w:unhideWhenUsed="1"/>
-    <w:lsdException w:name="Table List 4" w:semiHidden="1" w:unhideWhenUsed="1"/>
-    <w:lsdException w:name="Table List 5" w:semiHidden="1" w:unhideWhenUsed="1"/>
-    <w:lsdException w:name="Table List 6" w:semiHidden="1" w:unhideWhenUsed="1"/>
-    <w:lsdException w:name="Table List 7" w:semiHidden="1" w:unhideWhenUsed="1"/>
-    <w:lsdException w:name="Table List 8" w:semiHidden="1" w:unhideWhenUsed="1"/>
-    <w:lsdException w:name="Table 3D effects 1" w:semiHidden="1" w:unhideWhenUsed="1"/>
-    <w:lsdException w:name="Table 3D effects 2" w:semiHidden="1" w:unhideWhenUsed="1"/>
-    <w:lsdException w:name="Table 3D effects 3" w:semiHidden="1" w:unhideWhenUsed="1"/>
-    <w:lsdException w:name="Table Contemporary" w:semiHidden="1" w:unhideWhenUsed="1"/>
-    <w:lsdException w:name="Table Elegant" w:semiHidden="1" w:unhideWhenUsed="1"/>
-    <w:lsdException w:name="Table Professional" w:semiHidden="1" w:unhideWhenUsed="1"/>
-    <w:lsdException w:name="Table Subtle 1" w:semiHidden="1" w:unhideWhenUsed="1"/>
-    <w:lsdException w:name="Table Subtle 2" w:semiHidden="1" w:unhideWhenUsed="1"/>
-    <w:lsdException w:name="Table Web 1" w:semiHidden="1" w:unhideWhenUsed="1"/>
-    <w:lsdException w:name="Table Web 2" w:semiHidden="1" w:unhideWhenUsed="1"/>
-    <w:lsdException w:name="Table Web 3" w:semiHidden="1" w:unhideWhenUsed="1"/>
-    <w:lsdException w:name="Table Theme" w:semiHidden="1" w:unhideWhenUsed="1"/>
-    <w:lsdException w:name="Light Shading"/>
-    <w:lsdException w:name="Light List"/>
-    <w:lsdException w:name="Light Grid"/>
-    <w:lsdException w:name="Medium Shading 1"/>
-    <w:lsdException w:name="Medium Shading 2"/>
-    <w:lsdException w:name="Medium List 1"/>
-    <w:lsdException w:name="Medium List 2"/>
-    <w:lsdException w:name="Medium Grid 1"/>
-    <w:lsdException w:name="Medium Grid 2"/>
-    <w:lsdException w:name="Medium Grid 3"/>
-    <w:lsdException w:name="Dark List"/>
-    <w:lsdException w:name="Colorful Shading"/>
-    <w:lsdException w:name="Colorful List"/>
-    <w:lsdException w:name="Colorful Grid"/>
-    <w:lsdException w:name="Light Shading Accent 1"/>
-    <w:lsdException w:name="Light List Accent 1"/>
-    <w:lsdException w:name="Light Grid Accent 1"/>
-    <w:lsdException w:name="Medium Shading 1 Accent 1"/>
-    <w:lsdException w:name="Medium Shading 2 Accent 1"/>
-    <w:lsdException w:name="Medium List 1 Accent 1"/>
-    <w:lsdException w:name="Medium List 2 Accent 1"/>
-    <w:lsdException w:name="Medium Grid 1 Accent 1"/>
-    <w:lsdException w:name="Medium Grid 2 Accent 1"/>
-    <w:lsdException w:name="Medium Grid 3 Accent 1"/>
-    <w:lsdException w:name="Dark List Accent 1"/>
-    <w:lsdException w:name="Colorful Shading Accent 1"/>
-    <w:lsdException w:name="Colorful List Accent 1"/>
-    <w:lsdException w:name="Colorful Grid Accent 1"/>
-    <w:lsdException w:name="Light Shading Accent 2"/>
-    <w:lsdException w:name="Light List Accent 2"/>
-    <w:lsdException w:name="Light Grid Accent 2"/>
-    <w:lsdException w:name="Medium Shading 1 Accent 2"/>
-    <w:lsdException w:name="Medium Shading 2 Accent 2"/>
-    <w:lsdException w:name="Medium List 1 Accent 2"/>
-    <w:lsdException w:name="Medium List 2 Accent 2"/>
-    <w:lsdException w:name="Medium Grid 1 Accent 2"/>
-    <w:lsdException w:name="Medium Grid 2 Accent 2"/>
-    <w:lsdException w:name="Medium Grid 3 Accent 2"/>
-    <w:lsdException w:name="Dark List Accent 2"/>
-    <w:lsdException w:name="Colorful Shading Accent 2"/>
-    <w:lsdException w:name="Colorful List Accent 2"/>
-    <w:lsdException w:name="Colorful Grid Accent 2"/>
-    <w:lsdException w:name="Light Shading Accent 3"/>
-    <w:lsdException w:name="Light List Accent 3"/>
-    <w:lsdException w:name="Light Grid Accent 3"/>
-    <w:lsdException w:name="Medium Shading 1 Accent 3"/>
-    <w:lsdException w:name="Medium Shading 2 Accent 3"/>
-    <w:lsdException w:name="Medium List 1 Accent 3"/>
-    <w:lsdException w:name="Medium List 2 Accent 3"/>
-    <w:lsdException w:name="Medium Grid 1 Accent 3"/>
-    <w:lsdException w:name="Medium Grid 2 Accent 3"/>
-    <w:lsdException w:name="Medium Grid 3 Accent 3"/>
-    <w:lsdException w:name="Dark List Accent 3"/>
-    <w:lsdException w:name="Colorful Shading Accent 3"/>
-    <w:lsdException w:name="Colorful List Accent 3"/>
-    <w:lsdException w:name="Colorful Grid Accent 3"/>
-    <w:lsdException w:name="Light Shading Accent 4"/>
-    <w:lsdException w:name="Light List Accent 4"/>
-    <w:lsdException w:name="Light Grid Accent 4"/>
-    <w:lsdException w:name="Medium Shading 1 Accent 4"/>
-    <w:lsdException w:name="Medium Shading 2 Accent 4"/>
-    <w:lsdException w:name="Medium List 1 Accent 4"/>
-    <w:lsdException w:name="Medium List 2 Accent 4"/>
-    <w:lsdException w:name="Medium Grid 1 Accent 4"/>
-    <w:lsdException w:name="Medium Grid 2 Accent 4"/>
-    <w:lsdException w:name="Medium Grid 3 Accent 4"/>
-    <w:lsdException w:name="Dark List Accent 4"/>
-    <w:lsdException w:name="Colorful Shading Accent 4"/>
-    <w:lsdException w:name="Colorful List Accent 4"/>
-    <w:lsdException w:name="Colorful Grid Accent 4"/>
-    <w:lsdException w:name="Light Shading Accent 5"/>
-    <w:lsdException w:name="Light List Accent 5"/>
-    <w:lsdException w:name="Light Grid Accent 5"/>
-    <w:lsdException w:name="Medium Shading 1 Accent 5"/>
-    <w:lsdException w:name="Medium Shading 2 Accent 5"/>
-    <w:lsdException w:name="Medium List 1 Accent 5"/>
-    <w:lsdException w:name="Medium List 2 Accent 5"/>
-    <w:lsdException w:name="Medium Grid 1 Accent 5"/>
-    <w:lsdException w:name="Medium Grid 2 Accent 5"/>
-    <w:lsdException w:name="Medium Grid 3 Accent 5"/>
-    <w:lsdException w:name="Dark List Accent 5"/>
-    <w:lsdException w:name="Colorful Shading Accent 5"/>
-    <w:lsdException w:name="Colorful List Accent 5"/>
-    <w:lsdException w:name="Colorful Grid Accent 5"/>
-    <w:lsdException w:name="Light Shading Accent 6"/>
-    <w:lsdException w:name="Light List Accent 6"/>
-    <w:lsdException w:name="Light Grid Accent 6"/>
-    <w:lsdException w:name="Medium Shading 1 Accent 6"/>
-    <w:lsdException w:name="Medium Shading 2 Accent 6"/>
-    <w:lsdException w:name="Medium List 1 Accent 6"/>
-    <w:lsdException w:name="Medium List 2 Accent 6"/>
-    <w:lsdException w:name="Medium Grid 1 Accent 6"/>
-    <w:lsdException w:name="Medium Grid 2 Accent 6"/>
-    <w:lsdException w:name="Medium Grid 3 Accent 6"/>
-    <w:lsdException w:name="Dark List Accent 6"/>
-    <w:lsdException w:name="Colorful Shading Accent 6"/>
-    <w:lsdException w:name="Colorful List Accent 6"/>
-    <w:lsdException w:name="Colorful Grid Accent 6"/>
-    <w:lsdException w:name="Grid Table 4" w:uiPriority="49"/>
-    <w:lsdException w:name="Grid Table 5 Dark" w:uiPriority="50"/>
-    <w:lsdException w:name="Grid Table 6 Colorful" w:uiPriority="51"/>
-    <w:lsdException w:name="Grid Table 7 Colorful" w:uiPriority="52"/>
-    <w:lsdException w:name="Grid Table 1 Light Accent 1" w:uiPriority="46"/>
-    <w:lsdException w:name="Grid Table 2 Accent 1" w:uiPriority="47"/>
-    <w:lsdException w:name="Grid Table 3 Accent 1" w:uiPriority="48"/>
-    <w:lsdException w:name="Grid Table 4 Accent 1" w:uiPriority="49"/>
-    <w:lsdException w:name="Grid Table 5 Dark Accent 1" w:uiPriority="50"/>
-    <w:lsdException w:name="Grid Table 6 Colorful Accent 1" w:uiPriority="51"/>
-    <w:lsdException w:name="Grid Table 7 Colorful Accent 1" w:uiPriority="52"/>
-    <w:lsdException w:name="Grid Table 1 Light Accent 2" w:uiPriority="46"/>
-    <w:lsdException w:name="Grid Table 2 Accent 2" w:uiPriority="47"/>
-    <w:lsdException w:name="Grid Table 3 Accent 2" w:uiPriority="48"/>
-    <w:lsdException w:name="Grid Table 4 Accent 2" w:uiPriority="49"/>
-    <w:lsdException w:name="Grid Table 5 Dark Accent 2" w:uiPriority="50"/>
-    <w:lsdException w:name="Grid Table 6 Colorful Accent 2" w:uiPriority="51"/>
-    <w:lsdException w:name="Grid Table 7 Colorful Accent 2" w:uiPriority="52"/>
-    <w:lsdException w:name="Grid Table 1 Light Accent 3" w:uiPriority="46"/>
-    <w:lsdException w:name="Grid Table 2 Accent 3" w:uiPriority="47"/>
-    <w:lsdException w:name="Grid Table 3 Accent 3" w:uiPriority="48"/>
-    <w:lsdException w:name="Grid Table 4 Accent 3" w:uiPriority="49"/>
-    <w:lsdException w:name="Grid Table 5 Dark Accent 3" w:uiPriority="50"/>
-    <w:lsdException w:name="Grid Table 6 Colorful Accent 3" w:uiPriority="51"/>
-    <w:lsdException w:name="Grid Table 7 Colorful Accent 3" w:uiPriority="52"/>
-    <w:lsdException w:name="Grid Table 1 Light Accent 4" w:uiPriority="46"/>
-    <w:lsdException w:name="Grid Table 2 Accent 4" w:uiPriority="47"/>
-    <w:lsdException w:name="Grid Table 3 Accent 4" w:uiPriority="48"/>
-    <w:lsdException w:name="Grid Table 4 Accent 4" w:uiPriority="49"/>
-    <w:lsdException w:name="Grid Table 5 Dark Accent 4" w:uiPriority="50"/>
-    <w:lsdException w:name="Grid Table 6 Colorful Accent 4" w:uiPriority="51"/>
-    <w:lsdException w:name="Grid Table 7 Colorful Accent 4" w:uiPriority="52"/>
-    <w:lsdException w:name="Grid Table 1 Light Accent 5" w:uiPriority="46"/>
-    <w:lsdException w:name="Grid Table 2 Accent 5" w:uiPriority="47"/>
-    <w:lsdException w:name="Grid Table 3 Accent 5" w:uiPriority="48"/>
-    <w:lsdException w:name="Grid Table 4 Accent 5" w:uiPriority="49"/>
-    <w:lsdException w:name="Grid Table 5 Dark Accent 5" w:uiPriority="50"/>
-    <w:lsdException w:name="Grid Table 6 Colorful Accent 5" w:uiPriority="51"/>
-    <w:lsdException w:name="Grid Table 7 Colorful Accent 5" w:uiPriority="52"/>
-    <w:lsdException w:name="Grid Table 1 Light Accent 6" w:uiPriority="46"/>
-    <w:lsdException w:name="Grid Table 2 Accent 6" w:uiPriority="47"/>
-    <w:lsdException w:name="Grid Table 3 Accent 6" w:uiPriority="48"/>
-    <w:lsdException w:name="Grid Table 4 Accent 6" w:uiPriority="49"/>
-    <w:lsdException w:name="Grid Table 5 Dark Accent 6" w:uiPriority="50"/>
-    <w:lsdException w:name="Grid Table 6 Colorful Accent 6" w:uiPriority="51"/>
-    <w:lsdException w:name="Grid Table 7 Colorful Accent 6" w:uiPriority="52"/>
-    <w:lsdException w:name="List Table 1 Light" w:uiPriority="46"/>
-    <w:lsdException w:name="List Table 2" w:uiPriority="47"/>
-    <w:lsdException w:name="List Table 3" w:uiPriority="48"/>
-    <w:lsdException w:name="List Table 4" w:uiPriority="49"/>
-    <w:lsdException w:name="List Table 5 Dark" w:uiPriority="50"/>
-    <w:lsdException w:name="List Table 6 Colorful" w:uiPriority="51"/>
-    <w:lsdException w:name="List Table 7 Colorful" w:uiPriority="52"/>
-    <w:lsdException w:name="List Table 1 Light Accent 1" w:uiPriority="46"/>
-    <w:lsdException w:name="List Table 2 Accent 1" w:uiPriority="47"/>
-    <w:lsdException w:name="List Table 3 Accent 1" w:uiPriority="48"/>
-    <w:lsdException w:name="List Table 4 Accent 1" w:uiPriority="49"/>
-    <w:lsdException w:name="List Table 5 Dark Accent 1" w:uiPriority="50"/>
-    <w:lsdException w:name="List Table 6 Colorful Accent 1" w:uiPriority="51"/>
-    <w:lsdException w:name="List Table 7 Colorful Accent 1" w:uiPriority="52"/>
-    <w:lsdException w:name="List Table 1 Light Accent 2" w:uiPriority="46"/>
-    <w:lsdException w:name="List Table 2 Accent 2" w:uiPriority="47"/>
-    <w:lsdException w:name="List Table 3 Accent 2" w:uiPriority="48"/>
-    <w:lsdException w:name="List Table 4 Accent 2" w:uiPriority="49"/>
-    <w:lsdException w:name="List Table 5 Dark Accent 2" w:uiPriority="50"/>
-    <w:lsdException w:name="List Table 6 Colorful Accent 2" w:uiPriority="51"/>
-    <w:lsdException w:name="List Table 7 Colorful Accent 2" w:uiPriority="52"/>
-    <w:lsdException w:name="List Table 1 Light Accent 3" w:uiPriority="46"/>
-    <w:lsdException w:name="List Table 2 Accent 3" w:uiPriority="47"/>
-    <w:lsdException w:name="List Table 3 Accent 3" w:uiPriority="48"/>
-    <w:lsdException w:name="List Table 4 Accent 3" w:uiPriority="49"/>
-    <w:lsdException w:name="List Table 5 Dark Accent 3" w:uiPriority="50"/>
-    <w:lsdException w:name="List Table 6 Colorful Accent 3" w:uiPriority="51"/>
-    <w:lsdException w:name="List Table 7 Colorful Accent 3" w:uiPriority="52"/>
-    <w:lsdException w:name="List Table 1 Light Accent 4" w:uiPriority="46"/>
-    <w:lsdException w:name="List Table 2 Accent 4" w:uiPriority="47"/>
-    <w:lsdException w:name="List Table 3 Accent 4" w:uiPriority="48"/>
-    <w:lsdException w:name="List Table 4 Accent 4" w:uiPriority="49"/>
-    <w:lsdException w:name="List Table 5 Dark Accent 4" w:uiPriority="50"/>
-    <w:lsdException w:name="List Table 6 Colorful Accent 4" w:uiPriority="51"/>
-    <w:lsdException w:name="List Table 7 Colorful Accent 4" w:uiPriority="52"/>
-    <w:lsdException w:name="List Table 1 Light Accent 5" w:uiPriority="46"/>
-    <w:lsdException w:name="List Table 2 Accent 5" w:uiPriority="47"/>
-    <w:lsdException w:name="List Table 3 Accent 5" w:uiPriority="48"/>
-    <w:lsdException w:name="List Table 4 Accent 5" w:uiPriority="49"/>
-    <w:lsdException w:name="List Table 5 Dark Accent 5" w:uiPriority="50"/>
-    <w:lsdException w:name="List Table 6 Colorful Accent 5" w:uiPriority="51"/>
-    <w:lsdException w:name="List Table 7 Colorful Accent 5" w:uiPriority="52"/>
-    <w:lsdException w:name="List Table 1 Light Accent 6" w:uiPriority="46"/>
-    <w:lsdException w:name="List Table 2 Accent 6" w:uiPriority="47"/>
-    <w:lsdException w:name="List Table 3 Accent 6" w:uiPriority="48"/>
-    <w:lsdException w:name="List Table 4 Accent 6" w:uiPriority="49"/>
-    <w:lsdException w:name="List Table 5 Dark Accent 6" w:uiPriority="50"/>
-    <w:lsdException w:name="List Table 6 Colorful Accent 6" w:uiPriority="51"/>
-    <w:lsdException w:name="List Table 7 Colorful Accent 6" w:uiPriority="52"/>
-    <w:lsdException w:name="Mention" w:semiHidden="1" w:uiPriority="99" w:unhideWhenUsed="1"/>
-    <w:lsdException w:name="Smart Hyperlink" w:semiHidden="1" w:uiPriority="99" w:unhideWhenUsed="1"/>
-    <w:lsdException w:name="Hashtag" w:semiHidden="1" w:uiPriority="99" w:unhideWhenUsed="1"/>
-    <w:lsdException w:name="Unresolved Mention" w:semiHidden="1" w:uiPriority="99" w:unhideWhenUsed="1"/>
-    <w:lsdException w:name="Smart Link" w:semiHidden="1" w:uiPriority="99" w:unhideWhenUsed="1"/>
-  </w:latentStyles>
+  <w:latentStyles w:count="276" w:defLockedState="0" w:defQFormat="0" w:defSemiHidden="0" w:defUIPriority="0" w:defUnhideWhenUsed="0"/>
   <w:style w:default="1" w:styleId="Normal" w:type="paragraph">
     <w:name w:val="Normal"/>
     <w:qFormat/>
+  </w:style>
+  <w:style w:styleId="BodyText" w:type="paragraph">
+    <w:name w:val="Body Text"/>
+    <w:basedOn w:val="Normal"/>
+    <w:link w:val="BodyTextChar"/>
+    <w:qFormat/>
+    <w:pPr>
+      <w:spacing w:after="180" w:before="180"/>
+    </w:pPr>
+  </w:style>
+  <w:style w:customStyle="1" w:styleId="FirstParagraph" w:type="paragraph">
+    <w:name w:val="First Paragraph"/>
+    <w:basedOn w:val="BodyText"/>
+    <w:next w:val="BodyText"/>
+    <w:qFormat/>
+  </w:style>
+  <w:style w:customStyle="1" w:styleId="Compact" w:type="paragraph">
+    <w:name w:val="Compact"/>
+    <w:basedOn w:val="BodyText"/>
+    <w:qFormat/>
+    <w:pPr>
+      <w:spacing w:after="36" w:before="36"/>
+    </w:pPr>
+  </w:style>
+  <w:style w:styleId="Title" w:type="paragraph">
+    <w:name w:val="Title"/>
+    <w:basedOn w:val="Normal"/>
+    <w:next w:val="BodyText"/>
+    <w:link w:val="TitleChar"/>
+    <w:uiPriority w:val="10"/>
+    <w:qFormat/>
+    <w:rsid w:val="00A10FD9"/>
+    <w:pPr>
+      <w:spacing w:after="80" w:line="240" w:lineRule="auto"/>
+      <w:contextualSpacing/>
+      <w:jc w:val="center"/>
+    </w:pPr>
+    <w:rPr>
+      <w:rFonts w:asciiTheme="majorHAnsi" w:cstheme="majorBidi" w:eastAsiaTheme="majorEastAsia" w:hAnsiTheme="majorHAnsi"/>
+      <w:spacing w:val="-10"/>
+      <w:kern w:val="28"/>
+      <w:sz w:val="56"/>
+      <w:szCs w:val="56"/>
+    </w:rPr>
+  </w:style>
+  <w:style w:customStyle="1" w:styleId="TitleChar" w:type="character">
+    <w:name w:val="Title Char"/>
+    <w:basedOn w:val="DefaultParagraphFont"/>
+    <w:link w:val="Title"/>
+    <w:uiPriority w:val="10"/>
+    <w:rsid w:val="00A10FD9"/>
+    <w:rPr>
+      <w:rFonts w:asciiTheme="majorHAnsi" w:cstheme="majorBidi" w:eastAsiaTheme="majorEastAsia" w:hAnsiTheme="majorHAnsi"/>
+      <w:spacing w:val="-10"/>
+      <w:kern w:val="28"/>
+      <w:sz w:val="56"/>
+      <w:szCs w:val="56"/>
+    </w:rPr>
+  </w:style>
+  <w:style w:styleId="Subtitle" w:type="paragraph">
+    <w:name w:val="Subtitle"/>
+    <w:basedOn w:val="Normal"/>
+    <w:next w:val="BodyText"/>
+    <w:link w:val="SubtitleChar"/>
+    <w:uiPriority w:val="11"/>
+    <w:qFormat/>
+    <w:rsid w:val="00A10FD9"/>
+    <w:pPr>
+      <w:numPr>
+        <w:ilvl w:val="1"/>
+      </w:numPr>
+    </w:pPr>
+    <w:rPr>
+      <w:rFonts w:cstheme="majorBidi" w:eastAsiaTheme="majorEastAsia"/>
+      <w:color w:themeColor="text1" w:themeTint="A6" w:val="595959"/>
+      <w:spacing w:val="15"/>
+      <w:sz w:val="28"/>
+      <w:szCs w:val="28"/>
+    </w:rPr>
+  </w:style>
+  <w:style w:customStyle="1" w:styleId="SubtitleChar" w:type="character">
+    <w:name w:val="Subtitle Char"/>
+    <w:basedOn w:val="DefaultParagraphFont"/>
+    <w:link w:val="Subtitle"/>
+    <w:uiPriority w:val="11"/>
+    <w:rsid w:val="00A10FD9"/>
+    <w:rPr>
+      <w:rFonts w:cstheme="majorBidi" w:eastAsiaTheme="majorEastAsia"/>
+      <w:color w:themeColor="text1" w:themeTint="A6" w:val="595959"/>
+      <w:spacing w:val="15"/>
+      <w:sz w:val="28"/>
+      <w:szCs w:val="28"/>
+    </w:rPr>
+  </w:style>
+  <w:style w:customStyle="1" w:styleId="Author" w:type="paragraph">
+    <w:name w:val="Author"/>
+    <w:next w:val="BodyText"/>
+    <w:qFormat/>
+    <w:pPr>
+      <w:keepNext/>
+      <w:keepLines/>
+      <w:jc w:val="center"/>
+    </w:pPr>
+  </w:style>
+  <w:style w:styleId="Date" w:type="paragraph">
+    <w:name w:val="Date"/>
+    <w:next w:val="BodyText"/>
+    <w:qFormat/>
+    <w:pPr>
+      <w:keepNext/>
+      <w:keepLines/>
+      <w:jc w:val="center"/>
+    </w:pPr>
+  </w:style>
+  <w:style w:customStyle="1" w:styleId="AbstractTitle" w:type="paragraph">
+    <w:name w:val="Abstract Title"/>
+    <w:basedOn w:val="Normal"/>
+    <w:next w:val="Abstract"/>
+    <w:qFormat/>
+    <w:pPr>
+      <w:keepNext/>
+      <w:keepLines/>
+      <w:spacing w:after="0" w:before="300"/>
+      <w:jc w:val="center"/>
+    </w:pPr>
+    <w:rPr>
+      <w:b/>
+      <w:color w:val="345A8A"/>
+      <w:sz w:val="20"/>
+      <w:szCs w:val="20"/>
+    </w:rPr>
+  </w:style>
+  <w:style w:customStyle="1" w:styleId="Abstract" w:type="paragraph">
+    <w:name w:val="Abstract"/>
+    <w:basedOn w:val="Normal"/>
+    <w:next w:val="BodyText"/>
+    <w:qFormat/>
+    <w:pPr>
+      <w:keepNext/>
+      <w:keepLines/>
+      <w:spacing w:after="300" w:before="100"/>
+    </w:pPr>
+    <w:rPr>
+      <w:sz w:val="20"/>
+      <w:szCs w:val="20"/>
+    </w:rPr>
+  </w:style>
+  <w:style w:styleId="Bibliography" w:type="paragraph">
+    <w:name w:val="Bibliography"/>
+    <w:basedOn w:val="Normal"/>
+    <w:next w:val="Bibliography"/>
+    <w:qFormat/>
+    <w:pPr/>
+    <w:rPr/>
   </w:style>
   <w:style w:styleId="Heading1" w:type="paragraph">
     <w:name w:val="heading 1"/>
@@ -2680,11 +2494,10 @@
     <w:link w:val="Heading1Char"/>
     <w:uiPriority w:val="9"/>
     <w:qFormat/>
-    <w:rsid w:val="00177ED0"/>
+    <w:rsid w:val="00A10FD9"/>
     <w:pPr>
       <w:keepNext/>
       <w:keepLines/>
-      <w:pageBreakBefore/>
       <w:spacing w:after="80" w:before="360"/>
       <w:outlineLvl w:val="0"/>
     </w:pPr>
@@ -2873,189 +2686,12 @@
       <w:color w:themeColor="text1" w:themeTint="D8" w:val="272727"/>
     </w:rPr>
   </w:style>
-  <w:style w:default="1" w:styleId="DefaultParagraphFont" w:type="character">
-    <w:name w:val="Default Paragraph Font"/>
-    <w:uiPriority w:val="1"/>
-    <w:semiHidden/>
-    <w:unhideWhenUsed/>
-  </w:style>
-  <w:style w:default="1" w:styleId="TableNormal" w:type="table">
-    <w:name w:val="Normal Table"/>
-    <w:uiPriority w:val="99"/>
-    <w:semiHidden/>
-    <w:unhideWhenUsed/>
-    <w:tblPr>
-      <w:tblInd w:type="dxa" w:w="0"/>
-      <w:tblCellMar>
-        <w:top w:type="dxa" w:w="0"/>
-        <w:left w:type="dxa" w:w="108"/>
-        <w:bottom w:type="dxa" w:w="0"/>
-        <w:right w:type="dxa" w:w="108"/>
-      </w:tblCellMar>
-    </w:tblPr>
-  </w:style>
-  <w:style w:default="1" w:styleId="NoList" w:type="numbering">
-    <w:name w:val="No List"/>
-    <w:uiPriority w:val="99"/>
-    <w:semiHidden/>
-    <w:unhideWhenUsed/>
-  </w:style>
-  <w:style w:styleId="BodyText" w:type="paragraph">
-    <w:name w:val="Body Text"/>
-    <w:basedOn w:val="Normal"/>
-    <w:qFormat/>
-    <w:pPr>
-      <w:spacing w:after="180" w:before="180"/>
-    </w:pPr>
-  </w:style>
-  <w:style w:customStyle="1" w:styleId="FirstParagraph" w:type="paragraph">
-    <w:name w:val="First Paragraph"/>
-    <w:basedOn w:val="BodyText"/>
-    <w:next w:val="BodyText"/>
-    <w:qFormat/>
-  </w:style>
-  <w:style w:customStyle="1" w:styleId="Compact" w:type="paragraph">
-    <w:name w:val="Compact"/>
-    <w:basedOn w:val="BodyText"/>
-    <w:qFormat/>
-    <w:pPr>
-      <w:spacing w:after="36" w:before="36"/>
-    </w:pPr>
-  </w:style>
-  <w:style w:styleId="Title" w:type="paragraph">
-    <w:name w:val="Title"/>
-    <w:basedOn w:val="Normal"/>
-    <w:next w:val="BodyText"/>
-    <w:link w:val="TitleChar"/>
-    <w:uiPriority w:val="10"/>
-    <w:qFormat/>
-    <w:rsid w:val="00A10FD9"/>
-    <w:pPr>
-      <w:spacing w:after="80"/>
-      <w:contextualSpacing/>
-      <w:jc w:val="center"/>
-    </w:pPr>
-    <w:rPr>
-      <w:rFonts w:asciiTheme="majorHAnsi" w:cstheme="majorBidi" w:eastAsiaTheme="majorEastAsia" w:hAnsiTheme="majorHAnsi"/>
-      <w:spacing w:val="-10"/>
-      <w:kern w:val="28"/>
-      <w:sz w:val="56"/>
-      <w:szCs w:val="56"/>
-    </w:rPr>
-  </w:style>
-  <w:style w:customStyle="1" w:styleId="TitleChar" w:type="character">
-    <w:name w:val="Title Char"/>
-    <w:basedOn w:val="DefaultParagraphFont"/>
-    <w:link w:val="Title"/>
-    <w:uiPriority w:val="10"/>
-    <w:rsid w:val="00A10FD9"/>
-    <w:rPr>
-      <w:rFonts w:asciiTheme="majorHAnsi" w:cstheme="majorBidi" w:eastAsiaTheme="majorEastAsia" w:hAnsiTheme="majorHAnsi"/>
-      <w:spacing w:val="-10"/>
-      <w:kern w:val="28"/>
-      <w:sz w:val="56"/>
-      <w:szCs w:val="56"/>
-    </w:rPr>
-  </w:style>
-  <w:style w:styleId="Subtitle" w:type="paragraph">
-    <w:name w:val="Subtitle"/>
-    <w:basedOn w:val="Normal"/>
-    <w:next w:val="BodyText"/>
-    <w:link w:val="SubtitleChar"/>
-    <w:uiPriority w:val="11"/>
-    <w:qFormat/>
-    <w:rsid w:val="00A10FD9"/>
-    <w:pPr>
-      <w:numPr>
-        <w:ilvl w:val="1"/>
-      </w:numPr>
-    </w:pPr>
-    <w:rPr>
-      <w:rFonts w:cstheme="majorBidi" w:eastAsiaTheme="majorEastAsia"/>
-      <w:color w:themeColor="text1" w:themeTint="A6" w:val="595959"/>
-      <w:spacing w:val="15"/>
-      <w:sz w:val="28"/>
-      <w:szCs w:val="28"/>
-    </w:rPr>
-  </w:style>
-  <w:style w:customStyle="1" w:styleId="SubtitleChar" w:type="character">
-    <w:name w:val="Subtitle Char"/>
-    <w:basedOn w:val="DefaultParagraphFont"/>
-    <w:link w:val="Subtitle"/>
-    <w:uiPriority w:val="11"/>
-    <w:rsid w:val="00A10FD9"/>
-    <w:rPr>
-      <w:rFonts w:cstheme="majorBidi" w:eastAsiaTheme="majorEastAsia"/>
-      <w:color w:themeColor="text1" w:themeTint="A6" w:val="595959"/>
-      <w:spacing w:val="15"/>
-      <w:sz w:val="28"/>
-      <w:szCs w:val="28"/>
-    </w:rPr>
-  </w:style>
-  <w:style w:customStyle="1" w:styleId="Author" w:type="paragraph">
-    <w:name w:val="Author"/>
-    <w:next w:val="BodyText"/>
-    <w:qFormat/>
-    <w:pPr>
-      <w:keepNext/>
-      <w:keepLines/>
-      <w:jc w:val="center"/>
-    </w:pPr>
-  </w:style>
-  <w:style w:styleId="Date" w:type="paragraph">
-    <w:name w:val="Date"/>
-    <w:next w:val="BodyText"/>
-    <w:qFormat/>
-    <w:pPr>
-      <w:keepNext/>
-      <w:keepLines/>
-      <w:jc w:val="center"/>
-    </w:pPr>
-  </w:style>
-  <w:style w:customStyle="1" w:styleId="AbstractTitle" w:type="paragraph">
-    <w:name w:val="Abstract Title"/>
-    <w:basedOn w:val="Normal"/>
-    <w:next w:val="Abstract"/>
-    <w:qFormat/>
-    <w:pPr>
-      <w:keepNext/>
-      <w:keepLines/>
-      <w:spacing w:after="0" w:before="300"/>
-      <w:jc w:val="center"/>
-    </w:pPr>
-    <w:rPr>
-      <w:b/>
-      <w:color w:val="345A8A"/>
-      <w:sz w:val="20"/>
-      <w:szCs w:val="20"/>
-    </w:rPr>
-  </w:style>
-  <w:style w:customStyle="1" w:styleId="Abstract" w:type="paragraph">
-    <w:name w:val="Abstract"/>
-    <w:basedOn w:val="Normal"/>
-    <w:next w:val="BodyText"/>
-    <w:qFormat/>
-    <w:pPr>
-      <w:keepNext/>
-      <w:keepLines/>
-      <w:spacing w:after="300" w:before="100"/>
-    </w:pPr>
-    <w:rPr>
-      <w:sz w:val="20"/>
-      <w:szCs w:val="20"/>
-    </w:rPr>
-  </w:style>
-  <w:style w:styleId="Bibliography" w:type="paragraph">
-    <w:name w:val="Bibliography"/>
-    <w:basedOn w:val="Normal"/>
-    <w:qFormat/>
-  </w:style>
   <w:style w:customStyle="1" w:styleId="Heading1Char" w:type="character">
     <w:name w:val="Heading 1 Char"/>
     <w:basedOn w:val="DefaultParagraphFont"/>
     <w:link w:val="Heading1"/>
     <w:uiPriority w:val="9"/>
-    <w:rsid w:val="00177ED0"/>
+    <w:rsid w:val="00A10FD9"/>
     <w:rPr>
       <w:rFonts w:asciiTheme="majorHAnsi" w:cstheme="majorBidi" w:eastAsiaTheme="majorEastAsia" w:hAnsiTheme="majorHAnsi"/>
       <w:color w:themeColor="accent1" w:themeShade="BF" w:val="0F4761"/>
@@ -3178,17 +2814,18 @@
     <w:qFormat/>
     <w:pPr>
       <w:spacing w:after="100" w:before="100"/>
-      <w:ind w:left="480" w:right="480"/>
+      <w:ind w:firstLine="0" w:left="480" w:right="480"/>
     </w:pPr>
   </w:style>
   <w:style w:styleId="FootnoteText" w:type="paragraph">
-    <w:name w:val="footnote text"/>
+    <w:name w:val="Footnote Text"/>
     <w:basedOn w:val="Normal"/>
+    <w:next w:val="FootnoteText"/>
     <w:uiPriority w:val="9"/>
     <w:unhideWhenUsed/>
     <w:qFormat/>
   </w:style>
-  <w:style w:customStyle="1" w:styleId="FootnoteBlockText" w:type="paragraph">
+  <w:style w:styleId="FootnoteBlockText" w:type="paragraph">
     <w:name w:val="Footnote Block Text"/>
     <w:basedOn w:val="FootnoteText"/>
     <w:next w:val="FootnoteText"/>
@@ -3197,11 +2834,17 @@
     <w:qFormat/>
     <w:pPr>
       <w:spacing w:after="100" w:before="100"/>
-      <w:ind w:left="480" w:right="480"/>
+      <w:ind w:firstLine="0" w:left="480" w:right="480"/>
     </w:pPr>
   </w:style>
-  <w:style w:customStyle="1" w:styleId="Table" w:type="table">
+  <w:style w:default="1" w:styleId="DefaultParagraphFont" w:type="character">
+    <w:name w:val="Default Paragraph Font"/>
+    <w:semiHidden/>
+    <w:unhideWhenUsed/>
+  </w:style>
+  <w:style w:default="1" w:styleId="Table" w:type="table">
     <w:name w:val="Table"/>
+    <w:basedOn w:val="TableNormal"/>
     <w:semiHidden/>
     <w:unhideWhenUsed/>
     <w:qFormat/>
@@ -3217,13 +2860,14 @@
     <w:tblStylePr w:type="firstRow">
       <w:tblPr>
         <w:jc w:val="left"/>
+        <w:tblInd w:type="dxa" w:w="0"/>
       </w:tblPr>
       <w:trPr>
         <w:jc w:val="left"/>
       </w:trPr>
       <w:tcPr>
         <w:tcBorders>
-          <w:bottom w:color="auto" w:space="0" w:sz="0" w:val="single"/>
+          <w:bottom w:val="single"/>
         </w:tcBorders>
         <w:vAlign w:val="bottom"/>
       </w:tcPr>
@@ -3247,11 +2891,11 @@
     <w:basedOn w:val="Normal"/>
   </w:style>
   <w:style w:styleId="Caption" w:type="paragraph">
-    <w:name w:val="caption"/>
+    <w:name w:val="Caption"/>
     <w:basedOn w:val="Normal"/>
-    <w:link w:val="CaptionChar"/>
+    <w:link w:val="BodyTextChar"/>
     <w:pPr>
-      <w:spacing w:after="120"/>
+      <w:spacing w:after="120" w:before="0"/>
     </w:pPr>
     <w:rPr>
       <w:i/>
@@ -3279,15 +2923,14 @@
       <w:keepNext/>
     </w:pPr>
   </w:style>
-  <w:style w:customStyle="1" w:styleId="CaptionChar" w:type="character">
-    <w:name w:val="Caption Char"/>
+  <w:style w:customStyle="1" w:styleId="BodyTextChar" w:type="character">
+    <w:name w:val="Body Text Char"/>
     <w:basedOn w:val="DefaultParagraphFont"/>
-    <w:link w:val="Caption"/>
+    <w:link w:val="BodyText"/>
   </w:style>
   <w:style w:customStyle="1" w:styleId="VerbatimChar" w:type="character">
     <w:name w:val="Verbatim Char"/>
-    <w:basedOn w:val="CaptionChar"/>
-    <w:link w:val="SourceCode"/>
+    <w:basedOn w:val="BodyTextChar"/>
     <w:rPr>
       <w:rFonts w:ascii="Consolas" w:hAnsi="Consolas"/>
       <w:sz w:val="22"/>
@@ -3295,21 +2938,20 @@
   </w:style>
   <w:style w:customStyle="1" w:styleId="SectionNumber" w:type="character">
     <w:name w:val="Section Number"/>
-    <w:basedOn w:val="CaptionChar"/>
+    <w:basedOn w:val="BodyTextChar"/>
   </w:style>
   <w:style w:styleId="FootnoteReference" w:type="character">
-    <w:name w:val="footnote reference"/>
-    <w:basedOn w:val="CaptionChar"/>
+    <w:name w:val="Footnote Reference"/>
+    <w:basedOn w:val="BodyTextChar"/>
     <w:rPr>
       <w:vertAlign w:val="superscript"/>
     </w:rPr>
   </w:style>
   <w:style w:styleId="Hyperlink" w:type="character">
     <w:name w:val="Hyperlink"/>
-    <w:basedOn w:val="CaptionChar"/>
-    <w:uiPriority w:val="99"/>
-    <w:rPr>
-      <w:color w:themeColor="accent1" w:val="156082"/>
+    <w:basedOn w:val="BodyTextChar"/>
+    <w:rPr>
+      <w:color w:themeColor="accent1" w:val="4F81BD"/>
     </w:rPr>
   </w:style>
   <w:style w:styleId="TOCHeading" w:type="paragraph">
@@ -3323,365 +2965,274 @@
       <w:spacing w:before="240" w:line="259" w:lineRule="auto"/>
       <w:outlineLvl w:val="9"/>
     </w:pPr>
-  </w:style>
-  <w:style w:customStyle="1" w:styleId="SourceCode" w:type="paragraph">
+    <w:rPr>
+      <w:rFonts w:asciiTheme="majorHAnsi" w:cstheme="majorBidi" w:eastAsiaTheme="majorEastAsia" w:hAnsiTheme="majorHAnsi"/>
+      <w:b w:val="0"/>
+      <w:bCs w:val="0"/>
+      <w:color w:themeColor="accent1" w:themeShade="BF" w:val="365F91"/>
+    </w:rPr>
+  </w:style>
+  <w:style w:type="paragraph" w:customStyle="1" w:styleId="SourceCode">
     <w:name w:val="Source Code"/>
     <w:basedOn w:val="Normal"/>
     <w:link w:val="VerbatimChar"/>
     <w:pPr>
-      <w:shd w:color="auto" w:fill="F1F3F5" w:val="clear"/>
-      <w:wordWrap w:val="0"/>
+      <w:wordWrap w:val="off"/>
+      <w:shd w:val="clear" w:fill="f1f3f5"/>
     </w:pPr>
   </w:style>
-  <w:style w:customStyle="1" w:styleId="KeywordTok" w:type="character">
+  <w:style w:type="character" w:customStyle="1" w:styleId="KeywordTok">
     <w:name w:val="KeywordTok"/>
     <w:basedOn w:val="VerbatimChar"/>
     <w:rPr>
-      <w:rFonts w:ascii="Consolas" w:hAnsi="Consolas"/>
       <w:b/>
-      <w:color w:val="003B4F"/>
-      <w:sz w:val="22"/>
-      <w:shd w:color="auto" w:fill="F1F3F5" w:val="clear"/>
-    </w:rPr>
-  </w:style>
-  <w:style w:customStyle="1" w:styleId="DataTypeTok" w:type="character">
+      <w:color w:val="003b4f"/>
+      <w:shd w:val="clear" w:fill="f1f3f5"/>
+    </w:rPr>
+  </w:style>
+  <w:style w:type="character" w:customStyle="1" w:styleId="DataTypeTok">
     <w:name w:val="DataTypeTok"/>
     <w:basedOn w:val="VerbatimChar"/>
     <w:rPr>
-      <w:rFonts w:ascii="Consolas" w:hAnsi="Consolas"/>
-      <w:color w:val="AD0000"/>
-      <w:sz w:val="22"/>
-      <w:shd w:color="auto" w:fill="F1F3F5" w:val="clear"/>
-    </w:rPr>
-  </w:style>
-  <w:style w:customStyle="1" w:styleId="DecValTok" w:type="character">
+      <w:color w:val="ad0000"/>
+      <w:shd w:val="clear" w:fill="f1f3f5"/>
+    </w:rPr>
+  </w:style>
+  <w:style w:type="character" w:customStyle="1" w:styleId="DecValTok">
     <w:name w:val="DecValTok"/>
     <w:basedOn w:val="VerbatimChar"/>
     <w:rPr>
-      <w:rFonts w:ascii="Consolas" w:hAnsi="Consolas"/>
-      <w:color w:val="AD0000"/>
-      <w:sz w:val="22"/>
-      <w:shd w:color="auto" w:fill="F1F3F5" w:val="clear"/>
-    </w:rPr>
-  </w:style>
-  <w:style w:customStyle="1" w:styleId="BaseNTok" w:type="character">
+      <w:color w:val="ad0000"/>
+      <w:shd w:val="clear" w:fill="f1f3f5"/>
+    </w:rPr>
+  </w:style>
+  <w:style w:type="character" w:customStyle="1" w:styleId="BaseNTok">
     <w:name w:val="BaseNTok"/>
     <w:basedOn w:val="VerbatimChar"/>
     <w:rPr>
-      <w:rFonts w:ascii="Consolas" w:hAnsi="Consolas"/>
-      <w:color w:val="AD0000"/>
-      <w:sz w:val="22"/>
-      <w:shd w:color="auto" w:fill="F1F3F5" w:val="clear"/>
-    </w:rPr>
-  </w:style>
-  <w:style w:customStyle="1" w:styleId="FloatTok" w:type="character">
+      <w:color w:val="ad0000"/>
+      <w:shd w:val="clear" w:fill="f1f3f5"/>
+    </w:rPr>
+  </w:style>
+  <w:style w:type="character" w:customStyle="1" w:styleId="FloatTok">
     <w:name w:val="FloatTok"/>
     <w:basedOn w:val="VerbatimChar"/>
     <w:rPr>
-      <w:rFonts w:ascii="Consolas" w:hAnsi="Consolas"/>
-      <w:color w:val="AD0000"/>
-      <w:sz w:val="22"/>
-      <w:shd w:color="auto" w:fill="F1F3F5" w:val="clear"/>
-    </w:rPr>
-  </w:style>
-  <w:style w:customStyle="1" w:styleId="ConstantTok" w:type="character">
+      <w:color w:val="ad0000"/>
+      <w:shd w:val="clear" w:fill="f1f3f5"/>
+    </w:rPr>
+  </w:style>
+  <w:style w:type="character" w:customStyle="1" w:styleId="ConstantTok">
     <w:name w:val="ConstantTok"/>
     <w:basedOn w:val="VerbatimChar"/>
     <w:rPr>
-      <w:rFonts w:ascii="Consolas" w:hAnsi="Consolas"/>
-      <w:color w:val="8F5902"/>
-      <w:sz w:val="22"/>
-      <w:shd w:color="auto" w:fill="F1F3F5" w:val="clear"/>
-    </w:rPr>
-  </w:style>
-  <w:style w:customStyle="1" w:styleId="CharTok" w:type="character">
+      <w:color w:val="8f5902"/>
+      <w:shd w:val="clear" w:fill="f1f3f5"/>
+    </w:rPr>
+  </w:style>
+  <w:style w:type="character" w:customStyle="1" w:styleId="CharTok">
     <w:name w:val="CharTok"/>
     <w:basedOn w:val="VerbatimChar"/>
     <w:rPr>
-      <w:rFonts w:ascii="Consolas" w:hAnsi="Consolas"/>
-      <w:color w:val="20794D"/>
-      <w:sz w:val="22"/>
-      <w:shd w:color="auto" w:fill="F1F3F5" w:val="clear"/>
-    </w:rPr>
-  </w:style>
-  <w:style w:customStyle="1" w:styleId="SpecialCharTok" w:type="character">
+      <w:color w:val="20794d"/>
+      <w:shd w:val="clear" w:fill="f1f3f5"/>
+    </w:rPr>
+  </w:style>
+  <w:style w:type="character" w:customStyle="1" w:styleId="SpecialCharTok">
     <w:name w:val="SpecialCharTok"/>
     <w:basedOn w:val="VerbatimChar"/>
     <w:rPr>
-      <w:rFonts w:ascii="Consolas" w:hAnsi="Consolas"/>
-      <w:color w:val="5E5E5E"/>
-      <w:sz w:val="22"/>
-      <w:shd w:color="auto" w:fill="F1F3F5" w:val="clear"/>
-    </w:rPr>
-  </w:style>
-  <w:style w:customStyle="1" w:styleId="StringTok" w:type="character">
+      <w:color w:val="5e5e5e"/>
+      <w:shd w:val="clear" w:fill="f1f3f5"/>
+    </w:rPr>
+  </w:style>
+  <w:style w:type="character" w:customStyle="1" w:styleId="StringTok">
     <w:name w:val="StringTok"/>
     <w:basedOn w:val="VerbatimChar"/>
     <w:rPr>
-      <w:rFonts w:ascii="Consolas" w:hAnsi="Consolas"/>
-      <w:color w:val="20794D"/>
-      <w:sz w:val="22"/>
-      <w:shd w:color="auto" w:fill="F1F3F5" w:val="clear"/>
-    </w:rPr>
-  </w:style>
-  <w:style w:customStyle="1" w:styleId="VerbatimStringTok" w:type="character">
+      <w:color w:val="20794d"/>
+      <w:shd w:val="clear" w:fill="f1f3f5"/>
+    </w:rPr>
+  </w:style>
+  <w:style w:type="character" w:customStyle="1" w:styleId="VerbatimStringTok">
     <w:name w:val="VerbatimStringTok"/>
     <w:basedOn w:val="VerbatimChar"/>
     <w:rPr>
-      <w:rFonts w:ascii="Consolas" w:hAnsi="Consolas"/>
-      <w:color w:val="20794D"/>
-      <w:sz w:val="22"/>
-      <w:shd w:color="auto" w:fill="F1F3F5" w:val="clear"/>
-    </w:rPr>
-  </w:style>
-  <w:style w:customStyle="1" w:styleId="SpecialStringTok" w:type="character">
+      <w:color w:val="20794d"/>
+      <w:shd w:val="clear" w:fill="f1f3f5"/>
+    </w:rPr>
+  </w:style>
+  <w:style w:type="character" w:customStyle="1" w:styleId="SpecialStringTok">
     <w:name w:val="SpecialStringTok"/>
     <w:basedOn w:val="VerbatimChar"/>
     <w:rPr>
-      <w:rFonts w:ascii="Consolas" w:hAnsi="Consolas"/>
-      <w:color w:val="20794D"/>
-      <w:sz w:val="22"/>
-      <w:shd w:color="auto" w:fill="F1F3F5" w:val="clear"/>
-    </w:rPr>
-  </w:style>
-  <w:style w:customStyle="1" w:styleId="ImportTok" w:type="character">
+      <w:color w:val="20794d"/>
+      <w:shd w:val="clear" w:fill="f1f3f5"/>
+    </w:rPr>
+  </w:style>
+  <w:style w:type="character" w:customStyle="1" w:styleId="ImportTok">
     <w:name w:val="ImportTok"/>
     <w:basedOn w:val="VerbatimChar"/>
     <w:rPr>
-      <w:rFonts w:ascii="Consolas" w:hAnsi="Consolas"/>
-      <w:color w:val="00769E"/>
-      <w:sz w:val="22"/>
-      <w:shd w:color="auto" w:fill="F1F3F5" w:val="clear"/>
-    </w:rPr>
-  </w:style>
-  <w:style w:customStyle="1" w:styleId="CommentTok" w:type="character">
+      <w:color w:val="00769e"/>
+      <w:shd w:val="clear" w:fill="f1f3f5"/>
+    </w:rPr>
+  </w:style>
+  <w:style w:type="character" w:customStyle="1" w:styleId="CommentTok">
     <w:name w:val="CommentTok"/>
     <w:basedOn w:val="VerbatimChar"/>
     <w:rPr>
-      <w:rFonts w:ascii="Consolas" w:hAnsi="Consolas"/>
-      <w:color w:val="5E5E5E"/>
-      <w:sz w:val="22"/>
-      <w:shd w:color="auto" w:fill="F1F3F5" w:val="clear"/>
-    </w:rPr>
-  </w:style>
-  <w:style w:customStyle="1" w:styleId="DocumentationTok" w:type="character">
+      <w:color w:val="5e5e5e"/>
+      <w:shd w:val="clear" w:fill="f1f3f5"/>
+    </w:rPr>
+  </w:style>
+  <w:style w:type="character" w:customStyle="1" w:styleId="DocumentationTok">
     <w:name w:val="DocumentationTok"/>
     <w:basedOn w:val="VerbatimChar"/>
     <w:rPr>
-      <w:rFonts w:ascii="Consolas" w:hAnsi="Consolas"/>
       <w:i/>
-      <w:color w:val="5E5E5E"/>
-      <w:sz w:val="22"/>
-      <w:shd w:color="auto" w:fill="F1F3F5" w:val="clear"/>
-    </w:rPr>
-  </w:style>
-  <w:style w:customStyle="1" w:styleId="AnnotationTok" w:type="character">
+      <w:color w:val="5e5e5e"/>
+      <w:shd w:val="clear" w:fill="f1f3f5"/>
+    </w:rPr>
+  </w:style>
+  <w:style w:type="character" w:customStyle="1" w:styleId="AnnotationTok">
     <w:name w:val="AnnotationTok"/>
     <w:basedOn w:val="VerbatimChar"/>
     <w:rPr>
-      <w:rFonts w:ascii="Consolas" w:hAnsi="Consolas"/>
-      <w:color w:val="5E5E5E"/>
-      <w:sz w:val="22"/>
-      <w:shd w:color="auto" w:fill="F1F3F5" w:val="clear"/>
-    </w:rPr>
-  </w:style>
-  <w:style w:customStyle="1" w:styleId="CommentVarTok" w:type="character">
+      <w:color w:val="5e5e5e"/>
+      <w:shd w:val="clear" w:fill="f1f3f5"/>
+    </w:rPr>
+  </w:style>
+  <w:style w:type="character" w:customStyle="1" w:styleId="CommentVarTok">
     <w:name w:val="CommentVarTok"/>
     <w:basedOn w:val="VerbatimChar"/>
     <w:rPr>
-      <w:rFonts w:ascii="Consolas" w:hAnsi="Consolas"/>
       <w:i/>
-      <w:color w:val="5E5E5E"/>
-      <w:sz w:val="22"/>
-      <w:shd w:color="auto" w:fill="F1F3F5" w:val="clear"/>
-    </w:rPr>
-  </w:style>
-  <w:style w:customStyle="1" w:styleId="OtherTok" w:type="character">
+      <w:color w:val="5e5e5e"/>
+      <w:shd w:val="clear" w:fill="f1f3f5"/>
+    </w:rPr>
+  </w:style>
+  <w:style w:type="character" w:customStyle="1" w:styleId="OtherTok">
     <w:name w:val="OtherTok"/>
     <w:basedOn w:val="VerbatimChar"/>
     <w:rPr>
-      <w:rFonts w:ascii="Consolas" w:hAnsi="Consolas"/>
-      <w:color w:val="003B4F"/>
-      <w:sz w:val="22"/>
-      <w:shd w:color="auto" w:fill="F1F3F5" w:val="clear"/>
-    </w:rPr>
-  </w:style>
-  <w:style w:customStyle="1" w:styleId="FunctionTok" w:type="character">
+      <w:color w:val="003b4f"/>
+      <w:shd w:val="clear" w:fill="f1f3f5"/>
+    </w:rPr>
+  </w:style>
+  <w:style w:type="character" w:customStyle="1" w:styleId="FunctionTok">
     <w:name w:val="FunctionTok"/>
     <w:basedOn w:val="VerbatimChar"/>
     <w:rPr>
-      <w:rFonts w:ascii="Consolas" w:hAnsi="Consolas"/>
-      <w:color w:val="4758AB"/>
-      <w:sz w:val="22"/>
-      <w:shd w:color="auto" w:fill="F1F3F5" w:val="clear"/>
-    </w:rPr>
-  </w:style>
-  <w:style w:customStyle="1" w:styleId="VariableTok" w:type="character">
+      <w:color w:val="4758ab"/>
+      <w:shd w:val="clear" w:fill="f1f3f5"/>
+    </w:rPr>
+  </w:style>
+  <w:style w:type="character" w:customStyle="1" w:styleId="VariableTok">
     <w:name w:val="VariableTok"/>
     <w:basedOn w:val="VerbatimChar"/>
     <w:rPr>
-      <w:rFonts w:ascii="Consolas" w:hAnsi="Consolas"/>
       <w:color w:val="111111"/>
-      <w:sz w:val="22"/>
-      <w:shd w:color="auto" w:fill="F1F3F5" w:val="clear"/>
-    </w:rPr>
-  </w:style>
-  <w:style w:customStyle="1" w:styleId="ControlFlowTok" w:type="character">
+      <w:shd w:val="clear" w:fill="f1f3f5"/>
+    </w:rPr>
+  </w:style>
+  <w:style w:type="character" w:customStyle="1" w:styleId="ControlFlowTok">
     <w:name w:val="ControlFlowTok"/>
     <w:basedOn w:val="VerbatimChar"/>
     <w:rPr>
-      <w:rFonts w:ascii="Consolas" w:hAnsi="Consolas"/>
       <w:b/>
-      <w:color w:val="003B4F"/>
-      <w:sz w:val="22"/>
-      <w:shd w:color="auto" w:fill="F1F3F5" w:val="clear"/>
-    </w:rPr>
-  </w:style>
-  <w:style w:customStyle="1" w:styleId="OperatorTok" w:type="character">
+      <w:color w:val="003b4f"/>
+      <w:shd w:val="clear" w:fill="f1f3f5"/>
+    </w:rPr>
+  </w:style>
+  <w:style w:type="character" w:customStyle="1" w:styleId="OperatorTok">
     <w:name w:val="OperatorTok"/>
     <w:basedOn w:val="VerbatimChar"/>
     <w:rPr>
-      <w:rFonts w:ascii="Consolas" w:hAnsi="Consolas"/>
-      <w:color w:val="5E5E5E"/>
-      <w:sz w:val="22"/>
-      <w:shd w:color="auto" w:fill="F1F3F5" w:val="clear"/>
-    </w:rPr>
-  </w:style>
-  <w:style w:customStyle="1" w:styleId="BuiltInTok" w:type="character">
+      <w:color w:val="5e5e5e"/>
+      <w:shd w:val="clear" w:fill="f1f3f5"/>
+    </w:rPr>
+  </w:style>
+  <w:style w:type="character" w:customStyle="1" w:styleId="BuiltInTok">
     <w:name w:val="BuiltInTok"/>
     <w:basedOn w:val="VerbatimChar"/>
     <w:rPr>
-      <w:rFonts w:ascii="Consolas" w:hAnsi="Consolas"/>
-      <w:color w:val="003B4F"/>
-      <w:sz w:val="22"/>
-      <w:shd w:color="auto" w:fill="F1F3F5" w:val="clear"/>
-    </w:rPr>
-  </w:style>
-  <w:style w:customStyle="1" w:styleId="ExtensionTok" w:type="character">
+      <w:color w:val="003b4f"/>
+      <w:shd w:val="clear" w:fill="f1f3f5"/>
+    </w:rPr>
+  </w:style>
+  <w:style w:type="character" w:customStyle="1" w:styleId="ExtensionTok">
     <w:name w:val="ExtensionTok"/>
     <w:basedOn w:val="VerbatimChar"/>
     <w:rPr>
-      <w:rFonts w:ascii="Consolas" w:hAnsi="Consolas"/>
-      <w:color w:val="003B4F"/>
-      <w:sz w:val="22"/>
-      <w:shd w:color="auto" w:fill="F1F3F5" w:val="clear"/>
-    </w:rPr>
-  </w:style>
-  <w:style w:customStyle="1" w:styleId="PreprocessorTok" w:type="character">
+      <w:color w:val="003b4f"/>
+      <w:shd w:val="clear" w:fill="f1f3f5"/>
+    </w:rPr>
+  </w:style>
+  <w:style w:type="character" w:customStyle="1" w:styleId="PreprocessorTok">
     <w:name w:val="PreprocessorTok"/>
     <w:basedOn w:val="VerbatimChar"/>
     <w:rPr>
-      <w:rFonts w:ascii="Consolas" w:hAnsi="Consolas"/>
-      <w:color w:val="AD0000"/>
-      <w:sz w:val="22"/>
-      <w:shd w:color="auto" w:fill="F1F3F5" w:val="clear"/>
-    </w:rPr>
-  </w:style>
-  <w:style w:customStyle="1" w:styleId="AttributeTok" w:type="character">
+      <w:color w:val="ad0000"/>
+      <w:shd w:val="clear" w:fill="f1f3f5"/>
+    </w:rPr>
+  </w:style>
+  <w:style w:type="character" w:customStyle="1" w:styleId="AttributeTok">
     <w:name w:val="AttributeTok"/>
     <w:basedOn w:val="VerbatimChar"/>
     <w:rPr>
-      <w:rFonts w:ascii="Consolas" w:hAnsi="Consolas"/>
       <w:color w:val="657422"/>
-      <w:sz w:val="22"/>
-      <w:shd w:color="auto" w:fill="F1F3F5" w:val="clear"/>
-    </w:rPr>
-  </w:style>
-  <w:style w:customStyle="1" w:styleId="RegionMarkerTok" w:type="character">
+      <w:shd w:val="clear" w:fill="f1f3f5"/>
+    </w:rPr>
+  </w:style>
+  <w:style w:type="character" w:customStyle="1" w:styleId="RegionMarkerTok">
     <w:name w:val="RegionMarkerTok"/>
     <w:basedOn w:val="VerbatimChar"/>
     <w:rPr>
-      <w:rFonts w:ascii="Consolas" w:hAnsi="Consolas"/>
-      <w:color w:val="003B4F"/>
-      <w:sz w:val="22"/>
-      <w:shd w:color="auto" w:fill="F1F3F5" w:val="clear"/>
-    </w:rPr>
-  </w:style>
-  <w:style w:customStyle="1" w:styleId="InformationTok" w:type="character">
+      <w:color w:val="003b4f"/>
+      <w:shd w:val="clear" w:fill="f1f3f5"/>
+    </w:rPr>
+  </w:style>
+  <w:style w:type="character" w:customStyle="1" w:styleId="InformationTok">
     <w:name w:val="InformationTok"/>
     <w:basedOn w:val="VerbatimChar"/>
     <w:rPr>
-      <w:rFonts w:ascii="Consolas" w:hAnsi="Consolas"/>
-      <w:color w:val="5E5E5E"/>
-      <w:sz w:val="22"/>
-      <w:shd w:color="auto" w:fill="F1F3F5" w:val="clear"/>
-    </w:rPr>
-  </w:style>
-  <w:style w:customStyle="1" w:styleId="WarningTok" w:type="character">
+      <w:color w:val="5e5e5e"/>
+      <w:shd w:val="clear" w:fill="f1f3f5"/>
+    </w:rPr>
+  </w:style>
+  <w:style w:type="character" w:customStyle="1" w:styleId="WarningTok">
     <w:name w:val="WarningTok"/>
     <w:basedOn w:val="VerbatimChar"/>
     <w:rPr>
-      <w:rFonts w:ascii="Consolas" w:hAnsi="Consolas"/>
       <w:i/>
-      <w:color w:val="5E5E5E"/>
-      <w:sz w:val="22"/>
-      <w:shd w:color="auto" w:fill="F1F3F5" w:val="clear"/>
-    </w:rPr>
-  </w:style>
-  <w:style w:customStyle="1" w:styleId="AlertTok" w:type="character">
+      <w:color w:val="5e5e5e"/>
+      <w:shd w:val="clear" w:fill="f1f3f5"/>
+    </w:rPr>
+  </w:style>
+  <w:style w:type="character" w:customStyle="1" w:styleId="AlertTok">
     <w:name w:val="AlertTok"/>
     <w:basedOn w:val="VerbatimChar"/>
     <w:rPr>
-      <w:rFonts w:ascii="Consolas" w:hAnsi="Consolas"/>
-      <w:color w:val="AD0000"/>
-      <w:sz w:val="22"/>
-      <w:shd w:color="auto" w:fill="F1F3F5" w:val="clear"/>
-    </w:rPr>
-  </w:style>
-  <w:style w:customStyle="1" w:styleId="ErrorTok" w:type="character">
+      <w:color w:val="ad0000"/>
+      <w:shd w:val="clear" w:fill="f1f3f5"/>
+    </w:rPr>
+  </w:style>
+  <w:style w:type="character" w:customStyle="1" w:styleId="ErrorTok">
     <w:name w:val="ErrorTok"/>
     <w:basedOn w:val="VerbatimChar"/>
     <w:rPr>
-      <w:rFonts w:ascii="Consolas" w:hAnsi="Consolas"/>
-      <w:color w:val="AD0000"/>
-      <w:sz w:val="22"/>
-      <w:shd w:color="auto" w:fill="F1F3F5" w:val="clear"/>
-    </w:rPr>
-  </w:style>
-  <w:style w:customStyle="1" w:styleId="NormalTok" w:type="character">
+      <w:color w:val="ad0000"/>
+      <w:shd w:val="clear" w:fill="f1f3f5"/>
+    </w:rPr>
+  </w:style>
+  <w:style w:type="character" w:customStyle="1" w:styleId="NormalTok">
     <w:name w:val="NormalTok"/>
     <w:basedOn w:val="VerbatimChar"/>
     <w:rPr>
-      <w:rFonts w:ascii="Consolas" w:hAnsi="Consolas"/>
-      <w:color w:val="003B4F"/>
-      <w:sz w:val="22"/>
-      <w:shd w:color="auto" w:fill="F1F3F5" w:val="clear"/>
-    </w:rPr>
-  </w:style>
-  <w:style w:styleId="TOC1" w:type="paragraph">
-    <w:name w:val="toc 1"/>
-    <w:basedOn w:val="Normal"/>
-    <w:next w:val="Normal"/>
-    <w:autoRedefine/>
-    <w:uiPriority w:val="39"/>
-    <w:rsid w:val="00177ED0"/>
-    <w:pPr>
-      <w:spacing w:after="100"/>
-    </w:pPr>
-  </w:style>
-  <w:style w:styleId="TOC2" w:type="paragraph">
-    <w:name w:val="toc 2"/>
-    <w:basedOn w:val="Normal"/>
-    <w:next w:val="Normal"/>
-    <w:autoRedefine/>
-    <w:uiPriority w:val="39"/>
-    <w:rsid w:val="00177ED0"/>
-    <w:pPr>
-      <w:spacing w:after="100"/>
-      <w:ind w:left="240"/>
-    </w:pPr>
-  </w:style>
-  <w:style w:styleId="TOC3" w:type="paragraph">
-    <w:name w:val="toc 3"/>
-    <w:basedOn w:val="Normal"/>
-    <w:next w:val="Normal"/>
-    <w:autoRedefine/>
-    <w:uiPriority w:val="39"/>
-    <w:rsid w:val="00177ED0"/>
-    <w:pPr>
-      <w:spacing w:after="100"/>
-      <w:ind w:left="480"/>
-    </w:pPr>
+      <w:color w:val="003b4f"/>
+      <w:shd w:val="clear" w:fill="f1f3f5"/>
+    </w:rPr>
   </w:style>
 </w:styles>
 </file>

--- a/excel/excel-one-variable-numerical.docx
+++ b/excel/excel-one-variable-numerical.docx
@@ -1,25 +1,13 @@
 
 <file path=word/document.xml><?xml version="1.0" encoding="utf-8"?>
-<w:document xmlns:w="http://schemas.openxmlformats.org/wordprocessingml/2006/main" xmlns:m="http://schemas.openxmlformats.org/officeDocument/2006/math" xmlns:r="http://schemas.openxmlformats.org/officeDocument/2006/relationships" xmlns:o="urn:schemas-microsoft-com:office:office" xmlns:v="urn:schemas-microsoft-com:vml" xmlns:w10="urn:schemas-microsoft-com:office:word" xmlns:a="http://schemas.openxmlformats.org/drawingml/2006/main" xmlns:pic="http://schemas.openxmlformats.org/drawingml/2006/picture" xmlns:wp="http://schemas.openxmlformats.org/drawingml/2006/wordprocessingDrawing">
+<w:document xmlns:wpc="http://schemas.microsoft.com/office/word/2010/wordprocessingCanvas" xmlns:cx="http://schemas.microsoft.com/office/drawing/2014/chartex" xmlns:cx1="http://schemas.microsoft.com/office/drawing/2015/9/8/chartex" xmlns:cx2="http://schemas.microsoft.com/office/drawing/2015/10/21/chartex" xmlns:cx3="http://schemas.microsoft.com/office/drawing/2016/5/9/chartex" xmlns:cx4="http://schemas.microsoft.com/office/drawing/2016/5/10/chartex" xmlns:cx5="http://schemas.microsoft.com/office/drawing/2016/5/11/chartex" xmlns:cx6="http://schemas.microsoft.com/office/drawing/2016/5/12/chartex" xmlns:cx7="http://schemas.microsoft.com/office/drawing/2016/5/13/chartex" xmlns:cx8="http://schemas.microsoft.com/office/drawing/2016/5/14/chartex" xmlns:mc="http://schemas.openxmlformats.org/markup-compatibility/2006" xmlns:aink="http://schemas.microsoft.com/office/drawing/2016/ink" xmlns:am3d="http://schemas.microsoft.com/office/drawing/2017/model3d" xmlns:o="urn:schemas-microsoft-com:office:office" xmlns:oel="http://schemas.microsoft.com/office/2019/extlst" xmlns:r="http://schemas.openxmlformats.org/officeDocument/2006/relationships" xmlns:m="http://schemas.openxmlformats.org/officeDocument/2006/math" xmlns:v="urn:schemas-microsoft-com:vml" xmlns:wp14="http://schemas.microsoft.com/office/word/2010/wordprocessingDrawing" xmlns:wp="http://schemas.openxmlformats.org/drawingml/2006/wordprocessingDrawing" xmlns:w10="urn:schemas-microsoft-com:office:word" xmlns:w="http://schemas.openxmlformats.org/wordprocessingml/2006/main" xmlns:w14="http://schemas.microsoft.com/office/word/2010/wordml" xmlns:w15="http://schemas.microsoft.com/office/word/2012/wordml" xmlns:w16cex="http://schemas.microsoft.com/office/word/2018/wordml/cex" xmlns:w16cid="http://schemas.microsoft.com/office/word/2016/wordml/cid" xmlns:w16="http://schemas.microsoft.com/office/word/2018/wordml" xmlns:w16du="http://schemas.microsoft.com/office/word/2023/wordml/word16du" xmlns:w16sdtdh="http://schemas.microsoft.com/office/word/2020/wordml/sdtdatahash" xmlns:w16se="http://schemas.microsoft.com/office/word/2015/wordml/symex" xmlns:wpg="http://schemas.microsoft.com/office/word/2010/wordprocessingGroup" xmlns:wpi="http://schemas.microsoft.com/office/word/2010/wordprocessingInk" xmlns:wne="http://schemas.microsoft.com/office/word/2006/wordml" xmlns:wps="http://schemas.microsoft.com/office/word/2010/wordprocessingShape" mc:Ignorable="w14 w15 w16se w16cid w16 w16cex w16sdtdh w16du wp14">
   <w:body>
     <w:p>
       <w:pPr>
         <w:pStyle w:val="Title"/>
       </w:pPr>
       <w:r>
-        <w:t xml:space="preserve">One</w:t>
-      </w:r>
-      <w:r>
-        <w:t xml:space="preserve"> </w:t>
-      </w:r>
-      <w:r>
-        <w:t xml:space="preserve">Variable:</w:t>
-      </w:r>
-      <w:r>
-        <w:t xml:space="preserve"> </w:t>
-      </w:r>
-      <w:r>
-        <w:t xml:space="preserve">Quantitative</w:t>
+        <w:t>One Variable: Quantitative</w:t>
       </w:r>
     </w:p>
     <w:p>
@@ -27,19 +15,7 @@
         <w:pStyle w:val="Author"/>
       </w:pPr>
       <w:r>
-        <w:t xml:space="preserve">Orville</w:t>
-      </w:r>
-      <w:r>
-        <w:t xml:space="preserve"> </w:t>
-      </w:r>
-      <w:r>
-        <w:t xml:space="preserve">D.</w:t>
-      </w:r>
-      <w:r>
-        <w:t xml:space="preserve"> </w:t>
-      </w:r>
-      <w:r>
-        <w:t xml:space="preserve">Hombrebueno</w:t>
+        <w:t>Orville D. Hombrebueno</w:t>
       </w:r>
     </w:p>
     <w:p>
@@ -47,11 +23,18 @@
         <w:pStyle w:val="Date"/>
       </w:pPr>
       <w:r>
-        <w:t xml:space="preserve">2024-11-27</w:t>
+        <w:t>2024-11-27</w:t>
       </w:r>
     </w:p>
     <w:sdt>
       <w:sdtPr>
+        <w:rPr>
+          <w:rFonts w:asciiTheme="minorHAnsi" w:eastAsiaTheme="minorHAnsi" w:hAnsiTheme="minorHAnsi" w:cstheme="minorBidi"/>
+          <w:color w:val="auto"/>
+          <w:sz w:val="24"/>
+          <w:szCs w:val="24"/>
+        </w:rPr>
+        <w:id w:val="760721754"/>
         <w:docPartObj>
           <w:docPartGallery w:val="Table of Contents"/>
           <w:docPartUnique/>
@@ -63,72 +46,929 @@
             <w:pStyle w:val="TOCHeading"/>
           </w:pPr>
           <w:r>
-            <w:t xml:space="preserve">Table</w:t>
-          </w:r>
-          <w:r>
-            <w:t xml:space="preserve"> </w:t>
-          </w:r>
-          <w:r>
-            <w:t xml:space="preserve">of</w:t>
-          </w:r>
-          <w:r>
-            <w:t xml:space="preserve"> </w:t>
-          </w:r>
-          <w:r>
-            <w:t xml:space="preserve">contents</w:t>
+            <w:t>Table of contents</w:t>
           </w:r>
         </w:p>
         <w:p>
+          <w:pPr>
+            <w:pStyle w:val="TOC1"/>
+            <w:tabs>
+              <w:tab w:val="right" w:leader="dot" w:pos="9350"/>
+            </w:tabs>
+            <w:rPr>
+              <w:rFonts w:eastAsiaTheme="minorEastAsia"/>
+              <w:noProof/>
+              <w:kern w:val="2"/>
+              <w:lang w:val="en-PH" w:eastAsia="en-PH"/>
+              <w14:ligatures w14:val="standardContextual"/>
+            </w:rPr>
+          </w:pPr>
           <w:r>
-            <w:fldChar w:fldCharType="begin" w:dirty="true"/>
-            <w:instrText xml:space="preserve">TOC \o "1-3" \h \z \u</w:instrText>
+            <w:fldChar w:fldCharType="begin"/>
+          </w:r>
+          <w:r>
+            <w:instrText>TOC \o "1-3" \h \z \u</w:instrText>
+          </w:r>
+          <w:r>
             <w:fldChar w:fldCharType="separate"/>
+          </w:r>
+          <w:hyperlink w:anchor="_Toc183623451" w:history="1">
+            <w:r>
+              <w:rPr>
+                <w:rStyle w:val="Hyperlink"/>
+                <w:noProof/>
+              </w:rPr>
+              <w:t>The Data</w:t>
+            </w:r>
+            <w:r>
+              <w:rPr>
+                <w:noProof/>
+                <w:webHidden/>
+              </w:rPr>
+              <w:tab/>
+            </w:r>
+            <w:r>
+              <w:rPr>
+                <w:noProof/>
+                <w:webHidden/>
+              </w:rPr>
+              <w:fldChar w:fldCharType="begin"/>
+            </w:r>
+            <w:r>
+              <w:rPr>
+                <w:noProof/>
+                <w:webHidden/>
+              </w:rPr>
+              <w:instrText xml:space="preserve"> PAGEREF _Toc183623451 \h </w:instrText>
+            </w:r>
+            <w:r>
+              <w:rPr>
+                <w:noProof/>
+                <w:webHidden/>
+              </w:rPr>
+            </w:r>
+            <w:r>
+              <w:rPr>
+                <w:noProof/>
+                <w:webHidden/>
+              </w:rPr>
+              <w:fldChar w:fldCharType="separate"/>
+            </w:r>
+            <w:r>
+              <w:rPr>
+                <w:noProof/>
+                <w:webHidden/>
+              </w:rPr>
+              <w:t>3</w:t>
+            </w:r>
+            <w:r>
+              <w:rPr>
+                <w:noProof/>
+                <w:webHidden/>
+              </w:rPr>
+              <w:fldChar w:fldCharType="end"/>
+            </w:r>
+          </w:hyperlink>
+        </w:p>
+        <w:p>
+          <w:pPr>
+            <w:pStyle w:val="TOC2"/>
+            <w:tabs>
+              <w:tab w:val="right" w:leader="dot" w:pos="9350"/>
+            </w:tabs>
+            <w:rPr>
+              <w:rFonts w:eastAsiaTheme="minorEastAsia"/>
+              <w:noProof/>
+              <w:kern w:val="2"/>
+              <w:lang w:val="en-PH" w:eastAsia="en-PH"/>
+              <w14:ligatures w14:val="standardContextual"/>
+            </w:rPr>
+          </w:pPr>
+          <w:hyperlink w:anchor="_Toc183623452" w:history="1">
+            <w:r>
+              <w:rPr>
+                <w:rStyle w:val="Hyperlink"/>
+                <w:noProof/>
+              </w:rPr>
+              <w:t>Edgar Anderson’s Iris Data</w:t>
+            </w:r>
+            <w:r>
+              <w:rPr>
+                <w:noProof/>
+                <w:webHidden/>
+              </w:rPr>
+              <w:tab/>
+            </w:r>
+            <w:r>
+              <w:rPr>
+                <w:noProof/>
+                <w:webHidden/>
+              </w:rPr>
+              <w:fldChar w:fldCharType="begin"/>
+            </w:r>
+            <w:r>
+              <w:rPr>
+                <w:noProof/>
+                <w:webHidden/>
+              </w:rPr>
+              <w:instrText xml:space="preserve"> PAGEREF _Toc183623452 \h </w:instrText>
+            </w:r>
+            <w:r>
+              <w:rPr>
+                <w:noProof/>
+                <w:webHidden/>
+              </w:rPr>
+            </w:r>
+            <w:r>
+              <w:rPr>
+                <w:noProof/>
+                <w:webHidden/>
+              </w:rPr>
+              <w:fldChar w:fldCharType="separate"/>
+            </w:r>
+            <w:r>
+              <w:rPr>
+                <w:noProof/>
+                <w:webHidden/>
+              </w:rPr>
+              <w:t>3</w:t>
+            </w:r>
+            <w:r>
+              <w:rPr>
+                <w:noProof/>
+                <w:webHidden/>
+              </w:rPr>
+              <w:fldChar w:fldCharType="end"/>
+            </w:r>
+          </w:hyperlink>
+        </w:p>
+        <w:p>
+          <w:pPr>
+            <w:pStyle w:val="TOC2"/>
+            <w:tabs>
+              <w:tab w:val="right" w:leader="dot" w:pos="9350"/>
+            </w:tabs>
+            <w:rPr>
+              <w:rFonts w:eastAsiaTheme="minorEastAsia"/>
+              <w:noProof/>
+              <w:kern w:val="2"/>
+              <w:lang w:val="en-PH" w:eastAsia="en-PH"/>
+              <w14:ligatures w14:val="standardContextual"/>
+            </w:rPr>
+          </w:pPr>
+          <w:hyperlink w:anchor="_Toc183623453" w:history="1">
+            <w:r>
+              <w:rPr>
+                <w:rStyle w:val="Hyperlink"/>
+                <w:noProof/>
+              </w:rPr>
+              <w:t>Descriptive Statistics</w:t>
+            </w:r>
+            <w:r>
+              <w:rPr>
+                <w:noProof/>
+                <w:webHidden/>
+              </w:rPr>
+              <w:tab/>
+            </w:r>
+            <w:r>
+              <w:rPr>
+                <w:noProof/>
+                <w:webHidden/>
+              </w:rPr>
+              <w:fldChar w:fldCharType="begin"/>
+            </w:r>
+            <w:r>
+              <w:rPr>
+                <w:noProof/>
+                <w:webHidden/>
+              </w:rPr>
+              <w:instrText xml:space="preserve"> PAGEREF _Toc183623453 \h </w:instrText>
+            </w:r>
+            <w:r>
+              <w:rPr>
+                <w:noProof/>
+                <w:webHidden/>
+              </w:rPr>
+            </w:r>
+            <w:r>
+              <w:rPr>
+                <w:noProof/>
+                <w:webHidden/>
+              </w:rPr>
+              <w:fldChar w:fldCharType="separate"/>
+            </w:r>
+            <w:r>
+              <w:rPr>
+                <w:noProof/>
+                <w:webHidden/>
+              </w:rPr>
+              <w:t>3</w:t>
+            </w:r>
+            <w:r>
+              <w:rPr>
+                <w:noProof/>
+                <w:webHidden/>
+              </w:rPr>
+              <w:fldChar w:fldCharType="end"/>
+            </w:r>
+          </w:hyperlink>
+        </w:p>
+        <w:p>
+          <w:pPr>
+            <w:pStyle w:val="TOC1"/>
+            <w:tabs>
+              <w:tab w:val="right" w:leader="dot" w:pos="9350"/>
+            </w:tabs>
+            <w:rPr>
+              <w:rFonts w:eastAsiaTheme="minorEastAsia"/>
+              <w:noProof/>
+              <w:kern w:val="2"/>
+              <w:lang w:val="en-PH" w:eastAsia="en-PH"/>
+              <w14:ligatures w14:val="standardContextual"/>
+            </w:rPr>
+          </w:pPr>
+          <w:hyperlink w:anchor="_Toc183623454" w:history="1">
+            <w:r>
+              <w:rPr>
+                <w:rStyle w:val="Hyperlink"/>
+                <w:noProof/>
+              </w:rPr>
+              <w:t>Hypothesis Testing</w:t>
+            </w:r>
+            <w:r>
+              <w:rPr>
+                <w:noProof/>
+                <w:webHidden/>
+              </w:rPr>
+              <w:tab/>
+            </w:r>
+            <w:r>
+              <w:rPr>
+                <w:noProof/>
+                <w:webHidden/>
+              </w:rPr>
+              <w:fldChar w:fldCharType="begin"/>
+            </w:r>
+            <w:r>
+              <w:rPr>
+                <w:noProof/>
+                <w:webHidden/>
+              </w:rPr>
+              <w:instrText xml:space="preserve"> PAGEREF _Toc183623454 \h </w:instrText>
+            </w:r>
+            <w:r>
+              <w:rPr>
+                <w:noProof/>
+                <w:webHidden/>
+              </w:rPr>
+            </w:r>
+            <w:r>
+              <w:rPr>
+                <w:noProof/>
+                <w:webHidden/>
+              </w:rPr>
+              <w:fldChar w:fldCharType="separate"/>
+            </w:r>
+            <w:r>
+              <w:rPr>
+                <w:noProof/>
+                <w:webHidden/>
+              </w:rPr>
+              <w:t>4</w:t>
+            </w:r>
+            <w:r>
+              <w:rPr>
+                <w:noProof/>
+                <w:webHidden/>
+              </w:rPr>
+              <w:fldChar w:fldCharType="end"/>
+            </w:r>
+          </w:hyperlink>
+        </w:p>
+        <w:p>
+          <w:pPr>
+            <w:pStyle w:val="TOC2"/>
+            <w:tabs>
+              <w:tab w:val="right" w:leader="dot" w:pos="9350"/>
+            </w:tabs>
+            <w:rPr>
+              <w:rFonts w:eastAsiaTheme="minorEastAsia"/>
+              <w:noProof/>
+              <w:kern w:val="2"/>
+              <w:lang w:val="en-PH" w:eastAsia="en-PH"/>
+              <w14:ligatures w14:val="standardContextual"/>
+            </w:rPr>
+          </w:pPr>
+          <w:hyperlink w:anchor="_Toc183623455" w:history="1">
+            <w:r>
+              <w:rPr>
+                <w:rStyle w:val="Hyperlink"/>
+                <w:noProof/>
+              </w:rPr>
+              <w:t>Two-Sided</w:t>
+            </w:r>
+            <w:r>
+              <w:rPr>
+                <w:noProof/>
+                <w:webHidden/>
+              </w:rPr>
+              <w:tab/>
+            </w:r>
+            <w:r>
+              <w:rPr>
+                <w:noProof/>
+                <w:webHidden/>
+              </w:rPr>
+              <w:fldChar w:fldCharType="begin"/>
+            </w:r>
+            <w:r>
+              <w:rPr>
+                <w:noProof/>
+                <w:webHidden/>
+              </w:rPr>
+              <w:instrText xml:space="preserve"> PAGEREF _Toc183623455 \h </w:instrText>
+            </w:r>
+            <w:r>
+              <w:rPr>
+                <w:noProof/>
+                <w:webHidden/>
+              </w:rPr>
+            </w:r>
+            <w:r>
+              <w:rPr>
+                <w:noProof/>
+                <w:webHidden/>
+              </w:rPr>
+              <w:fldChar w:fldCharType="separate"/>
+            </w:r>
+            <w:r>
+              <w:rPr>
+                <w:noProof/>
+                <w:webHidden/>
+              </w:rPr>
+              <w:t>4</w:t>
+            </w:r>
+            <w:r>
+              <w:rPr>
+                <w:noProof/>
+                <w:webHidden/>
+              </w:rPr>
+              <w:fldChar w:fldCharType="end"/>
+            </w:r>
+          </w:hyperlink>
+        </w:p>
+        <w:p>
+          <w:pPr>
+            <w:pStyle w:val="TOC3"/>
+            <w:tabs>
+              <w:tab w:val="right" w:leader="dot" w:pos="9350"/>
+            </w:tabs>
+            <w:rPr>
+              <w:rFonts w:eastAsiaTheme="minorEastAsia"/>
+              <w:noProof/>
+              <w:kern w:val="2"/>
+              <w:lang w:val="en-PH" w:eastAsia="en-PH"/>
+              <w14:ligatures w14:val="standardContextual"/>
+            </w:rPr>
+          </w:pPr>
+          <w:hyperlink w:anchor="_Toc183623456" w:history="1">
+            <w:r>
+              <w:rPr>
+                <w:rStyle w:val="Hyperlink"/>
+                <w:noProof/>
+              </w:rPr>
+              <w:t>Research Question</w:t>
+            </w:r>
+            <w:r>
+              <w:rPr>
+                <w:noProof/>
+                <w:webHidden/>
+              </w:rPr>
+              <w:tab/>
+            </w:r>
+            <w:r>
+              <w:rPr>
+                <w:noProof/>
+                <w:webHidden/>
+              </w:rPr>
+              <w:fldChar w:fldCharType="begin"/>
+            </w:r>
+            <w:r>
+              <w:rPr>
+                <w:noProof/>
+                <w:webHidden/>
+              </w:rPr>
+              <w:instrText xml:space="preserve"> PAGEREF _Toc183623456 \h </w:instrText>
+            </w:r>
+            <w:r>
+              <w:rPr>
+                <w:noProof/>
+                <w:webHidden/>
+              </w:rPr>
+            </w:r>
+            <w:r>
+              <w:rPr>
+                <w:noProof/>
+                <w:webHidden/>
+              </w:rPr>
+              <w:fldChar w:fldCharType="separate"/>
+            </w:r>
+            <w:r>
+              <w:rPr>
+                <w:noProof/>
+                <w:webHidden/>
+              </w:rPr>
+              <w:t>4</w:t>
+            </w:r>
+            <w:r>
+              <w:rPr>
+                <w:noProof/>
+                <w:webHidden/>
+              </w:rPr>
+              <w:fldChar w:fldCharType="end"/>
+            </w:r>
+          </w:hyperlink>
+        </w:p>
+        <w:p>
+          <w:pPr>
+            <w:pStyle w:val="TOC3"/>
+            <w:tabs>
+              <w:tab w:val="right" w:leader="dot" w:pos="9350"/>
+            </w:tabs>
+            <w:rPr>
+              <w:rFonts w:eastAsiaTheme="minorEastAsia"/>
+              <w:noProof/>
+              <w:kern w:val="2"/>
+              <w:lang w:val="en-PH" w:eastAsia="en-PH"/>
+              <w14:ligatures w14:val="standardContextual"/>
+            </w:rPr>
+          </w:pPr>
+          <w:hyperlink w:anchor="_Toc183623457" w:history="1">
+            <w:r>
+              <w:rPr>
+                <w:rStyle w:val="Hyperlink"/>
+                <w:noProof/>
+              </w:rPr>
+              <w:t>Hypothesis and Test Statistics</w:t>
+            </w:r>
+            <w:r>
+              <w:rPr>
+                <w:noProof/>
+                <w:webHidden/>
+              </w:rPr>
+              <w:tab/>
+            </w:r>
+            <w:r>
+              <w:rPr>
+                <w:noProof/>
+                <w:webHidden/>
+              </w:rPr>
+              <w:fldChar w:fldCharType="begin"/>
+            </w:r>
+            <w:r>
+              <w:rPr>
+                <w:noProof/>
+                <w:webHidden/>
+              </w:rPr>
+              <w:instrText xml:space="preserve"> PAGEREF _Toc183623457 \h </w:instrText>
+            </w:r>
+            <w:r>
+              <w:rPr>
+                <w:noProof/>
+                <w:webHidden/>
+              </w:rPr>
+            </w:r>
+            <w:r>
+              <w:rPr>
+                <w:noProof/>
+                <w:webHidden/>
+              </w:rPr>
+              <w:fldChar w:fldCharType="separate"/>
+            </w:r>
+            <w:r>
+              <w:rPr>
+                <w:noProof/>
+                <w:webHidden/>
+              </w:rPr>
+              <w:t>4</w:t>
+            </w:r>
+            <w:r>
+              <w:rPr>
+                <w:noProof/>
+                <w:webHidden/>
+              </w:rPr>
+              <w:fldChar w:fldCharType="end"/>
+            </w:r>
+          </w:hyperlink>
+        </w:p>
+        <w:p>
+          <w:pPr>
+            <w:pStyle w:val="TOC3"/>
+            <w:tabs>
+              <w:tab w:val="right" w:leader="dot" w:pos="9350"/>
+            </w:tabs>
+            <w:rPr>
+              <w:rFonts w:eastAsiaTheme="minorEastAsia"/>
+              <w:noProof/>
+              <w:kern w:val="2"/>
+              <w:lang w:val="en-PH" w:eastAsia="en-PH"/>
+              <w14:ligatures w14:val="standardContextual"/>
+            </w:rPr>
+          </w:pPr>
+          <w:hyperlink w:anchor="_Toc183623458" w:history="1">
+            <w:r>
+              <w:rPr>
+                <w:rStyle w:val="Hyperlink"/>
+                <w:noProof/>
+              </w:rPr>
+              <w:t>Results and Interpretation</w:t>
+            </w:r>
+            <w:r>
+              <w:rPr>
+                <w:noProof/>
+                <w:webHidden/>
+              </w:rPr>
+              <w:tab/>
+            </w:r>
+            <w:r>
+              <w:rPr>
+                <w:noProof/>
+                <w:webHidden/>
+              </w:rPr>
+              <w:fldChar w:fldCharType="begin"/>
+            </w:r>
+            <w:r>
+              <w:rPr>
+                <w:noProof/>
+                <w:webHidden/>
+              </w:rPr>
+              <w:instrText xml:space="preserve"> PAGEREF _Toc183623458 \h </w:instrText>
+            </w:r>
+            <w:r>
+              <w:rPr>
+                <w:noProof/>
+                <w:webHidden/>
+              </w:rPr>
+            </w:r>
+            <w:r>
+              <w:rPr>
+                <w:noProof/>
+                <w:webHidden/>
+              </w:rPr>
+              <w:fldChar w:fldCharType="separate"/>
+            </w:r>
+            <w:r>
+              <w:rPr>
+                <w:noProof/>
+                <w:webHidden/>
+              </w:rPr>
+              <w:t>4</w:t>
+            </w:r>
+            <w:r>
+              <w:rPr>
+                <w:noProof/>
+                <w:webHidden/>
+              </w:rPr>
+              <w:fldChar w:fldCharType="end"/>
+            </w:r>
+          </w:hyperlink>
+        </w:p>
+        <w:p>
+          <w:pPr>
+            <w:pStyle w:val="TOC2"/>
+            <w:tabs>
+              <w:tab w:val="right" w:leader="dot" w:pos="9350"/>
+            </w:tabs>
+            <w:rPr>
+              <w:rFonts w:eastAsiaTheme="minorEastAsia"/>
+              <w:noProof/>
+              <w:kern w:val="2"/>
+              <w:lang w:val="en-PH" w:eastAsia="en-PH"/>
+              <w14:ligatures w14:val="standardContextual"/>
+            </w:rPr>
+          </w:pPr>
+          <w:hyperlink w:anchor="_Toc183623459" w:history="1">
+            <w:r>
+              <w:rPr>
+                <w:rStyle w:val="Hyperlink"/>
+                <w:noProof/>
+              </w:rPr>
+              <w:t>One-Sided</w:t>
+            </w:r>
+            <w:r>
+              <w:rPr>
+                <w:noProof/>
+                <w:webHidden/>
+              </w:rPr>
+              <w:tab/>
+            </w:r>
+            <w:r>
+              <w:rPr>
+                <w:noProof/>
+                <w:webHidden/>
+              </w:rPr>
+              <w:fldChar w:fldCharType="begin"/>
+            </w:r>
+            <w:r>
+              <w:rPr>
+                <w:noProof/>
+                <w:webHidden/>
+              </w:rPr>
+              <w:instrText xml:space="preserve"> PAGEREF _Toc183623459 \h </w:instrText>
+            </w:r>
+            <w:r>
+              <w:rPr>
+                <w:noProof/>
+                <w:webHidden/>
+              </w:rPr>
+            </w:r>
+            <w:r>
+              <w:rPr>
+                <w:noProof/>
+                <w:webHidden/>
+              </w:rPr>
+              <w:fldChar w:fldCharType="separate"/>
+            </w:r>
+            <w:r>
+              <w:rPr>
+                <w:noProof/>
+                <w:webHidden/>
+              </w:rPr>
+              <w:t>5</w:t>
+            </w:r>
+            <w:r>
+              <w:rPr>
+                <w:noProof/>
+                <w:webHidden/>
+              </w:rPr>
+              <w:fldChar w:fldCharType="end"/>
+            </w:r>
+          </w:hyperlink>
+        </w:p>
+        <w:p>
+          <w:pPr>
+            <w:pStyle w:val="TOC3"/>
+            <w:tabs>
+              <w:tab w:val="right" w:leader="dot" w:pos="9350"/>
+            </w:tabs>
+            <w:rPr>
+              <w:rFonts w:eastAsiaTheme="minorEastAsia"/>
+              <w:noProof/>
+              <w:kern w:val="2"/>
+              <w:lang w:val="en-PH" w:eastAsia="en-PH"/>
+              <w14:ligatures w14:val="standardContextual"/>
+            </w:rPr>
+          </w:pPr>
+          <w:hyperlink w:anchor="_Toc183623460" w:history="1">
+            <w:r>
+              <w:rPr>
+                <w:rStyle w:val="Hyperlink"/>
+                <w:noProof/>
+              </w:rPr>
+              <w:t>Research Question</w:t>
+            </w:r>
+            <w:r>
+              <w:rPr>
+                <w:noProof/>
+                <w:webHidden/>
+              </w:rPr>
+              <w:tab/>
+            </w:r>
+            <w:r>
+              <w:rPr>
+                <w:noProof/>
+                <w:webHidden/>
+              </w:rPr>
+              <w:fldChar w:fldCharType="begin"/>
+            </w:r>
+            <w:r>
+              <w:rPr>
+                <w:noProof/>
+                <w:webHidden/>
+              </w:rPr>
+              <w:instrText xml:space="preserve"> PAGEREF _Toc183623460 \h </w:instrText>
+            </w:r>
+            <w:r>
+              <w:rPr>
+                <w:noProof/>
+                <w:webHidden/>
+              </w:rPr>
+            </w:r>
+            <w:r>
+              <w:rPr>
+                <w:noProof/>
+                <w:webHidden/>
+              </w:rPr>
+              <w:fldChar w:fldCharType="separate"/>
+            </w:r>
+            <w:r>
+              <w:rPr>
+                <w:noProof/>
+                <w:webHidden/>
+              </w:rPr>
+              <w:t>5</w:t>
+            </w:r>
+            <w:r>
+              <w:rPr>
+                <w:noProof/>
+                <w:webHidden/>
+              </w:rPr>
+              <w:fldChar w:fldCharType="end"/>
+            </w:r>
+          </w:hyperlink>
+        </w:p>
+        <w:p>
+          <w:pPr>
+            <w:pStyle w:val="TOC3"/>
+            <w:tabs>
+              <w:tab w:val="right" w:leader="dot" w:pos="9350"/>
+            </w:tabs>
+            <w:rPr>
+              <w:rFonts w:eastAsiaTheme="minorEastAsia"/>
+              <w:noProof/>
+              <w:kern w:val="2"/>
+              <w:lang w:val="en-PH" w:eastAsia="en-PH"/>
+              <w14:ligatures w14:val="standardContextual"/>
+            </w:rPr>
+          </w:pPr>
+          <w:hyperlink w:anchor="_Toc183623461" w:history="1">
+            <w:r>
+              <w:rPr>
+                <w:rStyle w:val="Hyperlink"/>
+                <w:noProof/>
+              </w:rPr>
+              <w:t>Hypothesis and Test Statistics</w:t>
+            </w:r>
+            <w:r>
+              <w:rPr>
+                <w:noProof/>
+                <w:webHidden/>
+              </w:rPr>
+              <w:tab/>
+            </w:r>
+            <w:r>
+              <w:rPr>
+                <w:noProof/>
+                <w:webHidden/>
+              </w:rPr>
+              <w:fldChar w:fldCharType="begin"/>
+            </w:r>
+            <w:r>
+              <w:rPr>
+                <w:noProof/>
+                <w:webHidden/>
+              </w:rPr>
+              <w:instrText xml:space="preserve"> PAGEREF _Toc183623461 \h </w:instrText>
+            </w:r>
+            <w:r>
+              <w:rPr>
+                <w:noProof/>
+                <w:webHidden/>
+              </w:rPr>
+            </w:r>
+            <w:r>
+              <w:rPr>
+                <w:noProof/>
+                <w:webHidden/>
+              </w:rPr>
+              <w:fldChar w:fldCharType="separate"/>
+            </w:r>
+            <w:r>
+              <w:rPr>
+                <w:noProof/>
+                <w:webHidden/>
+              </w:rPr>
+              <w:t>5</w:t>
+            </w:r>
+            <w:r>
+              <w:rPr>
+                <w:noProof/>
+                <w:webHidden/>
+              </w:rPr>
+              <w:fldChar w:fldCharType="end"/>
+            </w:r>
+          </w:hyperlink>
+        </w:p>
+        <w:p>
+          <w:pPr>
+            <w:pStyle w:val="TOC3"/>
+            <w:tabs>
+              <w:tab w:val="right" w:leader="dot" w:pos="9350"/>
+            </w:tabs>
+            <w:rPr>
+              <w:rFonts w:eastAsiaTheme="minorEastAsia"/>
+              <w:noProof/>
+              <w:kern w:val="2"/>
+              <w:lang w:val="en-PH" w:eastAsia="en-PH"/>
+              <w14:ligatures w14:val="standardContextual"/>
+            </w:rPr>
+          </w:pPr>
+          <w:hyperlink w:anchor="_Toc183623462" w:history="1">
+            <w:r>
+              <w:rPr>
+                <w:rStyle w:val="Hyperlink"/>
+                <w:noProof/>
+              </w:rPr>
+              <w:t>Results and Interpretation</w:t>
+            </w:r>
+            <w:r>
+              <w:rPr>
+                <w:noProof/>
+                <w:webHidden/>
+              </w:rPr>
+              <w:tab/>
+            </w:r>
+            <w:r>
+              <w:rPr>
+                <w:noProof/>
+                <w:webHidden/>
+              </w:rPr>
+              <w:fldChar w:fldCharType="begin"/>
+            </w:r>
+            <w:r>
+              <w:rPr>
+                <w:noProof/>
+                <w:webHidden/>
+              </w:rPr>
+              <w:instrText xml:space="preserve"> PAGEREF _Toc183623462 \h </w:instrText>
+            </w:r>
+            <w:r>
+              <w:rPr>
+                <w:noProof/>
+                <w:webHidden/>
+              </w:rPr>
+            </w:r>
+            <w:r>
+              <w:rPr>
+                <w:noProof/>
+                <w:webHidden/>
+              </w:rPr>
+              <w:fldChar w:fldCharType="separate"/>
+            </w:r>
+            <w:r>
+              <w:rPr>
+                <w:noProof/>
+                <w:webHidden/>
+              </w:rPr>
+              <w:t>5</w:t>
+            </w:r>
+            <w:r>
+              <w:rPr>
+                <w:noProof/>
+                <w:webHidden/>
+              </w:rPr>
+              <w:fldChar w:fldCharType="end"/>
+            </w:r>
+          </w:hyperlink>
+        </w:p>
+        <w:p>
+          <w:r>
             <w:fldChar w:fldCharType="end"/>
           </w:r>
         </w:p>
       </w:sdtContent>
     </w:sdt>
-    <w:bookmarkStart w:id="25" w:name="the-data"/>
     <w:p>
       <w:pPr>
         <w:pStyle w:val="Heading1"/>
       </w:pPr>
-      <w:r>
-        <w:t xml:space="preserve">The Data</w:t>
-      </w:r>
-    </w:p>
-    <w:bookmarkStart w:id="22" w:name="edgar-andersons-iris-data"/>
-    <w:p>
-      <w:pPr>
-        <w:pStyle w:val="Heading2"/>
-      </w:pPr>
-      <w:r>
-        <w:t xml:space="preserve">Edgar Anderson’s Iris Data</w:t>
-      </w:r>
+      <w:bookmarkStart w:id="0" w:name="_Toc183623451"/>
+      <w:bookmarkStart w:id="1" w:name="the-data"/>
+      <w:r>
+        <w:lastRenderedPageBreak/>
+        <w:t>The Data</w:t>
+      </w:r>
+      <w:bookmarkEnd w:id="0"/>
     </w:p>
     <w:p>
       <w:pPr>
+        <w:pStyle w:val="Heading2"/>
+      </w:pPr>
+      <w:bookmarkStart w:id="2" w:name="_Toc183623452"/>
+      <w:bookmarkStart w:id="3" w:name="edgar-andersons-iris-data"/>
+      <w:r>
+        <w:t>Edgar Anderson’s Iris Data</w:t>
+      </w:r>
+      <w:bookmarkEnd w:id="2"/>
+    </w:p>
+    <w:p>
+      <w:pPr>
         <w:pStyle w:val="FirstParagraph"/>
       </w:pPr>
       <w:r>
-        <w:t xml:space="preserve">This famous (Fisher’s or Anderson’s)</w:t>
-      </w:r>
-      <w:r>
-        <w:t xml:space="preserve"> </w:t>
-      </w:r>
-      <w:hyperlink r:id="rId20">
+        <w:t xml:space="preserve">This famous (Fisher’s or Anderson’s) </w:t>
+      </w:r>
+      <w:hyperlink r:id="rId5">
         <w:r>
           <w:rPr>
             <w:rStyle w:val="Hyperlink"/>
           </w:rPr>
-          <w:t xml:space="preserve">iris</w:t>
+          <w:t>iris</w:t>
         </w:r>
       </w:hyperlink>
       <w:r>
-        <w:t xml:space="preserve"> </w:t>
-      </w:r>
-      <w:r>
-        <w:t xml:space="preserve">data set gives the measurements in centimeters of the variables sepal length and width and petal length and width, respectively, for 50 flowers from each of 3 species of iris. The species are Iris setosa, versicolor, and virginica.</w:t>
+        <w:t xml:space="preserve"> data set gives the measurements in centimeters of the variables sepal length and width and petal length and width, respectively, for 50 flowers from each of 3 species of iris. The species are Iris setosa, versicolor, and virginica.</w:t>
       </w:r>
     </w:p>
     <w:p>
@@ -136,671 +976,685 @@
         <w:pStyle w:val="BodyText"/>
       </w:pPr>
       <w:r>
-        <w:t xml:space="preserve">The first 6 rows of the iris data set is shown in</w:t>
-      </w:r>
-      <w:r>
-        <w:t xml:space="preserve"> </w:t>
+        <w:t xml:space="preserve">The first 6 rows of the iris data set are shown in </w:t>
       </w:r>
       <w:hyperlink w:anchor="tbl-iris">
         <w:r>
           <w:rPr>
             <w:rStyle w:val="Hyperlink"/>
           </w:rPr>
-          <w:t xml:space="preserve">Table 1</w:t>
+          <w:t>Table 1</w:t>
         </w:r>
       </w:hyperlink>
       <w:r>
-        <w:t xml:space="preserve">.</w:t>
+        <w:t>.</w:t>
       </w:r>
     </w:p>
     <w:tbl>
       <w:tblPr>
         <w:tblStyle w:val="Table"/>
-        <w:tblW w:type="pct" w:w="5000"/>
+        <w:tblW w:w="5000" w:type="pct"/>
         <w:tblLayout w:type="fixed"/>
-        <w:tblLook w:firstRow="0" w:lastRow="0" w:firstColumn="0" w:lastColumn="0" w:noHBand="0" w:noVBand="0" w:val="0000"/>
+        <w:tblLook w:val="0000" w:firstRow="0" w:lastRow="0" w:firstColumn="0" w:lastColumn="0" w:noHBand="0" w:noVBand="0"/>
       </w:tblPr>
       <w:tblGrid>
-        <w:gridCol w:w="7920"/>
+        <w:gridCol w:w="9360"/>
       </w:tblGrid>
       <w:tr>
         <w:tc>
-          <w:tcPr/>
-          <w:bookmarkStart w:id="21" w:name="tbl-iris"/>
+          <w:tcPr>
+            <w:tcW w:w="7920" w:type="dxa"/>
+          </w:tcPr>
           <w:p>
             <w:pPr>
-              <w:jc w:val="center"/>
+              <w:pStyle w:val="ImageCaption"/>
+              <w:spacing w:before="200"/>
             </w:pPr>
-            <w:pPr>
-              <w:jc w:val="start"/>
-              <w:spacing w:before="200"/>
-              <w:pStyle w:val="ImageCaption"/>
-            </w:pPr>
-            <w:r>
-              <w:t xml:space="preserve">Table 1: The first 6 observations of the data set.</w:t>
+            <w:bookmarkStart w:id="4" w:name="tbl-iris"/>
+            <w:r>
+              <w:t>Table 1: The first 6 observations of the data set.</w:t>
             </w:r>
           </w:p>
           <w:tbl>
             <w:tblPr>
               <w:tblStyle w:val="Table"/>
-              <w:tblW w:type="auto" w:w="0"/>
-              <w:tblLook w:firstRow="1" w:lastRow="0" w:firstColumn="0" w:lastColumn="0" w:noHBand="0" w:noVBand="0" w:val="0020"/>
+              <w:tblW w:w="0" w:type="auto"/>
+              <w:jc w:val="center"/>
+              <w:tblLook w:val="0020" w:firstRow="1" w:lastRow="0" w:firstColumn="0" w:lastColumn="0" w:noHBand="0" w:noVBand="0"/>
             </w:tblPr>
             <w:tblGrid>
-              <w:gridCol w:w="1584"/>
-              <w:gridCol w:w="1584"/>
-              <w:gridCol w:w="1584"/>
-              <w:gridCol w:w="1584"/>
-              <w:gridCol w:w="1584"/>
+              <w:gridCol w:w="1557"/>
+              <w:gridCol w:w="1468"/>
+              <w:gridCol w:w="1503"/>
+              <w:gridCol w:w="1414"/>
+              <w:gridCol w:w="1040"/>
             </w:tblGrid>
             <w:tr>
               <w:trPr>
-                <w:tblHeader w:val="on"/>
+                <w:cnfStyle w:val="100000000000" w:firstRow="1" w:lastRow="0" w:firstColumn="0" w:lastColumn="0" w:oddVBand="0" w:evenVBand="0" w:oddHBand="0" w:evenHBand="0" w:firstRowFirstColumn="0" w:firstRowLastColumn="0" w:lastRowFirstColumn="0" w:lastRowLastColumn="0"/>
+                <w:tblHeader/>
+                <w:jc w:val="center"/>
               </w:trPr>
               <w:tc>
-                <w:tcPr/>
-                <w:p>
-                  <w:pPr>
-                    <w:pStyle w:val="Compact"/>
-                    <w:jc w:val="right"/>
-                    <w:jc w:val="center"/>
-                  </w:pPr>
-                  <w:r>
-                    <w:t xml:space="preserve">Sepal Length</w:t>
-                  </w:r>
-                </w:p>
-              </w:tc>
-              <w:tc>
-                <w:tcPr/>
-                <w:p>
-                  <w:pPr>
-                    <w:pStyle w:val="Compact"/>
-                    <w:jc w:val="right"/>
-                    <w:jc w:val="center"/>
-                  </w:pPr>
-                  <w:r>
-                    <w:t xml:space="preserve">Sepal Width</w:t>
-                  </w:r>
-                </w:p>
-              </w:tc>
-              <w:tc>
-                <w:tcPr/>
-                <w:p>
-                  <w:pPr>
-                    <w:pStyle w:val="Compact"/>
-                    <w:jc w:val="right"/>
-                    <w:jc w:val="center"/>
-                  </w:pPr>
-                  <w:r>
-                    <w:t xml:space="preserve">Petal Length</w:t>
-                  </w:r>
-                </w:p>
-              </w:tc>
-              <w:tc>
-                <w:tcPr/>
-                <w:p>
-                  <w:pPr>
-                    <w:pStyle w:val="Compact"/>
-                    <w:jc w:val="right"/>
-                    <w:jc w:val="center"/>
-                  </w:pPr>
-                  <w:r>
-                    <w:t xml:space="preserve">Petal Width</w:t>
-                  </w:r>
-                </w:p>
-              </w:tc>
-              <w:tc>
-                <w:tcPr/>
-                <w:p>
-                  <w:pPr>
-                    <w:pStyle w:val="Compact"/>
-                    <w:jc w:val="left"/>
-                    <w:jc w:val="center"/>
-                  </w:pPr>
-                  <w:r>
-                    <w:t xml:space="preserve">Species</w:t>
+                <w:tcPr>
+                  <w:tcW w:w="0" w:type="auto"/>
+                </w:tcPr>
+                <w:p>
+                  <w:pPr>
+                    <w:pStyle w:val="Compact"/>
+                  </w:pPr>
+                  <w:r>
+                    <w:t>Sepal Length</w:t>
+                  </w:r>
+                </w:p>
+              </w:tc>
+              <w:tc>
+                <w:tcPr>
+                  <w:tcW w:w="0" w:type="auto"/>
+                </w:tcPr>
+                <w:p>
+                  <w:pPr>
+                    <w:pStyle w:val="Compact"/>
+                  </w:pPr>
+                  <w:r>
+                    <w:t>Sepal Width</w:t>
+                  </w:r>
+                </w:p>
+              </w:tc>
+              <w:tc>
+                <w:tcPr>
+                  <w:tcW w:w="0" w:type="auto"/>
+                </w:tcPr>
+                <w:p>
+                  <w:pPr>
+                    <w:pStyle w:val="Compact"/>
+                  </w:pPr>
+                  <w:r>
+                    <w:t>Petal Length</w:t>
+                  </w:r>
+                </w:p>
+              </w:tc>
+              <w:tc>
+                <w:tcPr>
+                  <w:tcW w:w="0" w:type="auto"/>
+                </w:tcPr>
+                <w:p>
+                  <w:pPr>
+                    <w:pStyle w:val="Compact"/>
+                  </w:pPr>
+                  <w:r>
+                    <w:t>Petal Width</w:t>
+                  </w:r>
+                </w:p>
+              </w:tc>
+              <w:tc>
+                <w:tcPr>
+                  <w:tcW w:w="0" w:type="auto"/>
+                </w:tcPr>
+                <w:p>
+                  <w:pPr>
+                    <w:pStyle w:val="Compact"/>
+                  </w:pPr>
+                  <w:r>
+                    <w:t>Species</w:t>
                   </w:r>
                 </w:p>
               </w:tc>
             </w:tr>
             <w:tr>
-              <w:tc>
-                <w:tcPr/>
-                <w:p>
-                  <w:pPr>
-                    <w:pStyle w:val="Compact"/>
-                    <w:jc w:val="right"/>
-                    <w:jc w:val="center"/>
-                  </w:pPr>
-                  <w:r>
-                    <w:t xml:space="preserve">5.1</w:t>
-                  </w:r>
-                </w:p>
-              </w:tc>
-              <w:tc>
-                <w:tcPr/>
-                <w:p>
-                  <w:pPr>
-                    <w:pStyle w:val="Compact"/>
-                    <w:jc w:val="right"/>
-                    <w:jc w:val="center"/>
-                  </w:pPr>
-                  <w:r>
-                    <w:t xml:space="preserve">3.5</w:t>
-                  </w:r>
-                </w:p>
-              </w:tc>
-              <w:tc>
-                <w:tcPr/>
-                <w:p>
-                  <w:pPr>
-                    <w:pStyle w:val="Compact"/>
-                    <w:jc w:val="right"/>
-                    <w:jc w:val="center"/>
-                  </w:pPr>
-                  <w:r>
-                    <w:t xml:space="preserve">1.4</w:t>
-                  </w:r>
-                </w:p>
-              </w:tc>
-              <w:tc>
-                <w:tcPr/>
-                <w:p>
-                  <w:pPr>
-                    <w:pStyle w:val="Compact"/>
-                    <w:jc w:val="right"/>
-                    <w:jc w:val="center"/>
-                  </w:pPr>
-                  <w:r>
-                    <w:t xml:space="preserve">0.2</w:t>
-                  </w:r>
-                </w:p>
-              </w:tc>
-              <w:tc>
-                <w:tcPr/>
-                <w:p>
-                  <w:pPr>
-                    <w:pStyle w:val="Compact"/>
-                    <w:jc w:val="left"/>
-                    <w:jc w:val="center"/>
-                  </w:pPr>
-                  <w:r>
-                    <w:t xml:space="preserve">setosa</w:t>
+              <w:trPr>
+                <w:jc w:val="center"/>
+              </w:trPr>
+              <w:tc>
+                <w:tcPr>
+                  <w:tcW w:w="0" w:type="auto"/>
+                </w:tcPr>
+                <w:p>
+                  <w:pPr>
+                    <w:pStyle w:val="Compact"/>
+                  </w:pPr>
+                  <w:r>
+                    <w:t>5.1</w:t>
+                  </w:r>
+                </w:p>
+              </w:tc>
+              <w:tc>
+                <w:tcPr>
+                  <w:tcW w:w="0" w:type="auto"/>
+                </w:tcPr>
+                <w:p>
+                  <w:pPr>
+                    <w:pStyle w:val="Compact"/>
+                  </w:pPr>
+                  <w:r>
+                    <w:t>3.5</w:t>
+                  </w:r>
+                </w:p>
+              </w:tc>
+              <w:tc>
+                <w:tcPr>
+                  <w:tcW w:w="0" w:type="auto"/>
+                </w:tcPr>
+                <w:p>
+                  <w:pPr>
+                    <w:pStyle w:val="Compact"/>
+                  </w:pPr>
+                  <w:r>
+                    <w:t>1.4</w:t>
+                  </w:r>
+                </w:p>
+              </w:tc>
+              <w:tc>
+                <w:tcPr>
+                  <w:tcW w:w="0" w:type="auto"/>
+                </w:tcPr>
+                <w:p>
+                  <w:pPr>
+                    <w:pStyle w:val="Compact"/>
+                  </w:pPr>
+                  <w:r>
+                    <w:t>0.2</w:t>
+                  </w:r>
+                </w:p>
+              </w:tc>
+              <w:tc>
+                <w:tcPr>
+                  <w:tcW w:w="0" w:type="auto"/>
+                </w:tcPr>
+                <w:p>
+                  <w:pPr>
+                    <w:pStyle w:val="Compact"/>
+                  </w:pPr>
+                  <w:r>
+                    <w:t>setosa</w:t>
                   </w:r>
                 </w:p>
               </w:tc>
             </w:tr>
             <w:tr>
-              <w:tc>
-                <w:tcPr/>
-                <w:p>
-                  <w:pPr>
-                    <w:pStyle w:val="Compact"/>
-                    <w:jc w:val="right"/>
-                    <w:jc w:val="center"/>
-                  </w:pPr>
-                  <w:r>
-                    <w:t xml:space="preserve">4.9</w:t>
-                  </w:r>
-                </w:p>
-              </w:tc>
-              <w:tc>
-                <w:tcPr/>
-                <w:p>
-                  <w:pPr>
-                    <w:pStyle w:val="Compact"/>
-                    <w:jc w:val="right"/>
-                    <w:jc w:val="center"/>
-                  </w:pPr>
-                  <w:r>
-                    <w:t xml:space="preserve">3.0</w:t>
-                  </w:r>
-                </w:p>
-              </w:tc>
-              <w:tc>
-                <w:tcPr/>
-                <w:p>
-                  <w:pPr>
-                    <w:pStyle w:val="Compact"/>
-                    <w:jc w:val="right"/>
-                    <w:jc w:val="center"/>
-                  </w:pPr>
-                  <w:r>
-                    <w:t xml:space="preserve">1.4</w:t>
-                  </w:r>
-                </w:p>
-              </w:tc>
-              <w:tc>
-                <w:tcPr/>
-                <w:p>
-                  <w:pPr>
-                    <w:pStyle w:val="Compact"/>
-                    <w:jc w:val="right"/>
-                    <w:jc w:val="center"/>
-                  </w:pPr>
-                  <w:r>
-                    <w:t xml:space="preserve">0.2</w:t>
-                  </w:r>
-                </w:p>
-              </w:tc>
-              <w:tc>
-                <w:tcPr/>
-                <w:p>
-                  <w:pPr>
-                    <w:pStyle w:val="Compact"/>
-                    <w:jc w:val="left"/>
-                    <w:jc w:val="center"/>
-                  </w:pPr>
-                  <w:r>
-                    <w:t xml:space="preserve">setosa</w:t>
+              <w:trPr>
+                <w:jc w:val="center"/>
+              </w:trPr>
+              <w:tc>
+                <w:tcPr>
+                  <w:tcW w:w="0" w:type="auto"/>
+                </w:tcPr>
+                <w:p>
+                  <w:pPr>
+                    <w:pStyle w:val="Compact"/>
+                  </w:pPr>
+                  <w:r>
+                    <w:t>4.9</w:t>
+                  </w:r>
+                </w:p>
+              </w:tc>
+              <w:tc>
+                <w:tcPr>
+                  <w:tcW w:w="0" w:type="auto"/>
+                </w:tcPr>
+                <w:p>
+                  <w:pPr>
+                    <w:pStyle w:val="Compact"/>
+                  </w:pPr>
+                  <w:r>
+                    <w:t>3.0</w:t>
+                  </w:r>
+                </w:p>
+              </w:tc>
+              <w:tc>
+                <w:tcPr>
+                  <w:tcW w:w="0" w:type="auto"/>
+                </w:tcPr>
+                <w:p>
+                  <w:pPr>
+                    <w:pStyle w:val="Compact"/>
+                  </w:pPr>
+                  <w:r>
+                    <w:t>1.4</w:t>
+                  </w:r>
+                </w:p>
+              </w:tc>
+              <w:tc>
+                <w:tcPr>
+                  <w:tcW w:w="0" w:type="auto"/>
+                </w:tcPr>
+                <w:p>
+                  <w:pPr>
+                    <w:pStyle w:val="Compact"/>
+                  </w:pPr>
+                  <w:r>
+                    <w:t>0.2</w:t>
+                  </w:r>
+                </w:p>
+              </w:tc>
+              <w:tc>
+                <w:tcPr>
+                  <w:tcW w:w="0" w:type="auto"/>
+                </w:tcPr>
+                <w:p>
+                  <w:pPr>
+                    <w:pStyle w:val="Compact"/>
+                  </w:pPr>
+                  <w:r>
+                    <w:t>setosa</w:t>
                   </w:r>
                 </w:p>
               </w:tc>
             </w:tr>
             <w:tr>
-              <w:tc>
-                <w:tcPr/>
-                <w:p>
-                  <w:pPr>
-                    <w:pStyle w:val="Compact"/>
-                    <w:jc w:val="right"/>
-                    <w:jc w:val="center"/>
-                  </w:pPr>
-                  <w:r>
-                    <w:t xml:space="preserve">4.7</w:t>
-                  </w:r>
-                </w:p>
-              </w:tc>
-              <w:tc>
-                <w:tcPr/>
-                <w:p>
-                  <w:pPr>
-                    <w:pStyle w:val="Compact"/>
-                    <w:jc w:val="right"/>
-                    <w:jc w:val="center"/>
-                  </w:pPr>
-                  <w:r>
-                    <w:t xml:space="preserve">3.2</w:t>
-                  </w:r>
-                </w:p>
-              </w:tc>
-              <w:tc>
-                <w:tcPr/>
-                <w:p>
-                  <w:pPr>
-                    <w:pStyle w:val="Compact"/>
-                    <w:jc w:val="right"/>
-                    <w:jc w:val="center"/>
-                  </w:pPr>
-                  <w:r>
-                    <w:t xml:space="preserve">1.3</w:t>
-                  </w:r>
-                </w:p>
-              </w:tc>
-              <w:tc>
-                <w:tcPr/>
-                <w:p>
-                  <w:pPr>
-                    <w:pStyle w:val="Compact"/>
-                    <w:jc w:val="right"/>
-                    <w:jc w:val="center"/>
-                  </w:pPr>
-                  <w:r>
-                    <w:t xml:space="preserve">0.2</w:t>
-                  </w:r>
-                </w:p>
-              </w:tc>
-              <w:tc>
-                <w:tcPr/>
-                <w:p>
-                  <w:pPr>
-                    <w:pStyle w:val="Compact"/>
-                    <w:jc w:val="left"/>
-                    <w:jc w:val="center"/>
-                  </w:pPr>
-                  <w:r>
-                    <w:t xml:space="preserve">setosa</w:t>
+              <w:trPr>
+                <w:jc w:val="center"/>
+              </w:trPr>
+              <w:tc>
+                <w:tcPr>
+                  <w:tcW w:w="0" w:type="auto"/>
+                </w:tcPr>
+                <w:p>
+                  <w:pPr>
+                    <w:pStyle w:val="Compact"/>
+                  </w:pPr>
+                  <w:r>
+                    <w:t>4.7</w:t>
+                  </w:r>
+                </w:p>
+              </w:tc>
+              <w:tc>
+                <w:tcPr>
+                  <w:tcW w:w="0" w:type="auto"/>
+                </w:tcPr>
+                <w:p>
+                  <w:pPr>
+                    <w:pStyle w:val="Compact"/>
+                  </w:pPr>
+                  <w:r>
+                    <w:t>3.2</w:t>
+                  </w:r>
+                </w:p>
+              </w:tc>
+              <w:tc>
+                <w:tcPr>
+                  <w:tcW w:w="0" w:type="auto"/>
+                </w:tcPr>
+                <w:p>
+                  <w:pPr>
+                    <w:pStyle w:val="Compact"/>
+                  </w:pPr>
+                  <w:r>
+                    <w:t>1.3</w:t>
+                  </w:r>
+                </w:p>
+              </w:tc>
+              <w:tc>
+                <w:tcPr>
+                  <w:tcW w:w="0" w:type="auto"/>
+                </w:tcPr>
+                <w:p>
+                  <w:pPr>
+                    <w:pStyle w:val="Compact"/>
+                  </w:pPr>
+                  <w:r>
+                    <w:t>0.2</w:t>
+                  </w:r>
+                </w:p>
+              </w:tc>
+              <w:tc>
+                <w:tcPr>
+                  <w:tcW w:w="0" w:type="auto"/>
+                </w:tcPr>
+                <w:p>
+                  <w:pPr>
+                    <w:pStyle w:val="Compact"/>
+                  </w:pPr>
+                  <w:r>
+                    <w:t>setosa</w:t>
                   </w:r>
                 </w:p>
               </w:tc>
             </w:tr>
             <w:tr>
-              <w:tc>
-                <w:tcPr/>
-                <w:p>
-                  <w:pPr>
-                    <w:pStyle w:val="Compact"/>
-                    <w:jc w:val="right"/>
-                    <w:jc w:val="center"/>
-                  </w:pPr>
-                  <w:r>
-                    <w:t xml:space="preserve">4.6</w:t>
-                  </w:r>
-                </w:p>
-              </w:tc>
-              <w:tc>
-                <w:tcPr/>
-                <w:p>
-                  <w:pPr>
-                    <w:pStyle w:val="Compact"/>
-                    <w:jc w:val="right"/>
-                    <w:jc w:val="center"/>
-                  </w:pPr>
-                  <w:r>
-                    <w:t xml:space="preserve">3.1</w:t>
-                  </w:r>
-                </w:p>
-              </w:tc>
-              <w:tc>
-                <w:tcPr/>
-                <w:p>
-                  <w:pPr>
-                    <w:pStyle w:val="Compact"/>
-                    <w:jc w:val="right"/>
-                    <w:jc w:val="center"/>
-                  </w:pPr>
-                  <w:r>
-                    <w:t xml:space="preserve">1.5</w:t>
-                  </w:r>
-                </w:p>
-              </w:tc>
-              <w:tc>
-                <w:tcPr/>
-                <w:p>
-                  <w:pPr>
-                    <w:pStyle w:val="Compact"/>
-                    <w:jc w:val="right"/>
-                    <w:jc w:val="center"/>
-                  </w:pPr>
-                  <w:r>
-                    <w:t xml:space="preserve">0.2</w:t>
-                  </w:r>
-                </w:p>
-              </w:tc>
-              <w:tc>
-                <w:tcPr/>
-                <w:p>
-                  <w:pPr>
-                    <w:pStyle w:val="Compact"/>
-                    <w:jc w:val="left"/>
-                    <w:jc w:val="center"/>
-                  </w:pPr>
-                  <w:r>
-                    <w:t xml:space="preserve">setosa</w:t>
+              <w:trPr>
+                <w:jc w:val="center"/>
+              </w:trPr>
+              <w:tc>
+                <w:tcPr>
+                  <w:tcW w:w="0" w:type="auto"/>
+                </w:tcPr>
+                <w:p>
+                  <w:pPr>
+                    <w:pStyle w:val="Compact"/>
+                  </w:pPr>
+                  <w:r>
+                    <w:t>4.6</w:t>
+                  </w:r>
+                </w:p>
+              </w:tc>
+              <w:tc>
+                <w:tcPr>
+                  <w:tcW w:w="0" w:type="auto"/>
+                </w:tcPr>
+                <w:p>
+                  <w:pPr>
+                    <w:pStyle w:val="Compact"/>
+                  </w:pPr>
+                  <w:r>
+                    <w:t>3.1</w:t>
+                  </w:r>
+                </w:p>
+              </w:tc>
+              <w:tc>
+                <w:tcPr>
+                  <w:tcW w:w="0" w:type="auto"/>
+                </w:tcPr>
+                <w:p>
+                  <w:pPr>
+                    <w:pStyle w:val="Compact"/>
+                  </w:pPr>
+                  <w:r>
+                    <w:t>1.5</w:t>
+                  </w:r>
+                </w:p>
+              </w:tc>
+              <w:tc>
+                <w:tcPr>
+                  <w:tcW w:w="0" w:type="auto"/>
+                </w:tcPr>
+                <w:p>
+                  <w:pPr>
+                    <w:pStyle w:val="Compact"/>
+                  </w:pPr>
+                  <w:r>
+                    <w:t>0.2</w:t>
+                  </w:r>
+                </w:p>
+              </w:tc>
+              <w:tc>
+                <w:tcPr>
+                  <w:tcW w:w="0" w:type="auto"/>
+                </w:tcPr>
+                <w:p>
+                  <w:pPr>
+                    <w:pStyle w:val="Compact"/>
+                  </w:pPr>
+                  <w:r>
+                    <w:t>setosa</w:t>
                   </w:r>
                 </w:p>
               </w:tc>
             </w:tr>
             <w:tr>
-              <w:tc>
-                <w:tcPr/>
-                <w:p>
-                  <w:pPr>
-                    <w:pStyle w:val="Compact"/>
-                    <w:jc w:val="right"/>
-                    <w:jc w:val="center"/>
-                  </w:pPr>
-                  <w:r>
-                    <w:t xml:space="preserve">5.0</w:t>
-                  </w:r>
-                </w:p>
-              </w:tc>
-              <w:tc>
-                <w:tcPr/>
-                <w:p>
-                  <w:pPr>
-                    <w:pStyle w:val="Compact"/>
-                    <w:jc w:val="right"/>
-                    <w:jc w:val="center"/>
-                  </w:pPr>
-                  <w:r>
-                    <w:t xml:space="preserve">3.6</w:t>
-                  </w:r>
-                </w:p>
-              </w:tc>
-              <w:tc>
-                <w:tcPr/>
-                <w:p>
-                  <w:pPr>
-                    <w:pStyle w:val="Compact"/>
-                    <w:jc w:val="right"/>
-                    <w:jc w:val="center"/>
-                  </w:pPr>
-                  <w:r>
-                    <w:t xml:space="preserve">1.4</w:t>
-                  </w:r>
-                </w:p>
-              </w:tc>
-              <w:tc>
-                <w:tcPr/>
-                <w:p>
-                  <w:pPr>
-                    <w:pStyle w:val="Compact"/>
-                    <w:jc w:val="right"/>
-                    <w:jc w:val="center"/>
-                  </w:pPr>
-                  <w:r>
-                    <w:t xml:space="preserve">0.2</w:t>
-                  </w:r>
-                </w:p>
-              </w:tc>
-              <w:tc>
-                <w:tcPr/>
-                <w:p>
-                  <w:pPr>
-                    <w:pStyle w:val="Compact"/>
-                    <w:jc w:val="left"/>
-                    <w:jc w:val="center"/>
-                  </w:pPr>
-                  <w:r>
-                    <w:t xml:space="preserve">setosa</w:t>
+              <w:trPr>
+                <w:jc w:val="center"/>
+              </w:trPr>
+              <w:tc>
+                <w:tcPr>
+                  <w:tcW w:w="0" w:type="auto"/>
+                </w:tcPr>
+                <w:p>
+                  <w:pPr>
+                    <w:pStyle w:val="Compact"/>
+                  </w:pPr>
+                  <w:r>
+                    <w:t>5.0</w:t>
+                  </w:r>
+                </w:p>
+              </w:tc>
+              <w:tc>
+                <w:tcPr>
+                  <w:tcW w:w="0" w:type="auto"/>
+                </w:tcPr>
+                <w:p>
+                  <w:pPr>
+                    <w:pStyle w:val="Compact"/>
+                  </w:pPr>
+                  <w:r>
+                    <w:t>3.6</w:t>
+                  </w:r>
+                </w:p>
+              </w:tc>
+              <w:tc>
+                <w:tcPr>
+                  <w:tcW w:w="0" w:type="auto"/>
+                </w:tcPr>
+                <w:p>
+                  <w:pPr>
+                    <w:pStyle w:val="Compact"/>
+                  </w:pPr>
+                  <w:r>
+                    <w:t>1.4</w:t>
+                  </w:r>
+                </w:p>
+              </w:tc>
+              <w:tc>
+                <w:tcPr>
+                  <w:tcW w:w="0" w:type="auto"/>
+                </w:tcPr>
+                <w:p>
+                  <w:pPr>
+                    <w:pStyle w:val="Compact"/>
+                  </w:pPr>
+                  <w:r>
+                    <w:t>0.2</w:t>
+                  </w:r>
+                </w:p>
+              </w:tc>
+              <w:tc>
+                <w:tcPr>
+                  <w:tcW w:w="0" w:type="auto"/>
+                </w:tcPr>
+                <w:p>
+                  <w:pPr>
+                    <w:pStyle w:val="Compact"/>
+                  </w:pPr>
+                  <w:r>
+                    <w:t>setosa</w:t>
                   </w:r>
                 </w:p>
               </w:tc>
             </w:tr>
             <w:tr>
-              <w:tc>
-                <w:tcPr/>
-                <w:p>
-                  <w:pPr>
-                    <w:pStyle w:val="Compact"/>
-                    <w:jc w:val="right"/>
-                    <w:jc w:val="center"/>
-                  </w:pPr>
-                  <w:r>
-                    <w:t xml:space="preserve">5.4</w:t>
-                  </w:r>
-                </w:p>
-              </w:tc>
-              <w:tc>
-                <w:tcPr/>
-                <w:p>
-                  <w:pPr>
-                    <w:pStyle w:val="Compact"/>
-                    <w:jc w:val="right"/>
-                    <w:jc w:val="center"/>
-                  </w:pPr>
-                  <w:r>
-                    <w:t xml:space="preserve">3.9</w:t>
-                  </w:r>
-                </w:p>
-              </w:tc>
-              <w:tc>
-                <w:tcPr/>
-                <w:p>
-                  <w:pPr>
-                    <w:pStyle w:val="Compact"/>
-                    <w:jc w:val="right"/>
-                    <w:jc w:val="center"/>
-                  </w:pPr>
-                  <w:r>
-                    <w:t xml:space="preserve">1.7</w:t>
-                  </w:r>
-                </w:p>
-              </w:tc>
-              <w:tc>
-                <w:tcPr/>
-                <w:p>
-                  <w:pPr>
-                    <w:pStyle w:val="Compact"/>
-                    <w:jc w:val="right"/>
-                    <w:jc w:val="center"/>
-                  </w:pPr>
-                  <w:r>
-                    <w:t xml:space="preserve">0.4</w:t>
-                  </w:r>
-                </w:p>
-              </w:tc>
-              <w:tc>
-                <w:tcPr/>
-                <w:p>
-                  <w:pPr>
-                    <w:pStyle w:val="Compact"/>
-                    <w:jc w:val="left"/>
-                    <w:jc w:val="center"/>
-                  </w:pPr>
-                  <w:r>
-                    <w:t xml:space="preserve">setosa</w:t>
+              <w:trPr>
+                <w:jc w:val="center"/>
+              </w:trPr>
+              <w:tc>
+                <w:tcPr>
+                  <w:tcW w:w="0" w:type="auto"/>
+                </w:tcPr>
+                <w:p>
+                  <w:pPr>
+                    <w:pStyle w:val="Compact"/>
+                  </w:pPr>
+                  <w:r>
+                    <w:t>5.4</w:t>
+                  </w:r>
+                </w:p>
+              </w:tc>
+              <w:tc>
+                <w:tcPr>
+                  <w:tcW w:w="0" w:type="auto"/>
+                </w:tcPr>
+                <w:p>
+                  <w:pPr>
+                    <w:pStyle w:val="Compact"/>
+                  </w:pPr>
+                  <w:r>
+                    <w:t>3.9</w:t>
+                  </w:r>
+                </w:p>
+              </w:tc>
+              <w:tc>
+                <w:tcPr>
+                  <w:tcW w:w="0" w:type="auto"/>
+                </w:tcPr>
+                <w:p>
+                  <w:pPr>
+                    <w:pStyle w:val="Compact"/>
+                  </w:pPr>
+                  <w:r>
+                    <w:t>1.7</w:t>
+                  </w:r>
+                </w:p>
+              </w:tc>
+              <w:tc>
+                <w:tcPr>
+                  <w:tcW w:w="0" w:type="auto"/>
+                </w:tcPr>
+                <w:p>
+                  <w:pPr>
+                    <w:pStyle w:val="Compact"/>
+                  </w:pPr>
+                  <w:r>
+                    <w:t>0.4</w:t>
+                  </w:r>
+                </w:p>
+              </w:tc>
+              <w:tc>
+                <w:tcPr>
+                  <w:tcW w:w="0" w:type="auto"/>
+                </w:tcPr>
+                <w:p>
+                  <w:pPr>
+                    <w:pStyle w:val="Compact"/>
+                  </w:pPr>
+                  <w:r>
+                    <w:t>setosa</w:t>
                   </w:r>
                 </w:p>
               </w:tc>
             </w:tr>
+            <w:bookmarkEnd w:id="4"/>
           </w:tbl>
-          <w:bookmarkEnd w:id="21"/>
           <w:p/>
         </w:tc>
       </w:tr>
     </w:tbl>
-    <w:bookmarkEnd w:id="22"/>
-    <w:bookmarkStart w:id="24" w:name="descriptive-statistics"/>
     <w:p>
       <w:pPr>
         <w:pStyle w:val="Heading2"/>
       </w:pPr>
-      <w:r>
-        <w:t xml:space="preserve">Descriptive Statistics</w:t>
-      </w:r>
+      <w:bookmarkStart w:id="5" w:name="_Toc183623453"/>
+      <w:bookmarkStart w:id="6" w:name="descriptive-statistics"/>
+      <w:bookmarkEnd w:id="3"/>
+      <w:r>
+        <w:t>Descriptive Statistics</w:t>
+      </w:r>
+      <w:bookmarkEnd w:id="5"/>
     </w:p>
     <w:p>
       <w:pPr>
         <w:pStyle w:val="FirstParagraph"/>
       </w:pPr>
       <w:r>
-        <w:t xml:space="preserve">The mean, standard deviation, minimum, and maximum of the data set by species is shown in</w:t>
-      </w:r>
-      <w:r>
-        <w:t xml:space="preserve"> </w:t>
+        <w:t xml:space="preserve">The mean, standard deviation, minimum, and maximum of the data set by species is shown in </w:t>
       </w:r>
       <w:hyperlink w:anchor="tbl-summary">
         <w:r>
           <w:rPr>
             <w:rStyle w:val="Hyperlink"/>
           </w:rPr>
-          <w:t xml:space="preserve">Table 2</w:t>
+          <w:t>Table 2</w:t>
         </w:r>
       </w:hyperlink>
       <w:r>
-        <w:t xml:space="preserve">. There are a total of 150 observations; 50 observations per species.</w:t>
+        <w:t>. There are a total of 150 observations; 50 observations per species.</w:t>
       </w:r>
     </w:p>
     <w:tbl>
       <w:tblPr>
         <w:tblStyle w:val="Table"/>
-        <w:tblW w:type="pct" w:w="5000"/>
+        <w:tblW w:w="5000" w:type="pct"/>
         <w:tblLayout w:type="fixed"/>
-        <w:tblLook w:firstRow="0" w:lastRow="0" w:firstColumn="0" w:lastColumn="0" w:noHBand="0" w:noVBand="0" w:val="0000"/>
+        <w:tblLook w:val="0000" w:firstRow="0" w:lastRow="0" w:firstColumn="0" w:lastColumn="0" w:noHBand="0" w:noVBand="0"/>
       </w:tblPr>
       <w:tblGrid>
-        <w:gridCol w:w="7920"/>
+        <w:gridCol w:w="9360"/>
       </w:tblGrid>
       <w:tr>
         <w:tc>
-          <w:tcPr/>
-          <w:bookmarkStart w:id="23" w:name="tbl-summary"/>
+          <w:tcPr>
+            <w:tcW w:w="7920" w:type="dxa"/>
+          </w:tcPr>
           <w:p>
             <w:pPr>
+              <w:pStyle w:val="ImageCaption"/>
+              <w:spacing w:before="200"/>
+            </w:pPr>
+            <w:bookmarkStart w:id="7" w:name="tbl-summary"/>
+            <w:r>
+              <w:t>Table 2: Summary statistics of the data set.</w:t>
+            </w:r>
+          </w:p>
+          <w:tbl>
+            <w:tblPr>
+              <w:tblW w:w="0" w:type="auto"/>
               <w:jc w:val="center"/>
-            </w:pPr>
-            <w:pPr>
-              <w:jc w:val="start"/>
-              <w:spacing w:before="200"/>
-              <w:pStyle w:val="ImageCaption"/>
-            </w:pPr>
-            <w:r>
-              <w:t xml:space="preserve">Table 2: Summary statistics of the data set.</w:t>
-            </w:r>
-          </w:p>
-          <w:tbl xmlns:w="http://schemas.openxmlformats.org/wordprocessingml/2006/main" xmlns:wp="http://schemas.openxmlformats.org/drawingml/2006/wordprocessingDrawing" xmlns:r="http://schemas.openxmlformats.org/officeDocument/2006/relationships" xmlns:w14="http://schemas.microsoft.com/office/word/2010/wordml">
-            <w:tblPr>
               <w:tblCellMar>
-                <w:top w:w="0" w:type="dxa"/>
-                <w:bottom w:w="0" w:type="dxa"/>
-                <w:start w:w="60" w:type="dxa"/>
-                <w:end w:w="60" w:type="dxa"/>
+                <w:left w:w="60" w:type="dxa"/>
+                <w:right w:w="60" w:type="dxa"/>
               </w:tblCellMar>
-              <w:tblW w:type="auto" w:w="0"/>
-              <w:tblLook w:firstRow="0" w:lastRow="0" w:firstColumn="0" w:lastColumn="0" w:noHBand="0" w:noVBand="0"/>
-              <w:jc w:val="center"/>
+              <w:tblLook w:val="0000" w:firstRow="0" w:lastRow="0" w:firstColumn="0" w:lastColumn="0" w:noHBand="0" w:noVBand="0"/>
             </w:tblPr>
+            <w:tblGrid>
+              <w:gridCol w:w="2144"/>
+              <w:gridCol w:w="3796"/>
+            </w:tblGrid>
             <w:tr>
               <w:trPr>
                 <w:cantSplit/>
                 <w:tblHeader/>
+                <w:jc w:val="center"/>
               </w:trPr>
               <w:tc>
                 <w:tcPr>
+                  <w:tcW w:w="2144" w:type="dxa"/>
                   <w:tcBorders>
-                    <w:top w:val="single" w:sz="16" w:space="0" w:color="D3D3D3"/>
-                    <w:bottom w:val="single" w:sz="16" w:space="0" w:color="D3D3D3"/>
-                    <w:start w:val="single" w:space="0" w:color="D3D3D3"/>
+                    <w:bottom w:val="single" w:sz="4" w:space="0" w:color="auto"/>
                   </w:tcBorders>
                 </w:tcPr>
                 <w:p>
                   <w:pPr>
-                    <w:spacing w:before="0" w:after="60"/>
                     <w:keepNext/>
-                    <w:jc w:val="start"/>
-                  </w:pPr>
-                  <w:r>
+                    <w:spacing w:after="60"/>
                     <w:rPr>
-                      <w:b w:val="true"/>
-                      <w:rFonts w:ascii="Calibri" w:hAnsi="Calibri"/>
-                      <w:sz w:val="20"/>
+                      <w:bCs/>
                     </w:rPr>
-                    <w:t xml:space="preserve">Characteristic</w:t>
-                  </w:r>
-                </w:p>
-              </w:tc>
-              <w:tc>
-                <w:tcPr>
+                  </w:pPr>
+                  <w:r>
+                    <w:rPr>
+                      <w:bCs/>
+                    </w:rPr>
+                    <w:t>Characteristic</w:t>
+                  </w:r>
+                </w:p>
+              </w:tc>
+              <w:tc>
+                <w:tcPr>
+                  <w:tcW w:w="3796" w:type="dxa"/>
                   <w:tcBorders>
-                    <w:top w:val="single" w:sz="16" w:space="0" w:color="D3D3D3"/>
-                    <w:bottom w:val="single" w:sz="16" w:space="0" w:color="D3D3D3"/>
-                    <w:end w:val="single" w:space="0" w:color="D3D3D3"/>
+                    <w:bottom w:val="single" w:sz="4" w:space="0" w:color="auto"/>
                   </w:tcBorders>
                 </w:tcPr>
                 <w:p>
                   <w:pPr>
-                    <w:spacing w:before="0" w:after="60"/>
                     <w:keepNext/>
+                    <w:spacing w:after="60"/>
                     <w:jc w:val="center"/>
-                  </w:pPr>
-                  <w:r>
                     <w:rPr>
-                      <w:b w:val="true"/>
-                      <w:rFonts w:ascii="Calibri" w:hAnsi="Calibri"/>
-                      <w:sz w:val="20"/>
+                      <w:bCs/>
                     </w:rPr>
-                    <w:t xml:space="preserve">N = 150</w:t>
-                  </w:r>
+                  </w:pPr>
                   <w:r>
                     <w:rPr>
+                      <w:bCs/>
+                    </w:rPr>
+                    <w:t>N = 150</w:t>
+                  </w:r>
+                  <w:r>
+                    <w:rPr>
+                      <w:bCs/>
+                      <w:i/>
                       <w:vertAlign w:val="superscript"/>
-                      <w:i/>
-                      <w:rFonts w:ascii="Calibri" w:hAnsi="Calibri"/>
-                      <w:sz w:val="20"/>
                     </w:rPr>
-                    <w:t xml:space="default">1</w:t>
+                    <w:t>1</w:t>
                   </w:r>
                 </w:p>
               </w:tc>
@@ -808,52 +1662,52 @@
             <w:tr>
               <w:trPr>
                 <w:cantSplit/>
+                <w:jc w:val="center"/>
               </w:trPr>
               <w:tc>
                 <w:tcPr>
+                  <w:tcW w:w="2144" w:type="dxa"/>
                   <w:tcBorders>
-                    <w:top w:val="single" w:space="0" w:color="D3D3D3"/>
-                    <w:bottom w:val="single" w:space="0" w:color="D3D3D3"/>
-                    <w:start w:val="single" w:space="0" w:color="D3D3D3"/>
-                    <w:end w:val="single" w:space="0" w:color="D3D3D3"/>
+                    <w:top w:val="single" w:sz="4" w:space="0" w:color="auto"/>
                   </w:tcBorders>
                 </w:tcPr>
                 <w:p>
                   <w:pPr>
-                    <w:spacing w:before="0" w:after="60"/>
                     <w:keepNext/>
-                    <w:jc w:val="start"/>
-                  </w:pPr>
-                  <w:r>
+                    <w:spacing w:after="60"/>
                     <w:rPr>
-                      <w:rFonts w:ascii="Calibri" w:hAnsi="Calibri"/>
-                      <w:sz w:val="20"/>
+                      <w:bCs/>
                     </w:rPr>
-                    <w:t xml:space="default">Sepal Length</w:t>
-                  </w:r>
-                </w:p>
-              </w:tc>
-              <w:tc>
-                <w:tcPr>
+                  </w:pPr>
+                  <w:r>
+                    <w:rPr>
+                      <w:bCs/>
+                    </w:rPr>
+                    <w:t>Sepal Length</w:t>
+                  </w:r>
+                </w:p>
+              </w:tc>
+              <w:tc>
+                <w:tcPr>
+                  <w:tcW w:w="3796" w:type="dxa"/>
                   <w:tcBorders>
-                    <w:top w:val="single" w:space="0" w:color="D3D3D3"/>
-                    <w:bottom w:val="single" w:space="0" w:color="D3D3D3"/>
-                    <w:start w:val="single" w:space="0" w:color="D3D3D3"/>
-                    <w:end w:val="single" w:space="0" w:color="D3D3D3"/>
+                    <w:top w:val="single" w:sz="4" w:space="0" w:color="auto"/>
                   </w:tcBorders>
                 </w:tcPr>
                 <w:p>
                   <w:pPr>
-                    <w:spacing w:before="0" w:after="60"/>
                     <w:keepNext/>
+                    <w:spacing w:after="60"/>
                     <w:jc w:val="center"/>
-                  </w:pPr>
-                  <w:r>
                     <w:rPr>
-                      <w:rFonts w:ascii="Calibri" w:hAnsi="Calibri"/>
-                      <w:sz w:val="20"/>
+                      <w:bCs/>
                     </w:rPr>
-                    <w:t xml:space="default">5.84 ± 0.83 (4.30 - 7.90)</w:t>
+                  </w:pPr>
+                  <w:r>
+                    <w:rPr>
+                      <w:bCs/>
+                    </w:rPr>
+                    <w:t>5.84 ± 0.83 (4.30 - 7.90)</w:t>
                   </w:r>
                 </w:p>
               </w:tc>
@@ -861,52 +1715,46 @@
             <w:tr>
               <w:trPr>
                 <w:cantSplit/>
+                <w:jc w:val="center"/>
               </w:trPr>
               <w:tc>
                 <w:tcPr>
-                  <w:tcBorders>
-                    <w:top w:val="single" w:space="0" w:color="D3D3D3"/>
-                    <w:bottom w:val="single" w:space="0" w:color="D3D3D3"/>
-                    <w:start w:val="single" w:space="0" w:color="D3D3D3"/>
-                    <w:end w:val="single" w:space="0" w:color="D3D3D3"/>
-                  </w:tcBorders>
-                </w:tcPr>
-                <w:p>
-                  <w:pPr>
-                    <w:spacing w:before="0" w:after="60"/>
+                  <w:tcW w:w="2144" w:type="dxa"/>
+                </w:tcPr>
+                <w:p>
+                  <w:pPr>
                     <w:keepNext/>
-                    <w:jc w:val="start"/>
-                  </w:pPr>
-                  <w:r>
+                    <w:spacing w:after="60"/>
                     <w:rPr>
-                      <w:rFonts w:ascii="Calibri" w:hAnsi="Calibri"/>
-                      <w:sz w:val="20"/>
+                      <w:bCs/>
                     </w:rPr>
-                    <w:t xml:space="default">Sepal Width</w:t>
-                  </w:r>
-                </w:p>
-              </w:tc>
-              <w:tc>
-                <w:tcPr>
-                  <w:tcBorders>
-                    <w:top w:val="single" w:space="0" w:color="D3D3D3"/>
-                    <w:bottom w:val="single" w:space="0" w:color="D3D3D3"/>
-                    <w:start w:val="single" w:space="0" w:color="D3D3D3"/>
-                    <w:end w:val="single" w:space="0" w:color="D3D3D3"/>
-                  </w:tcBorders>
-                </w:tcPr>
-                <w:p>
-                  <w:pPr>
-                    <w:spacing w:before="0" w:after="60"/>
+                  </w:pPr>
+                  <w:r>
+                    <w:rPr>
+                      <w:bCs/>
+                    </w:rPr>
+                    <w:t>Sepal Width</w:t>
+                  </w:r>
+                </w:p>
+              </w:tc>
+              <w:tc>
+                <w:tcPr>
+                  <w:tcW w:w="3796" w:type="dxa"/>
+                </w:tcPr>
+                <w:p>
+                  <w:pPr>
                     <w:keepNext/>
+                    <w:spacing w:after="60"/>
                     <w:jc w:val="center"/>
-                  </w:pPr>
-                  <w:r>
                     <w:rPr>
-                      <w:rFonts w:ascii="Calibri" w:hAnsi="Calibri"/>
-                      <w:sz w:val="20"/>
+                      <w:bCs/>
                     </w:rPr>
-                    <w:t xml:space="default">3.06 ± 0.44 (2.00 - 4.40)</w:t>
+                  </w:pPr>
+                  <w:r>
+                    <w:rPr>
+                      <w:bCs/>
+                    </w:rPr>
+                    <w:t>3.06 ± 0.44 (2.00 - 4.40)</w:t>
                   </w:r>
                 </w:p>
               </w:tc>
@@ -914,52 +1762,46 @@
             <w:tr>
               <w:trPr>
                 <w:cantSplit/>
+                <w:jc w:val="center"/>
               </w:trPr>
               <w:tc>
                 <w:tcPr>
-                  <w:tcBorders>
-                    <w:top w:val="single" w:space="0" w:color="D3D3D3"/>
-                    <w:bottom w:val="single" w:space="0" w:color="D3D3D3"/>
-                    <w:start w:val="single" w:space="0" w:color="D3D3D3"/>
-                    <w:end w:val="single" w:space="0" w:color="D3D3D3"/>
-                  </w:tcBorders>
-                </w:tcPr>
-                <w:p>
-                  <w:pPr>
-                    <w:spacing w:before="0" w:after="60"/>
+                  <w:tcW w:w="2144" w:type="dxa"/>
+                </w:tcPr>
+                <w:p>
+                  <w:pPr>
                     <w:keepNext/>
-                    <w:jc w:val="start"/>
-                  </w:pPr>
-                  <w:r>
+                    <w:spacing w:after="60"/>
                     <w:rPr>
-                      <w:rFonts w:ascii="Calibri" w:hAnsi="Calibri"/>
-                      <w:sz w:val="20"/>
+                      <w:bCs/>
                     </w:rPr>
-                    <w:t xml:space="default">Petal Length</w:t>
-                  </w:r>
-                </w:p>
-              </w:tc>
-              <w:tc>
-                <w:tcPr>
-                  <w:tcBorders>
-                    <w:top w:val="single" w:space="0" w:color="D3D3D3"/>
-                    <w:bottom w:val="single" w:space="0" w:color="D3D3D3"/>
-                    <w:start w:val="single" w:space="0" w:color="D3D3D3"/>
-                    <w:end w:val="single" w:space="0" w:color="D3D3D3"/>
-                  </w:tcBorders>
-                </w:tcPr>
-                <w:p>
-                  <w:pPr>
-                    <w:spacing w:before="0" w:after="60"/>
+                  </w:pPr>
+                  <w:r>
+                    <w:rPr>
+                      <w:bCs/>
+                    </w:rPr>
+                    <w:t>Petal Length</w:t>
+                  </w:r>
+                </w:p>
+              </w:tc>
+              <w:tc>
+                <w:tcPr>
+                  <w:tcW w:w="3796" w:type="dxa"/>
+                </w:tcPr>
+                <w:p>
+                  <w:pPr>
                     <w:keepNext/>
+                    <w:spacing w:after="60"/>
                     <w:jc w:val="center"/>
-                  </w:pPr>
-                  <w:r>
                     <w:rPr>
-                      <w:rFonts w:ascii="Calibri" w:hAnsi="Calibri"/>
-                      <w:sz w:val="20"/>
+                      <w:bCs/>
                     </w:rPr>
-                    <w:t xml:space="default">3.76 ± 1.77 (1.00 - 6.90)</w:t>
+                  </w:pPr>
+                  <w:r>
+                    <w:rPr>
+                      <w:bCs/>
+                    </w:rPr>
+                    <w:t>3.76 ± 1.77 (1.00 - 6.90)</w:t>
                   </w:r>
                 </w:p>
               </w:tc>
@@ -967,52 +1809,46 @@
             <w:tr>
               <w:trPr>
                 <w:cantSplit/>
+                <w:jc w:val="center"/>
               </w:trPr>
               <w:tc>
                 <w:tcPr>
-                  <w:tcBorders>
-                    <w:top w:val="single" w:space="0" w:color="D3D3D3"/>
-                    <w:bottom w:val="single" w:space="0" w:color="D3D3D3"/>
-                    <w:start w:val="single" w:space="0" w:color="D3D3D3"/>
-                    <w:end w:val="single" w:space="0" w:color="D3D3D3"/>
-                  </w:tcBorders>
-                </w:tcPr>
-                <w:p>
-                  <w:pPr>
-                    <w:spacing w:before="0" w:after="60"/>
+                  <w:tcW w:w="2144" w:type="dxa"/>
+                </w:tcPr>
+                <w:p>
+                  <w:pPr>
                     <w:keepNext/>
-                    <w:jc w:val="start"/>
-                  </w:pPr>
-                  <w:r>
+                    <w:spacing w:after="60"/>
                     <w:rPr>
-                      <w:rFonts w:ascii="Calibri" w:hAnsi="Calibri"/>
-                      <w:sz w:val="20"/>
+                      <w:bCs/>
                     </w:rPr>
-                    <w:t xml:space="default">Petal Width</w:t>
-                  </w:r>
-                </w:p>
-              </w:tc>
-              <w:tc>
-                <w:tcPr>
-                  <w:tcBorders>
-                    <w:top w:val="single" w:space="0" w:color="D3D3D3"/>
-                    <w:bottom w:val="single" w:space="0" w:color="D3D3D3"/>
-                    <w:start w:val="single" w:space="0" w:color="D3D3D3"/>
-                    <w:end w:val="single" w:space="0" w:color="D3D3D3"/>
-                  </w:tcBorders>
-                </w:tcPr>
-                <w:p>
-                  <w:pPr>
-                    <w:spacing w:before="0" w:after="60"/>
+                  </w:pPr>
+                  <w:r>
+                    <w:rPr>
+                      <w:bCs/>
+                    </w:rPr>
+                    <w:t>Petal Width</w:t>
+                  </w:r>
+                </w:p>
+              </w:tc>
+              <w:tc>
+                <w:tcPr>
+                  <w:tcW w:w="3796" w:type="dxa"/>
+                </w:tcPr>
+                <w:p>
+                  <w:pPr>
                     <w:keepNext/>
+                    <w:spacing w:after="60"/>
                     <w:jc w:val="center"/>
-                  </w:pPr>
-                  <w:r>
                     <w:rPr>
-                      <w:rFonts w:ascii="Calibri" w:hAnsi="Calibri"/>
-                      <w:sz w:val="20"/>
+                      <w:bCs/>
                     </w:rPr>
-                    <w:t xml:space="default">1.20 ± 0.76 (0.10 - 2.50)</w:t>
+                  </w:pPr>
+                  <w:r>
+                    <w:rPr>
+                      <w:bCs/>
+                    </w:rPr>
+                    <w:t>1.20 ± 0.76 (0.10 - 2.50)</w:t>
                   </w:r>
                 </w:p>
               </w:tc>
@@ -1020,105 +1856,87 @@
             <w:tr>
               <w:trPr>
                 <w:cantSplit/>
+                <w:jc w:val="center"/>
               </w:trPr>
               <w:tc>
                 <w:tcPr>
-                  <w:tcBorders>
-                    <w:top w:val="single" w:space="0" w:color="D3D3D3"/>
-                    <w:bottom w:val="single" w:space="0" w:color="D3D3D3"/>
-                    <w:start w:val="single" w:space="0" w:color="D3D3D3"/>
-                    <w:end w:val="single" w:space="0" w:color="D3D3D3"/>
-                  </w:tcBorders>
-                </w:tcPr>
-                <w:p>
-                  <w:pPr>
-                    <w:spacing w:before="0" w:after="60"/>
+                  <w:tcW w:w="2144" w:type="dxa"/>
+                </w:tcPr>
+                <w:p>
+                  <w:pPr>
                     <w:keepNext/>
-                    <w:jc w:val="start"/>
-                  </w:pPr>
-                  <w:r>
+                    <w:spacing w:after="60"/>
                     <w:rPr>
-                      <w:rFonts w:ascii="Calibri" w:hAnsi="Calibri"/>
-                      <w:sz w:val="20"/>
+                      <w:bCs/>
                     </w:rPr>
-                    <w:t xml:space="default">Species</w:t>
-                  </w:r>
-                </w:p>
-              </w:tc>
-              <w:tc>
-                <w:tcPr>
-                  <w:tcBorders>
-                    <w:top w:val="single" w:space="0" w:color="D3D3D3"/>
-                    <w:bottom w:val="single" w:space="0" w:color="D3D3D3"/>
-                    <w:start w:val="single" w:space="0" w:color="D3D3D3"/>
-                    <w:end w:val="single" w:space="0" w:color="D3D3D3"/>
-                  </w:tcBorders>
-                </w:tcPr>
-                <w:p>
-                  <w:pPr>
-                    <w:spacing w:before="0" w:after="60"/>
+                  </w:pPr>
+                  <w:r>
+                    <w:rPr>
+                      <w:bCs/>
+                    </w:rPr>
+                    <w:t>Species</w:t>
+                  </w:r>
+                </w:p>
+              </w:tc>
+              <w:tc>
+                <w:tcPr>
+                  <w:tcW w:w="3796" w:type="dxa"/>
+                </w:tcPr>
+                <w:p>
+                  <w:pPr>
                     <w:keepNext/>
+                    <w:spacing w:after="60"/>
                     <w:jc w:val="center"/>
-                  </w:pPr>
-                  <w:r>
                     <w:rPr>
-                      <w:rFonts w:ascii="Calibri" w:hAnsi="Calibri"/>
-                      <w:sz w:val="20"/>
+                      <w:bCs/>
                     </w:rPr>
-                    <w:t xml:space="default"/>
-                  </w:r>
+                  </w:pPr>
                 </w:p>
               </w:tc>
             </w:tr>
             <w:tr>
               <w:trPr>
                 <w:cantSplit/>
+                <w:jc w:val="center"/>
               </w:trPr>
               <w:tc>
                 <w:tcPr>
-                  <w:tcBorders>
-                    <w:top w:val="single" w:space="0" w:color="D3D3D3"/>
-                    <w:bottom w:val="single" w:space="0" w:color="D3D3D3"/>
-                    <w:start w:val="single" w:space="0" w:color="D3D3D3"/>
-                    <w:end w:val="single" w:space="0" w:color="D3D3D3"/>
-                  </w:tcBorders>
-                </w:tcPr>
-                <w:p>
-                  <w:pPr>
-                    <w:spacing w:before="0" w:after="60"/>
+                  <w:tcW w:w="2144" w:type="dxa"/>
+                </w:tcPr>
+                <w:p>
+                  <w:pPr>
                     <w:keepNext/>
-                    <w:jc w:val="start"/>
-                  </w:pPr>
-                  <w:r>
+                    <w:spacing w:after="60"/>
                     <w:rPr>
-                      <w:rFonts w:ascii="Calibri" w:hAnsi="Calibri"/>
-                      <w:sz w:val="20"/>
+                      <w:bCs/>
                     </w:rPr>
-                    <w:t xml:space="default">    setosa</w:t>
-                  </w:r>
-                </w:p>
-              </w:tc>
-              <w:tc>
-                <w:tcPr>
-                  <w:tcBorders>
-                    <w:top w:val="single" w:space="0" w:color="D3D3D3"/>
-                    <w:bottom w:val="single" w:space="0" w:color="D3D3D3"/>
-                    <w:start w:val="single" w:space="0" w:color="D3D3D3"/>
-                    <w:end w:val="single" w:space="0" w:color="D3D3D3"/>
-                  </w:tcBorders>
-                </w:tcPr>
-                <w:p>
-                  <w:pPr>
-                    <w:spacing w:before="0" w:after="60"/>
+                  </w:pPr>
+                  <w:r>
+                    <w:rPr>
+                      <w:bCs/>
+                    </w:rPr>
+                    <w:t>    setosa</w:t>
+                  </w:r>
+                </w:p>
+              </w:tc>
+              <w:tc>
+                <w:tcPr>
+                  <w:tcW w:w="3796" w:type="dxa"/>
+                </w:tcPr>
+                <w:p>
+                  <w:pPr>
                     <w:keepNext/>
+                    <w:spacing w:after="60"/>
                     <w:jc w:val="center"/>
-                  </w:pPr>
-                  <w:r>
                     <w:rPr>
-                      <w:rFonts w:ascii="Calibri" w:hAnsi="Calibri"/>
-                      <w:sz w:val="20"/>
+                      <w:bCs/>
                     </w:rPr>
-                    <w:t xml:space="default">50 (33%)</w:t>
+                  </w:pPr>
+                  <w:r>
+                    <w:rPr>
+                      <w:bCs/>
+                    </w:rPr>
+                    <w:t>50 (33%)</w:t>
                   </w:r>
                 </w:p>
               </w:tc>
@@ -1126,52 +1944,46 @@
             <w:tr>
               <w:trPr>
                 <w:cantSplit/>
+                <w:jc w:val="center"/>
               </w:trPr>
               <w:tc>
                 <w:tcPr>
-                  <w:tcBorders>
-                    <w:top w:val="single" w:space="0" w:color="D3D3D3"/>
-                    <w:bottom w:val="single" w:space="0" w:color="D3D3D3"/>
-                    <w:start w:val="single" w:space="0" w:color="D3D3D3"/>
-                    <w:end w:val="single" w:space="0" w:color="D3D3D3"/>
-                  </w:tcBorders>
-                </w:tcPr>
-                <w:p>
-                  <w:pPr>
-                    <w:spacing w:before="0" w:after="60"/>
+                  <w:tcW w:w="2144" w:type="dxa"/>
+                </w:tcPr>
+                <w:p>
+                  <w:pPr>
                     <w:keepNext/>
-                    <w:jc w:val="start"/>
-                  </w:pPr>
-                  <w:r>
+                    <w:spacing w:after="60"/>
                     <w:rPr>
-                      <w:rFonts w:ascii="Calibri" w:hAnsi="Calibri"/>
-                      <w:sz w:val="20"/>
+                      <w:bCs/>
                     </w:rPr>
-                    <w:t xml:space="default">    versicolor</w:t>
-                  </w:r>
-                </w:p>
-              </w:tc>
-              <w:tc>
-                <w:tcPr>
-                  <w:tcBorders>
-                    <w:top w:val="single" w:space="0" w:color="D3D3D3"/>
-                    <w:bottom w:val="single" w:space="0" w:color="D3D3D3"/>
-                    <w:start w:val="single" w:space="0" w:color="D3D3D3"/>
-                    <w:end w:val="single" w:space="0" w:color="D3D3D3"/>
-                  </w:tcBorders>
-                </w:tcPr>
-                <w:p>
-                  <w:pPr>
-                    <w:spacing w:before="0" w:after="60"/>
+                  </w:pPr>
+                  <w:r>
+                    <w:rPr>
+                      <w:bCs/>
+                    </w:rPr>
+                    <w:t>    versicolor</w:t>
+                  </w:r>
+                </w:p>
+              </w:tc>
+              <w:tc>
+                <w:tcPr>
+                  <w:tcW w:w="3796" w:type="dxa"/>
+                </w:tcPr>
+                <w:p>
+                  <w:pPr>
                     <w:keepNext/>
+                    <w:spacing w:after="60"/>
                     <w:jc w:val="center"/>
-                  </w:pPr>
-                  <w:r>
                     <w:rPr>
-                      <w:rFonts w:ascii="Calibri" w:hAnsi="Calibri"/>
-                      <w:sz w:val="20"/>
+                      <w:bCs/>
                     </w:rPr>
-                    <w:t xml:space="default">50 (33%)</w:t>
+                  </w:pPr>
+                  <w:r>
+                    <w:rPr>
+                      <w:bCs/>
+                    </w:rPr>
+                    <w:t>50 (33%)</w:t>
                   </w:r>
                 </w:p>
               </w:tc>
@@ -1179,52 +1991,52 @@
             <w:tr>
               <w:trPr>
                 <w:cantSplit/>
+                <w:jc w:val="center"/>
               </w:trPr>
               <w:tc>
                 <w:tcPr>
+                  <w:tcW w:w="2144" w:type="dxa"/>
                   <w:tcBorders>
-                    <w:top w:val="single" w:space="0" w:color="D3D3D3"/>
-                    <w:bottom w:val="single" w:space="0" w:color="D3D3D3"/>
-                    <w:start w:val="single" w:space="0" w:color="D3D3D3"/>
-                    <w:end w:val="single" w:space="0" w:color="D3D3D3"/>
+                    <w:bottom w:val="single" w:sz="4" w:space="0" w:color="auto"/>
                   </w:tcBorders>
                 </w:tcPr>
                 <w:p>
                   <w:pPr>
-                    <w:spacing w:before="0" w:after="60"/>
                     <w:keepNext/>
-                    <w:jc w:val="start"/>
-                  </w:pPr>
-                  <w:r>
+                    <w:spacing w:after="60"/>
                     <w:rPr>
-                      <w:rFonts w:ascii="Calibri" w:hAnsi="Calibri"/>
-                      <w:sz w:val="20"/>
+                      <w:bCs/>
                     </w:rPr>
-                    <w:t xml:space="default">    virginica</w:t>
-                  </w:r>
-                </w:p>
-              </w:tc>
-              <w:tc>
-                <w:tcPr>
+                  </w:pPr>
+                  <w:r>
+                    <w:rPr>
+                      <w:bCs/>
+                    </w:rPr>
+                    <w:t>    virginica</w:t>
+                  </w:r>
+                </w:p>
+              </w:tc>
+              <w:tc>
+                <w:tcPr>
+                  <w:tcW w:w="3796" w:type="dxa"/>
                   <w:tcBorders>
-                    <w:top w:val="single" w:space="0" w:color="D3D3D3"/>
-                    <w:bottom w:val="single" w:space="0" w:color="D3D3D3"/>
-                    <w:start w:val="single" w:space="0" w:color="D3D3D3"/>
-                    <w:end w:val="single" w:space="0" w:color="D3D3D3"/>
+                    <w:bottom w:val="single" w:sz="4" w:space="0" w:color="auto"/>
                   </w:tcBorders>
                 </w:tcPr>
                 <w:p>
                   <w:pPr>
-                    <w:spacing w:before="0" w:after="60"/>
                     <w:keepNext/>
+                    <w:spacing w:after="60"/>
                     <w:jc w:val="center"/>
-                  </w:pPr>
-                  <w:r>
                     <w:rPr>
-                      <w:rFonts w:ascii="Calibri" w:hAnsi="Calibri"/>
-                      <w:sz w:val="20"/>
+                      <w:bCs/>
                     </w:rPr>
-                    <w:t xml:space="default">50 (33%)</w:t>
+                  </w:pPr>
+                  <w:r>
+                    <w:rPr>
+                      <w:bCs/>
+                    </w:rPr>
+                    <w:t>50 (33%)</w:t>
                   </w:r>
                 </w:p>
               </w:tc>
@@ -1232,102 +2044,135 @@
             <w:tr>
               <w:trPr>
                 <w:cantSplit/>
+                <w:jc w:val="center"/>
               </w:trPr>
               <w:tc>
                 <w:tcPr>
+                  <w:tcW w:w="5940" w:type="dxa"/>
                   <w:gridSpan w:val="2"/>
-                </w:tcPr>
-                <w:p>
-                  <w:pPr>
-                    <w:spacing w:before="0" w:after="60"/>
+                  <w:tcBorders>
+                    <w:top w:val="single" w:sz="4" w:space="0" w:color="auto"/>
+                  </w:tcBorders>
+                </w:tcPr>
+                <w:p>
+                  <w:pPr>
                     <w:keepNext/>
-                  </w:pPr>
-                  <w:r>
+                    <w:spacing w:after="60"/>
                     <w:rPr>
+                      <w:bCs/>
+                    </w:rPr>
+                  </w:pPr>
+                  <w:r>
+                    <w:rPr>
+                      <w:bCs/>
+                      <w:i/>
                       <w:vertAlign w:val="superscript"/>
-                      <w:i/>
-                      <w:rFonts w:ascii="Calibri" w:hAnsi="Calibri"/>
-                      <w:sz w:val="20"/>
                     </w:rPr>
-                    <w:t xml:space="default">1</w:t>
+                    <w:t>1</w:t>
                   </w:r>
                   <w:r>
                     <w:rPr>
-                      <w:rFonts w:ascii="Calibri" w:hAnsi="Calibri"/>
-                      <w:sz w:val="20"/>
+                      <w:bCs/>
                     </w:rPr>
-                    <w:t xml:space="default">Mean ± SD (Min - Max); n (%)</w:t>
+                    <w:t>Mean ± SD (Min - Max); n (%)</w:t>
                   </w:r>
                 </w:p>
               </w:tc>
             </w:tr>
+            <w:bookmarkEnd w:id="7"/>
           </w:tbl>
-          <w:bookmarkEnd w:id="23"/>
+          <w:p>
+            <w:pPr>
+              <w:spacing w:after="0"/>
+            </w:pPr>
+          </w:p>
         </w:tc>
       </w:tr>
     </w:tbl>
-    <w:bookmarkEnd w:id="24"/>
-    <w:bookmarkEnd w:id="25"/>
-    <w:bookmarkStart w:id="36" w:name="hypothesis-testing"/>
     <w:p>
       <w:pPr>
         <w:pStyle w:val="Heading1"/>
       </w:pPr>
-      <w:r>
-        <w:t xml:space="preserve">Hypothesis Testing</w:t>
-      </w:r>
+      <w:bookmarkStart w:id="8" w:name="_Toc183623454"/>
+      <w:bookmarkStart w:id="9" w:name="hypothesis-testing"/>
+      <w:bookmarkEnd w:id="1"/>
+      <w:bookmarkEnd w:id="6"/>
+      <w:r>
+        <w:lastRenderedPageBreak/>
+        <w:t>Hypothesis Testing</w:t>
+      </w:r>
+      <w:bookmarkEnd w:id="8"/>
     </w:p>
     <w:p>
       <w:pPr>
         <w:pStyle w:val="Heading2"/>
       </w:pPr>
-      <w:r>
-        <w:t xml:space="preserve">Two-Sided</w:t>
-      </w:r>
-    </w:p>
-    <w:bookmarkStart w:id="26" w:name="research-question"/>
-    <w:p>
-      <w:pPr>
-        <w:pStyle w:val="Heading3"/>
-      </w:pPr>
-      <w:r>
-        <w:t xml:space="preserve">Research Question</w:t>
-      </w:r>
+      <w:bookmarkStart w:id="10" w:name="_Toc183623455"/>
+      <w:r>
+        <w:t>Two-Sided</w:t>
+      </w:r>
+      <w:bookmarkEnd w:id="10"/>
     </w:p>
     <w:p>
       <w:pPr>
-        <w:pStyle w:val="FirstParagraph"/>
-      </w:pPr>
-      <w:r>
-        <w:t xml:space="preserve">Is the mean sepal length different from the expected average of 5.8 cm?</w:t>
-      </w:r>
-    </w:p>
-    <w:bookmarkEnd w:id="26"/>
-    <w:bookmarkStart w:id="27" w:name="hypothesis-and-test-statistics"/>
-    <w:p>
-      <w:pPr>
         <w:pStyle w:val="Heading3"/>
       </w:pPr>
-      <w:r>
-        <w:t xml:space="preserve">Hypothesis and Test Statistics</w:t>
-      </w:r>
+      <w:bookmarkStart w:id="11" w:name="_Toc183623456"/>
+      <w:bookmarkStart w:id="12" w:name="research-question"/>
+      <w:r>
+        <w:t>Research Question</w:t>
+      </w:r>
+      <w:bookmarkEnd w:id="11"/>
     </w:p>
     <w:p>
       <w:pPr>
+        <w:pStyle w:val="FirstParagraph"/>
+      </w:pPr>
+      <w:r>
+        <w:t>Is the mean sepal length different from the expected average of 5.8 cm?</w:t>
+      </w:r>
+    </w:p>
+    <w:p>
+      <w:pPr>
+        <w:pStyle w:val="Heading3"/>
+      </w:pPr>
+      <w:bookmarkStart w:id="13" w:name="_Toc183623457"/>
+      <w:bookmarkStart w:id="14" w:name="hypothesis-and-test-statistics"/>
+      <w:bookmarkEnd w:id="12"/>
+      <w:r>
+        <w:t>Hypothesis and Test Statistics</w:t>
+      </w:r>
+      <w:bookmarkEnd w:id="13"/>
+    </w:p>
+    <w:p>
+      <w:pPr>
         <w:numPr>
           <w:ilvl w:val="0"/>
-          <w:numId w:val="1001"/>
+          <w:numId w:val="8"/>
         </w:numPr>
       </w:pPr>
       <m:oMath>
         <m:sSub>
+          <m:sSubPr>
+            <m:ctrlPr>
+              <w:rPr>
+                <w:rFonts w:ascii="Cambria Math" w:hAnsi="Cambria Math"/>
+              </w:rPr>
+            </m:ctrlPr>
+          </m:sSubPr>
           <m:e>
             <m:r>
+              <w:rPr>
+                <w:rFonts w:ascii="Cambria Math" w:hAnsi="Cambria Math"/>
+              </w:rPr>
               <m:t>H</m:t>
             </m:r>
           </m:e>
           <m:sub>
             <m:r>
+              <w:rPr>
+                <w:rFonts w:ascii="Cambria Math" w:hAnsi="Cambria Math"/>
+              </w:rPr>
               <m:t>0</m:t>
             </m:r>
           </m:sub>
@@ -1336,41 +2181,66 @@
           <m:rPr>
             <m:sty m:val="p"/>
           </m:rPr>
+          <w:rPr>
+            <w:rFonts w:ascii="Cambria Math" w:hAnsi="Cambria Math"/>
+          </w:rPr>
           <m:t>:</m:t>
         </m:r>
         <m:r>
+          <w:rPr>
+            <w:rFonts w:ascii="Cambria Math" w:hAnsi="Cambria Math"/>
+          </w:rPr>
           <m:t>μ</m:t>
         </m:r>
         <m:r>
           <m:rPr>
             <m:sty m:val="p"/>
           </m:rPr>
+          <w:rPr>
+            <w:rFonts w:ascii="Cambria Math" w:hAnsi="Cambria Math"/>
+          </w:rPr>
           <m:t>=</m:t>
         </m:r>
         <m:r>
+          <w:rPr>
+            <w:rFonts w:ascii="Cambria Math" w:hAnsi="Cambria Math"/>
+          </w:rPr>
           <m:t>5.8</m:t>
         </m:r>
       </m:oMath>
       <w:r>
-        <w:t xml:space="preserve">; the mean sepal length is equal to 5.8 cm.</w:t>
+        <w:t>; the mean sepal length is equal to 5.8 cm.</w:t>
       </w:r>
     </w:p>
     <w:p>
       <w:pPr>
         <w:numPr>
           <w:ilvl w:val="0"/>
-          <w:numId w:val="1001"/>
+          <w:numId w:val="8"/>
         </w:numPr>
       </w:pPr>
       <m:oMath>
         <m:sSub>
+          <m:sSubPr>
+            <m:ctrlPr>
+              <w:rPr>
+                <w:rFonts w:ascii="Cambria Math" w:hAnsi="Cambria Math"/>
+              </w:rPr>
+            </m:ctrlPr>
+          </m:sSubPr>
           <m:e>
             <m:r>
+              <w:rPr>
+                <w:rFonts w:ascii="Cambria Math" w:hAnsi="Cambria Math"/>
+              </w:rPr>
               <m:t>H</m:t>
             </m:r>
           </m:e>
           <m:sub>
             <m:r>
+              <w:rPr>
+                <w:rFonts w:ascii="Cambria Math" w:hAnsi="Cambria Math"/>
+              </w:rPr>
               <m:t>a</m:t>
             </m:r>
           </m:sub>
@@ -1379,67 +2249,88 @@
           <m:rPr>
             <m:sty m:val="p"/>
           </m:rPr>
+          <w:rPr>
+            <w:rFonts w:ascii="Cambria Math" w:hAnsi="Cambria Math"/>
+          </w:rPr>
           <m:t>:</m:t>
         </m:r>
         <m:r>
+          <w:rPr>
+            <w:rFonts w:ascii="Cambria Math" w:hAnsi="Cambria Math"/>
+          </w:rPr>
           <m:t>μ</m:t>
         </m:r>
         <m:r>
           <m:rPr>
             <m:sty m:val="p"/>
           </m:rPr>
+          <w:rPr>
+            <w:rFonts w:ascii="Cambria Math" w:hAnsi="Cambria Math"/>
+          </w:rPr>
           <m:t>≠</m:t>
         </m:r>
         <m:r>
+          <w:rPr>
+            <w:rFonts w:ascii="Cambria Math" w:hAnsi="Cambria Math"/>
+          </w:rPr>
           <m:t>5.8</m:t>
         </m:r>
       </m:oMath>
       <w:r>
-        <w:t xml:space="preserve">; the mean sepal length is different from 5.8 cm.</w:t>
+        <w:t>; the mean sepal length is different from 5.8 cm.</w:t>
       </w:r>
     </w:p>
     <w:p>
       <w:pPr>
         <w:numPr>
           <w:ilvl w:val="0"/>
-          <w:numId w:val="1001"/>
+          <w:numId w:val="8"/>
         </w:numPr>
       </w:pPr>
       <w:r>
-        <w:t xml:space="preserve">Significance level,</w:t>
-      </w:r>
-      <w:r>
-        <w:t xml:space="preserve"> </w:t>
+        <w:t xml:space="preserve">Significance level, </w:t>
       </w:r>
       <m:oMath>
         <m:r>
+          <w:rPr>
+            <w:rFonts w:ascii="Cambria Math" w:hAnsi="Cambria Math"/>
+          </w:rPr>
           <m:t>α</m:t>
         </m:r>
         <m:r>
           <m:rPr>
             <m:sty m:val="p"/>
           </m:rPr>
+          <w:rPr>
+            <w:rFonts w:ascii="Cambria Math" w:hAnsi="Cambria Math"/>
+          </w:rPr>
           <m:t>=</m:t>
         </m:r>
         <m:r>
+          <w:rPr>
+            <w:rFonts w:ascii="Cambria Math" w:hAnsi="Cambria Math"/>
+          </w:rPr>
           <m:t>5</m:t>
         </m:r>
         <m:r>
           <m:rPr>
             <m:sty m:val="p"/>
           </m:rPr>
+          <w:rPr>
+            <w:rFonts w:ascii="Cambria Math" w:hAnsi="Cambria Math"/>
+          </w:rPr>
           <m:t>%</m:t>
         </m:r>
       </m:oMath>
       <w:r>
-        <w:t xml:space="preserve">.</w:t>
+        <w:t>.</w:t>
       </w:r>
     </w:p>
     <w:p>
       <w:pPr>
         <w:numPr>
           <w:ilvl w:val="0"/>
-          <w:numId w:val="1001"/>
+          <w:numId w:val="8"/>
         </w:numPr>
       </w:pPr>
       <w:r>
@@ -1447,231 +2338,377 @@
           <w:b/>
           <w:bCs/>
         </w:rPr>
-        <w:t xml:space="preserve">one sample t-test</w:t>
+        <w:t>one sample t-test</w:t>
       </w:r>
     </w:p>
     <w:p>
       <w:pPr>
         <w:numPr>
           <w:ilvl w:val="0"/>
-          <w:numId w:val="1001"/>
+          <w:numId w:val="8"/>
         </w:numPr>
       </w:pPr>
       <w:r>
-        <w:t xml:space="preserve">The variance is unknown.</w:t>
+        <w:t>The variance is unknown.</w:t>
       </w:r>
     </w:p>
     <w:p>
       <w:pPr>
         <w:numPr>
           <w:ilvl w:val="0"/>
-          <w:numId w:val="1001"/>
+          <w:numId w:val="8"/>
         </w:numPr>
       </w:pPr>
       <m:oMath>
         <m:r>
+          <w:rPr>
+            <w:rFonts w:ascii="Cambria Math" w:hAnsi="Cambria Math"/>
+          </w:rPr>
           <m:t>n</m:t>
         </m:r>
         <m:r>
           <m:rPr>
             <m:sty m:val="p"/>
           </m:rPr>
+          <w:rPr>
+            <w:rFonts w:ascii="Cambria Math" w:hAnsi="Cambria Math"/>
+          </w:rPr>
           <m:t>&gt;</m:t>
         </m:r>
         <m:r>
+          <w:rPr>
+            <w:rFonts w:ascii="Cambria Math" w:hAnsi="Cambria Math"/>
+          </w:rPr>
           <m:t>30</m:t>
         </m:r>
       </m:oMath>
       <w:r>
-        <w:t xml:space="preserve">; large sample.</w:t>
-      </w:r>
-    </w:p>
-    <w:bookmarkEnd w:id="27"/>
-    <w:bookmarkStart w:id="32" w:name="results-and-interpretation"/>
-    <w:p>
-      <w:pPr>
-        <w:pStyle w:val="Heading3"/>
-      </w:pPr>
-      <w:r>
-        <w:t xml:space="preserve">Results and Interpretation</w:t>
+        <w:t>; large sample.</w:t>
       </w:r>
     </w:p>
     <w:p>
       <w:pPr>
+        <w:pStyle w:val="Heading3"/>
+      </w:pPr>
+      <w:bookmarkStart w:id="15" w:name="_Toc183623458"/>
+      <w:bookmarkStart w:id="16" w:name="results-and-interpretation"/>
+      <w:bookmarkEnd w:id="14"/>
+      <w:r>
+        <w:t>Results and Interpretation</w:t>
+      </w:r>
+      <w:bookmarkEnd w:id="15"/>
+    </w:p>
+    <w:p>
+      <w:pPr>
         <w:pStyle w:val="FirstParagraph"/>
       </w:pPr>
       <w:r>
-        <w:t xml:space="preserve">The histogram and test statistics is shown on</w:t>
-      </w:r>
-      <w:r>
-        <w:t xml:space="preserve"> </w:t>
-      </w:r>
-      <w:hyperlink w:anchor="fig-test">
+        <w:t xml:space="preserve">The test statistics is shown on </w:t>
+      </w:r>
+      <w:hyperlink w:anchor="tbl-stats-ts">
         <w:r>
           <w:rPr>
             <w:rStyle w:val="Hyperlink"/>
           </w:rPr>
-          <w:t xml:space="preserve">Figure 1</w:t>
+          <w:t>Table 3</w:t>
         </w:r>
       </w:hyperlink>
       <w:r>
-        <w:t xml:space="preserve">. Based on the histogram and the</w:t>
-      </w:r>
-      <w:r>
-        <w:t xml:space="preserve"> </w:t>
+        <w:t>.</w:t>
+      </w:r>
+    </w:p>
+    <w:tbl>
+      <w:tblPr>
+        <w:tblStyle w:val="Table"/>
+        <w:tblW w:w="5000" w:type="pct"/>
+        <w:tblLayout w:type="fixed"/>
+        <w:tblLook w:val="0000" w:firstRow="0" w:lastRow="0" w:firstColumn="0" w:lastColumn="0" w:noHBand="0" w:noVBand="0"/>
+      </w:tblPr>
+      <w:tblGrid>
+        <w:gridCol w:w="9360"/>
+      </w:tblGrid>
+      <w:tr>
+        <w:tc>
+          <w:tcPr>
+            <w:tcW w:w="7920" w:type="dxa"/>
+          </w:tcPr>
+          <w:p>
+            <w:pPr>
+              <w:pStyle w:val="ImageCaption"/>
+              <w:spacing w:before="200"/>
+            </w:pPr>
+            <w:bookmarkStart w:id="17" w:name="tbl-stats-ts"/>
+            <w:r>
+              <w:t>Table 3: Test statistics.</w:t>
+            </w:r>
+          </w:p>
+          <w:tbl>
+            <w:tblPr>
+              <w:tblStyle w:val="Table"/>
+              <w:tblW w:w="0" w:type="auto"/>
+              <w:jc w:val="center"/>
+              <w:tblLook w:val="0020" w:firstRow="1" w:lastRow="0" w:firstColumn="0" w:lastColumn="0" w:noHBand="0" w:noVBand="0"/>
+            </w:tblPr>
+            <w:tblGrid>
+              <w:gridCol w:w="1131"/>
+              <w:gridCol w:w="1051"/>
+              <w:gridCol w:w="979"/>
+              <w:gridCol w:w="2098"/>
+              <w:gridCol w:w="1320"/>
+            </w:tblGrid>
+            <w:tr>
+              <w:trPr>
+                <w:cnfStyle w:val="100000000000" w:firstRow="1" w:lastRow="0" w:firstColumn="0" w:lastColumn="0" w:oddVBand="0" w:evenVBand="0" w:oddHBand="0" w:evenHBand="0" w:firstRowFirstColumn="0" w:firstRowLastColumn="0" w:lastRowFirstColumn="0" w:lastRowLastColumn="0"/>
+                <w:tblHeader/>
+                <w:jc w:val="center"/>
+              </w:trPr>
+              <w:tc>
+                <w:tcPr>
+                  <w:tcW w:w="0" w:type="auto"/>
+                </w:tcPr>
+                <w:p>
+                  <w:pPr>
+                    <w:pStyle w:val="Compact"/>
+                  </w:pPr>
+                  <w:r>
+                    <w:t>estimate</w:t>
+                  </w:r>
+                </w:p>
+              </w:tc>
+              <w:tc>
+                <w:tcPr>
+                  <w:tcW w:w="0" w:type="auto"/>
+                </w:tcPr>
+                <w:p>
+                  <w:pPr>
+                    <w:pStyle w:val="Compact"/>
+                  </w:pPr>
+                  <w:r>
+                    <w:t>statistic</w:t>
+                  </w:r>
+                </w:p>
+              </w:tc>
+              <w:tc>
+                <w:tcPr>
+                  <w:tcW w:w="0" w:type="auto"/>
+                </w:tcPr>
+                <w:p>
+                  <w:pPr>
+                    <w:pStyle w:val="Compact"/>
+                  </w:pPr>
+                  <w:r>
+                    <w:t>p.value</w:t>
+                  </w:r>
+                </w:p>
+              </w:tc>
+              <w:tc>
+                <w:tcPr>
+                  <w:tcW w:w="0" w:type="auto"/>
+                </w:tcPr>
+                <w:p>
+                  <w:pPr>
+                    <w:pStyle w:val="Compact"/>
+                  </w:pPr>
+                  <w:r>
+                    <w:t>method</w:t>
+                  </w:r>
+                </w:p>
+              </w:tc>
+              <w:tc>
+                <w:tcPr>
+                  <w:tcW w:w="0" w:type="auto"/>
+                </w:tcPr>
+                <w:p>
+                  <w:pPr>
+                    <w:pStyle w:val="Compact"/>
+                  </w:pPr>
+                  <w:r>
+                    <w:t>alternative</w:t>
+                  </w:r>
+                </w:p>
+              </w:tc>
+            </w:tr>
+            <w:tr>
+              <w:trPr>
+                <w:jc w:val="center"/>
+              </w:trPr>
+              <w:tc>
+                <w:tcPr>
+                  <w:tcW w:w="0" w:type="auto"/>
+                </w:tcPr>
+                <w:p>
+                  <w:pPr>
+                    <w:pStyle w:val="Compact"/>
+                  </w:pPr>
+                  <w:r>
+                    <w:t>5.84</w:t>
+                  </w:r>
+                </w:p>
+              </w:tc>
+              <w:tc>
+                <w:tcPr>
+                  <w:tcW w:w="0" w:type="auto"/>
+                </w:tcPr>
+                <w:p>
+                  <w:pPr>
+                    <w:pStyle w:val="Compact"/>
+                  </w:pPr>
+                  <w:r>
+                    <w:t>0.64</w:t>
+                  </w:r>
+                </w:p>
+              </w:tc>
+              <w:tc>
+                <w:tcPr>
+                  <w:tcW w:w="0" w:type="auto"/>
+                </w:tcPr>
+                <w:p>
+                  <w:pPr>
+                    <w:pStyle w:val="Compact"/>
+                  </w:pPr>
+                  <w:r>
+                    <w:t>0.52</w:t>
+                  </w:r>
+                </w:p>
+              </w:tc>
+              <w:tc>
+                <w:tcPr>
+                  <w:tcW w:w="0" w:type="auto"/>
+                </w:tcPr>
+                <w:p>
+                  <w:pPr>
+                    <w:pStyle w:val="Compact"/>
+                  </w:pPr>
+                  <w:r>
+                    <w:t>One Sample t-test</w:t>
+                  </w:r>
+                </w:p>
+              </w:tc>
+              <w:tc>
+                <w:tcPr>
+                  <w:tcW w:w="0" w:type="auto"/>
+                </w:tcPr>
+                <w:p>
+                  <w:pPr>
+                    <w:pStyle w:val="Compact"/>
+                  </w:pPr>
+                  <w:r>
+                    <w:t>two.sided</w:t>
+                  </w:r>
+                </w:p>
+              </w:tc>
+            </w:tr>
+            <w:bookmarkEnd w:id="17"/>
+          </w:tbl>
+          <w:p/>
+        </w:tc>
+      </w:tr>
+    </w:tbl>
+    <w:p>
+      <w:pPr>
+        <w:pStyle w:val="BodyText"/>
+      </w:pPr>
+      <w:r>
+        <w:t xml:space="preserve">Based on the </w:t>
       </w:r>
       <w:r>
         <w:rPr>
           <w:i/>
           <w:iCs/>
         </w:rPr>
-        <w:t xml:space="preserve">p</w:t>
-      </w:r>
-      <w:r>
-        <w:t xml:space="preserve">-value being greater than 5% (</w:t>
+        <w:t>p</w:t>
+      </w:r>
+      <w:r>
+        <w:t>-value being greater than 5% (</w:t>
       </w:r>
       <w:r>
         <w:rPr>
           <w:i/>
           <w:iCs/>
         </w:rPr>
-        <w:t xml:space="preserve">p</w:t>
-      </w:r>
-      <w:r>
-        <w:t xml:space="preserve">-value = 0.52), we do not reject the null hypothesis. There is no sufficient evidence that the mean sepal length is different from 5.8 cm.</w:t>
-      </w:r>
-    </w:p>
-    <w:tbl>
-      <w:tblPr>
-        <w:tblStyle w:val="Table"/>
-        <w:tblW w:type="pct" w:w="5000"/>
-        <w:tblLayout w:type="fixed"/>
-        <w:tblLook w:firstRow="0" w:lastRow="0" w:firstColumn="0" w:lastColumn="0" w:noHBand="0" w:noVBand="0" w:val="0000"/>
-      </w:tblPr>
-      <w:tblGrid>
-        <w:gridCol w:w="7920"/>
-      </w:tblGrid>
-      <w:tr>
-        <w:tc>
-          <w:tcPr/>
-          <w:bookmarkStart w:id="31" w:name="fig-test"/>
-          <w:p>
-            <w:pPr>
-              <w:pStyle w:val="Compact"/>
-              <w:jc w:val="center"/>
-            </w:pPr>
-            <w:r>
-              <w:drawing>
-                <wp:inline>
-                  <wp:extent cx="4620126" cy="1848050"/>
-                  <wp:effectExtent b="0" l="0" r="0" t="0"/>
-                  <wp:docPr descr="" title="" id="29" name="Picture"/>
-                  <a:graphic>
-                    <a:graphicData uri="http://schemas.openxmlformats.org/drawingml/2006/picture">
-                      <pic:pic>
-                        <pic:nvPicPr>
-                          <pic:cNvPr descr="excel-one-variable-numerical_files/figure-docx/fig-test-1.png" id="30" name="Picture"/>
-                          <pic:cNvPicPr>
-                            <a:picLocks noChangeArrowheads="1" noChangeAspect="1"/>
-                          </pic:cNvPicPr>
-                        </pic:nvPicPr>
-                        <pic:blipFill>
-                          <a:blip r:embed="rId28"/>
-                          <a:stretch>
-                            <a:fillRect/>
-                          </a:stretch>
-                        </pic:blipFill>
-                        <pic:spPr bwMode="auto">
-                          <a:xfrm>
-                            <a:off x="0" y="0"/>
-                            <a:ext cx="4620126" cy="1848050"/>
-                          </a:xfrm>
-                          <a:prstGeom prst="rect">
-                            <a:avLst/>
-                          </a:prstGeom>
-                          <a:noFill/>
-                          <a:ln w="9525">
-                            <a:noFill/>
-                            <a:headEnd/>
-                            <a:tailEnd/>
-                          </a:ln>
-                        </pic:spPr>
-                      </pic:pic>
-                    </a:graphicData>
-                  </a:graphic>
-                </wp:inline>
-              </w:drawing>
-            </w:r>
-          </w:p>
-          <w:p>
-            <w:pPr>
-              <w:jc w:val="center"/>
-            </w:pPr>
-            <w:pPr>
-              <w:jc w:val="start"/>
-              <w:spacing w:before="200"/>
-              <w:pStyle w:val="ImageCaption"/>
-            </w:pPr>
-            <w:r>
-              <w:t xml:space="preserve">Figure 1: Histogram and test statistics.</w:t>
-            </w:r>
-          </w:p>
-          <w:bookmarkEnd w:id="31"/>
-        </w:tc>
-      </w:tr>
-    </w:tbl>
-    <w:bookmarkEnd w:id="32"/>
-    <w:p>
-      <w:pPr>
-        <w:pStyle w:val="Heading2"/>
-      </w:pPr>
-      <w:r>
-        <w:t xml:space="preserve">One-Sided</w:t>
-      </w:r>
-    </w:p>
-    <w:bookmarkStart w:id="33" w:name="research-question-1"/>
-    <w:p>
-      <w:pPr>
-        <w:pStyle w:val="Heading3"/>
-      </w:pPr>
-      <w:r>
-        <w:t xml:space="preserve">Research Question</w:t>
+        <w:t>p</w:t>
+      </w:r>
+      <w:r>
+        <w:t>-value = 0.52), we do not reject the null hypothesis. There is no sufficient evidence that the mean sepal length is different from 5.8 cm.</w:t>
       </w:r>
     </w:p>
     <w:p>
-      <w:pPr>
-        <w:pStyle w:val="FirstParagraph"/>
-      </w:pPr>
-      <w:r>
-        <w:t xml:space="preserve">Is the mean sepal length greater than the expected average of 5.7 cm?</w:t>
-      </w:r>
-    </w:p>
-    <w:bookmarkEnd w:id="33"/>
-    <w:bookmarkStart w:id="34" w:name="hypothesis-and-test-statistics-1"/>
-    <w:p>
-      <w:pPr>
-        <w:pStyle w:val="Heading3"/>
-      </w:pPr>
-      <w:r>
-        <w:t xml:space="preserve">Hypothesis and Test Statistics</w:t>
+      <w:r>
+        <w:br w:type="page"/>
       </w:r>
     </w:p>
     <w:p>
       <w:pPr>
+        <w:pStyle w:val="Heading2"/>
+      </w:pPr>
+      <w:bookmarkStart w:id="18" w:name="_Toc183623459"/>
+      <w:bookmarkEnd w:id="16"/>
+      <w:r>
+        <w:lastRenderedPageBreak/>
+        <w:t>One-Sided</w:t>
+      </w:r>
+      <w:bookmarkEnd w:id="18"/>
+    </w:p>
+    <w:p>
+      <w:pPr>
+        <w:pStyle w:val="Heading3"/>
+      </w:pPr>
+      <w:bookmarkStart w:id="19" w:name="_Toc183623460"/>
+      <w:bookmarkStart w:id="20" w:name="research-question-1"/>
+      <w:r>
+        <w:t>Research Question</w:t>
+      </w:r>
+      <w:bookmarkEnd w:id="19"/>
+    </w:p>
+    <w:p>
+      <w:pPr>
+        <w:pStyle w:val="FirstParagraph"/>
+      </w:pPr>
+      <w:r>
+        <w:t>Is the mean sepal length greater than the expected average of 5.7 cm?</w:t>
+      </w:r>
+    </w:p>
+    <w:p>
+      <w:pPr>
+        <w:pStyle w:val="Heading3"/>
+      </w:pPr>
+      <w:bookmarkStart w:id="21" w:name="_Toc183623461"/>
+      <w:bookmarkStart w:id="22" w:name="hypothesis-and-test-statistics-1"/>
+      <w:bookmarkEnd w:id="20"/>
+      <w:r>
+        <w:t>Hypothesis and Test Statistics</w:t>
+      </w:r>
+      <w:bookmarkEnd w:id="21"/>
+    </w:p>
+    <w:p>
+      <w:pPr>
         <w:numPr>
           <w:ilvl w:val="0"/>
-          <w:numId w:val="1002"/>
+          <w:numId w:val="9"/>
         </w:numPr>
       </w:pPr>
       <m:oMath>
         <m:sSub>
+          <m:sSubPr>
+            <m:ctrlPr>
+              <w:rPr>
+                <w:rFonts w:ascii="Cambria Math" w:hAnsi="Cambria Math"/>
+              </w:rPr>
+            </m:ctrlPr>
+          </m:sSubPr>
           <m:e>
             <m:r>
+              <w:rPr>
+                <w:rFonts w:ascii="Cambria Math" w:hAnsi="Cambria Math"/>
+              </w:rPr>
               <m:t>H</m:t>
             </m:r>
           </m:e>
           <m:sub>
             <m:r>
+              <w:rPr>
+                <w:rFonts w:ascii="Cambria Math" w:hAnsi="Cambria Math"/>
+              </w:rPr>
               <m:t>0</m:t>
             </m:r>
           </m:sub>
@@ -1680,41 +2717,66 @@
           <m:rPr>
             <m:sty m:val="p"/>
           </m:rPr>
+          <w:rPr>
+            <w:rFonts w:ascii="Cambria Math" w:hAnsi="Cambria Math"/>
+          </w:rPr>
           <m:t>:</m:t>
         </m:r>
         <m:r>
+          <w:rPr>
+            <w:rFonts w:ascii="Cambria Math" w:hAnsi="Cambria Math"/>
+          </w:rPr>
           <m:t>μ</m:t>
         </m:r>
         <m:r>
           <m:rPr>
             <m:sty m:val="p"/>
           </m:rPr>
+          <w:rPr>
+            <w:rFonts w:ascii="Cambria Math" w:hAnsi="Cambria Math"/>
+          </w:rPr>
           <m:t>=</m:t>
         </m:r>
         <m:r>
+          <w:rPr>
+            <w:rFonts w:ascii="Cambria Math" w:hAnsi="Cambria Math"/>
+          </w:rPr>
           <m:t>5.7</m:t>
         </m:r>
       </m:oMath>
       <w:r>
-        <w:t xml:space="preserve">; the mean sepal length is equal to 5.7 cm.</w:t>
+        <w:t>; the mean sepal length is equal to 5.7 cm.</w:t>
       </w:r>
     </w:p>
     <w:p>
       <w:pPr>
         <w:numPr>
           <w:ilvl w:val="0"/>
-          <w:numId w:val="1002"/>
+          <w:numId w:val="9"/>
         </w:numPr>
       </w:pPr>
       <m:oMath>
         <m:sSub>
+          <m:sSubPr>
+            <m:ctrlPr>
+              <w:rPr>
+                <w:rFonts w:ascii="Cambria Math" w:hAnsi="Cambria Math"/>
+              </w:rPr>
+            </m:ctrlPr>
+          </m:sSubPr>
           <m:e>
             <m:r>
+              <w:rPr>
+                <w:rFonts w:ascii="Cambria Math" w:hAnsi="Cambria Math"/>
+              </w:rPr>
               <m:t>H</m:t>
             </m:r>
           </m:e>
           <m:sub>
             <m:r>
+              <w:rPr>
+                <w:rFonts w:ascii="Cambria Math" w:hAnsi="Cambria Math"/>
+              </w:rPr>
               <m:t>a</m:t>
             </m:r>
           </m:sub>
@@ -1723,67 +2785,88 @@
           <m:rPr>
             <m:sty m:val="p"/>
           </m:rPr>
+          <w:rPr>
+            <w:rFonts w:ascii="Cambria Math" w:hAnsi="Cambria Math"/>
+          </w:rPr>
           <m:t>:</m:t>
         </m:r>
         <m:r>
+          <w:rPr>
+            <w:rFonts w:ascii="Cambria Math" w:hAnsi="Cambria Math"/>
+          </w:rPr>
           <m:t>μ</m:t>
         </m:r>
         <m:r>
           <m:rPr>
             <m:sty m:val="p"/>
           </m:rPr>
+          <w:rPr>
+            <w:rFonts w:ascii="Cambria Math" w:hAnsi="Cambria Math"/>
+          </w:rPr>
           <m:t>&gt;</m:t>
         </m:r>
         <m:r>
+          <w:rPr>
+            <w:rFonts w:ascii="Cambria Math" w:hAnsi="Cambria Math"/>
+          </w:rPr>
           <m:t>5.7</m:t>
         </m:r>
       </m:oMath>
       <w:r>
-        <w:t xml:space="preserve">; the mean sepal length is greater than 5.7 cm.</w:t>
+        <w:t>; the mean sepal length is greater than 5.7 cm.</w:t>
       </w:r>
     </w:p>
     <w:p>
       <w:pPr>
         <w:numPr>
           <w:ilvl w:val="0"/>
-          <w:numId w:val="1002"/>
+          <w:numId w:val="9"/>
         </w:numPr>
       </w:pPr>
       <w:r>
-        <w:t xml:space="preserve">Significance level,</w:t>
-      </w:r>
-      <w:r>
-        <w:t xml:space="preserve"> </w:t>
+        <w:t xml:space="preserve">Significance level, </w:t>
       </w:r>
       <m:oMath>
         <m:r>
+          <w:rPr>
+            <w:rFonts w:ascii="Cambria Math" w:hAnsi="Cambria Math"/>
+          </w:rPr>
           <m:t>α</m:t>
         </m:r>
         <m:r>
           <m:rPr>
             <m:sty m:val="p"/>
           </m:rPr>
+          <w:rPr>
+            <w:rFonts w:ascii="Cambria Math" w:hAnsi="Cambria Math"/>
+          </w:rPr>
           <m:t>=</m:t>
         </m:r>
         <m:r>
+          <w:rPr>
+            <w:rFonts w:ascii="Cambria Math" w:hAnsi="Cambria Math"/>
+          </w:rPr>
           <m:t>5</m:t>
         </m:r>
         <m:r>
           <m:rPr>
             <m:sty m:val="p"/>
           </m:rPr>
+          <w:rPr>
+            <w:rFonts w:ascii="Cambria Math" w:hAnsi="Cambria Math"/>
+          </w:rPr>
           <m:t>%</m:t>
         </m:r>
       </m:oMath>
       <w:r>
-        <w:t xml:space="preserve">.</w:t>
+        <w:t>.</w:t>
       </w:r>
     </w:p>
     <w:p>
       <w:pPr>
         <w:numPr>
           <w:ilvl w:val="0"/>
-          <w:numId w:val="1002"/>
+          <w:numId w:val="9"/>
         </w:numPr>
       </w:pPr>
       <w:r>
@@ -1791,168 +2874,269 @@
           <w:b/>
           <w:bCs/>
         </w:rPr>
-        <w:t xml:space="preserve">one sample t-test</w:t>
+        <w:t>one sample t-test</w:t>
       </w:r>
     </w:p>
     <w:p>
       <w:pPr>
         <w:numPr>
           <w:ilvl w:val="0"/>
-          <w:numId w:val="1002"/>
+          <w:numId w:val="9"/>
         </w:numPr>
       </w:pPr>
       <w:r>
-        <w:t xml:space="preserve">The variance is unknown.</w:t>
+        <w:t>The variance is unknown.</w:t>
       </w:r>
     </w:p>
     <w:p>
       <w:pPr>
         <w:numPr>
           <w:ilvl w:val="0"/>
-          <w:numId w:val="1002"/>
+          <w:numId w:val="9"/>
         </w:numPr>
       </w:pPr>
       <m:oMath>
         <m:r>
+          <w:rPr>
+            <w:rFonts w:ascii="Cambria Math" w:hAnsi="Cambria Math"/>
+          </w:rPr>
           <m:t>n</m:t>
         </m:r>
         <m:r>
           <m:rPr>
             <m:sty m:val="p"/>
           </m:rPr>
+          <w:rPr>
+            <w:rFonts w:ascii="Cambria Math" w:hAnsi="Cambria Math"/>
+          </w:rPr>
           <m:t>&gt;</m:t>
         </m:r>
         <m:r>
+          <w:rPr>
+            <w:rFonts w:ascii="Cambria Math" w:hAnsi="Cambria Math"/>
+          </w:rPr>
           <m:t>30</m:t>
         </m:r>
       </m:oMath>
       <w:r>
-        <w:t xml:space="preserve">; large sample.</w:t>
+        <w:t>; large sample.</w:t>
       </w:r>
     </w:p>
-    <w:bookmarkEnd w:id="34"/>
-    <w:bookmarkStart w:id="35" w:name="results-and-interpretation-1"/>
     <w:p>
       <w:pPr>
         <w:pStyle w:val="Heading3"/>
       </w:pPr>
-      <w:r>
-        <w:t xml:space="preserve">Results and Interpretation</w:t>
+      <w:bookmarkStart w:id="23" w:name="_Toc183623462"/>
+      <w:bookmarkStart w:id="24" w:name="results-and-interpretation-1"/>
+      <w:bookmarkEnd w:id="22"/>
+      <w:r>
+        <w:t>Results and Interpretation</w:t>
+      </w:r>
+      <w:bookmarkEnd w:id="23"/>
+    </w:p>
+    <w:p>
+      <w:pPr>
+        <w:pStyle w:val="FirstParagraph"/>
+      </w:pPr>
+      <w:r>
+        <w:t xml:space="preserve">The test statistics is shown in </w:t>
+      </w:r>
+      <w:hyperlink w:anchor="tbl-stats-os">
+        <w:r>
+          <w:rPr>
+            <w:rStyle w:val="Hyperlink"/>
+          </w:rPr>
+          <w:t>Table 4</w:t>
+        </w:r>
+      </w:hyperlink>
+      <w:r>
+        <w:t>.</w:t>
       </w:r>
     </w:p>
     <w:tbl>
       <w:tblPr>
         <w:tblStyle w:val="Table"/>
-        <w:tblW w:type="auto" w:w="0"/>
-        <w:tblLook w:firstRow="1" w:lastRow="0" w:firstColumn="0" w:lastColumn="0" w:noHBand="0" w:noVBand="0" w:val="0020"/>
+        <w:tblW w:w="5000" w:type="pct"/>
+        <w:tblLayout w:type="fixed"/>
+        <w:tblLook w:val="0000" w:firstRow="0" w:lastRow="0" w:firstColumn="0" w:lastColumn="0" w:noHBand="0" w:noVBand="0"/>
       </w:tblPr>
       <w:tblGrid>
-        <w:gridCol w:w="1980"/>
-        <w:gridCol w:w="1980"/>
-        <w:gridCol w:w="1980"/>
-        <w:gridCol w:w="1980"/>
+        <w:gridCol w:w="9360"/>
       </w:tblGrid>
       <w:tr>
-        <w:trPr>
-          <w:tblHeader w:val="on"/>
-        </w:trPr>
         <w:tc>
-          <w:tcPr/>
+          <w:tcPr>
+            <w:tcW w:w="7920" w:type="dxa"/>
+          </w:tcPr>
           <w:p>
             <w:pPr>
-              <w:pStyle w:val="Compact"/>
-              <w:jc w:val="right"/>
+              <w:pStyle w:val="ImageCaption"/>
+              <w:spacing w:before="200"/>
             </w:pPr>
-            <w:r>
-              <w:t xml:space="preserve">estimate</w:t>
+            <w:bookmarkStart w:id="25" w:name="tbl-stats-os"/>
+            <w:r>
+              <w:t>Table 4: Test statistics.</w:t>
             </w:r>
           </w:p>
-        </w:tc>
-        <w:tc>
-          <w:tcPr/>
-          <w:p>
-            <w:pPr>
-              <w:pStyle w:val="Compact"/>
-              <w:jc w:val="right"/>
-            </w:pPr>
-            <w:r>
-              <w:t xml:space="preserve">statistic</w:t>
-            </w:r>
-          </w:p>
-        </w:tc>
-        <w:tc>
-          <w:tcPr/>
-          <w:p>
-            <w:pPr>
-              <w:pStyle w:val="Compact"/>
-              <w:jc w:val="left"/>
-            </w:pPr>
-            <w:r>
-              <w:t xml:space="preserve">method</w:t>
-            </w:r>
-          </w:p>
-        </w:tc>
-        <w:tc>
-          <w:tcPr/>
-          <w:p>
-            <w:pPr>
-              <w:pStyle w:val="Compact"/>
-              <w:jc w:val="left"/>
-            </w:pPr>
-            <w:r>
-              <w:t xml:space="preserve">alternative</w:t>
-            </w:r>
-          </w:p>
-        </w:tc>
-      </w:tr>
-      <w:tr>
-        <w:tc>
-          <w:tcPr/>
-          <w:p>
-            <w:pPr>
-              <w:pStyle w:val="Compact"/>
-              <w:jc w:val="right"/>
-            </w:pPr>
-            <w:r>
-              <w:t xml:space="preserve">5.843333</w:t>
-            </w:r>
-          </w:p>
-        </w:tc>
-        <w:tc>
-          <w:tcPr/>
-          <w:p>
-            <w:pPr>
-              <w:pStyle w:val="Compact"/>
-              <w:jc w:val="right"/>
-            </w:pPr>
-            <w:r>
-              <w:t xml:space="preserve">2.119961</w:t>
-            </w:r>
-          </w:p>
-        </w:tc>
-        <w:tc>
-          <w:tcPr/>
-          <w:p>
-            <w:pPr>
-              <w:pStyle w:val="Compact"/>
-              <w:jc w:val="left"/>
-            </w:pPr>
-            <w:r>
-              <w:t xml:space="preserve">One Sample t-test</w:t>
-            </w:r>
-          </w:p>
-        </w:tc>
-        <w:tc>
-          <w:tcPr/>
-          <w:p>
-            <w:pPr>
-              <w:pStyle w:val="Compact"/>
-              <w:jc w:val="left"/>
-            </w:pPr>
-            <w:r>
-              <w:t xml:space="preserve">greater</w:t>
-            </w:r>
-          </w:p>
+          <w:tbl>
+            <w:tblPr>
+              <w:tblStyle w:val="Table"/>
+              <w:tblW w:w="0" w:type="auto"/>
+              <w:jc w:val="center"/>
+              <w:tblLook w:val="0020" w:firstRow="1" w:lastRow="0" w:firstColumn="0" w:lastColumn="0" w:noHBand="0" w:noVBand="0"/>
+            </w:tblPr>
+            <w:tblGrid>
+              <w:gridCol w:w="1131"/>
+              <w:gridCol w:w="1051"/>
+              <w:gridCol w:w="979"/>
+              <w:gridCol w:w="2098"/>
+              <w:gridCol w:w="1320"/>
+            </w:tblGrid>
+            <w:tr>
+              <w:trPr>
+                <w:cnfStyle w:val="100000000000" w:firstRow="1" w:lastRow="0" w:firstColumn="0" w:lastColumn="0" w:oddVBand="0" w:evenVBand="0" w:oddHBand="0" w:evenHBand="0" w:firstRowFirstColumn="0" w:firstRowLastColumn="0" w:lastRowFirstColumn="0" w:lastRowLastColumn="0"/>
+                <w:tblHeader/>
+                <w:jc w:val="center"/>
+              </w:trPr>
+              <w:tc>
+                <w:tcPr>
+                  <w:tcW w:w="0" w:type="auto"/>
+                </w:tcPr>
+                <w:p>
+                  <w:pPr>
+                    <w:pStyle w:val="Compact"/>
+                  </w:pPr>
+                  <w:r>
+                    <w:t>estimate</w:t>
+                  </w:r>
+                </w:p>
+              </w:tc>
+              <w:tc>
+                <w:tcPr>
+                  <w:tcW w:w="0" w:type="auto"/>
+                </w:tcPr>
+                <w:p>
+                  <w:pPr>
+                    <w:pStyle w:val="Compact"/>
+                  </w:pPr>
+                  <w:r>
+                    <w:t>statistic</w:t>
+                  </w:r>
+                </w:p>
+              </w:tc>
+              <w:tc>
+                <w:tcPr>
+                  <w:tcW w:w="0" w:type="auto"/>
+                </w:tcPr>
+                <w:p>
+                  <w:pPr>
+                    <w:pStyle w:val="Compact"/>
+                  </w:pPr>
+                  <w:r>
+                    <w:t>p.value</w:t>
+                  </w:r>
+                </w:p>
+              </w:tc>
+              <w:tc>
+                <w:tcPr>
+                  <w:tcW w:w="0" w:type="auto"/>
+                </w:tcPr>
+                <w:p>
+                  <w:pPr>
+                    <w:pStyle w:val="Compact"/>
+                  </w:pPr>
+                  <w:r>
+                    <w:t>method</w:t>
+                  </w:r>
+                </w:p>
+              </w:tc>
+              <w:tc>
+                <w:tcPr>
+                  <w:tcW w:w="0" w:type="auto"/>
+                </w:tcPr>
+                <w:p>
+                  <w:pPr>
+                    <w:pStyle w:val="Compact"/>
+                  </w:pPr>
+                  <w:r>
+                    <w:t>alternative</w:t>
+                  </w:r>
+                </w:p>
+              </w:tc>
+            </w:tr>
+            <w:tr>
+              <w:trPr>
+                <w:jc w:val="center"/>
+              </w:trPr>
+              <w:tc>
+                <w:tcPr>
+                  <w:tcW w:w="0" w:type="auto"/>
+                </w:tcPr>
+                <w:p>
+                  <w:pPr>
+                    <w:pStyle w:val="Compact"/>
+                  </w:pPr>
+                  <w:r>
+                    <w:t>5.84</w:t>
+                  </w:r>
+                </w:p>
+              </w:tc>
+              <w:tc>
+                <w:tcPr>
+                  <w:tcW w:w="0" w:type="auto"/>
+                </w:tcPr>
+                <w:p>
+                  <w:pPr>
+                    <w:pStyle w:val="Compact"/>
+                  </w:pPr>
+                  <w:r>
+                    <w:t>2.12</w:t>
+                  </w:r>
+                </w:p>
+              </w:tc>
+              <w:tc>
+                <w:tcPr>
+                  <w:tcW w:w="0" w:type="auto"/>
+                </w:tcPr>
+                <w:p>
+                  <w:pPr>
+                    <w:pStyle w:val="Compact"/>
+                  </w:pPr>
+                  <w:r>
+                    <w:t>0.02</w:t>
+                  </w:r>
+                </w:p>
+              </w:tc>
+              <w:tc>
+                <w:tcPr>
+                  <w:tcW w:w="0" w:type="auto"/>
+                </w:tcPr>
+                <w:p>
+                  <w:pPr>
+                    <w:pStyle w:val="Compact"/>
+                  </w:pPr>
+                  <w:r>
+                    <w:t>One Sample t-test</w:t>
+                  </w:r>
+                </w:p>
+              </w:tc>
+              <w:tc>
+                <w:tcPr>
+                  <w:tcW w:w="0" w:type="auto"/>
+                </w:tcPr>
+                <w:p>
+                  <w:pPr>
+                    <w:pStyle w:val="Compact"/>
+                  </w:pPr>
+                  <w:r>
+                    <w:t>greater</w:t>
+                  </w:r>
+                </w:p>
+              </w:tc>
+            </w:tr>
+            <w:bookmarkEnd w:id="25"/>
+          </w:tbl>
+          <w:p/>
         </w:tc>
       </w:tr>
     </w:tbl>
@@ -1961,69 +3145,43 @@
         <w:pStyle w:val="BodyText"/>
       </w:pPr>
       <w:r>
-        <w:t xml:space="preserve">The test statistics is shown above. Based on the results and the</w:t>
-      </w:r>
-      <w:r>
-        <w:t xml:space="preserve"> </w:t>
+        <w:t xml:space="preserve">Based on the results and the </w:t>
       </w:r>
       <w:r>
         <w:rPr>
           <w:i/>
           <w:iCs/>
         </w:rPr>
-        <w:t xml:space="preserve">p</w:t>
-      </w:r>
-      <w:r>
-        <w:t xml:space="preserve">-value being lesser than 5% (</w:t>
+        <w:t>p</w:t>
+      </w:r>
+      <w:r>
+        <w:t>-value being lesser than 5% (</w:t>
       </w:r>
       <w:r>
         <w:rPr>
           <w:i/>
           <w:iCs/>
         </w:rPr>
-        <w:t xml:space="preserve">p</w:t>
-      </w:r>
-      <w:r>
-        <w:t xml:space="preserve">-value = 0.02), we reject the null hypothesis. There is sufficient evidence that the mean sepal length is greater than the expected average of 5.7 cm.</w:t>
-      </w:r>
+        <w:t>p</w:t>
+      </w:r>
+      <w:r>
+        <w:t>-value = 0.02), we reject the null hypothesis. There is sufficient evidence that the mean sepal length is greater than the expected average of 5.7 cm.</w:t>
+      </w:r>
+      <w:bookmarkEnd w:id="9"/>
+      <w:bookmarkEnd w:id="24"/>
     </w:p>
-    <w:bookmarkEnd w:id="35"/>
-    <w:bookmarkEnd w:id="36"/>
     <w:sectPr>
-      <w:pgSz w:h="15840" w:w="12240"/>
-      <w:pgMar w:bottom="1440" w:footer="720" w:gutter="0" w:header="720" w:left="1440" w:right="1440" w:top="1440"/>
+      <w:pgSz w:w="12240" w:h="15840"/>
+      <w:pgMar w:top="1440" w:right="1440" w:bottom="1440" w:left="1440" w:header="720" w:footer="720" w:gutter="0"/>
       <w:cols w:space="720"/>
     </w:sectPr>
   </w:body>
 </w:document>
 </file>
 
-<file path=word/comments.xml><?xml version="1.0" encoding="utf-8"?>
-<w:comments xmlns:w="http://schemas.openxmlformats.org/wordprocessingml/2006/main" xmlns:m="http://schemas.openxmlformats.org/officeDocument/2006/math" xmlns:r="http://schemas.openxmlformats.org/officeDocument/2006/relationships" xmlns:o="urn:schemas-microsoft-com:office:office" xmlns:v="urn:schemas-microsoft-com:vml" xmlns:w10="urn:schemas-microsoft-com:office:word" xmlns:a="http://schemas.openxmlformats.org/drawingml/2006/main" xmlns:pic="http://schemas.openxmlformats.org/drawingml/2006/picture" xmlns:wp="http://schemas.openxmlformats.org/drawingml/2006/wordprocessingDrawing"/>
-</file>
-
-<file path=word/footnotes.xml><?xml version="1.0" encoding="utf-8"?>
-<w:footnotes xmlns:w="http://schemas.openxmlformats.org/wordprocessingml/2006/main" xmlns:m="http://schemas.openxmlformats.org/officeDocument/2006/math" xmlns:r="http://schemas.openxmlformats.org/officeDocument/2006/relationships" xmlns:o="urn:schemas-microsoft-com:office:office" xmlns:v="urn:schemas-microsoft-com:vml" xmlns:w10="urn:schemas-microsoft-com:office:word" xmlns:a="http://schemas.openxmlformats.org/drawingml/2006/main" xmlns:pic="http://schemas.openxmlformats.org/drawingml/2006/picture" xmlns:wp="http://schemas.openxmlformats.org/drawingml/2006/wordprocessingDrawing">
-  <w:footnote w:type="continuationSeparator" w:id="0">
-    <w:p>
-      <w:r>
-        <w:continuationSeparator/>
-      </w:r>
-    </w:p>
-  </w:footnote>
-  <w:footnote w:type="separator" w:id="-1">
-    <w:p>
-      <w:r>
-        <w:separator/>
-      </w:r>
-    </w:p>
-  </w:footnote>
-</w:footnotes>
-</file>
-
 <file path=word/numbering.xml><?xml version="1.0" encoding="utf-8"?>
-<w:numbering xmlns:aink="http://schemas.microsoft.com/office/drawing/2016/ink" xmlns:am3d="http://schemas.microsoft.com/office/drawing/2017/model3d" xmlns:cx="http://schemas.microsoft.com/office/drawing/2014/chartex" xmlns:cx1="http://schemas.microsoft.com/office/drawing/2015/9/8/chartex" xmlns:cx2="http://schemas.microsoft.com/office/drawing/2015/10/21/chartex" xmlns:cx3="http://schemas.microsoft.com/office/drawing/2016/5/9/chartex" xmlns:cx4="http://schemas.microsoft.com/office/drawing/2016/5/10/chartex" xmlns:cx5="http://schemas.microsoft.com/office/drawing/2016/5/11/chartex" xmlns:cx6="http://schemas.microsoft.com/office/drawing/2016/5/12/chartex" xmlns:cx7="http://schemas.microsoft.com/office/drawing/2016/5/13/chartex" xmlns:cx8="http://schemas.microsoft.com/office/drawing/2016/5/14/chartex" xmlns:m="http://schemas.openxmlformats.org/officeDocument/2006/math" xmlns:mc="http://schemas.openxmlformats.org/markup-compatibility/2006" xmlns:o="urn:schemas-microsoft-com:office:office" xmlns:oel="http://schemas.microsoft.com/office/2019/extlst" xmlns:r="http://schemas.openxmlformats.org/officeDocument/2006/relationships" xmlns:v="urn:schemas-microsoft-com:vml" xmlns:w="http://schemas.openxmlformats.org/wordprocessingml/2006/main" xmlns:w10="urn:schemas-microsoft-com:office:word" xmlns:w14="http://schemas.microsoft.com/office/word/2010/wordml" xmlns:w15="http://schemas.microsoft.com/office/word/2012/wordml" xmlns:w16="http://schemas.microsoft.com/office/word/2018/wordml" xmlns:w16cex="http://schemas.microsoft.com/office/word/2018/wordml/cex" xmlns:w16cid="http://schemas.microsoft.com/office/word/2016/wordml/cid" xmlns:w16du="http://schemas.microsoft.com/office/word/2023/wordml/word16du" xmlns:w16sdtdh="http://schemas.microsoft.com/office/word/2020/wordml/sdtdatahash" xmlns:w16se="http://schemas.microsoft.com/office/word/2015/wordml/symex" xmlns:wne="http://schemas.microsoft.com/office/word/2006/wordml" xmlns:wp="http://schemas.openxmlformats.org/drawingml/2006/wordprocessingDrawing" xmlns:wp14="http://schemas.microsoft.com/office/word/2010/wordprocessingDrawing" xmlns:wpc="http://schemas.microsoft.com/office/word/2010/wordprocessingCanvas" xmlns:wpg="http://schemas.microsoft.com/office/word/2010/wordprocessingGroup" xmlns:wpi="http://schemas.microsoft.com/office/word/2010/wordprocessingInk" xmlns:wps="http://schemas.microsoft.com/office/word/2010/wordprocessingShape" mc:Ignorable="w14 w15 w16se w16cid w16 w16cex w16sdtdh w16du wp14">
-  <w:abstractNum w15:restartNumberingAfterBreak="0" w:abstractNumId="0">
+<w:numbering xmlns:wpc="http://schemas.microsoft.com/office/word/2010/wordprocessingCanvas" xmlns:cx="http://schemas.microsoft.com/office/drawing/2014/chartex" xmlns:cx1="http://schemas.microsoft.com/office/drawing/2015/9/8/chartex" xmlns:cx2="http://schemas.microsoft.com/office/drawing/2015/10/21/chartex" xmlns:cx3="http://schemas.microsoft.com/office/drawing/2016/5/9/chartex" xmlns:cx4="http://schemas.microsoft.com/office/drawing/2016/5/10/chartex" xmlns:cx5="http://schemas.microsoft.com/office/drawing/2016/5/11/chartex" xmlns:cx6="http://schemas.microsoft.com/office/drawing/2016/5/12/chartex" xmlns:cx7="http://schemas.microsoft.com/office/drawing/2016/5/13/chartex" xmlns:cx8="http://schemas.microsoft.com/office/drawing/2016/5/14/chartex" xmlns:mc="http://schemas.openxmlformats.org/markup-compatibility/2006" xmlns:aink="http://schemas.microsoft.com/office/drawing/2016/ink" xmlns:am3d="http://schemas.microsoft.com/office/drawing/2017/model3d" xmlns:o="urn:schemas-microsoft-com:office:office" xmlns:oel="http://schemas.microsoft.com/office/2019/extlst" xmlns:r="http://schemas.openxmlformats.org/officeDocument/2006/relationships" xmlns:m="http://schemas.openxmlformats.org/officeDocument/2006/math" xmlns:v="urn:schemas-microsoft-com:vml" xmlns:wp14="http://schemas.microsoft.com/office/word/2010/wordprocessingDrawing" xmlns:wp="http://schemas.openxmlformats.org/drawingml/2006/wordprocessingDrawing" xmlns:w10="urn:schemas-microsoft-com:office:word" xmlns:w="http://schemas.openxmlformats.org/wordprocessingml/2006/main" xmlns:w14="http://schemas.microsoft.com/office/word/2010/wordml" xmlns:w15="http://schemas.microsoft.com/office/word/2012/wordml" xmlns:w16cex="http://schemas.microsoft.com/office/word/2018/wordml/cex" xmlns:w16cid="http://schemas.microsoft.com/office/word/2016/wordml/cid" xmlns:w16="http://schemas.microsoft.com/office/word/2018/wordml" xmlns:w16du="http://schemas.microsoft.com/office/word/2023/wordml/word16du" xmlns:w16sdtdh="http://schemas.microsoft.com/office/word/2020/wordml/sdtdatahash" xmlns:w16se="http://schemas.microsoft.com/office/word/2015/wordml/symex" xmlns:wpg="http://schemas.microsoft.com/office/word/2010/wordprocessingGroup" xmlns:wpi="http://schemas.microsoft.com/office/word/2010/wordprocessingInk" xmlns:wne="http://schemas.microsoft.com/office/word/2006/wordml" xmlns:wps="http://schemas.microsoft.com/office/word/2010/wordprocessingShape" mc:Ignorable="w14 w15 w16se w16cid w16 w16cex w16sdtdh w16du wp14">
+  <w:abstractNum w:abstractNumId="0" w15:restartNumberingAfterBreak="0">
     <w:nsid w:val="0000A990"/>
     <w:multiLevelType w:val="multilevel"/>
     <w:tmpl w:val="499EBE52"/>
@@ -2032,7 +3190,7 @@
       <w:lvlText w:val=" "/>
       <w:lvlJc w:val="left"/>
       <w:pPr>
-        <w:ind w:hanging="360" w:left="720"/>
+        <w:ind w:left="720" w:hanging="360"/>
       </w:pPr>
     </w:lvl>
     <w:lvl w:ilvl="1">
@@ -2040,7 +3198,7 @@
       <w:lvlText w:val=" "/>
       <w:lvlJc w:val="left"/>
       <w:pPr>
-        <w:ind w:hanging="360" w:left="1440"/>
+        <w:ind w:left="1440" w:hanging="360"/>
       </w:pPr>
     </w:lvl>
     <w:lvl w:ilvl="2">
@@ -2048,7 +3206,7 @@
       <w:lvlText w:val=" "/>
       <w:lvlJc w:val="left"/>
       <w:pPr>
-        <w:ind w:hanging="360" w:left="2160"/>
+        <w:ind w:left="2160" w:hanging="360"/>
       </w:pPr>
     </w:lvl>
     <w:lvl w:ilvl="3">
@@ -2056,7 +3214,7 @@
       <w:lvlText w:val=" "/>
       <w:lvlJc w:val="left"/>
       <w:pPr>
-        <w:ind w:hanging="360" w:left="2880"/>
+        <w:ind w:left="2880" w:hanging="360"/>
       </w:pPr>
     </w:lvl>
     <w:lvl w:ilvl="4">
@@ -2064,7 +3222,7 @@
       <w:lvlText w:val=" "/>
       <w:lvlJc w:val="left"/>
       <w:pPr>
-        <w:ind w:hanging="360" w:left="3600"/>
+        <w:ind w:left="3600" w:hanging="360"/>
       </w:pPr>
     </w:lvl>
     <w:lvl w:ilvl="5">
@@ -2072,7 +3230,7 @@
       <w:lvlText w:val=" "/>
       <w:lvlJc w:val="left"/>
       <w:pPr>
-        <w:ind w:hanging="360" w:left="4320"/>
+        <w:ind w:left="4320" w:hanging="360"/>
       </w:pPr>
     </w:lvl>
     <w:lvl w:ilvl="6">
@@ -2080,7 +3238,7 @@
       <w:lvlText w:val=" "/>
       <w:lvlJc w:val="left"/>
       <w:pPr>
-        <w:ind w:hanging="360" w:left="5040"/>
+        <w:ind w:left="5040" w:hanging="360"/>
       </w:pPr>
     </w:lvl>
     <w:lvl w:ilvl="7">
@@ -2088,7 +3246,7 @@
       <w:lvlText w:val=" "/>
       <w:lvlJc w:val="left"/>
       <w:pPr>
-        <w:ind w:hanging="360" w:left="5760"/>
+        <w:ind w:left="5760" w:hanging="360"/>
       </w:pPr>
     </w:lvl>
     <w:lvl w:ilvl="8">
@@ -2096,193 +3254,14 @@
       <w:lvlText w:val=" "/>
       <w:lvlJc w:val="left"/>
       <w:pPr>
-        <w:ind w:hanging="360" w:left="6480"/>
+        <w:ind w:left="6480" w:hanging="360"/>
       </w:pPr>
     </w:lvl>
   </w:abstractNum>
-  <w:abstractNum w15:restartNumberingAfterBreak="0" w:abstractNumId="1">
+  <w:abstractNum w:abstractNumId="1" w15:restartNumberingAfterBreak="0">
     <w:nsid w:val="0000A991"/>
     <w:multiLevelType w:val="multilevel"/>
     <w:tmpl w:val="43E2B224"/>
-    <w:lvl w:ilvl="0">
-      <w:numFmt w:val="bullet"/>
-      <w:lvlText w:val=""/>
-      <w:lvlJc w:val="left"/>
-      <w:pPr>
-        <w:ind w:hanging="360" w:left="720"/>
-      </w:pPr>
-      <w:rPr>
-        <w:rFonts w:ascii="Symbol" w:cs="Symbol" w:hAnsi="Symbol" w:hint="default"/>
-      </w:rPr>
-    </w:lvl>
-    <w:lvl w:ilvl="1">
-      <w:numFmt w:val="bullet"/>
-      <w:lvlText w:val="o"/>
-      <w:lvlJc w:val="left"/>
-      <w:pPr>
-        <w:ind w:hanging="360" w:left="1440"/>
-      </w:pPr>
-      <w:rPr>
-        <w:rFonts w:ascii="Courier New" w:cs="Courier New" w:hAnsi="Courier New" w:hint="default"/>
-      </w:rPr>
-    </w:lvl>
-    <w:lvl w:ilvl="2">
-      <w:numFmt w:val="bullet"/>
-      <w:lvlText w:val=""/>
-      <w:lvlJc w:val="left"/>
-      <w:pPr>
-        <w:ind w:hanging="360" w:left="2160"/>
-      </w:pPr>
-      <w:rPr>
-        <w:rFonts w:ascii="Wingdings" w:cs="Wingdings" w:hAnsi="Wingdings" w:hint="default"/>
-      </w:rPr>
-    </w:lvl>
-    <w:lvl w:ilvl="3">
-      <w:numFmt w:val="bullet"/>
-      <w:lvlText w:val=""/>
-      <w:lvlJc w:val="left"/>
-      <w:pPr>
-        <w:ind w:hanging="360" w:left="2880"/>
-      </w:pPr>
-      <w:rPr>
-        <w:rFonts w:ascii="Symbol" w:cs="Symbol" w:hAnsi="Symbol" w:hint="default"/>
-      </w:rPr>
-    </w:lvl>
-    <w:lvl w:ilvl="4">
-      <w:numFmt w:val="bullet"/>
-      <w:lvlText w:val="o"/>
-      <w:lvlJc w:val="left"/>
-      <w:pPr>
-        <w:ind w:hanging="360" w:left="3600"/>
-      </w:pPr>
-      <w:rPr>
-        <w:rFonts w:ascii="Courier New" w:cs="Courier New" w:hAnsi="Courier New" w:hint="default"/>
-      </w:rPr>
-    </w:lvl>
-    <w:lvl w:ilvl="5">
-      <w:numFmt w:val="bullet"/>
-      <w:lvlText w:val=""/>
-      <w:lvlJc w:val="left"/>
-      <w:pPr>
-        <w:ind w:hanging="360" w:left="4320"/>
-      </w:pPr>
-      <w:rPr>
-        <w:rFonts w:ascii="Wingdings" w:cs="Wingdings" w:hAnsi="Wingdings" w:hint="default"/>
-      </w:rPr>
-    </w:lvl>
-    <w:lvl w:ilvl="6">
-      <w:numFmt w:val="bullet"/>
-      <w:lvlText w:val=""/>
-      <w:lvlJc w:val="left"/>
-      <w:pPr>
-        <w:ind w:hanging="360" w:left="5040"/>
-      </w:pPr>
-      <w:rPr>
-        <w:rFonts w:ascii="Symbol" w:cs="Symbol" w:hAnsi="Symbol" w:hint="default"/>
-      </w:rPr>
-    </w:lvl>
-    <w:lvl w:ilvl="7">
-      <w:numFmt w:val="bullet"/>
-      <w:lvlText w:val="o"/>
-      <w:lvlJc w:val="left"/>
-      <w:pPr>
-        <w:ind w:hanging="360" w:left="5760"/>
-      </w:pPr>
-      <w:rPr>
-        <w:rFonts w:ascii="Courier New" w:cs="Courier New" w:hAnsi="Courier New" w:hint="default"/>
-      </w:rPr>
-    </w:lvl>
-    <w:lvl w:ilvl="8">
-      <w:numFmt w:val="bullet"/>
-      <w:lvlText w:val=""/>
-      <w:lvlJc w:val="left"/>
-      <w:pPr>
-        <w:ind w:hanging="360" w:left="6480"/>
-      </w:pPr>
-      <w:rPr>
-        <w:rFonts w:ascii="Wingdings" w:cs="Wingdings" w:hAnsi="Wingdings" w:hint="default"/>
-      </w:rPr>
-    </w:lvl>
-  </w:abstractNum>
-  <w:abstractNum w:abstractNumId="990">
-    <w:nsid w:val="0000A990"/>
-    <w:multiLevelType w:val="multilevel"/>
-    <w:lvl w:ilvl="0">
-      <w:numFmt w:val="bullet"/>
-      <w:lvlText w:val=" "/>
-      <w:lvlJc w:val="left"/>
-      <w:pPr>
-        <w:ind w:left="720" w:hanging="360"/>
-      </w:pPr>
-    </w:lvl>
-    <w:lvl w:ilvl="1">
-      <w:numFmt w:val="bullet"/>
-      <w:lvlText w:val=" "/>
-      <w:lvlJc w:val="left"/>
-      <w:pPr>
-        <w:ind w:left="1440" w:hanging="360"/>
-      </w:pPr>
-    </w:lvl>
-    <w:lvl w:ilvl="2">
-      <w:numFmt w:val="bullet"/>
-      <w:lvlText w:val=" "/>
-      <w:lvlJc w:val="left"/>
-      <w:pPr>
-        <w:ind w:left="2160" w:hanging="360"/>
-      </w:pPr>
-    </w:lvl>
-    <w:lvl w:ilvl="3">
-      <w:numFmt w:val="bullet"/>
-      <w:lvlText w:val=" "/>
-      <w:lvlJc w:val="left"/>
-      <w:pPr>
-        <w:ind w:left="2880" w:hanging="360"/>
-      </w:pPr>
-    </w:lvl>
-    <w:lvl w:ilvl="4">
-      <w:numFmt w:val="bullet"/>
-      <w:lvlText w:val=" "/>
-      <w:lvlJc w:val="left"/>
-      <w:pPr>
-        <w:ind w:left="3600" w:hanging="360"/>
-      </w:pPr>
-    </w:lvl>
-    <w:lvl w:ilvl="5">
-      <w:numFmt w:val="bullet"/>
-      <w:lvlText w:val=" "/>
-      <w:lvlJc w:val="left"/>
-      <w:pPr>
-        <w:ind w:left="4320" w:hanging="360"/>
-      </w:pPr>
-    </w:lvl>
-    <w:lvl w:ilvl="6">
-      <w:numFmt w:val="bullet"/>
-      <w:lvlText w:val=" "/>
-      <w:lvlJc w:val="left"/>
-      <w:pPr>
-        <w:ind w:left="5040" w:hanging="360"/>
-      </w:pPr>
-    </w:lvl>
-    <w:lvl w:ilvl="7">
-      <w:numFmt w:val="bullet"/>
-      <w:lvlText w:val=" "/>
-      <w:lvlJc w:val="left"/>
-      <w:pPr>
-        <w:ind w:left="5760" w:hanging="360"/>
-      </w:pPr>
-    </w:lvl>
-    <w:lvl w:ilvl="8">
-      <w:numFmt w:val="bullet"/>
-      <w:lvlText w:val=" "/>
-      <w:lvlJc w:val="left"/>
-      <w:pPr>
-        <w:ind w:left="6480" w:hanging="360"/>
-      </w:pPr>
-    </w:lvl>
-  </w:abstractNum>
-  <w:abstractNum w:abstractNumId="991">
-    <w:nsid w:val="0000A991"/>
-    <w:multiLevelType w:val="multilevel"/>
     <w:lvl w:ilvl="0">
       <w:numFmt w:val="bullet"/>
       <w:lvlText w:val=""/>
@@ -2383,36 +3362,45 @@
       </w:rPr>
     </w:lvl>
   </w:abstractNum>
-  <w:num w16cid:durableId="1140608718" w:numId="1">
+  <w:num w:numId="1" w16cid:durableId="1140608718">
     <w:abstractNumId w:val="0"/>
   </w:num>
-  <w:num w16cid:durableId="1918515188" w:numId="2">
+  <w:num w:numId="2" w16cid:durableId="1918515188">
     <w:abstractNumId w:val="1"/>
   </w:num>
-  <w:num w16cid:durableId="1620574564" w:numId="3">
+  <w:num w:numId="3" w16cid:durableId="1620574564">
     <w:abstractNumId w:val="1"/>
   </w:num>
-  <w:num w:numId="1000">
-    <w:abstractNumId w:val="990"/>
+  <w:num w:numId="4" w16cid:durableId="1481191538">
+    <w:abstractNumId w:val="0"/>
   </w:num>
-  <w:num w:numId="1001">
-    <w:abstractNumId w:val="991"/>
+  <w:num w:numId="5" w16cid:durableId="1032878528">
+    <w:abstractNumId w:val="1"/>
   </w:num>
-  <w:num w:numId="1002">
-    <w:abstractNumId w:val="991"/>
+  <w:num w:numId="6" w16cid:durableId="2076050468">
+    <w:abstractNumId w:val="1"/>
+  </w:num>
+  <w:num w:numId="7" w16cid:durableId="1834757608">
+    <w:abstractNumId w:val="0"/>
+  </w:num>
+  <w:num w:numId="8" w16cid:durableId="1228876094">
+    <w:abstractNumId w:val="1"/>
+  </w:num>
+  <w:num w:numId="9" w16cid:durableId="2001421163">
+    <w:abstractNumId w:val="1"/>
   </w:num>
 </w:numbering>
 </file>
 
 <file path=word/styles.xml><?xml version="1.0" encoding="utf-8"?>
-<w:styles xmlns:mc="http://schemas.openxmlformats.org/markup-compatibility/2006" xmlns:r="http://schemas.openxmlformats.org/officeDocument/2006/relationships" xmlns:w="http://schemas.openxmlformats.org/wordprocessingml/2006/main" xmlns:w14="http://schemas.microsoft.com/office/word/2010/wordml" xmlns:w15="http://schemas.microsoft.com/office/word/2012/wordml" xmlns:w16="http://schemas.microsoft.com/office/word/2018/wordml" xmlns:w16cex="http://schemas.microsoft.com/office/word/2018/wordml/cex" xmlns:w16cid="http://schemas.microsoft.com/office/word/2016/wordml/cid" xmlns:w16du="http://schemas.microsoft.com/office/word/2023/wordml/word16du" xmlns:w16sdtdh="http://schemas.microsoft.com/office/word/2020/wordml/sdtdatahash" xmlns:w16se="http://schemas.microsoft.com/office/word/2015/wordml/symex" mc:Ignorable="w14 w15 w16se w16cid w16 w16cex w16sdtdh w16du">
+<w:styles xmlns:mc="http://schemas.openxmlformats.org/markup-compatibility/2006" xmlns:r="http://schemas.openxmlformats.org/officeDocument/2006/relationships" xmlns:w="http://schemas.openxmlformats.org/wordprocessingml/2006/main" xmlns:w14="http://schemas.microsoft.com/office/word/2010/wordml" xmlns:w15="http://schemas.microsoft.com/office/word/2012/wordml" xmlns:w16cex="http://schemas.microsoft.com/office/word/2018/wordml/cex" xmlns:w16cid="http://schemas.microsoft.com/office/word/2016/wordml/cid" xmlns:w16="http://schemas.microsoft.com/office/word/2018/wordml" xmlns:w16du="http://schemas.microsoft.com/office/word/2023/wordml/word16du" xmlns:w16sdtdh="http://schemas.microsoft.com/office/word/2020/wordml/sdtdatahash" xmlns:w16se="http://schemas.microsoft.com/office/word/2015/wordml/symex" mc:Ignorable="w14 w15 w16se w16cid w16 w16cex w16sdtdh w16du">
   <w:docDefaults>
     <w:rPrDefault>
       <w:rPr>
-        <w:rFonts w:asciiTheme="minorHAnsi" w:cstheme="minorBidi" w:eastAsiaTheme="minorHAnsi" w:hAnsiTheme="minorHAnsi"/>
+        <w:rFonts w:asciiTheme="minorHAnsi" w:eastAsiaTheme="minorHAnsi" w:hAnsiTheme="minorHAnsi" w:cstheme="minorBidi"/>
         <w:sz w:val="24"/>
         <w:szCs w:val="24"/>
-        <w:lang w:bidi="ar-SA" w:eastAsia="en-US" w:val="en-US"/>
+        <w:lang w:val="en-US" w:eastAsia="en-US" w:bidi="ar-SA"/>
       </w:rPr>
     </w:rPrDefault>
     <w:pPrDefault>
@@ -2421,7 +3409,7 @@
       </w:pPr>
     </w:pPrDefault>
   </w:docDefaults>
-  <w:latentStyles w:count="376" w:defLockedState="0" w:defQFormat="0" w:defSemiHidden="0" w:defUIPriority="0" w:defUnhideWhenUsed="0">
+  <w:latentStyles w:defLockedState="0" w:defUIPriority="0" w:defSemiHidden="0" w:defUnhideWhenUsed="0" w:defQFormat="0" w:count="376">
     <w:lsdException w:name="toc 1" w:uiPriority="39"/>
     <w:lsdException w:name="toc 2" w:uiPriority="39"/>
     <w:lsdException w:name="toc 3" w:uiPriority="39"/>
@@ -2669,11 +3657,11 @@
     <w:lsdException w:name="Unresolved Mention" w:semiHidden="1" w:uiPriority="99" w:unhideWhenUsed="1"/>
     <w:lsdException w:name="Smart Link" w:semiHidden="1" w:uiPriority="99" w:unhideWhenUsed="1"/>
   </w:latentStyles>
-  <w:style w:default="1" w:styleId="Normal" w:type="paragraph">
+  <w:style w:type="paragraph" w:default="1" w:styleId="Normal">
     <w:name w:val="Normal"/>
     <w:qFormat/>
   </w:style>
-  <w:style w:styleId="Heading1" w:type="paragraph">
+  <w:style w:type="paragraph" w:styleId="Heading1">
     <w:name w:val="heading 1"/>
     <w:basedOn w:val="Normal"/>
     <w:next w:val="BodyText"/>
@@ -2685,17 +3673,17 @@
       <w:keepNext/>
       <w:keepLines/>
       <w:pageBreakBefore/>
-      <w:spacing w:after="80" w:before="360"/>
+      <w:spacing w:before="360" w:after="80"/>
       <w:outlineLvl w:val="0"/>
     </w:pPr>
     <w:rPr>
-      <w:rFonts w:asciiTheme="majorHAnsi" w:cstheme="majorBidi" w:eastAsiaTheme="majorEastAsia" w:hAnsiTheme="majorHAnsi"/>
-      <w:color w:themeColor="accent1" w:themeShade="BF" w:val="0F4761"/>
+      <w:rFonts w:asciiTheme="majorHAnsi" w:eastAsiaTheme="majorEastAsia" w:hAnsiTheme="majorHAnsi" w:cstheme="majorBidi"/>
+      <w:color w:val="0F4761" w:themeColor="accent1" w:themeShade="BF"/>
       <w:sz w:val="40"/>
       <w:szCs w:val="40"/>
     </w:rPr>
   </w:style>
-  <w:style w:styleId="Heading2" w:type="paragraph">
+  <w:style w:type="paragraph" w:styleId="Heading2">
     <w:name w:val="heading 2"/>
     <w:basedOn w:val="Normal"/>
     <w:next w:val="BodyText"/>
@@ -2708,17 +3696,17 @@
     <w:pPr>
       <w:keepNext/>
       <w:keepLines/>
-      <w:spacing w:after="80" w:before="160"/>
+      <w:spacing w:before="160" w:after="80"/>
       <w:outlineLvl w:val="1"/>
     </w:pPr>
     <w:rPr>
-      <w:rFonts w:asciiTheme="majorHAnsi" w:cstheme="majorBidi" w:eastAsiaTheme="majorEastAsia" w:hAnsiTheme="majorHAnsi"/>
-      <w:color w:themeColor="accent1" w:themeShade="BF" w:val="0F4761"/>
+      <w:rFonts w:asciiTheme="majorHAnsi" w:eastAsiaTheme="majorEastAsia" w:hAnsiTheme="majorHAnsi" w:cstheme="majorBidi"/>
+      <w:color w:val="0F4761" w:themeColor="accent1" w:themeShade="BF"/>
       <w:sz w:val="32"/>
       <w:szCs w:val="32"/>
     </w:rPr>
   </w:style>
-  <w:style w:styleId="Heading3" w:type="paragraph">
+  <w:style w:type="paragraph" w:styleId="Heading3">
     <w:name w:val="heading 3"/>
     <w:basedOn w:val="Normal"/>
     <w:next w:val="BodyText"/>
@@ -2731,17 +3719,17 @@
     <w:pPr>
       <w:keepNext/>
       <w:keepLines/>
-      <w:spacing w:after="80" w:before="160"/>
+      <w:spacing w:before="160" w:after="80"/>
       <w:outlineLvl w:val="2"/>
     </w:pPr>
     <w:rPr>
-      <w:rFonts w:cstheme="majorBidi" w:eastAsiaTheme="majorEastAsia"/>
-      <w:color w:themeColor="accent1" w:themeShade="BF" w:val="0F4761"/>
+      <w:rFonts w:eastAsiaTheme="majorEastAsia" w:cstheme="majorBidi"/>
+      <w:color w:val="0F4761" w:themeColor="accent1" w:themeShade="BF"/>
       <w:sz w:val="28"/>
       <w:szCs w:val="28"/>
     </w:rPr>
   </w:style>
-  <w:style w:styleId="Heading4" w:type="paragraph">
+  <w:style w:type="paragraph" w:styleId="Heading4">
     <w:name w:val="heading 4"/>
     <w:basedOn w:val="Normal"/>
     <w:next w:val="BodyText"/>
@@ -2754,17 +3742,17 @@
     <w:pPr>
       <w:keepNext/>
       <w:keepLines/>
-      <w:spacing w:after="40" w:before="80"/>
+      <w:spacing w:before="80" w:after="40"/>
       <w:outlineLvl w:val="3"/>
     </w:pPr>
     <w:rPr>
-      <w:rFonts w:cstheme="majorBidi" w:eastAsiaTheme="majorEastAsia"/>
+      <w:rFonts w:eastAsiaTheme="majorEastAsia" w:cstheme="majorBidi"/>
       <w:i/>
       <w:iCs/>
-      <w:color w:themeColor="accent1" w:themeShade="BF" w:val="0F4761"/>
-    </w:rPr>
-  </w:style>
-  <w:style w:styleId="Heading5" w:type="paragraph">
+      <w:color w:val="0F4761" w:themeColor="accent1" w:themeShade="BF"/>
+    </w:rPr>
+  </w:style>
+  <w:style w:type="paragraph" w:styleId="Heading5">
     <w:name w:val="heading 5"/>
     <w:basedOn w:val="Normal"/>
     <w:next w:val="BodyText"/>
@@ -2777,15 +3765,15 @@
     <w:pPr>
       <w:keepNext/>
       <w:keepLines/>
-      <w:spacing w:after="40" w:before="80"/>
+      <w:spacing w:before="80" w:after="40"/>
       <w:outlineLvl w:val="4"/>
     </w:pPr>
     <w:rPr>
-      <w:rFonts w:cstheme="majorBidi" w:eastAsiaTheme="majorEastAsia"/>
-      <w:color w:themeColor="accent1" w:themeShade="BF" w:val="0F4761"/>
-    </w:rPr>
-  </w:style>
-  <w:style w:styleId="Heading6" w:type="paragraph">
+      <w:rFonts w:eastAsiaTheme="majorEastAsia" w:cstheme="majorBidi"/>
+      <w:color w:val="0F4761" w:themeColor="accent1" w:themeShade="BF"/>
+    </w:rPr>
+  </w:style>
+  <w:style w:type="paragraph" w:styleId="Heading6">
     <w:name w:val="heading 6"/>
     <w:basedOn w:val="Normal"/>
     <w:next w:val="BodyText"/>
@@ -2798,17 +3786,17 @@
     <w:pPr>
       <w:keepNext/>
       <w:keepLines/>
-      <w:spacing w:after="0" w:before="40"/>
+      <w:spacing w:before="40" w:after="0"/>
       <w:outlineLvl w:val="5"/>
     </w:pPr>
     <w:rPr>
-      <w:rFonts w:cstheme="majorBidi" w:eastAsiaTheme="majorEastAsia"/>
+      <w:rFonts w:eastAsiaTheme="majorEastAsia" w:cstheme="majorBidi"/>
       <w:i/>
       <w:iCs/>
-      <w:color w:themeColor="text1" w:themeTint="A6" w:val="595959"/>
-    </w:rPr>
-  </w:style>
-  <w:style w:styleId="Heading7" w:type="paragraph">
+      <w:color w:val="595959" w:themeColor="text1" w:themeTint="A6"/>
+    </w:rPr>
+  </w:style>
+  <w:style w:type="paragraph" w:styleId="Heading7">
     <w:name w:val="heading 7"/>
     <w:basedOn w:val="Normal"/>
     <w:next w:val="BodyText"/>
@@ -2821,15 +3809,15 @@
     <w:pPr>
       <w:keepNext/>
       <w:keepLines/>
-      <w:spacing w:after="0" w:before="40"/>
+      <w:spacing w:before="40" w:after="0"/>
       <w:outlineLvl w:val="6"/>
     </w:pPr>
     <w:rPr>
-      <w:rFonts w:cstheme="majorBidi" w:eastAsiaTheme="majorEastAsia"/>
-      <w:color w:themeColor="text1" w:themeTint="A6" w:val="595959"/>
-    </w:rPr>
-  </w:style>
-  <w:style w:styleId="Heading8" w:type="paragraph">
+      <w:rFonts w:eastAsiaTheme="majorEastAsia" w:cstheme="majorBidi"/>
+      <w:color w:val="595959" w:themeColor="text1" w:themeTint="A6"/>
+    </w:rPr>
+  </w:style>
+  <w:style w:type="paragraph" w:styleId="Heading8">
     <w:name w:val="heading 8"/>
     <w:basedOn w:val="Normal"/>
     <w:next w:val="BodyText"/>
@@ -2846,13 +3834,13 @@
       <w:outlineLvl w:val="7"/>
     </w:pPr>
     <w:rPr>
-      <w:rFonts w:cstheme="majorBidi" w:eastAsiaTheme="majorEastAsia"/>
+      <w:rFonts w:eastAsiaTheme="majorEastAsia" w:cstheme="majorBidi"/>
       <w:i/>
       <w:iCs/>
-      <w:color w:themeColor="text1" w:themeTint="D8" w:val="272727"/>
-    </w:rPr>
-  </w:style>
-  <w:style w:styleId="Heading9" w:type="paragraph">
+      <w:color w:val="272727" w:themeColor="text1" w:themeTint="D8"/>
+    </w:rPr>
+  </w:style>
+  <w:style w:type="paragraph" w:styleId="Heading9">
     <w:name w:val="heading 9"/>
     <w:basedOn w:val="Normal"/>
     <w:next w:val="BodyText"/>
@@ -2869,60 +3857,63 @@
       <w:outlineLvl w:val="8"/>
     </w:pPr>
     <w:rPr>
-      <w:rFonts w:cstheme="majorBidi" w:eastAsiaTheme="majorEastAsia"/>
-      <w:color w:themeColor="text1" w:themeTint="D8" w:val="272727"/>
-    </w:rPr>
-  </w:style>
-  <w:style w:default="1" w:styleId="DefaultParagraphFont" w:type="character">
+      <w:rFonts w:eastAsiaTheme="majorEastAsia" w:cstheme="majorBidi"/>
+      <w:color w:val="272727" w:themeColor="text1" w:themeTint="D8"/>
+    </w:rPr>
+  </w:style>
+  <w:style w:type="character" w:default="1" w:styleId="DefaultParagraphFont">
     <w:name w:val="Default Paragraph Font"/>
     <w:uiPriority w:val="1"/>
     <w:semiHidden/>
     <w:unhideWhenUsed/>
   </w:style>
-  <w:style w:default="1" w:styleId="TableNormal" w:type="table">
+  <w:style w:type="table" w:default="1" w:styleId="TableNormal">
     <w:name w:val="Normal Table"/>
     <w:uiPriority w:val="99"/>
     <w:semiHidden/>
     <w:unhideWhenUsed/>
     <w:tblPr>
-      <w:tblInd w:type="dxa" w:w="0"/>
+      <w:tblInd w:w="0" w:type="dxa"/>
       <w:tblCellMar>
-        <w:top w:type="dxa" w:w="0"/>
-        <w:left w:type="dxa" w:w="108"/>
-        <w:bottom w:type="dxa" w:w="0"/>
-        <w:right w:type="dxa" w:w="108"/>
+        <w:top w:w="0" w:type="dxa"/>
+        <w:left w:w="108" w:type="dxa"/>
+        <w:bottom w:w="0" w:type="dxa"/>
+        <w:right w:w="108" w:type="dxa"/>
       </w:tblCellMar>
     </w:tblPr>
   </w:style>
-  <w:style w:default="1" w:styleId="NoList" w:type="numbering">
+  <w:style w:type="numbering" w:default="1" w:styleId="NoList">
     <w:name w:val="No List"/>
     <w:uiPriority w:val="99"/>
     <w:semiHidden/>
     <w:unhideWhenUsed/>
   </w:style>
-  <w:style w:styleId="BodyText" w:type="paragraph">
+  <w:style w:type="paragraph" w:styleId="BodyText">
     <w:name w:val="Body Text"/>
     <w:basedOn w:val="Normal"/>
     <w:qFormat/>
+    <w:rsid w:val="007866B4"/>
     <w:pPr>
-      <w:spacing w:after="180" w:before="180"/>
+      <w:spacing w:before="180" w:after="180"/>
+      <w:jc w:val="both"/>
     </w:pPr>
   </w:style>
-  <w:style w:customStyle="1" w:styleId="FirstParagraph" w:type="paragraph">
+  <w:style w:type="paragraph" w:customStyle="1" w:styleId="FirstParagraph">
     <w:name w:val="First Paragraph"/>
     <w:basedOn w:val="BodyText"/>
     <w:next w:val="BodyText"/>
     <w:qFormat/>
-  </w:style>
-  <w:style w:customStyle="1" w:styleId="Compact" w:type="paragraph">
+    <w:rsid w:val="00B87F01"/>
+  </w:style>
+  <w:style w:type="paragraph" w:customStyle="1" w:styleId="Compact">
     <w:name w:val="Compact"/>
     <w:basedOn w:val="BodyText"/>
     <w:qFormat/>
     <w:pPr>
-      <w:spacing w:after="36" w:before="36"/>
+      <w:spacing w:before="36" w:after="36"/>
     </w:pPr>
   </w:style>
-  <w:style w:styleId="Title" w:type="paragraph">
+  <w:style w:type="paragraph" w:styleId="Title">
     <w:name w:val="Title"/>
     <w:basedOn w:val="Normal"/>
     <w:next w:val="BodyText"/>
@@ -2936,28 +3927,28 @@
       <w:jc w:val="center"/>
     </w:pPr>
     <w:rPr>
-      <w:rFonts w:asciiTheme="majorHAnsi" w:cstheme="majorBidi" w:eastAsiaTheme="majorEastAsia" w:hAnsiTheme="majorHAnsi"/>
+      <w:rFonts w:asciiTheme="majorHAnsi" w:eastAsiaTheme="majorEastAsia" w:hAnsiTheme="majorHAnsi" w:cstheme="majorBidi"/>
       <w:spacing w:val="-10"/>
       <w:kern w:val="28"/>
       <w:sz w:val="56"/>
       <w:szCs w:val="56"/>
     </w:rPr>
   </w:style>
-  <w:style w:customStyle="1" w:styleId="TitleChar" w:type="character">
+  <w:style w:type="character" w:customStyle="1" w:styleId="TitleChar">
     <w:name w:val="Title Char"/>
     <w:basedOn w:val="DefaultParagraphFont"/>
     <w:link w:val="Title"/>
     <w:uiPriority w:val="10"/>
     <w:rsid w:val="00A10FD9"/>
     <w:rPr>
-      <w:rFonts w:asciiTheme="majorHAnsi" w:cstheme="majorBidi" w:eastAsiaTheme="majorEastAsia" w:hAnsiTheme="majorHAnsi"/>
+      <w:rFonts w:asciiTheme="majorHAnsi" w:eastAsiaTheme="majorEastAsia" w:hAnsiTheme="majorHAnsi" w:cstheme="majorBidi"/>
       <w:spacing w:val="-10"/>
       <w:kern w:val="28"/>
       <w:sz w:val="56"/>
       <w:szCs w:val="56"/>
     </w:rPr>
   </w:style>
-  <w:style w:styleId="Subtitle" w:type="paragraph">
+  <w:style w:type="paragraph" w:styleId="Subtitle">
     <w:name w:val="Subtitle"/>
     <w:basedOn w:val="Normal"/>
     <w:next w:val="BodyText"/>
@@ -2971,28 +3962,28 @@
       </w:numPr>
     </w:pPr>
     <w:rPr>
-      <w:rFonts w:cstheme="majorBidi" w:eastAsiaTheme="majorEastAsia"/>
-      <w:color w:themeColor="text1" w:themeTint="A6" w:val="595959"/>
+      <w:rFonts w:eastAsiaTheme="majorEastAsia" w:cstheme="majorBidi"/>
+      <w:color w:val="595959" w:themeColor="text1" w:themeTint="A6"/>
       <w:spacing w:val="15"/>
       <w:sz w:val="28"/>
       <w:szCs w:val="28"/>
     </w:rPr>
   </w:style>
-  <w:style w:customStyle="1" w:styleId="SubtitleChar" w:type="character">
+  <w:style w:type="character" w:customStyle="1" w:styleId="SubtitleChar">
     <w:name w:val="Subtitle Char"/>
     <w:basedOn w:val="DefaultParagraphFont"/>
     <w:link w:val="Subtitle"/>
     <w:uiPriority w:val="11"/>
     <w:rsid w:val="00A10FD9"/>
     <w:rPr>
-      <w:rFonts w:cstheme="majorBidi" w:eastAsiaTheme="majorEastAsia"/>
-      <w:color w:themeColor="text1" w:themeTint="A6" w:val="595959"/>
+      <w:rFonts w:eastAsiaTheme="majorEastAsia" w:cstheme="majorBidi"/>
+      <w:color w:val="595959" w:themeColor="text1" w:themeTint="A6"/>
       <w:spacing w:val="15"/>
       <w:sz w:val="28"/>
       <w:szCs w:val="28"/>
     </w:rPr>
   </w:style>
-  <w:style w:customStyle="1" w:styleId="Author" w:type="paragraph">
+  <w:style w:type="paragraph" w:customStyle="1" w:styleId="Author">
     <w:name w:val="Author"/>
     <w:next w:val="BodyText"/>
     <w:qFormat/>
@@ -3002,7 +3993,7 @@
       <w:jc w:val="center"/>
     </w:pPr>
   </w:style>
-  <w:style w:styleId="Date" w:type="paragraph">
+  <w:style w:type="paragraph" w:styleId="Date">
     <w:name w:val="Date"/>
     <w:next w:val="BodyText"/>
     <w:qFormat/>
@@ -3012,7 +4003,7 @@
       <w:jc w:val="center"/>
     </w:pPr>
   </w:style>
-  <w:style w:customStyle="1" w:styleId="AbstractTitle" w:type="paragraph">
+  <w:style w:type="paragraph" w:customStyle="1" w:styleId="AbstractTitle">
     <w:name w:val="Abstract Title"/>
     <w:basedOn w:val="Normal"/>
     <w:next w:val="Abstract"/>
@@ -3020,7 +4011,7 @@
     <w:pPr>
       <w:keepNext/>
       <w:keepLines/>
-      <w:spacing w:after="0" w:before="300"/>
+      <w:spacing w:before="300" w:after="0"/>
       <w:jc w:val="center"/>
     </w:pPr>
     <w:rPr>
@@ -3030,7 +4021,7 @@
       <w:szCs w:val="20"/>
     </w:rPr>
   </w:style>
-  <w:style w:customStyle="1" w:styleId="Abstract" w:type="paragraph">
+  <w:style w:type="paragraph" w:customStyle="1" w:styleId="Abstract">
     <w:name w:val="Abstract"/>
     <w:basedOn w:val="Normal"/>
     <w:next w:val="BodyText"/>
@@ -3038,32 +4029,32 @@
     <w:pPr>
       <w:keepNext/>
       <w:keepLines/>
-      <w:spacing w:after="300" w:before="100"/>
+      <w:spacing w:before="100" w:after="300"/>
     </w:pPr>
     <w:rPr>
       <w:sz w:val="20"/>
       <w:szCs w:val="20"/>
     </w:rPr>
   </w:style>
-  <w:style w:styleId="Bibliography" w:type="paragraph">
+  <w:style w:type="paragraph" w:styleId="Bibliography">
     <w:name w:val="Bibliography"/>
     <w:basedOn w:val="Normal"/>
     <w:qFormat/>
   </w:style>
-  <w:style w:customStyle="1" w:styleId="Heading1Char" w:type="character">
+  <w:style w:type="character" w:customStyle="1" w:styleId="Heading1Char">
     <w:name w:val="Heading 1 Char"/>
     <w:basedOn w:val="DefaultParagraphFont"/>
     <w:link w:val="Heading1"/>
     <w:uiPriority w:val="9"/>
     <w:rsid w:val="00177ED0"/>
     <w:rPr>
-      <w:rFonts w:asciiTheme="majorHAnsi" w:cstheme="majorBidi" w:eastAsiaTheme="majorEastAsia" w:hAnsiTheme="majorHAnsi"/>
-      <w:color w:themeColor="accent1" w:themeShade="BF" w:val="0F4761"/>
+      <w:rFonts w:asciiTheme="majorHAnsi" w:eastAsiaTheme="majorEastAsia" w:hAnsiTheme="majorHAnsi" w:cstheme="majorBidi"/>
+      <w:color w:val="0F4761" w:themeColor="accent1" w:themeShade="BF"/>
       <w:sz w:val="40"/>
       <w:szCs w:val="40"/>
     </w:rPr>
   </w:style>
-  <w:style w:customStyle="1" w:styleId="Heading2Char" w:type="character">
+  <w:style w:type="character" w:customStyle="1" w:styleId="Heading2Char">
     <w:name w:val="Heading 2 Char"/>
     <w:basedOn w:val="DefaultParagraphFont"/>
     <w:link w:val="Heading2"/>
@@ -3071,13 +4062,13 @@
     <w:semiHidden/>
     <w:rsid w:val="00A10FD9"/>
     <w:rPr>
-      <w:rFonts w:asciiTheme="majorHAnsi" w:cstheme="majorBidi" w:eastAsiaTheme="majorEastAsia" w:hAnsiTheme="majorHAnsi"/>
-      <w:color w:themeColor="accent1" w:themeShade="BF" w:val="0F4761"/>
+      <w:rFonts w:asciiTheme="majorHAnsi" w:eastAsiaTheme="majorEastAsia" w:hAnsiTheme="majorHAnsi" w:cstheme="majorBidi"/>
+      <w:color w:val="0F4761" w:themeColor="accent1" w:themeShade="BF"/>
       <w:sz w:val="32"/>
       <w:szCs w:val="32"/>
     </w:rPr>
   </w:style>
-  <w:style w:customStyle="1" w:styleId="Heading3Char" w:type="character">
+  <w:style w:type="character" w:customStyle="1" w:styleId="Heading3Char">
     <w:name w:val="Heading 3 Char"/>
     <w:basedOn w:val="DefaultParagraphFont"/>
     <w:link w:val="Heading3"/>
@@ -3085,13 +4076,13 @@
     <w:semiHidden/>
     <w:rsid w:val="00A10FD9"/>
     <w:rPr>
-      <w:rFonts w:cstheme="majorBidi" w:eastAsiaTheme="majorEastAsia"/>
-      <w:color w:themeColor="accent1" w:themeShade="BF" w:val="0F4761"/>
+      <w:rFonts w:eastAsiaTheme="majorEastAsia" w:cstheme="majorBidi"/>
+      <w:color w:val="0F4761" w:themeColor="accent1" w:themeShade="BF"/>
       <w:sz w:val="28"/>
       <w:szCs w:val="28"/>
     </w:rPr>
   </w:style>
-  <w:style w:customStyle="1" w:styleId="Heading4Char" w:type="character">
+  <w:style w:type="character" w:customStyle="1" w:styleId="Heading4Char">
     <w:name w:val="Heading 4 Char"/>
     <w:basedOn w:val="DefaultParagraphFont"/>
     <w:link w:val="Heading4"/>
@@ -3099,13 +4090,13 @@
     <w:semiHidden/>
     <w:rsid w:val="00A10FD9"/>
     <w:rPr>
-      <w:rFonts w:cstheme="majorBidi" w:eastAsiaTheme="majorEastAsia"/>
+      <w:rFonts w:eastAsiaTheme="majorEastAsia" w:cstheme="majorBidi"/>
       <w:i/>
       <w:iCs/>
-      <w:color w:themeColor="accent1" w:themeShade="BF" w:val="0F4761"/>
-    </w:rPr>
-  </w:style>
-  <w:style w:customStyle="1" w:styleId="Heading5Char" w:type="character">
+      <w:color w:val="0F4761" w:themeColor="accent1" w:themeShade="BF"/>
+    </w:rPr>
+  </w:style>
+  <w:style w:type="character" w:customStyle="1" w:styleId="Heading5Char">
     <w:name w:val="Heading 5 Char"/>
     <w:basedOn w:val="DefaultParagraphFont"/>
     <w:link w:val="Heading5"/>
@@ -3113,11 +4104,11 @@
     <w:semiHidden/>
     <w:rsid w:val="00A10FD9"/>
     <w:rPr>
-      <w:rFonts w:cstheme="majorBidi" w:eastAsiaTheme="majorEastAsia"/>
-      <w:color w:themeColor="accent1" w:themeShade="BF" w:val="0F4761"/>
-    </w:rPr>
-  </w:style>
-  <w:style w:customStyle="1" w:styleId="Heading6Char" w:type="character">
+      <w:rFonts w:eastAsiaTheme="majorEastAsia" w:cstheme="majorBidi"/>
+      <w:color w:val="0F4761" w:themeColor="accent1" w:themeShade="BF"/>
+    </w:rPr>
+  </w:style>
+  <w:style w:type="character" w:customStyle="1" w:styleId="Heading6Char">
     <w:name w:val="Heading 6 Char"/>
     <w:basedOn w:val="DefaultParagraphFont"/>
     <w:link w:val="Heading6"/>
@@ -3125,13 +4116,13 @@
     <w:semiHidden/>
     <w:rsid w:val="00A10FD9"/>
     <w:rPr>
-      <w:rFonts w:cstheme="majorBidi" w:eastAsiaTheme="majorEastAsia"/>
+      <w:rFonts w:eastAsiaTheme="majorEastAsia" w:cstheme="majorBidi"/>
       <w:i/>
       <w:iCs/>
-      <w:color w:themeColor="text1" w:themeTint="A6" w:val="595959"/>
-    </w:rPr>
-  </w:style>
-  <w:style w:customStyle="1" w:styleId="Heading7Char" w:type="character">
+      <w:color w:val="595959" w:themeColor="text1" w:themeTint="A6"/>
+    </w:rPr>
+  </w:style>
+  <w:style w:type="character" w:customStyle="1" w:styleId="Heading7Char">
     <w:name w:val="Heading 7 Char"/>
     <w:basedOn w:val="DefaultParagraphFont"/>
     <w:link w:val="Heading7"/>
@@ -3139,11 +4130,11 @@
     <w:semiHidden/>
     <w:rsid w:val="00A10FD9"/>
     <w:rPr>
-      <w:rFonts w:cstheme="majorBidi" w:eastAsiaTheme="majorEastAsia"/>
-      <w:color w:themeColor="text1" w:themeTint="A6" w:val="595959"/>
-    </w:rPr>
-  </w:style>
-  <w:style w:customStyle="1" w:styleId="Heading8Char" w:type="character">
+      <w:rFonts w:eastAsiaTheme="majorEastAsia" w:cstheme="majorBidi"/>
+      <w:color w:val="595959" w:themeColor="text1" w:themeTint="A6"/>
+    </w:rPr>
+  </w:style>
+  <w:style w:type="character" w:customStyle="1" w:styleId="Heading8Char">
     <w:name w:val="Heading 8 Char"/>
     <w:basedOn w:val="DefaultParagraphFont"/>
     <w:link w:val="Heading8"/>
@@ -3151,13 +4142,13 @@
     <w:semiHidden/>
     <w:rsid w:val="00A10FD9"/>
     <w:rPr>
-      <w:rFonts w:cstheme="majorBidi" w:eastAsiaTheme="majorEastAsia"/>
+      <w:rFonts w:eastAsiaTheme="majorEastAsia" w:cstheme="majorBidi"/>
       <w:i/>
       <w:iCs/>
-      <w:color w:themeColor="text1" w:themeTint="D8" w:val="272727"/>
-    </w:rPr>
-  </w:style>
-  <w:style w:customStyle="1" w:styleId="Heading9Char" w:type="character">
+      <w:color w:val="272727" w:themeColor="text1" w:themeTint="D8"/>
+    </w:rPr>
+  </w:style>
+  <w:style w:type="character" w:customStyle="1" w:styleId="Heading9Char">
     <w:name w:val="Heading 9 Char"/>
     <w:basedOn w:val="DefaultParagraphFont"/>
     <w:link w:val="Heading9"/>
@@ -3165,11 +4156,11 @@
     <w:semiHidden/>
     <w:rsid w:val="00A10FD9"/>
     <w:rPr>
-      <w:rFonts w:cstheme="majorBidi" w:eastAsiaTheme="majorEastAsia"/>
-      <w:color w:themeColor="text1" w:themeTint="D8" w:val="272727"/>
-    </w:rPr>
-  </w:style>
-  <w:style w:styleId="BlockText" w:type="paragraph">
+      <w:rFonts w:eastAsiaTheme="majorEastAsia" w:cstheme="majorBidi"/>
+      <w:color w:val="272727" w:themeColor="text1" w:themeTint="D8"/>
+    </w:rPr>
+  </w:style>
+  <w:style w:type="paragraph" w:styleId="BlockText">
     <w:name w:val="Block Text"/>
     <w:basedOn w:val="BodyText"/>
     <w:next w:val="BodyText"/>
@@ -3177,18 +4168,18 @@
     <w:unhideWhenUsed/>
     <w:qFormat/>
     <w:pPr>
-      <w:spacing w:after="100" w:before="100"/>
+      <w:spacing w:before="100" w:after="100"/>
       <w:ind w:left="480" w:right="480"/>
     </w:pPr>
   </w:style>
-  <w:style w:styleId="FootnoteText" w:type="paragraph">
+  <w:style w:type="paragraph" w:styleId="FootnoteText">
     <w:name w:val="footnote text"/>
     <w:basedOn w:val="Normal"/>
     <w:uiPriority w:val="9"/>
     <w:unhideWhenUsed/>
     <w:qFormat/>
   </w:style>
-  <w:style w:customStyle="1" w:styleId="FootnoteBlockText" w:type="paragraph">
+  <w:style w:type="paragraph" w:customStyle="1" w:styleId="FootnoteBlockText">
     <w:name w:val="Footnote Block Text"/>
     <w:basedOn w:val="FootnoteText"/>
     <w:next w:val="FootnoteText"/>
@@ -3196,22 +4187,22 @@
     <w:unhideWhenUsed/>
     <w:qFormat/>
     <w:pPr>
-      <w:spacing w:after="100" w:before="100"/>
+      <w:spacing w:before="100" w:after="100"/>
       <w:ind w:left="480" w:right="480"/>
     </w:pPr>
   </w:style>
-  <w:style w:customStyle="1" w:styleId="Table" w:type="table">
+  <w:style w:type="table" w:customStyle="1" w:styleId="Table">
     <w:name w:val="Table"/>
     <w:semiHidden/>
     <w:unhideWhenUsed/>
     <w:qFormat/>
     <w:tblPr>
-      <w:tblInd w:type="dxa" w:w="0"/>
+      <w:tblInd w:w="0" w:type="dxa"/>
       <w:tblCellMar>
-        <w:top w:type="dxa" w:w="0"/>
-        <w:left w:type="dxa" w:w="108"/>
-        <w:bottom w:type="dxa" w:w="0"/>
-        <w:right w:type="dxa" w:w="108"/>
+        <w:top w:w="0" w:type="dxa"/>
+        <w:left w:w="108" w:type="dxa"/>
+        <w:bottom w:w="0" w:type="dxa"/>
+        <w:right w:w="108" w:type="dxa"/>
       </w:tblCellMar>
     </w:tblPr>
     <w:tblStylePr w:type="firstRow">
@@ -3223,13 +4214,13 @@
       </w:trPr>
       <w:tcPr>
         <w:tcBorders>
-          <w:bottom w:color="auto" w:space="0" w:sz="0" w:val="single"/>
+          <w:bottom w:val="single" w:sz="0" w:space="0" w:color="auto"/>
         </w:tcBorders>
         <w:vAlign w:val="bottom"/>
       </w:tcPr>
     </w:tblStylePr>
   </w:style>
-  <w:style w:customStyle="1" w:styleId="DefinitionTerm" w:type="paragraph">
+  <w:style w:type="paragraph" w:customStyle="1" w:styleId="DefinitionTerm">
     <w:name w:val="Definition Term"/>
     <w:basedOn w:val="Normal"/>
     <w:next w:val="Definition"/>
@@ -3242,11 +4233,11 @@
       <w:b/>
     </w:rPr>
   </w:style>
-  <w:style w:customStyle="1" w:styleId="Definition" w:type="paragraph">
+  <w:style w:type="paragraph" w:customStyle="1" w:styleId="Definition">
     <w:name w:val="Definition"/>
     <w:basedOn w:val="Normal"/>
   </w:style>
-  <w:style w:styleId="Caption" w:type="paragraph">
+  <w:style w:type="paragraph" w:styleId="Caption">
     <w:name w:val="caption"/>
     <w:basedOn w:val="Normal"/>
     <w:link w:val="CaptionChar"/>
@@ -3257,34 +4248,34 @@
       <w:i/>
     </w:rPr>
   </w:style>
-  <w:style w:customStyle="1" w:styleId="TableCaption" w:type="paragraph">
+  <w:style w:type="paragraph" w:customStyle="1" w:styleId="TableCaption">
     <w:name w:val="Table Caption"/>
     <w:basedOn w:val="Caption"/>
     <w:pPr>
       <w:keepNext/>
     </w:pPr>
   </w:style>
-  <w:style w:customStyle="1" w:styleId="ImageCaption" w:type="paragraph">
+  <w:style w:type="paragraph" w:customStyle="1" w:styleId="ImageCaption">
     <w:name w:val="Image Caption"/>
     <w:basedOn w:val="Caption"/>
   </w:style>
-  <w:style w:customStyle="1" w:styleId="Figure" w:type="paragraph">
+  <w:style w:type="paragraph" w:customStyle="1" w:styleId="Figure">
     <w:name w:val="Figure"/>
     <w:basedOn w:val="Normal"/>
   </w:style>
-  <w:style w:customStyle="1" w:styleId="CaptionedFigure" w:type="paragraph">
+  <w:style w:type="paragraph" w:customStyle="1" w:styleId="CaptionedFigure">
     <w:name w:val="Captioned Figure"/>
     <w:basedOn w:val="Figure"/>
     <w:pPr>
       <w:keepNext/>
     </w:pPr>
   </w:style>
-  <w:style w:customStyle="1" w:styleId="CaptionChar" w:type="character">
+  <w:style w:type="character" w:customStyle="1" w:styleId="CaptionChar">
     <w:name w:val="Caption Char"/>
     <w:basedOn w:val="DefaultParagraphFont"/>
     <w:link w:val="Caption"/>
   </w:style>
-  <w:style w:customStyle="1" w:styleId="VerbatimChar" w:type="character">
+  <w:style w:type="character" w:customStyle="1" w:styleId="VerbatimChar">
     <w:name w:val="Verbatim Char"/>
     <w:basedOn w:val="CaptionChar"/>
     <w:link w:val="SourceCode"/>
@@ -3293,26 +4284,26 @@
       <w:sz w:val="22"/>
     </w:rPr>
   </w:style>
-  <w:style w:customStyle="1" w:styleId="SectionNumber" w:type="character">
+  <w:style w:type="character" w:customStyle="1" w:styleId="SectionNumber">
     <w:name w:val="Section Number"/>
     <w:basedOn w:val="CaptionChar"/>
   </w:style>
-  <w:style w:styleId="FootnoteReference" w:type="character">
+  <w:style w:type="character" w:styleId="FootnoteReference">
     <w:name w:val="footnote reference"/>
     <w:basedOn w:val="CaptionChar"/>
     <w:rPr>
       <w:vertAlign w:val="superscript"/>
     </w:rPr>
   </w:style>
-  <w:style w:styleId="Hyperlink" w:type="character">
+  <w:style w:type="character" w:styleId="Hyperlink">
     <w:name w:val="Hyperlink"/>
     <w:basedOn w:val="CaptionChar"/>
     <w:uiPriority w:val="99"/>
     <w:rPr>
-      <w:color w:themeColor="accent1" w:val="156082"/>
-    </w:rPr>
-  </w:style>
-  <w:style w:styleId="TOCHeading" w:type="paragraph">
+      <w:color w:val="156082" w:themeColor="accent1"/>
+    </w:rPr>
+  </w:style>
+  <w:style w:type="paragraph" w:styleId="TOCHeading">
     <w:name w:val="TOC Heading"/>
     <w:basedOn w:val="Heading1"/>
     <w:next w:val="BodyText"/>
@@ -3324,16 +4315,16 @@
       <w:outlineLvl w:val="9"/>
     </w:pPr>
   </w:style>
-  <w:style w:customStyle="1" w:styleId="SourceCode" w:type="paragraph">
+  <w:style w:type="paragraph" w:customStyle="1" w:styleId="SourceCode">
     <w:name w:val="Source Code"/>
     <w:basedOn w:val="Normal"/>
     <w:link w:val="VerbatimChar"/>
     <w:pPr>
-      <w:shd w:color="auto" w:fill="F1F3F5" w:val="clear"/>
+      <w:shd w:val="clear" w:color="auto" w:fill="F1F3F5"/>
       <w:wordWrap w:val="0"/>
     </w:pPr>
   </w:style>
-  <w:style w:customStyle="1" w:styleId="KeywordTok" w:type="character">
+  <w:style w:type="character" w:customStyle="1" w:styleId="KeywordTok">
     <w:name w:val="KeywordTok"/>
     <w:basedOn w:val="VerbatimChar"/>
     <w:rPr>
@@ -3341,130 +4332,130 @@
       <w:b/>
       <w:color w:val="003B4F"/>
       <w:sz w:val="22"/>
-      <w:shd w:color="auto" w:fill="F1F3F5" w:val="clear"/>
-    </w:rPr>
-  </w:style>
-  <w:style w:customStyle="1" w:styleId="DataTypeTok" w:type="character">
+      <w:shd w:val="clear" w:color="auto" w:fill="F1F3F5"/>
+    </w:rPr>
+  </w:style>
+  <w:style w:type="character" w:customStyle="1" w:styleId="DataTypeTok">
     <w:name w:val="DataTypeTok"/>
     <w:basedOn w:val="VerbatimChar"/>
     <w:rPr>
       <w:rFonts w:ascii="Consolas" w:hAnsi="Consolas"/>
       <w:color w:val="AD0000"/>
       <w:sz w:val="22"/>
-      <w:shd w:color="auto" w:fill="F1F3F5" w:val="clear"/>
-    </w:rPr>
-  </w:style>
-  <w:style w:customStyle="1" w:styleId="DecValTok" w:type="character">
+      <w:shd w:val="clear" w:color="auto" w:fill="F1F3F5"/>
+    </w:rPr>
+  </w:style>
+  <w:style w:type="character" w:customStyle="1" w:styleId="DecValTok">
     <w:name w:val="DecValTok"/>
     <w:basedOn w:val="VerbatimChar"/>
     <w:rPr>
       <w:rFonts w:ascii="Consolas" w:hAnsi="Consolas"/>
       <w:color w:val="AD0000"/>
       <w:sz w:val="22"/>
-      <w:shd w:color="auto" w:fill="F1F3F5" w:val="clear"/>
-    </w:rPr>
-  </w:style>
-  <w:style w:customStyle="1" w:styleId="BaseNTok" w:type="character">
+      <w:shd w:val="clear" w:color="auto" w:fill="F1F3F5"/>
+    </w:rPr>
+  </w:style>
+  <w:style w:type="character" w:customStyle="1" w:styleId="BaseNTok">
     <w:name w:val="BaseNTok"/>
     <w:basedOn w:val="VerbatimChar"/>
     <w:rPr>
       <w:rFonts w:ascii="Consolas" w:hAnsi="Consolas"/>
       <w:color w:val="AD0000"/>
       <w:sz w:val="22"/>
-      <w:shd w:color="auto" w:fill="F1F3F5" w:val="clear"/>
-    </w:rPr>
-  </w:style>
-  <w:style w:customStyle="1" w:styleId="FloatTok" w:type="character">
+      <w:shd w:val="clear" w:color="auto" w:fill="F1F3F5"/>
+    </w:rPr>
+  </w:style>
+  <w:style w:type="character" w:customStyle="1" w:styleId="FloatTok">
     <w:name w:val="FloatTok"/>
     <w:basedOn w:val="VerbatimChar"/>
     <w:rPr>
       <w:rFonts w:ascii="Consolas" w:hAnsi="Consolas"/>
       <w:color w:val="AD0000"/>
       <w:sz w:val="22"/>
-      <w:shd w:color="auto" w:fill="F1F3F5" w:val="clear"/>
-    </w:rPr>
-  </w:style>
-  <w:style w:customStyle="1" w:styleId="ConstantTok" w:type="character">
+      <w:shd w:val="clear" w:color="auto" w:fill="F1F3F5"/>
+    </w:rPr>
+  </w:style>
+  <w:style w:type="character" w:customStyle="1" w:styleId="ConstantTok">
     <w:name w:val="ConstantTok"/>
     <w:basedOn w:val="VerbatimChar"/>
     <w:rPr>
       <w:rFonts w:ascii="Consolas" w:hAnsi="Consolas"/>
       <w:color w:val="8F5902"/>
       <w:sz w:val="22"/>
-      <w:shd w:color="auto" w:fill="F1F3F5" w:val="clear"/>
-    </w:rPr>
-  </w:style>
-  <w:style w:customStyle="1" w:styleId="CharTok" w:type="character">
+      <w:shd w:val="clear" w:color="auto" w:fill="F1F3F5"/>
+    </w:rPr>
+  </w:style>
+  <w:style w:type="character" w:customStyle="1" w:styleId="CharTok">
     <w:name w:val="CharTok"/>
     <w:basedOn w:val="VerbatimChar"/>
     <w:rPr>
       <w:rFonts w:ascii="Consolas" w:hAnsi="Consolas"/>
       <w:color w:val="20794D"/>
       <w:sz w:val="22"/>
-      <w:shd w:color="auto" w:fill="F1F3F5" w:val="clear"/>
-    </w:rPr>
-  </w:style>
-  <w:style w:customStyle="1" w:styleId="SpecialCharTok" w:type="character">
+      <w:shd w:val="clear" w:color="auto" w:fill="F1F3F5"/>
+    </w:rPr>
+  </w:style>
+  <w:style w:type="character" w:customStyle="1" w:styleId="SpecialCharTok">
     <w:name w:val="SpecialCharTok"/>
     <w:basedOn w:val="VerbatimChar"/>
     <w:rPr>
       <w:rFonts w:ascii="Consolas" w:hAnsi="Consolas"/>
       <w:color w:val="5E5E5E"/>
       <w:sz w:val="22"/>
-      <w:shd w:color="auto" w:fill="F1F3F5" w:val="clear"/>
-    </w:rPr>
-  </w:style>
-  <w:style w:customStyle="1" w:styleId="StringTok" w:type="character">
+      <w:shd w:val="clear" w:color="auto" w:fill="F1F3F5"/>
+    </w:rPr>
+  </w:style>
+  <w:style w:type="character" w:customStyle="1" w:styleId="StringTok">
     <w:name w:val="StringTok"/>
     <w:basedOn w:val="VerbatimChar"/>
     <w:rPr>
       <w:rFonts w:ascii="Consolas" w:hAnsi="Consolas"/>
       <w:color w:val="20794D"/>
       <w:sz w:val="22"/>
-      <w:shd w:color="auto" w:fill="F1F3F5" w:val="clear"/>
-    </w:rPr>
-  </w:style>
-  <w:style w:customStyle="1" w:styleId="VerbatimStringTok" w:type="character">
+      <w:shd w:val="clear" w:color="auto" w:fill="F1F3F5"/>
+    </w:rPr>
+  </w:style>
+  <w:style w:type="character" w:customStyle="1" w:styleId="VerbatimStringTok">
     <w:name w:val="VerbatimStringTok"/>
     <w:basedOn w:val="VerbatimChar"/>
     <w:rPr>
       <w:rFonts w:ascii="Consolas" w:hAnsi="Consolas"/>
       <w:color w:val="20794D"/>
       <w:sz w:val="22"/>
-      <w:shd w:color="auto" w:fill="F1F3F5" w:val="clear"/>
-    </w:rPr>
-  </w:style>
-  <w:style w:customStyle="1" w:styleId="SpecialStringTok" w:type="character">
+      <w:shd w:val="clear" w:color="auto" w:fill="F1F3F5"/>
+    </w:rPr>
+  </w:style>
+  <w:style w:type="character" w:customStyle="1" w:styleId="SpecialStringTok">
     <w:name w:val="SpecialStringTok"/>
     <w:basedOn w:val="VerbatimChar"/>
     <w:rPr>
       <w:rFonts w:ascii="Consolas" w:hAnsi="Consolas"/>
       <w:color w:val="20794D"/>
       <w:sz w:val="22"/>
-      <w:shd w:color="auto" w:fill="F1F3F5" w:val="clear"/>
-    </w:rPr>
-  </w:style>
-  <w:style w:customStyle="1" w:styleId="ImportTok" w:type="character">
+      <w:shd w:val="clear" w:color="auto" w:fill="F1F3F5"/>
+    </w:rPr>
+  </w:style>
+  <w:style w:type="character" w:customStyle="1" w:styleId="ImportTok">
     <w:name w:val="ImportTok"/>
     <w:basedOn w:val="VerbatimChar"/>
     <w:rPr>
       <w:rFonts w:ascii="Consolas" w:hAnsi="Consolas"/>
       <w:color w:val="00769E"/>
       <w:sz w:val="22"/>
-      <w:shd w:color="auto" w:fill="F1F3F5" w:val="clear"/>
-    </w:rPr>
-  </w:style>
-  <w:style w:customStyle="1" w:styleId="CommentTok" w:type="character">
+      <w:shd w:val="clear" w:color="auto" w:fill="F1F3F5"/>
+    </w:rPr>
+  </w:style>
+  <w:style w:type="character" w:customStyle="1" w:styleId="CommentTok">
     <w:name w:val="CommentTok"/>
     <w:basedOn w:val="VerbatimChar"/>
     <w:rPr>
       <w:rFonts w:ascii="Consolas" w:hAnsi="Consolas"/>
       <w:color w:val="5E5E5E"/>
       <w:sz w:val="22"/>
-      <w:shd w:color="auto" w:fill="F1F3F5" w:val="clear"/>
-    </w:rPr>
-  </w:style>
-  <w:style w:customStyle="1" w:styleId="DocumentationTok" w:type="character">
+      <w:shd w:val="clear" w:color="auto" w:fill="F1F3F5"/>
+    </w:rPr>
+  </w:style>
+  <w:style w:type="character" w:customStyle="1" w:styleId="DocumentationTok">
     <w:name w:val="DocumentationTok"/>
     <w:basedOn w:val="VerbatimChar"/>
     <w:rPr>
@@ -3472,20 +4463,20 @@
       <w:i/>
       <w:color w:val="5E5E5E"/>
       <w:sz w:val="22"/>
-      <w:shd w:color="auto" w:fill="F1F3F5" w:val="clear"/>
-    </w:rPr>
-  </w:style>
-  <w:style w:customStyle="1" w:styleId="AnnotationTok" w:type="character">
+      <w:shd w:val="clear" w:color="auto" w:fill="F1F3F5"/>
+    </w:rPr>
+  </w:style>
+  <w:style w:type="character" w:customStyle="1" w:styleId="AnnotationTok">
     <w:name w:val="AnnotationTok"/>
     <w:basedOn w:val="VerbatimChar"/>
     <w:rPr>
       <w:rFonts w:ascii="Consolas" w:hAnsi="Consolas"/>
       <w:color w:val="5E5E5E"/>
       <w:sz w:val="22"/>
-      <w:shd w:color="auto" w:fill="F1F3F5" w:val="clear"/>
-    </w:rPr>
-  </w:style>
-  <w:style w:customStyle="1" w:styleId="CommentVarTok" w:type="character">
+      <w:shd w:val="clear" w:color="auto" w:fill="F1F3F5"/>
+    </w:rPr>
+  </w:style>
+  <w:style w:type="character" w:customStyle="1" w:styleId="CommentVarTok">
     <w:name w:val="CommentVarTok"/>
     <w:basedOn w:val="VerbatimChar"/>
     <w:rPr>
@@ -3493,40 +4484,40 @@
       <w:i/>
       <w:color w:val="5E5E5E"/>
       <w:sz w:val="22"/>
-      <w:shd w:color="auto" w:fill="F1F3F5" w:val="clear"/>
-    </w:rPr>
-  </w:style>
-  <w:style w:customStyle="1" w:styleId="OtherTok" w:type="character">
+      <w:shd w:val="clear" w:color="auto" w:fill="F1F3F5"/>
+    </w:rPr>
+  </w:style>
+  <w:style w:type="character" w:customStyle="1" w:styleId="OtherTok">
     <w:name w:val="OtherTok"/>
     <w:basedOn w:val="VerbatimChar"/>
     <w:rPr>
       <w:rFonts w:ascii="Consolas" w:hAnsi="Consolas"/>
       <w:color w:val="003B4F"/>
       <w:sz w:val="22"/>
-      <w:shd w:color="auto" w:fill="F1F3F5" w:val="clear"/>
-    </w:rPr>
-  </w:style>
-  <w:style w:customStyle="1" w:styleId="FunctionTok" w:type="character">
+      <w:shd w:val="clear" w:color="auto" w:fill="F1F3F5"/>
+    </w:rPr>
+  </w:style>
+  <w:style w:type="character" w:customStyle="1" w:styleId="FunctionTok">
     <w:name w:val="FunctionTok"/>
     <w:basedOn w:val="VerbatimChar"/>
     <w:rPr>
       <w:rFonts w:ascii="Consolas" w:hAnsi="Consolas"/>
       <w:color w:val="4758AB"/>
       <w:sz w:val="22"/>
-      <w:shd w:color="auto" w:fill="F1F3F5" w:val="clear"/>
-    </w:rPr>
-  </w:style>
-  <w:style w:customStyle="1" w:styleId="VariableTok" w:type="character">
+      <w:shd w:val="clear" w:color="auto" w:fill="F1F3F5"/>
+    </w:rPr>
+  </w:style>
+  <w:style w:type="character" w:customStyle="1" w:styleId="VariableTok">
     <w:name w:val="VariableTok"/>
     <w:basedOn w:val="VerbatimChar"/>
     <w:rPr>
       <w:rFonts w:ascii="Consolas" w:hAnsi="Consolas"/>
       <w:color w:val="111111"/>
       <w:sz w:val="22"/>
-      <w:shd w:color="auto" w:fill="F1F3F5" w:val="clear"/>
-    </w:rPr>
-  </w:style>
-  <w:style w:customStyle="1" w:styleId="ControlFlowTok" w:type="character">
+      <w:shd w:val="clear" w:color="auto" w:fill="F1F3F5"/>
+    </w:rPr>
+  </w:style>
+  <w:style w:type="character" w:customStyle="1" w:styleId="ControlFlowTok">
     <w:name w:val="ControlFlowTok"/>
     <w:basedOn w:val="VerbatimChar"/>
     <w:rPr>
@@ -3534,80 +4525,80 @@
       <w:b/>
       <w:color w:val="003B4F"/>
       <w:sz w:val="22"/>
-      <w:shd w:color="auto" w:fill="F1F3F5" w:val="clear"/>
-    </w:rPr>
-  </w:style>
-  <w:style w:customStyle="1" w:styleId="OperatorTok" w:type="character">
+      <w:shd w:val="clear" w:color="auto" w:fill="F1F3F5"/>
+    </w:rPr>
+  </w:style>
+  <w:style w:type="character" w:customStyle="1" w:styleId="OperatorTok">
     <w:name w:val="OperatorTok"/>
     <w:basedOn w:val="VerbatimChar"/>
     <w:rPr>
       <w:rFonts w:ascii="Consolas" w:hAnsi="Consolas"/>
       <w:color w:val="5E5E5E"/>
       <w:sz w:val="22"/>
-      <w:shd w:color="auto" w:fill="F1F3F5" w:val="clear"/>
-    </w:rPr>
-  </w:style>
-  <w:style w:customStyle="1" w:styleId="BuiltInTok" w:type="character">
+      <w:shd w:val="clear" w:color="auto" w:fill="F1F3F5"/>
+    </w:rPr>
+  </w:style>
+  <w:style w:type="character" w:customStyle="1" w:styleId="BuiltInTok">
     <w:name w:val="BuiltInTok"/>
     <w:basedOn w:val="VerbatimChar"/>
     <w:rPr>
       <w:rFonts w:ascii="Consolas" w:hAnsi="Consolas"/>
       <w:color w:val="003B4F"/>
       <w:sz w:val="22"/>
-      <w:shd w:color="auto" w:fill="F1F3F5" w:val="clear"/>
-    </w:rPr>
-  </w:style>
-  <w:style w:customStyle="1" w:styleId="ExtensionTok" w:type="character">
+      <w:shd w:val="clear" w:color="auto" w:fill="F1F3F5"/>
+    </w:rPr>
+  </w:style>
+  <w:style w:type="character" w:customStyle="1" w:styleId="ExtensionTok">
     <w:name w:val="ExtensionTok"/>
     <w:basedOn w:val="VerbatimChar"/>
     <w:rPr>
       <w:rFonts w:ascii="Consolas" w:hAnsi="Consolas"/>
       <w:color w:val="003B4F"/>
       <w:sz w:val="22"/>
-      <w:shd w:color="auto" w:fill="F1F3F5" w:val="clear"/>
-    </w:rPr>
-  </w:style>
-  <w:style w:customStyle="1" w:styleId="PreprocessorTok" w:type="character">
+      <w:shd w:val="clear" w:color="auto" w:fill="F1F3F5"/>
+    </w:rPr>
+  </w:style>
+  <w:style w:type="character" w:customStyle="1" w:styleId="PreprocessorTok">
     <w:name w:val="PreprocessorTok"/>
     <w:basedOn w:val="VerbatimChar"/>
     <w:rPr>
       <w:rFonts w:ascii="Consolas" w:hAnsi="Consolas"/>
       <w:color w:val="AD0000"/>
       <w:sz w:val="22"/>
-      <w:shd w:color="auto" w:fill="F1F3F5" w:val="clear"/>
-    </w:rPr>
-  </w:style>
-  <w:style w:customStyle="1" w:styleId="AttributeTok" w:type="character">
+      <w:shd w:val="clear" w:color="auto" w:fill="F1F3F5"/>
+    </w:rPr>
+  </w:style>
+  <w:style w:type="character" w:customStyle="1" w:styleId="AttributeTok">
     <w:name w:val="AttributeTok"/>
     <w:basedOn w:val="VerbatimChar"/>
     <w:rPr>
       <w:rFonts w:ascii="Consolas" w:hAnsi="Consolas"/>
       <w:color w:val="657422"/>
       <w:sz w:val="22"/>
-      <w:shd w:color="auto" w:fill="F1F3F5" w:val="clear"/>
-    </w:rPr>
-  </w:style>
-  <w:style w:customStyle="1" w:styleId="RegionMarkerTok" w:type="character">
+      <w:shd w:val="clear" w:color="auto" w:fill="F1F3F5"/>
+    </w:rPr>
+  </w:style>
+  <w:style w:type="character" w:customStyle="1" w:styleId="RegionMarkerTok">
     <w:name w:val="RegionMarkerTok"/>
     <w:basedOn w:val="VerbatimChar"/>
     <w:rPr>
       <w:rFonts w:ascii="Consolas" w:hAnsi="Consolas"/>
       <w:color w:val="003B4F"/>
       <w:sz w:val="22"/>
-      <w:shd w:color="auto" w:fill="F1F3F5" w:val="clear"/>
-    </w:rPr>
-  </w:style>
-  <w:style w:customStyle="1" w:styleId="InformationTok" w:type="character">
+      <w:shd w:val="clear" w:color="auto" w:fill="F1F3F5"/>
+    </w:rPr>
+  </w:style>
+  <w:style w:type="character" w:customStyle="1" w:styleId="InformationTok">
     <w:name w:val="InformationTok"/>
     <w:basedOn w:val="VerbatimChar"/>
     <w:rPr>
       <w:rFonts w:ascii="Consolas" w:hAnsi="Consolas"/>
       <w:color w:val="5E5E5E"/>
       <w:sz w:val="22"/>
-      <w:shd w:color="auto" w:fill="F1F3F5" w:val="clear"/>
-    </w:rPr>
-  </w:style>
-  <w:style w:customStyle="1" w:styleId="WarningTok" w:type="character">
+      <w:shd w:val="clear" w:color="auto" w:fill="F1F3F5"/>
+    </w:rPr>
+  </w:style>
+  <w:style w:type="character" w:customStyle="1" w:styleId="WarningTok">
     <w:name w:val="WarningTok"/>
     <w:basedOn w:val="VerbatimChar"/>
     <w:rPr>
@@ -3615,40 +4606,40 @@
       <w:i/>
       <w:color w:val="5E5E5E"/>
       <w:sz w:val="22"/>
-      <w:shd w:color="auto" w:fill="F1F3F5" w:val="clear"/>
-    </w:rPr>
-  </w:style>
-  <w:style w:customStyle="1" w:styleId="AlertTok" w:type="character">
+      <w:shd w:val="clear" w:color="auto" w:fill="F1F3F5"/>
+    </w:rPr>
+  </w:style>
+  <w:style w:type="character" w:customStyle="1" w:styleId="AlertTok">
     <w:name w:val="AlertTok"/>
     <w:basedOn w:val="VerbatimChar"/>
     <w:rPr>
       <w:rFonts w:ascii="Consolas" w:hAnsi="Consolas"/>
       <w:color w:val="AD0000"/>
       <w:sz w:val="22"/>
-      <w:shd w:color="auto" w:fill="F1F3F5" w:val="clear"/>
-    </w:rPr>
-  </w:style>
-  <w:style w:customStyle="1" w:styleId="ErrorTok" w:type="character">
+      <w:shd w:val="clear" w:color="auto" w:fill="F1F3F5"/>
+    </w:rPr>
+  </w:style>
+  <w:style w:type="character" w:customStyle="1" w:styleId="ErrorTok">
     <w:name w:val="ErrorTok"/>
     <w:basedOn w:val="VerbatimChar"/>
     <w:rPr>
       <w:rFonts w:ascii="Consolas" w:hAnsi="Consolas"/>
       <w:color w:val="AD0000"/>
       <w:sz w:val="22"/>
-      <w:shd w:color="auto" w:fill="F1F3F5" w:val="clear"/>
-    </w:rPr>
-  </w:style>
-  <w:style w:customStyle="1" w:styleId="NormalTok" w:type="character">
+      <w:shd w:val="clear" w:color="auto" w:fill="F1F3F5"/>
+    </w:rPr>
+  </w:style>
+  <w:style w:type="character" w:customStyle="1" w:styleId="NormalTok">
     <w:name w:val="NormalTok"/>
     <w:basedOn w:val="VerbatimChar"/>
     <w:rPr>
       <w:rFonts w:ascii="Consolas" w:hAnsi="Consolas"/>
       <w:color w:val="003B4F"/>
       <w:sz w:val="22"/>
-      <w:shd w:color="auto" w:fill="F1F3F5" w:val="clear"/>
-    </w:rPr>
-  </w:style>
-  <w:style w:styleId="TOC1" w:type="paragraph">
+      <w:shd w:val="clear" w:color="auto" w:fill="F1F3F5"/>
+    </w:rPr>
+  </w:style>
+  <w:style w:type="paragraph" w:styleId="TOC1">
     <w:name w:val="toc 1"/>
     <w:basedOn w:val="Normal"/>
     <w:next w:val="Normal"/>
@@ -3659,7 +4650,7 @@
       <w:spacing w:after="100"/>
     </w:pPr>
   </w:style>
-  <w:style w:styleId="TOC2" w:type="paragraph">
+  <w:style w:type="paragraph" w:styleId="TOC2">
     <w:name w:val="toc 2"/>
     <w:basedOn w:val="Normal"/>
     <w:next w:val="Normal"/>
@@ -3671,7 +4662,7 @@
       <w:ind w:left="240"/>
     </w:pPr>
   </w:style>
-  <w:style w:styleId="TOC3" w:type="paragraph">
+  <w:style w:type="paragraph" w:styleId="TOC3">
     <w:name w:val="toc 3"/>
     <w:basedOn w:val="Normal"/>
     <w:next w:val="Normal"/>

--- a/excel/excel-one-variable-numerical.docx
+++ b/excel/excel-one-variable-numerical.docx
@@ -136,7 +136,7 @@
         <w:pStyle w:val="BodyText"/>
       </w:pPr>
       <w:r>
-        <w:t xml:space="preserve">The first 6 rows of the iris data set is shown in</w:t>
+        <w:t xml:space="preserve">The first 6 rows of the iris data set are shown in</w:t>
       </w:r>
       <w:r>
         <w:t xml:space="preserve"> </w:t>
@@ -1563,7 +1563,7 @@
             <w:r>
               <w:drawing>
                 <wp:inline>
-                  <wp:extent cx="4620126" cy="5544151"/>
+                  <wp:extent cx="4620126" cy="2772075"/>
                   <wp:effectExtent b="0" l="0" r="0" t="0"/>
                   <wp:docPr descr="" title="" id="29" name="Picture"/>
                   <a:graphic>
@@ -1584,7 +1584,7 @@
                         <pic:spPr bwMode="auto">
                           <a:xfrm>
                             <a:off x="0" y="0"/>
-                            <a:ext cx="4620126" cy="5544151"/>
+                            <a:ext cx="4620126" cy="2772075"/>
                           </a:xfrm>
                           <a:prstGeom prst="rect">
                             <a:avLst/>
@@ -1843,19 +1843,14 @@
     <w:tbl>
       <w:tblPr>
         <w:tblStyle w:val="Table"/>
-        <w:tblW w:type="pct" w:w="5000"/>
-        <w:tblLayout w:type="fixed"/>
+        <w:tblW w:type="auto" w:w="0"/>
         <w:tblLook w:firstRow="1" w:lastRow="0" w:firstColumn="0" w:lastColumn="0" w:noHBand="0" w:noVBand="0" w:val="0020"/>
       </w:tblPr>
       <w:tblGrid>
-        <w:gridCol w:w="810"/>
-        <w:gridCol w:w="900"/>
-        <w:gridCol w:w="900"/>
-        <w:gridCol w:w="900"/>
-        <w:gridCol w:w="810"/>
-        <w:gridCol w:w="900"/>
-        <w:gridCol w:w="1620"/>
-        <w:gridCol w:w="1080"/>
+        <w:gridCol w:w="1980"/>
+        <w:gridCol w:w="1980"/>
+        <w:gridCol w:w="1980"/>
+        <w:gridCol w:w="1980"/>
       </w:tblGrid>
       <w:tr>
         <w:trPr>
@@ -1882,54 +1877,6 @@
             </w:pPr>
             <w:r>
               <w:t xml:space="preserve">statistic</w:t>
-            </w:r>
-          </w:p>
-        </w:tc>
-        <w:tc>
-          <w:tcPr/>
-          <w:p>
-            <w:pPr>
-              <w:pStyle w:val="Compact"/>
-              <w:jc w:val="right"/>
-            </w:pPr>
-            <w:r>
-              <w:t xml:space="preserve">p.value</w:t>
-            </w:r>
-          </w:p>
-        </w:tc>
-        <w:tc>
-          <w:tcPr/>
-          <w:p>
-            <w:pPr>
-              <w:pStyle w:val="Compact"/>
-              <w:jc w:val="right"/>
-            </w:pPr>
-            <w:r>
-              <w:t xml:space="preserve">parameter</w:t>
-            </w:r>
-          </w:p>
-        </w:tc>
-        <w:tc>
-          <w:tcPr/>
-          <w:p>
-            <w:pPr>
-              <w:pStyle w:val="Compact"/>
-              <w:jc w:val="right"/>
-            </w:pPr>
-            <w:r>
-              <w:t xml:space="preserve">conf.low</w:t>
-            </w:r>
-          </w:p>
-        </w:tc>
-        <w:tc>
-          <w:tcPr/>
-          <w:p>
-            <w:pPr>
-              <w:pStyle w:val="Compact"/>
-              <w:jc w:val="right"/>
-            </w:pPr>
-            <w:r>
-              <w:t xml:space="preserve">conf.high</w:t>
             </w:r>
           </w:p>
         </w:tc>
@@ -1988,54 +1935,6 @@
           <w:p>
             <w:pPr>
               <w:pStyle w:val="Compact"/>
-              <w:jc w:val="right"/>
-            </w:pPr>
-            <w:r>
-              <w:t xml:space="preserve">0.0178331</w:t>
-            </w:r>
-          </w:p>
-        </w:tc>
-        <w:tc>
-          <w:tcPr/>
-          <w:p>
-            <w:pPr>
-              <w:pStyle w:val="Compact"/>
-              <w:jc w:val="right"/>
-            </w:pPr>
-            <w:r>
-              <w:t xml:space="preserve">149</w:t>
-            </w:r>
-          </w:p>
-        </w:tc>
-        <w:tc>
-          <w:tcPr/>
-          <w:p>
-            <w:pPr>
-              <w:pStyle w:val="Compact"/>
-              <w:jc w:val="right"/>
-            </w:pPr>
-            <w:r>
-              <w:t xml:space="preserve">5.731427</w:t>
-            </w:r>
-          </w:p>
-        </w:tc>
-        <w:tc>
-          <w:tcPr/>
-          <w:p>
-            <w:pPr>
-              <w:pStyle w:val="Compact"/>
-              <w:jc w:val="right"/>
-            </w:pPr>
-            <w:r>
-              <w:t xml:space="preserve">Inf</w:t>
-            </w:r>
-          </w:p>
-        </w:tc>
-        <w:tc>
-          <w:tcPr/>
-          <w:p>
-            <w:pPr>
-              <w:pStyle w:val="Compact"/>
               <w:jc w:val="left"/>
             </w:pPr>
             <w:r>
@@ -2090,7 +1989,11 @@
     </w:p>
     <w:bookmarkEnd w:id="35"/>
     <w:bookmarkEnd w:id="36"/>
-    <w:sectPr/>
+    <w:sectPr>
+      <w:pgSz w:h="15840" w:w="12240"/>
+      <w:pgMar w:bottom="1440" w:footer="720" w:gutter="0" w:header="720" w:left="1440" w:right="1440" w:top="1440"/>
+      <w:cols w:space="720"/>
+    </w:sectPr>
   </w:body>
 </w:document>
 </file>
@@ -2119,7 +2022,188 @@
 </file>
 
 <file path=word/numbering.xml><?xml version="1.0" encoding="utf-8"?>
-<w:numbering xmlns:w="http://schemas.openxmlformats.org/wordprocessingml/2006/main">
+<w:numbering xmlns:aink="http://schemas.microsoft.com/office/drawing/2016/ink" xmlns:am3d="http://schemas.microsoft.com/office/drawing/2017/model3d" xmlns:cx="http://schemas.microsoft.com/office/drawing/2014/chartex" xmlns:cx1="http://schemas.microsoft.com/office/drawing/2015/9/8/chartex" xmlns:cx2="http://schemas.microsoft.com/office/drawing/2015/10/21/chartex" xmlns:cx3="http://schemas.microsoft.com/office/drawing/2016/5/9/chartex" xmlns:cx4="http://schemas.microsoft.com/office/drawing/2016/5/10/chartex" xmlns:cx5="http://schemas.microsoft.com/office/drawing/2016/5/11/chartex" xmlns:cx6="http://schemas.microsoft.com/office/drawing/2016/5/12/chartex" xmlns:cx7="http://schemas.microsoft.com/office/drawing/2016/5/13/chartex" xmlns:cx8="http://schemas.microsoft.com/office/drawing/2016/5/14/chartex" xmlns:m="http://schemas.openxmlformats.org/officeDocument/2006/math" xmlns:mc="http://schemas.openxmlformats.org/markup-compatibility/2006" xmlns:o="urn:schemas-microsoft-com:office:office" xmlns:oel="http://schemas.microsoft.com/office/2019/extlst" xmlns:r="http://schemas.openxmlformats.org/officeDocument/2006/relationships" xmlns:v="urn:schemas-microsoft-com:vml" xmlns:w="http://schemas.openxmlformats.org/wordprocessingml/2006/main" xmlns:w10="urn:schemas-microsoft-com:office:word" xmlns:w14="http://schemas.microsoft.com/office/word/2010/wordml" xmlns:w15="http://schemas.microsoft.com/office/word/2012/wordml" xmlns:w16="http://schemas.microsoft.com/office/word/2018/wordml" xmlns:w16cex="http://schemas.microsoft.com/office/word/2018/wordml/cex" xmlns:w16cid="http://schemas.microsoft.com/office/word/2016/wordml/cid" xmlns:w16du="http://schemas.microsoft.com/office/word/2023/wordml/word16du" xmlns:w16sdtdh="http://schemas.microsoft.com/office/word/2020/wordml/sdtdatahash" xmlns:w16se="http://schemas.microsoft.com/office/word/2015/wordml/symex" xmlns:wne="http://schemas.microsoft.com/office/word/2006/wordml" xmlns:wp="http://schemas.openxmlformats.org/drawingml/2006/wordprocessingDrawing" xmlns:wp14="http://schemas.microsoft.com/office/word/2010/wordprocessingDrawing" xmlns:wpc="http://schemas.microsoft.com/office/word/2010/wordprocessingCanvas" xmlns:wpg="http://schemas.microsoft.com/office/word/2010/wordprocessingGroup" xmlns:wpi="http://schemas.microsoft.com/office/word/2010/wordprocessingInk" xmlns:wps="http://schemas.microsoft.com/office/word/2010/wordprocessingShape" mc:Ignorable="w14 w15 w16se w16cid w16 w16cex w16sdtdh w16du wp14">
+  <w:abstractNum w15:restartNumberingAfterBreak="0" w:abstractNumId="0">
+    <w:nsid w:val="0000A990"/>
+    <w:multiLevelType w:val="multilevel"/>
+    <w:tmpl w:val="499EBE52"/>
+    <w:lvl w:ilvl="0">
+      <w:numFmt w:val="bullet"/>
+      <w:lvlText w:val=" "/>
+      <w:lvlJc w:val="left"/>
+      <w:pPr>
+        <w:ind w:hanging="360" w:left="720"/>
+      </w:pPr>
+    </w:lvl>
+    <w:lvl w:ilvl="1">
+      <w:numFmt w:val="bullet"/>
+      <w:lvlText w:val=" "/>
+      <w:lvlJc w:val="left"/>
+      <w:pPr>
+        <w:ind w:hanging="360" w:left="1440"/>
+      </w:pPr>
+    </w:lvl>
+    <w:lvl w:ilvl="2">
+      <w:numFmt w:val="bullet"/>
+      <w:lvlText w:val=" "/>
+      <w:lvlJc w:val="left"/>
+      <w:pPr>
+        <w:ind w:hanging="360" w:left="2160"/>
+      </w:pPr>
+    </w:lvl>
+    <w:lvl w:ilvl="3">
+      <w:numFmt w:val="bullet"/>
+      <w:lvlText w:val=" "/>
+      <w:lvlJc w:val="left"/>
+      <w:pPr>
+        <w:ind w:hanging="360" w:left="2880"/>
+      </w:pPr>
+    </w:lvl>
+    <w:lvl w:ilvl="4">
+      <w:numFmt w:val="bullet"/>
+      <w:lvlText w:val=" "/>
+      <w:lvlJc w:val="left"/>
+      <w:pPr>
+        <w:ind w:hanging="360" w:left="3600"/>
+      </w:pPr>
+    </w:lvl>
+    <w:lvl w:ilvl="5">
+      <w:numFmt w:val="bullet"/>
+      <w:lvlText w:val=" "/>
+      <w:lvlJc w:val="left"/>
+      <w:pPr>
+        <w:ind w:hanging="360" w:left="4320"/>
+      </w:pPr>
+    </w:lvl>
+    <w:lvl w:ilvl="6">
+      <w:numFmt w:val="bullet"/>
+      <w:lvlText w:val=" "/>
+      <w:lvlJc w:val="left"/>
+      <w:pPr>
+        <w:ind w:hanging="360" w:left="5040"/>
+      </w:pPr>
+    </w:lvl>
+    <w:lvl w:ilvl="7">
+      <w:numFmt w:val="bullet"/>
+      <w:lvlText w:val=" "/>
+      <w:lvlJc w:val="left"/>
+      <w:pPr>
+        <w:ind w:hanging="360" w:left="5760"/>
+      </w:pPr>
+    </w:lvl>
+    <w:lvl w:ilvl="8">
+      <w:numFmt w:val="bullet"/>
+      <w:lvlText w:val=" "/>
+      <w:lvlJc w:val="left"/>
+      <w:pPr>
+        <w:ind w:hanging="360" w:left="6480"/>
+      </w:pPr>
+    </w:lvl>
+  </w:abstractNum>
+  <w:abstractNum w15:restartNumberingAfterBreak="0" w:abstractNumId="1">
+    <w:nsid w:val="0000A991"/>
+    <w:multiLevelType w:val="multilevel"/>
+    <w:tmpl w:val="43E2B224"/>
+    <w:lvl w:ilvl="0">
+      <w:numFmt w:val="bullet"/>
+      <w:lvlText w:val=""/>
+      <w:lvlJc w:val="left"/>
+      <w:pPr>
+        <w:ind w:hanging="360" w:left="720"/>
+      </w:pPr>
+      <w:rPr>
+        <w:rFonts w:ascii="Symbol" w:cs="Symbol" w:hAnsi="Symbol" w:hint="default"/>
+      </w:rPr>
+    </w:lvl>
+    <w:lvl w:ilvl="1">
+      <w:numFmt w:val="bullet"/>
+      <w:lvlText w:val="o"/>
+      <w:lvlJc w:val="left"/>
+      <w:pPr>
+        <w:ind w:hanging="360" w:left="1440"/>
+      </w:pPr>
+      <w:rPr>
+        <w:rFonts w:ascii="Courier New" w:cs="Courier New" w:hAnsi="Courier New" w:hint="default"/>
+      </w:rPr>
+    </w:lvl>
+    <w:lvl w:ilvl="2">
+      <w:numFmt w:val="bullet"/>
+      <w:lvlText w:val=""/>
+      <w:lvlJc w:val="left"/>
+      <w:pPr>
+        <w:ind w:hanging="360" w:left="2160"/>
+      </w:pPr>
+      <w:rPr>
+        <w:rFonts w:ascii="Wingdings" w:cs="Wingdings" w:hAnsi="Wingdings" w:hint="default"/>
+      </w:rPr>
+    </w:lvl>
+    <w:lvl w:ilvl="3">
+      <w:numFmt w:val="bullet"/>
+      <w:lvlText w:val=""/>
+      <w:lvlJc w:val="left"/>
+      <w:pPr>
+        <w:ind w:hanging="360" w:left="2880"/>
+      </w:pPr>
+      <w:rPr>
+        <w:rFonts w:ascii="Symbol" w:cs="Symbol" w:hAnsi="Symbol" w:hint="default"/>
+      </w:rPr>
+    </w:lvl>
+    <w:lvl w:ilvl="4">
+      <w:numFmt w:val="bullet"/>
+      <w:lvlText w:val="o"/>
+      <w:lvlJc w:val="left"/>
+      <w:pPr>
+        <w:ind w:hanging="360" w:left="3600"/>
+      </w:pPr>
+      <w:rPr>
+        <w:rFonts w:ascii="Courier New" w:cs="Courier New" w:hAnsi="Courier New" w:hint="default"/>
+      </w:rPr>
+    </w:lvl>
+    <w:lvl w:ilvl="5">
+      <w:numFmt w:val="bullet"/>
+      <w:lvlText w:val=""/>
+      <w:lvlJc w:val="left"/>
+      <w:pPr>
+        <w:ind w:hanging="360" w:left="4320"/>
+      </w:pPr>
+      <w:rPr>
+        <w:rFonts w:ascii="Wingdings" w:cs="Wingdings" w:hAnsi="Wingdings" w:hint="default"/>
+      </w:rPr>
+    </w:lvl>
+    <w:lvl w:ilvl="6">
+      <w:numFmt w:val="bullet"/>
+      <w:lvlText w:val=""/>
+      <w:lvlJc w:val="left"/>
+      <w:pPr>
+        <w:ind w:hanging="360" w:left="5040"/>
+      </w:pPr>
+      <w:rPr>
+        <w:rFonts w:ascii="Symbol" w:cs="Symbol" w:hAnsi="Symbol" w:hint="default"/>
+      </w:rPr>
+    </w:lvl>
+    <w:lvl w:ilvl="7">
+      <w:numFmt w:val="bullet"/>
+      <w:lvlText w:val="o"/>
+      <w:lvlJc w:val="left"/>
+      <w:pPr>
+        <w:ind w:hanging="360" w:left="5760"/>
+      </w:pPr>
+      <w:rPr>
+        <w:rFonts w:ascii="Courier New" w:cs="Courier New" w:hAnsi="Courier New" w:hint="default"/>
+      </w:rPr>
+    </w:lvl>
+    <w:lvl w:ilvl="8">
+      <w:numFmt w:val="bullet"/>
+      <w:lvlText w:val=""/>
+      <w:lvlJc w:val="left"/>
+      <w:pPr>
+        <w:ind w:hanging="360" w:left="6480"/>
+      </w:pPr>
+      <w:rPr>
+        <w:rFonts w:ascii="Wingdings" w:cs="Wingdings" w:hAnsi="Wingdings" w:hint="default"/>
+      </w:rPr>
+    </w:lvl>
+  </w:abstractNum>
   <w:abstractNum w:abstractNumId="990">
     <w:nsid w:val="0000A990"/>
     <w:multiLevelType w:val="multilevel"/>
@@ -2299,6 +2383,15 @@
       </w:rPr>
     </w:lvl>
   </w:abstractNum>
+  <w:num w16cid:durableId="1140608718" w:numId="1">
+    <w:abstractNumId w:val="0"/>
+  </w:num>
+  <w:num w16cid:durableId="1918515188" w:numId="2">
+    <w:abstractNumId w:val="1"/>
+  </w:num>
+  <w:num w16cid:durableId="1620574564" w:numId="3">
+    <w:abstractNumId w:val="1"/>
+  </w:num>
   <w:num w:numId="1000">
     <w:abstractNumId w:val="990"/>
   </w:num>
@@ -2312,7 +2405,7 @@
 </file>
 
 <file path=word/styles.xml><?xml version="1.0" encoding="utf-8"?>
-<w:styles xmlns:r="http://schemas.openxmlformats.org/officeDocument/2006/relationships" xmlns:w="http://schemas.openxmlformats.org/wordprocessingml/2006/main">
+<w:styles xmlns:mc="http://schemas.openxmlformats.org/markup-compatibility/2006" xmlns:r="http://schemas.openxmlformats.org/officeDocument/2006/relationships" xmlns:w="http://schemas.openxmlformats.org/wordprocessingml/2006/main" xmlns:w14="http://schemas.microsoft.com/office/word/2010/wordml" xmlns:w15="http://schemas.microsoft.com/office/word/2012/wordml" xmlns:w16="http://schemas.microsoft.com/office/word/2018/wordml" xmlns:w16cex="http://schemas.microsoft.com/office/word/2018/wordml/cex" xmlns:w16cid="http://schemas.microsoft.com/office/word/2016/wordml/cid" xmlns:w16du="http://schemas.microsoft.com/office/word/2023/wordml/word16du" xmlns:w16sdtdh="http://schemas.microsoft.com/office/word/2020/wordml/sdtdatahash" xmlns:w16se="http://schemas.microsoft.com/office/word/2015/wordml/symex" mc:Ignorable="w14 w15 w16se w16cid w16 w16cex w16sdtdh w16du">
   <w:docDefaults>
     <w:rPrDefault>
       <w:rPr>
@@ -2328,164 +2421,257 @@
       </w:pPr>
     </w:pPrDefault>
   </w:docDefaults>
-  <w:latentStyles w:count="276" w:defLockedState="0" w:defQFormat="0" w:defSemiHidden="0" w:defUIPriority="0" w:defUnhideWhenUsed="0"/>
+  <w:latentStyles w:count="376" w:defLockedState="0" w:defQFormat="0" w:defSemiHidden="0" w:defUIPriority="0" w:defUnhideWhenUsed="0">
+    <w:lsdException w:name="toc 1" w:uiPriority="39"/>
+    <w:lsdException w:name="toc 2" w:uiPriority="39"/>
+    <w:lsdException w:name="toc 3" w:uiPriority="39"/>
+    <w:lsdException w:name="Hyperlink" w:uiPriority="99"/>
+    <w:lsdException w:name="Normal Table" w:semiHidden="1" w:unhideWhenUsed="1"/>
+    <w:lsdException w:name="Table Simple 1" w:semiHidden="1" w:unhideWhenUsed="1"/>
+    <w:lsdException w:name="Table Simple 2" w:semiHidden="1" w:unhideWhenUsed="1"/>
+    <w:lsdException w:name="Table Simple 3" w:semiHidden="1" w:unhideWhenUsed="1"/>
+    <w:lsdException w:name="Table Classic 1" w:semiHidden="1" w:unhideWhenUsed="1"/>
+    <w:lsdException w:name="Table Classic 2" w:semiHidden="1" w:unhideWhenUsed="1"/>
+    <w:lsdException w:name="Table Classic 3" w:semiHidden="1" w:unhideWhenUsed="1"/>
+    <w:lsdException w:name="Table Classic 4" w:semiHidden="1" w:unhideWhenUsed="1"/>
+    <w:lsdException w:name="Table Colorful 1" w:semiHidden="1" w:unhideWhenUsed="1"/>
+    <w:lsdException w:name="Table Colorful 2" w:semiHidden="1" w:unhideWhenUsed="1"/>
+    <w:lsdException w:name="Table Colorful 3" w:semiHidden="1" w:unhideWhenUsed="1"/>
+    <w:lsdException w:name="Table Columns 1" w:semiHidden="1" w:unhideWhenUsed="1"/>
+    <w:lsdException w:name="Table Columns 2" w:semiHidden="1" w:unhideWhenUsed="1"/>
+    <w:lsdException w:name="Table Columns 3" w:semiHidden="1" w:unhideWhenUsed="1"/>
+    <w:lsdException w:name="Table Columns 4" w:semiHidden="1" w:unhideWhenUsed="1"/>
+    <w:lsdException w:name="Table Columns 5" w:semiHidden="1" w:unhideWhenUsed="1"/>
+    <w:lsdException w:name="Table Grid 1" w:semiHidden="1" w:unhideWhenUsed="1"/>
+    <w:lsdException w:name="Table Grid 2" w:semiHidden="1" w:unhideWhenUsed="1"/>
+    <w:lsdException w:name="Table Grid 3" w:semiHidden="1" w:unhideWhenUsed="1"/>
+    <w:lsdException w:name="Table Grid 4" w:semiHidden="1" w:unhideWhenUsed="1"/>
+    <w:lsdException w:name="Table Grid 5" w:semiHidden="1" w:unhideWhenUsed="1"/>
+    <w:lsdException w:name="Table Grid 6" w:semiHidden="1" w:unhideWhenUsed="1"/>
+    <w:lsdException w:name="Table Grid 7" w:semiHidden="1" w:unhideWhenUsed="1"/>
+    <w:lsdException w:name="Table Grid 8" w:semiHidden="1" w:unhideWhenUsed="1"/>
+    <w:lsdException w:name="Table List 1" w:semiHidden="1" w:unhideWhenUsed="1"/>
+    <w:lsdException w:name="Table List 2" w:semiHidden="1" w:unhideWhenUsed="1"/>
+    <w:lsdException w:name="Table List 3" w:semiHidden="1" w:unhideWhenUsed="1"/>
+    <w:lsdException w:name="Table List 4" w:semiHidden="1" w:unhideWhenUsed="1"/>
+    <w:lsdException w:name="Table List 5" w:semiHidden="1" w:unhideWhenUsed="1"/>
+    <w:lsdException w:name="Table List 6" w:semiHidden="1" w:unhideWhenUsed="1"/>
+    <w:lsdException w:name="Table List 7" w:semiHidden="1" w:unhideWhenUsed="1"/>
+    <w:lsdException w:name="Table List 8" w:semiHidden="1" w:unhideWhenUsed="1"/>
+    <w:lsdException w:name="Table 3D effects 1" w:semiHidden="1" w:unhideWhenUsed="1"/>
+    <w:lsdException w:name="Table 3D effects 2" w:semiHidden="1" w:unhideWhenUsed="1"/>
+    <w:lsdException w:name="Table 3D effects 3" w:semiHidden="1" w:unhideWhenUsed="1"/>
+    <w:lsdException w:name="Table Contemporary" w:semiHidden="1" w:unhideWhenUsed="1"/>
+    <w:lsdException w:name="Table Elegant" w:semiHidden="1" w:unhideWhenUsed="1"/>
+    <w:lsdException w:name="Table Professional" w:semiHidden="1" w:unhideWhenUsed="1"/>
+    <w:lsdException w:name="Table Subtle 1" w:semiHidden="1" w:unhideWhenUsed="1"/>
+    <w:lsdException w:name="Table Subtle 2" w:semiHidden="1" w:unhideWhenUsed="1"/>
+    <w:lsdException w:name="Table Web 1" w:semiHidden="1" w:unhideWhenUsed="1"/>
+    <w:lsdException w:name="Table Web 2" w:semiHidden="1" w:unhideWhenUsed="1"/>
+    <w:lsdException w:name="Table Web 3" w:semiHidden="1" w:unhideWhenUsed="1"/>
+    <w:lsdException w:name="Table Theme" w:semiHidden="1" w:unhideWhenUsed="1"/>
+    <w:lsdException w:name="Light Shading"/>
+    <w:lsdException w:name="Light List"/>
+    <w:lsdException w:name="Light Grid"/>
+    <w:lsdException w:name="Medium Shading 1"/>
+    <w:lsdException w:name="Medium Shading 2"/>
+    <w:lsdException w:name="Medium List 1"/>
+    <w:lsdException w:name="Medium List 2"/>
+    <w:lsdException w:name="Medium Grid 1"/>
+    <w:lsdException w:name="Medium Grid 2"/>
+    <w:lsdException w:name="Medium Grid 3"/>
+    <w:lsdException w:name="Dark List"/>
+    <w:lsdException w:name="Colorful Shading"/>
+    <w:lsdException w:name="Colorful List"/>
+    <w:lsdException w:name="Colorful Grid"/>
+    <w:lsdException w:name="Light Shading Accent 1"/>
+    <w:lsdException w:name="Light List Accent 1"/>
+    <w:lsdException w:name="Light Grid Accent 1"/>
+    <w:lsdException w:name="Medium Shading 1 Accent 1"/>
+    <w:lsdException w:name="Medium Shading 2 Accent 1"/>
+    <w:lsdException w:name="Medium List 1 Accent 1"/>
+    <w:lsdException w:name="Medium List 2 Accent 1"/>
+    <w:lsdException w:name="Medium Grid 1 Accent 1"/>
+    <w:lsdException w:name="Medium Grid 2 Accent 1"/>
+    <w:lsdException w:name="Medium Grid 3 Accent 1"/>
+    <w:lsdException w:name="Dark List Accent 1"/>
+    <w:lsdException w:name="Colorful Shading Accent 1"/>
+    <w:lsdException w:name="Colorful List Accent 1"/>
+    <w:lsdException w:name="Colorful Grid Accent 1"/>
+    <w:lsdException w:name="Light Shading Accent 2"/>
+    <w:lsdException w:name="Light List Accent 2"/>
+    <w:lsdException w:name="Light Grid Accent 2"/>
+    <w:lsdException w:name="Medium Shading 1 Accent 2"/>
+    <w:lsdException w:name="Medium Shading 2 Accent 2"/>
+    <w:lsdException w:name="Medium List 1 Accent 2"/>
+    <w:lsdException w:name="Medium List 2 Accent 2"/>
+    <w:lsdException w:name="Medium Grid 1 Accent 2"/>
+    <w:lsdException w:name="Medium Grid 2 Accent 2"/>
+    <w:lsdException w:name="Medium Grid 3 Accent 2"/>
+    <w:lsdException w:name="Dark List Accent 2"/>
+    <w:lsdException w:name="Colorful Shading Accent 2"/>
+    <w:lsdException w:name="Colorful List Accent 2"/>
+    <w:lsdException w:name="Colorful Grid Accent 2"/>
+    <w:lsdException w:name="Light Shading Accent 3"/>
+    <w:lsdException w:name="Light List Accent 3"/>
+    <w:lsdException w:name="Light Grid Accent 3"/>
+    <w:lsdException w:name="Medium Shading 1 Accent 3"/>
+    <w:lsdException w:name="Medium Shading 2 Accent 3"/>
+    <w:lsdException w:name="Medium List 1 Accent 3"/>
+    <w:lsdException w:name="Medium List 2 Accent 3"/>
+    <w:lsdException w:name="Medium Grid 1 Accent 3"/>
+    <w:lsdException w:name="Medium Grid 2 Accent 3"/>
+    <w:lsdException w:name="Medium Grid 3 Accent 3"/>
+    <w:lsdException w:name="Dark List Accent 3"/>
+    <w:lsdException w:name="Colorful Shading Accent 3"/>
+    <w:lsdException w:name="Colorful List Accent 3"/>
+    <w:lsdException w:name="Colorful Grid Accent 3"/>
+    <w:lsdException w:name="Light Shading Accent 4"/>
+    <w:lsdException w:name="Light List Accent 4"/>
+    <w:lsdException w:name="Light Grid Accent 4"/>
+    <w:lsdException w:name="Medium Shading 1 Accent 4"/>
+    <w:lsdException w:name="Medium Shading 2 Accent 4"/>
+    <w:lsdException w:name="Medium List 1 Accent 4"/>
+    <w:lsdException w:name="Medium List 2 Accent 4"/>
+    <w:lsdException w:name="Medium Grid 1 Accent 4"/>
+    <w:lsdException w:name="Medium Grid 2 Accent 4"/>
+    <w:lsdException w:name="Medium Grid 3 Accent 4"/>
+    <w:lsdException w:name="Dark List Accent 4"/>
+    <w:lsdException w:name="Colorful Shading Accent 4"/>
+    <w:lsdException w:name="Colorful List Accent 4"/>
+    <w:lsdException w:name="Colorful Grid Accent 4"/>
+    <w:lsdException w:name="Light Shading Accent 5"/>
+    <w:lsdException w:name="Light List Accent 5"/>
+    <w:lsdException w:name="Light Grid Accent 5"/>
+    <w:lsdException w:name="Medium Shading 1 Accent 5"/>
+    <w:lsdException w:name="Medium Shading 2 Accent 5"/>
+    <w:lsdException w:name="Medium List 1 Accent 5"/>
+    <w:lsdException w:name="Medium List 2 Accent 5"/>
+    <w:lsdException w:name="Medium Grid 1 Accent 5"/>
+    <w:lsdException w:name="Medium Grid 2 Accent 5"/>
+    <w:lsdException w:name="Medium Grid 3 Accent 5"/>
+    <w:lsdException w:name="Dark List Accent 5"/>
+    <w:lsdException w:name="Colorful Shading Accent 5"/>
+    <w:lsdException w:name="Colorful List Accent 5"/>
+    <w:lsdException w:name="Colorful Grid Accent 5"/>
+    <w:lsdException w:name="Light Shading Accent 6"/>
+    <w:lsdException w:name="Light List Accent 6"/>
+    <w:lsdException w:name="Light Grid Accent 6"/>
+    <w:lsdException w:name="Medium Shading 1 Accent 6"/>
+    <w:lsdException w:name="Medium Shading 2 Accent 6"/>
+    <w:lsdException w:name="Medium List 1 Accent 6"/>
+    <w:lsdException w:name="Medium List 2 Accent 6"/>
+    <w:lsdException w:name="Medium Grid 1 Accent 6"/>
+    <w:lsdException w:name="Medium Grid 2 Accent 6"/>
+    <w:lsdException w:name="Medium Grid 3 Accent 6"/>
+    <w:lsdException w:name="Dark List Accent 6"/>
+    <w:lsdException w:name="Colorful Shading Accent 6"/>
+    <w:lsdException w:name="Colorful List Accent 6"/>
+    <w:lsdException w:name="Colorful Grid Accent 6"/>
+    <w:lsdException w:name="Grid Table 4" w:uiPriority="49"/>
+    <w:lsdException w:name="Grid Table 5 Dark" w:uiPriority="50"/>
+    <w:lsdException w:name="Grid Table 6 Colorful" w:uiPriority="51"/>
+    <w:lsdException w:name="Grid Table 7 Colorful" w:uiPriority="52"/>
+    <w:lsdException w:name="Grid Table 1 Light Accent 1" w:uiPriority="46"/>
+    <w:lsdException w:name="Grid Table 2 Accent 1" w:uiPriority="47"/>
+    <w:lsdException w:name="Grid Table 3 Accent 1" w:uiPriority="48"/>
+    <w:lsdException w:name="Grid Table 4 Accent 1" w:uiPriority="49"/>
+    <w:lsdException w:name="Grid Table 5 Dark Accent 1" w:uiPriority="50"/>
+    <w:lsdException w:name="Grid Table 6 Colorful Accent 1" w:uiPriority="51"/>
+    <w:lsdException w:name="Grid Table 7 Colorful Accent 1" w:uiPriority="52"/>
+    <w:lsdException w:name="Grid Table 1 Light Accent 2" w:uiPriority="46"/>
+    <w:lsdException w:name="Grid Table 2 Accent 2" w:uiPriority="47"/>
+    <w:lsdException w:name="Grid Table 3 Accent 2" w:uiPriority="48"/>
+    <w:lsdException w:name="Grid Table 4 Accent 2" w:uiPriority="49"/>
+    <w:lsdException w:name="Grid Table 5 Dark Accent 2" w:uiPriority="50"/>
+    <w:lsdException w:name="Grid Table 6 Colorful Accent 2" w:uiPriority="51"/>
+    <w:lsdException w:name="Grid Table 7 Colorful Accent 2" w:uiPriority="52"/>
+    <w:lsdException w:name="Grid Table 1 Light Accent 3" w:uiPriority="46"/>
+    <w:lsdException w:name="Grid Table 2 Accent 3" w:uiPriority="47"/>
+    <w:lsdException w:name="Grid Table 3 Accent 3" w:uiPriority="48"/>
+    <w:lsdException w:name="Grid Table 4 Accent 3" w:uiPriority="49"/>
+    <w:lsdException w:name="Grid Table 5 Dark Accent 3" w:uiPriority="50"/>
+    <w:lsdException w:name="Grid Table 6 Colorful Accent 3" w:uiPriority="51"/>
+    <w:lsdException w:name="Grid Table 7 Colorful Accent 3" w:uiPriority="52"/>
+    <w:lsdException w:name="Grid Table 1 Light Accent 4" w:uiPriority="46"/>
+    <w:lsdException w:name="Grid Table 2 Accent 4" w:uiPriority="47"/>
+    <w:lsdException w:name="Grid Table 3 Accent 4" w:uiPriority="48"/>
+    <w:lsdException w:name="Grid Table 4 Accent 4" w:uiPriority="49"/>
+    <w:lsdException w:name="Grid Table 5 Dark Accent 4" w:uiPriority="50"/>
+    <w:lsdException w:name="Grid Table 6 Colorful Accent 4" w:uiPriority="51"/>
+    <w:lsdException w:name="Grid Table 7 Colorful Accent 4" w:uiPriority="52"/>
+    <w:lsdException w:name="Grid Table 1 Light Accent 5" w:uiPriority="46"/>
+    <w:lsdException w:name="Grid Table 2 Accent 5" w:uiPriority="47"/>
+    <w:lsdException w:name="Grid Table 3 Accent 5" w:uiPriority="48"/>
+    <w:lsdException w:name="Grid Table 4 Accent 5" w:uiPriority="49"/>
+    <w:lsdException w:name="Grid Table 5 Dark Accent 5" w:uiPriority="50"/>
+    <w:lsdException w:name="Grid Table 6 Colorful Accent 5" w:uiPriority="51"/>
+    <w:lsdException w:name="Grid Table 7 Colorful Accent 5" w:uiPriority="52"/>
+    <w:lsdException w:name="Grid Table 1 Light Accent 6" w:uiPriority="46"/>
+    <w:lsdException w:name="Grid Table 2 Accent 6" w:uiPriority="47"/>
+    <w:lsdException w:name="Grid Table 3 Accent 6" w:uiPriority="48"/>
+    <w:lsdException w:name="Grid Table 4 Accent 6" w:uiPriority="49"/>
+    <w:lsdException w:name="Grid Table 5 Dark Accent 6" w:uiPriority="50"/>
+    <w:lsdException w:name="Grid Table 6 Colorful Accent 6" w:uiPriority="51"/>
+    <w:lsdException w:name="Grid Table 7 Colorful Accent 6" w:uiPriority="52"/>
+    <w:lsdException w:name="List Table 1 Light" w:uiPriority="46"/>
+    <w:lsdException w:name="List Table 2" w:uiPriority="47"/>
+    <w:lsdException w:name="List Table 3" w:uiPriority="48"/>
+    <w:lsdException w:name="List Table 4" w:uiPriority="49"/>
+    <w:lsdException w:name="List Table 5 Dark" w:uiPriority="50"/>
+    <w:lsdException w:name="List Table 6 Colorful" w:uiPriority="51"/>
+    <w:lsdException w:name="List Table 7 Colorful" w:uiPriority="52"/>
+    <w:lsdException w:name="List Table 1 Light Accent 1" w:uiPriority="46"/>
+    <w:lsdException w:name="List Table 2 Accent 1" w:uiPriority="47"/>
+    <w:lsdException w:name="List Table 3 Accent 1" w:uiPriority="48"/>
+    <w:lsdException w:name="List Table 4 Accent 1" w:uiPriority="49"/>
+    <w:lsdException w:name="List Table 5 Dark Accent 1" w:uiPriority="50"/>
+    <w:lsdException w:name="List Table 6 Colorful Accent 1" w:uiPriority="51"/>
+    <w:lsdException w:name="List Table 7 Colorful Accent 1" w:uiPriority="52"/>
+    <w:lsdException w:name="List Table 1 Light Accent 2" w:uiPriority="46"/>
+    <w:lsdException w:name="List Table 2 Accent 2" w:uiPriority="47"/>
+    <w:lsdException w:name="List Table 3 Accent 2" w:uiPriority="48"/>
+    <w:lsdException w:name="List Table 4 Accent 2" w:uiPriority="49"/>
+    <w:lsdException w:name="List Table 5 Dark Accent 2" w:uiPriority="50"/>
+    <w:lsdException w:name="List Table 6 Colorful Accent 2" w:uiPriority="51"/>
+    <w:lsdException w:name="List Table 7 Colorful Accent 2" w:uiPriority="52"/>
+    <w:lsdException w:name="List Table 1 Light Accent 3" w:uiPriority="46"/>
+    <w:lsdException w:name="List Table 2 Accent 3" w:uiPriority="47"/>
+    <w:lsdException w:name="List Table 3 Accent 3" w:uiPriority="48"/>
+    <w:lsdException w:name="List Table 4 Accent 3" w:uiPriority="49"/>
+    <w:lsdException w:name="List Table 5 Dark Accent 3" w:uiPriority="50"/>
+    <w:lsdException w:name="List Table 6 Colorful Accent 3" w:uiPriority="51"/>
+    <w:lsdException w:name="List Table 7 Colorful Accent 3" w:uiPriority="52"/>
+    <w:lsdException w:name="List Table 1 Light Accent 4" w:uiPriority="46"/>
+    <w:lsdException w:name="List Table 2 Accent 4" w:uiPriority="47"/>
+    <w:lsdException w:name="List Table 3 Accent 4" w:uiPriority="48"/>
+    <w:lsdException w:name="List Table 4 Accent 4" w:uiPriority="49"/>
+    <w:lsdException w:name="List Table 5 Dark Accent 4" w:uiPriority="50"/>
+    <w:lsdException w:name="List Table 6 Colorful Accent 4" w:uiPriority="51"/>
+    <w:lsdException w:name="List Table 7 Colorful Accent 4" w:uiPriority="52"/>
+    <w:lsdException w:name="List Table 1 Light Accent 5" w:uiPriority="46"/>
+    <w:lsdException w:name="List Table 2 Accent 5" w:uiPriority="47"/>
+    <w:lsdException w:name="List Table 3 Accent 5" w:uiPriority="48"/>
+    <w:lsdException w:name="List Table 4 Accent 5" w:uiPriority="49"/>
+    <w:lsdException w:name="List Table 5 Dark Accent 5" w:uiPriority="50"/>
+    <w:lsdException w:name="List Table 6 Colorful Accent 5" w:uiPriority="51"/>
+    <w:lsdException w:name="List Table 7 Colorful Accent 5" w:uiPriority="52"/>
+    <w:lsdException w:name="List Table 1 Light Accent 6" w:uiPriority="46"/>
+    <w:lsdException w:name="List Table 2 Accent 6" w:uiPriority="47"/>
+    <w:lsdException w:name="List Table 3 Accent 6" w:uiPriority="48"/>
+    <w:lsdException w:name="List Table 4 Accent 6" w:uiPriority="49"/>
+    <w:lsdException w:name="List Table 5 Dark Accent 6" w:uiPriority="50"/>
+    <w:lsdException w:name="List Table 6 Colorful Accent 6" w:uiPriority="51"/>
+    <w:lsdException w:name="List Table 7 Colorful Accent 6" w:uiPriority="52"/>
+    <w:lsdException w:name="Mention" w:semiHidden="1" w:uiPriority="99" w:unhideWhenUsed="1"/>
+    <w:lsdException w:name="Smart Hyperlink" w:semiHidden="1" w:uiPriority="99" w:unhideWhenUsed="1"/>
+    <w:lsdException w:name="Hashtag" w:semiHidden="1" w:uiPriority="99" w:unhideWhenUsed="1"/>
+    <w:lsdException w:name="Unresolved Mention" w:semiHidden="1" w:uiPriority="99" w:unhideWhenUsed="1"/>
+    <w:lsdException w:name="Smart Link" w:semiHidden="1" w:uiPriority="99" w:unhideWhenUsed="1"/>
+  </w:latentStyles>
   <w:style w:default="1" w:styleId="Normal" w:type="paragraph">
     <w:name w:val="Normal"/>
     <w:qFormat/>
-  </w:style>
-  <w:style w:styleId="BodyText" w:type="paragraph">
-    <w:name w:val="Body Text"/>
-    <w:basedOn w:val="Normal"/>
-    <w:link w:val="BodyTextChar"/>
-    <w:qFormat/>
-    <w:pPr>
-      <w:spacing w:after="180" w:before="180"/>
-    </w:pPr>
-  </w:style>
-  <w:style w:customStyle="1" w:styleId="FirstParagraph" w:type="paragraph">
-    <w:name w:val="First Paragraph"/>
-    <w:basedOn w:val="BodyText"/>
-    <w:next w:val="BodyText"/>
-    <w:qFormat/>
-  </w:style>
-  <w:style w:customStyle="1" w:styleId="Compact" w:type="paragraph">
-    <w:name w:val="Compact"/>
-    <w:basedOn w:val="BodyText"/>
-    <w:qFormat/>
-    <w:pPr>
-      <w:spacing w:after="36" w:before="36"/>
-    </w:pPr>
-  </w:style>
-  <w:style w:styleId="Title" w:type="paragraph">
-    <w:name w:val="Title"/>
-    <w:basedOn w:val="Normal"/>
-    <w:next w:val="BodyText"/>
-    <w:link w:val="TitleChar"/>
-    <w:uiPriority w:val="10"/>
-    <w:qFormat/>
-    <w:rsid w:val="00A10FD9"/>
-    <w:pPr>
-      <w:spacing w:after="80" w:line="240" w:lineRule="auto"/>
-      <w:contextualSpacing/>
-      <w:jc w:val="center"/>
-    </w:pPr>
-    <w:rPr>
-      <w:rFonts w:asciiTheme="majorHAnsi" w:cstheme="majorBidi" w:eastAsiaTheme="majorEastAsia" w:hAnsiTheme="majorHAnsi"/>
-      <w:spacing w:val="-10"/>
-      <w:kern w:val="28"/>
-      <w:sz w:val="56"/>
-      <w:szCs w:val="56"/>
-    </w:rPr>
-  </w:style>
-  <w:style w:customStyle="1" w:styleId="TitleChar" w:type="character">
-    <w:name w:val="Title Char"/>
-    <w:basedOn w:val="DefaultParagraphFont"/>
-    <w:link w:val="Title"/>
-    <w:uiPriority w:val="10"/>
-    <w:rsid w:val="00A10FD9"/>
-    <w:rPr>
-      <w:rFonts w:asciiTheme="majorHAnsi" w:cstheme="majorBidi" w:eastAsiaTheme="majorEastAsia" w:hAnsiTheme="majorHAnsi"/>
-      <w:spacing w:val="-10"/>
-      <w:kern w:val="28"/>
-      <w:sz w:val="56"/>
-      <w:szCs w:val="56"/>
-    </w:rPr>
-  </w:style>
-  <w:style w:styleId="Subtitle" w:type="paragraph">
-    <w:name w:val="Subtitle"/>
-    <w:basedOn w:val="Normal"/>
-    <w:next w:val="BodyText"/>
-    <w:link w:val="SubtitleChar"/>
-    <w:uiPriority w:val="11"/>
-    <w:qFormat/>
-    <w:rsid w:val="00A10FD9"/>
-    <w:pPr>
-      <w:numPr>
-        <w:ilvl w:val="1"/>
-      </w:numPr>
-    </w:pPr>
-    <w:rPr>
-      <w:rFonts w:cstheme="majorBidi" w:eastAsiaTheme="majorEastAsia"/>
-      <w:color w:themeColor="text1" w:themeTint="A6" w:val="595959"/>
-      <w:spacing w:val="15"/>
-      <w:sz w:val="28"/>
-      <w:szCs w:val="28"/>
-    </w:rPr>
-  </w:style>
-  <w:style w:customStyle="1" w:styleId="SubtitleChar" w:type="character">
-    <w:name w:val="Subtitle Char"/>
-    <w:basedOn w:val="DefaultParagraphFont"/>
-    <w:link w:val="Subtitle"/>
-    <w:uiPriority w:val="11"/>
-    <w:rsid w:val="00A10FD9"/>
-    <w:rPr>
-      <w:rFonts w:cstheme="majorBidi" w:eastAsiaTheme="majorEastAsia"/>
-      <w:color w:themeColor="text1" w:themeTint="A6" w:val="595959"/>
-      <w:spacing w:val="15"/>
-      <w:sz w:val="28"/>
-      <w:szCs w:val="28"/>
-    </w:rPr>
-  </w:style>
-  <w:style w:customStyle="1" w:styleId="Author" w:type="paragraph">
-    <w:name w:val="Author"/>
-    <w:next w:val="BodyText"/>
-    <w:qFormat/>
-    <w:pPr>
-      <w:keepNext/>
-      <w:keepLines/>
-      <w:jc w:val="center"/>
-    </w:pPr>
-  </w:style>
-  <w:style w:styleId="Date" w:type="paragraph">
-    <w:name w:val="Date"/>
-    <w:next w:val="BodyText"/>
-    <w:qFormat/>
-    <w:pPr>
-      <w:keepNext/>
-      <w:keepLines/>
-      <w:jc w:val="center"/>
-    </w:pPr>
-  </w:style>
-  <w:style w:customStyle="1" w:styleId="AbstractTitle" w:type="paragraph">
-    <w:name w:val="Abstract Title"/>
-    <w:basedOn w:val="Normal"/>
-    <w:next w:val="Abstract"/>
-    <w:qFormat/>
-    <w:pPr>
-      <w:keepNext/>
-      <w:keepLines/>
-      <w:spacing w:after="0" w:before="300"/>
-      <w:jc w:val="center"/>
-    </w:pPr>
-    <w:rPr>
-      <w:b/>
-      <w:color w:val="345A8A"/>
-      <w:sz w:val="20"/>
-      <w:szCs w:val="20"/>
-    </w:rPr>
-  </w:style>
-  <w:style w:customStyle="1" w:styleId="Abstract" w:type="paragraph">
-    <w:name w:val="Abstract"/>
-    <w:basedOn w:val="Normal"/>
-    <w:next w:val="BodyText"/>
-    <w:qFormat/>
-    <w:pPr>
-      <w:keepNext/>
-      <w:keepLines/>
-      <w:spacing w:after="300" w:before="100"/>
-    </w:pPr>
-    <w:rPr>
-      <w:sz w:val="20"/>
-      <w:szCs w:val="20"/>
-    </w:rPr>
-  </w:style>
-  <w:style w:styleId="Bibliography" w:type="paragraph">
-    <w:name w:val="Bibliography"/>
-    <w:basedOn w:val="Normal"/>
-    <w:next w:val="Bibliography"/>
-    <w:qFormat/>
-    <w:pPr/>
-    <w:rPr/>
   </w:style>
   <w:style w:styleId="Heading1" w:type="paragraph">
     <w:name w:val="heading 1"/>
@@ -2494,10 +2680,11 @@
     <w:link w:val="Heading1Char"/>
     <w:uiPriority w:val="9"/>
     <w:qFormat/>
-    <w:rsid w:val="00A10FD9"/>
+    <w:rsid w:val="00177ED0"/>
     <w:pPr>
       <w:keepNext/>
       <w:keepLines/>
+      <w:pageBreakBefore/>
       <w:spacing w:after="80" w:before="360"/>
       <w:outlineLvl w:val="0"/>
     </w:pPr>
@@ -2686,12 +2873,189 @@
       <w:color w:themeColor="text1" w:themeTint="D8" w:val="272727"/>
     </w:rPr>
   </w:style>
+  <w:style w:default="1" w:styleId="DefaultParagraphFont" w:type="character">
+    <w:name w:val="Default Paragraph Font"/>
+    <w:uiPriority w:val="1"/>
+    <w:semiHidden/>
+    <w:unhideWhenUsed/>
+  </w:style>
+  <w:style w:default="1" w:styleId="TableNormal" w:type="table">
+    <w:name w:val="Normal Table"/>
+    <w:uiPriority w:val="99"/>
+    <w:semiHidden/>
+    <w:unhideWhenUsed/>
+    <w:tblPr>
+      <w:tblInd w:type="dxa" w:w="0"/>
+      <w:tblCellMar>
+        <w:top w:type="dxa" w:w="0"/>
+        <w:left w:type="dxa" w:w="108"/>
+        <w:bottom w:type="dxa" w:w="0"/>
+        <w:right w:type="dxa" w:w="108"/>
+      </w:tblCellMar>
+    </w:tblPr>
+  </w:style>
+  <w:style w:default="1" w:styleId="NoList" w:type="numbering">
+    <w:name w:val="No List"/>
+    <w:uiPriority w:val="99"/>
+    <w:semiHidden/>
+    <w:unhideWhenUsed/>
+  </w:style>
+  <w:style w:styleId="BodyText" w:type="paragraph">
+    <w:name w:val="Body Text"/>
+    <w:basedOn w:val="Normal"/>
+    <w:qFormat/>
+    <w:pPr>
+      <w:spacing w:after="180" w:before="180"/>
+    </w:pPr>
+  </w:style>
+  <w:style w:customStyle="1" w:styleId="FirstParagraph" w:type="paragraph">
+    <w:name w:val="First Paragraph"/>
+    <w:basedOn w:val="BodyText"/>
+    <w:next w:val="BodyText"/>
+    <w:qFormat/>
+  </w:style>
+  <w:style w:customStyle="1" w:styleId="Compact" w:type="paragraph">
+    <w:name w:val="Compact"/>
+    <w:basedOn w:val="BodyText"/>
+    <w:qFormat/>
+    <w:pPr>
+      <w:spacing w:after="36" w:before="36"/>
+    </w:pPr>
+  </w:style>
+  <w:style w:styleId="Title" w:type="paragraph">
+    <w:name w:val="Title"/>
+    <w:basedOn w:val="Normal"/>
+    <w:next w:val="BodyText"/>
+    <w:link w:val="TitleChar"/>
+    <w:uiPriority w:val="10"/>
+    <w:qFormat/>
+    <w:rsid w:val="00A10FD9"/>
+    <w:pPr>
+      <w:spacing w:after="80"/>
+      <w:contextualSpacing/>
+      <w:jc w:val="center"/>
+    </w:pPr>
+    <w:rPr>
+      <w:rFonts w:asciiTheme="majorHAnsi" w:cstheme="majorBidi" w:eastAsiaTheme="majorEastAsia" w:hAnsiTheme="majorHAnsi"/>
+      <w:spacing w:val="-10"/>
+      <w:kern w:val="28"/>
+      <w:sz w:val="56"/>
+      <w:szCs w:val="56"/>
+    </w:rPr>
+  </w:style>
+  <w:style w:customStyle="1" w:styleId="TitleChar" w:type="character">
+    <w:name w:val="Title Char"/>
+    <w:basedOn w:val="DefaultParagraphFont"/>
+    <w:link w:val="Title"/>
+    <w:uiPriority w:val="10"/>
+    <w:rsid w:val="00A10FD9"/>
+    <w:rPr>
+      <w:rFonts w:asciiTheme="majorHAnsi" w:cstheme="majorBidi" w:eastAsiaTheme="majorEastAsia" w:hAnsiTheme="majorHAnsi"/>
+      <w:spacing w:val="-10"/>
+      <w:kern w:val="28"/>
+      <w:sz w:val="56"/>
+      <w:szCs w:val="56"/>
+    </w:rPr>
+  </w:style>
+  <w:style w:styleId="Subtitle" w:type="paragraph">
+    <w:name w:val="Subtitle"/>
+    <w:basedOn w:val="Normal"/>
+    <w:next w:val="BodyText"/>
+    <w:link w:val="SubtitleChar"/>
+    <w:uiPriority w:val="11"/>
+    <w:qFormat/>
+    <w:rsid w:val="00A10FD9"/>
+    <w:pPr>
+      <w:numPr>
+        <w:ilvl w:val="1"/>
+      </w:numPr>
+    </w:pPr>
+    <w:rPr>
+      <w:rFonts w:cstheme="majorBidi" w:eastAsiaTheme="majorEastAsia"/>
+      <w:color w:themeColor="text1" w:themeTint="A6" w:val="595959"/>
+      <w:spacing w:val="15"/>
+      <w:sz w:val="28"/>
+      <w:szCs w:val="28"/>
+    </w:rPr>
+  </w:style>
+  <w:style w:customStyle="1" w:styleId="SubtitleChar" w:type="character">
+    <w:name w:val="Subtitle Char"/>
+    <w:basedOn w:val="DefaultParagraphFont"/>
+    <w:link w:val="Subtitle"/>
+    <w:uiPriority w:val="11"/>
+    <w:rsid w:val="00A10FD9"/>
+    <w:rPr>
+      <w:rFonts w:cstheme="majorBidi" w:eastAsiaTheme="majorEastAsia"/>
+      <w:color w:themeColor="text1" w:themeTint="A6" w:val="595959"/>
+      <w:spacing w:val="15"/>
+      <w:sz w:val="28"/>
+      <w:szCs w:val="28"/>
+    </w:rPr>
+  </w:style>
+  <w:style w:customStyle="1" w:styleId="Author" w:type="paragraph">
+    <w:name w:val="Author"/>
+    <w:next w:val="BodyText"/>
+    <w:qFormat/>
+    <w:pPr>
+      <w:keepNext/>
+      <w:keepLines/>
+      <w:jc w:val="center"/>
+    </w:pPr>
+  </w:style>
+  <w:style w:styleId="Date" w:type="paragraph">
+    <w:name w:val="Date"/>
+    <w:next w:val="BodyText"/>
+    <w:qFormat/>
+    <w:pPr>
+      <w:keepNext/>
+      <w:keepLines/>
+      <w:jc w:val="center"/>
+    </w:pPr>
+  </w:style>
+  <w:style w:customStyle="1" w:styleId="AbstractTitle" w:type="paragraph">
+    <w:name w:val="Abstract Title"/>
+    <w:basedOn w:val="Normal"/>
+    <w:next w:val="Abstract"/>
+    <w:qFormat/>
+    <w:pPr>
+      <w:keepNext/>
+      <w:keepLines/>
+      <w:spacing w:after="0" w:before="300"/>
+      <w:jc w:val="center"/>
+    </w:pPr>
+    <w:rPr>
+      <w:b/>
+      <w:color w:val="345A8A"/>
+      <w:sz w:val="20"/>
+      <w:szCs w:val="20"/>
+    </w:rPr>
+  </w:style>
+  <w:style w:customStyle="1" w:styleId="Abstract" w:type="paragraph">
+    <w:name w:val="Abstract"/>
+    <w:basedOn w:val="Normal"/>
+    <w:next w:val="BodyText"/>
+    <w:qFormat/>
+    <w:pPr>
+      <w:keepNext/>
+      <w:keepLines/>
+      <w:spacing w:after="300" w:before="100"/>
+    </w:pPr>
+    <w:rPr>
+      <w:sz w:val="20"/>
+      <w:szCs w:val="20"/>
+    </w:rPr>
+  </w:style>
+  <w:style w:styleId="Bibliography" w:type="paragraph">
+    <w:name w:val="Bibliography"/>
+    <w:basedOn w:val="Normal"/>
+    <w:qFormat/>
+  </w:style>
   <w:style w:customStyle="1" w:styleId="Heading1Char" w:type="character">
     <w:name w:val="Heading 1 Char"/>
     <w:basedOn w:val="DefaultParagraphFont"/>
     <w:link w:val="Heading1"/>
     <w:uiPriority w:val="9"/>
-    <w:rsid w:val="00A10FD9"/>
+    <w:rsid w:val="00177ED0"/>
     <w:rPr>
       <w:rFonts w:asciiTheme="majorHAnsi" w:cstheme="majorBidi" w:eastAsiaTheme="majorEastAsia" w:hAnsiTheme="majorHAnsi"/>
       <w:color w:themeColor="accent1" w:themeShade="BF" w:val="0F4761"/>
@@ -2814,18 +3178,17 @@
     <w:qFormat/>
     <w:pPr>
       <w:spacing w:after="100" w:before="100"/>
-      <w:ind w:firstLine="0" w:left="480" w:right="480"/>
+      <w:ind w:left="480" w:right="480"/>
     </w:pPr>
   </w:style>
   <w:style w:styleId="FootnoteText" w:type="paragraph">
-    <w:name w:val="Footnote Text"/>
+    <w:name w:val="footnote text"/>
     <w:basedOn w:val="Normal"/>
-    <w:next w:val="FootnoteText"/>
     <w:uiPriority w:val="9"/>
     <w:unhideWhenUsed/>
     <w:qFormat/>
   </w:style>
-  <w:style w:styleId="FootnoteBlockText" w:type="paragraph">
+  <w:style w:customStyle="1" w:styleId="FootnoteBlockText" w:type="paragraph">
     <w:name w:val="Footnote Block Text"/>
     <w:basedOn w:val="FootnoteText"/>
     <w:next w:val="FootnoteText"/>
@@ -2834,17 +3197,11 @@
     <w:qFormat/>
     <w:pPr>
       <w:spacing w:after="100" w:before="100"/>
-      <w:ind w:firstLine="0" w:left="480" w:right="480"/>
+      <w:ind w:left="480" w:right="480"/>
     </w:pPr>
   </w:style>
-  <w:style w:default="1" w:styleId="DefaultParagraphFont" w:type="character">
-    <w:name w:val="Default Paragraph Font"/>
-    <w:semiHidden/>
-    <w:unhideWhenUsed/>
-  </w:style>
-  <w:style w:default="1" w:styleId="Table" w:type="table">
+  <w:style w:customStyle="1" w:styleId="Table" w:type="table">
     <w:name w:val="Table"/>
-    <w:basedOn w:val="TableNormal"/>
     <w:semiHidden/>
     <w:unhideWhenUsed/>
     <w:qFormat/>
@@ -2860,14 +3217,13 @@
     <w:tblStylePr w:type="firstRow">
       <w:tblPr>
         <w:jc w:val="left"/>
-        <w:tblInd w:type="dxa" w:w="0"/>
       </w:tblPr>
       <w:trPr>
         <w:jc w:val="left"/>
       </w:trPr>
       <w:tcPr>
         <w:tcBorders>
-          <w:bottom w:val="single"/>
+          <w:bottom w:color="auto" w:space="0" w:sz="0" w:val="single"/>
         </w:tcBorders>
         <w:vAlign w:val="bottom"/>
       </w:tcPr>
@@ -2891,11 +3247,11 @@
     <w:basedOn w:val="Normal"/>
   </w:style>
   <w:style w:styleId="Caption" w:type="paragraph">
-    <w:name w:val="Caption"/>
+    <w:name w:val="caption"/>
     <w:basedOn w:val="Normal"/>
-    <w:link w:val="BodyTextChar"/>
+    <w:link w:val="CaptionChar"/>
     <w:pPr>
-      <w:spacing w:after="120" w:before="0"/>
+      <w:spacing w:after="120"/>
     </w:pPr>
     <w:rPr>
       <w:i/>
@@ -2923,14 +3279,15 @@
       <w:keepNext/>
     </w:pPr>
   </w:style>
-  <w:style w:customStyle="1" w:styleId="BodyTextChar" w:type="character">
-    <w:name w:val="Body Text Char"/>
+  <w:style w:customStyle="1" w:styleId="CaptionChar" w:type="character">
+    <w:name w:val="Caption Char"/>
     <w:basedOn w:val="DefaultParagraphFont"/>
-    <w:link w:val="BodyText"/>
+    <w:link w:val="Caption"/>
   </w:style>
   <w:style w:customStyle="1" w:styleId="VerbatimChar" w:type="character">
     <w:name w:val="Verbatim Char"/>
-    <w:basedOn w:val="BodyTextChar"/>
+    <w:basedOn w:val="CaptionChar"/>
+    <w:link w:val="SourceCode"/>
     <w:rPr>
       <w:rFonts w:ascii="Consolas" w:hAnsi="Consolas"/>
       <w:sz w:val="22"/>
@@ -2938,20 +3295,21 @@
   </w:style>
   <w:style w:customStyle="1" w:styleId="SectionNumber" w:type="character">
     <w:name w:val="Section Number"/>
-    <w:basedOn w:val="BodyTextChar"/>
+    <w:basedOn w:val="CaptionChar"/>
   </w:style>
   <w:style w:styleId="FootnoteReference" w:type="character">
-    <w:name w:val="Footnote Reference"/>
-    <w:basedOn w:val="BodyTextChar"/>
+    <w:name w:val="footnote reference"/>
+    <w:basedOn w:val="CaptionChar"/>
     <w:rPr>
       <w:vertAlign w:val="superscript"/>
     </w:rPr>
   </w:style>
   <w:style w:styleId="Hyperlink" w:type="character">
     <w:name w:val="Hyperlink"/>
-    <w:basedOn w:val="BodyTextChar"/>
-    <w:rPr>
-      <w:color w:themeColor="accent1" w:val="4F81BD"/>
+    <w:basedOn w:val="CaptionChar"/>
+    <w:uiPriority w:val="99"/>
+    <w:rPr>
+      <w:color w:themeColor="accent1" w:val="156082"/>
     </w:rPr>
   </w:style>
   <w:style w:styleId="TOCHeading" w:type="paragraph">
@@ -2965,274 +3323,365 @@
       <w:spacing w:before="240" w:line="259" w:lineRule="auto"/>
       <w:outlineLvl w:val="9"/>
     </w:pPr>
-    <w:rPr>
-      <w:rFonts w:asciiTheme="majorHAnsi" w:cstheme="majorBidi" w:eastAsiaTheme="majorEastAsia" w:hAnsiTheme="majorHAnsi"/>
-      <w:b w:val="0"/>
-      <w:bCs w:val="0"/>
-      <w:color w:themeColor="accent1" w:themeShade="BF" w:val="365F91"/>
-    </w:rPr>
-  </w:style>
-  <w:style w:type="paragraph" w:customStyle="1" w:styleId="SourceCode">
+  </w:style>
+  <w:style w:customStyle="1" w:styleId="SourceCode" w:type="paragraph">
     <w:name w:val="Source Code"/>
     <w:basedOn w:val="Normal"/>
     <w:link w:val="VerbatimChar"/>
     <w:pPr>
-      <w:wordWrap w:val="off"/>
-      <w:shd w:val="clear" w:fill="f1f3f5"/>
+      <w:shd w:color="auto" w:fill="F1F3F5" w:val="clear"/>
+      <w:wordWrap w:val="0"/>
     </w:pPr>
   </w:style>
-  <w:style w:type="character" w:customStyle="1" w:styleId="KeywordTok">
+  <w:style w:customStyle="1" w:styleId="KeywordTok" w:type="character">
     <w:name w:val="KeywordTok"/>
     <w:basedOn w:val="VerbatimChar"/>
     <w:rPr>
+      <w:rFonts w:ascii="Consolas" w:hAnsi="Consolas"/>
       <w:b/>
-      <w:color w:val="003b4f"/>
-      <w:shd w:val="clear" w:fill="f1f3f5"/>
-    </w:rPr>
-  </w:style>
-  <w:style w:type="character" w:customStyle="1" w:styleId="DataTypeTok">
+      <w:color w:val="003B4F"/>
+      <w:sz w:val="22"/>
+      <w:shd w:color="auto" w:fill="F1F3F5" w:val="clear"/>
+    </w:rPr>
+  </w:style>
+  <w:style w:customStyle="1" w:styleId="DataTypeTok" w:type="character">
     <w:name w:val="DataTypeTok"/>
     <w:basedOn w:val="VerbatimChar"/>
     <w:rPr>
-      <w:color w:val="ad0000"/>
-      <w:shd w:val="clear" w:fill="f1f3f5"/>
-    </w:rPr>
-  </w:style>
-  <w:style w:type="character" w:customStyle="1" w:styleId="DecValTok">
+      <w:rFonts w:ascii="Consolas" w:hAnsi="Consolas"/>
+      <w:color w:val="AD0000"/>
+      <w:sz w:val="22"/>
+      <w:shd w:color="auto" w:fill="F1F3F5" w:val="clear"/>
+    </w:rPr>
+  </w:style>
+  <w:style w:customStyle="1" w:styleId="DecValTok" w:type="character">
     <w:name w:val="DecValTok"/>
     <w:basedOn w:val="VerbatimChar"/>
     <w:rPr>
-      <w:color w:val="ad0000"/>
-      <w:shd w:val="clear" w:fill="f1f3f5"/>
-    </w:rPr>
-  </w:style>
-  <w:style w:type="character" w:customStyle="1" w:styleId="BaseNTok">
+      <w:rFonts w:ascii="Consolas" w:hAnsi="Consolas"/>
+      <w:color w:val="AD0000"/>
+      <w:sz w:val="22"/>
+      <w:shd w:color="auto" w:fill="F1F3F5" w:val="clear"/>
+    </w:rPr>
+  </w:style>
+  <w:style w:customStyle="1" w:styleId="BaseNTok" w:type="character">
     <w:name w:val="BaseNTok"/>
     <w:basedOn w:val="VerbatimChar"/>
     <w:rPr>
-      <w:color w:val="ad0000"/>
-      <w:shd w:val="clear" w:fill="f1f3f5"/>
-    </w:rPr>
-  </w:style>
-  <w:style w:type="character" w:customStyle="1" w:styleId="FloatTok">
+      <w:rFonts w:ascii="Consolas" w:hAnsi="Consolas"/>
+      <w:color w:val="AD0000"/>
+      <w:sz w:val="22"/>
+      <w:shd w:color="auto" w:fill="F1F3F5" w:val="clear"/>
+    </w:rPr>
+  </w:style>
+  <w:style w:customStyle="1" w:styleId="FloatTok" w:type="character">
     <w:name w:val="FloatTok"/>
     <w:basedOn w:val="VerbatimChar"/>
     <w:rPr>
-      <w:color w:val="ad0000"/>
-      <w:shd w:val="clear" w:fill="f1f3f5"/>
-    </w:rPr>
-  </w:style>
-  <w:style w:type="character" w:customStyle="1" w:styleId="ConstantTok">
+      <w:rFonts w:ascii="Consolas" w:hAnsi="Consolas"/>
+      <w:color w:val="AD0000"/>
+      <w:sz w:val="22"/>
+      <w:shd w:color="auto" w:fill="F1F3F5" w:val="clear"/>
+    </w:rPr>
+  </w:style>
+  <w:style w:customStyle="1" w:styleId="ConstantTok" w:type="character">
     <w:name w:val="ConstantTok"/>
     <w:basedOn w:val="VerbatimChar"/>
     <w:rPr>
-      <w:color w:val="8f5902"/>
-      <w:shd w:val="clear" w:fill="f1f3f5"/>
-    </w:rPr>
-  </w:style>
-  <w:style w:type="character" w:customStyle="1" w:styleId="CharTok">
+      <w:rFonts w:ascii="Consolas" w:hAnsi="Consolas"/>
+      <w:color w:val="8F5902"/>
+      <w:sz w:val="22"/>
+      <w:shd w:color="auto" w:fill="F1F3F5" w:val="clear"/>
+    </w:rPr>
+  </w:style>
+  <w:style w:customStyle="1" w:styleId="CharTok" w:type="character">
     <w:name w:val="CharTok"/>
     <w:basedOn w:val="VerbatimChar"/>
     <w:rPr>
-      <w:color w:val="20794d"/>
-      <w:shd w:val="clear" w:fill="f1f3f5"/>
-    </w:rPr>
-  </w:style>
-  <w:style w:type="character" w:customStyle="1" w:styleId="SpecialCharTok">
+      <w:rFonts w:ascii="Consolas" w:hAnsi="Consolas"/>
+      <w:color w:val="20794D"/>
+      <w:sz w:val="22"/>
+      <w:shd w:color="auto" w:fill="F1F3F5" w:val="clear"/>
+    </w:rPr>
+  </w:style>
+  <w:style w:customStyle="1" w:styleId="SpecialCharTok" w:type="character">
     <w:name w:val="SpecialCharTok"/>
     <w:basedOn w:val="VerbatimChar"/>
     <w:rPr>
-      <w:color w:val="5e5e5e"/>
-      <w:shd w:val="clear" w:fill="f1f3f5"/>
-    </w:rPr>
-  </w:style>
-  <w:style w:type="character" w:customStyle="1" w:styleId="StringTok">
+      <w:rFonts w:ascii="Consolas" w:hAnsi="Consolas"/>
+      <w:color w:val="5E5E5E"/>
+      <w:sz w:val="22"/>
+      <w:shd w:color="auto" w:fill="F1F3F5" w:val="clear"/>
+    </w:rPr>
+  </w:style>
+  <w:style w:customStyle="1" w:styleId="StringTok" w:type="character">
     <w:name w:val="StringTok"/>
     <w:basedOn w:val="VerbatimChar"/>
     <w:rPr>
-      <w:color w:val="20794d"/>
-      <w:shd w:val="clear" w:fill="f1f3f5"/>
-    </w:rPr>
-  </w:style>
-  <w:style w:type="character" w:customStyle="1" w:styleId="VerbatimStringTok">
+      <w:rFonts w:ascii="Consolas" w:hAnsi="Consolas"/>
+      <w:color w:val="20794D"/>
+      <w:sz w:val="22"/>
+      <w:shd w:color="auto" w:fill="F1F3F5" w:val="clear"/>
+    </w:rPr>
+  </w:style>
+  <w:style w:customStyle="1" w:styleId="VerbatimStringTok" w:type="character">
     <w:name w:val="VerbatimStringTok"/>
     <w:basedOn w:val="VerbatimChar"/>
     <w:rPr>
-      <w:color w:val="20794d"/>
-      <w:shd w:val="clear" w:fill="f1f3f5"/>
-    </w:rPr>
-  </w:style>
-  <w:style w:type="character" w:customStyle="1" w:styleId="SpecialStringTok">
+      <w:rFonts w:ascii="Consolas" w:hAnsi="Consolas"/>
+      <w:color w:val="20794D"/>
+      <w:sz w:val="22"/>
+      <w:shd w:color="auto" w:fill="F1F3F5" w:val="clear"/>
+    </w:rPr>
+  </w:style>
+  <w:style w:customStyle="1" w:styleId="SpecialStringTok" w:type="character">
     <w:name w:val="SpecialStringTok"/>
     <w:basedOn w:val="VerbatimChar"/>
     <w:rPr>
-      <w:color w:val="20794d"/>
-      <w:shd w:val="clear" w:fill="f1f3f5"/>
-    </w:rPr>
-  </w:style>
-  <w:style w:type="character" w:customStyle="1" w:styleId="ImportTok">
+      <w:rFonts w:ascii="Consolas" w:hAnsi="Consolas"/>
+      <w:color w:val="20794D"/>
+      <w:sz w:val="22"/>
+      <w:shd w:color="auto" w:fill="F1F3F5" w:val="clear"/>
+    </w:rPr>
+  </w:style>
+  <w:style w:customStyle="1" w:styleId="ImportTok" w:type="character">
     <w:name w:val="ImportTok"/>
     <w:basedOn w:val="VerbatimChar"/>
     <w:rPr>
-      <w:color w:val="00769e"/>
-      <w:shd w:val="clear" w:fill="f1f3f5"/>
-    </w:rPr>
-  </w:style>
-  <w:style w:type="character" w:customStyle="1" w:styleId="CommentTok">
+      <w:rFonts w:ascii="Consolas" w:hAnsi="Consolas"/>
+      <w:color w:val="00769E"/>
+      <w:sz w:val="22"/>
+      <w:shd w:color="auto" w:fill="F1F3F5" w:val="clear"/>
+    </w:rPr>
+  </w:style>
+  <w:style w:customStyle="1" w:styleId="CommentTok" w:type="character">
     <w:name w:val="CommentTok"/>
     <w:basedOn w:val="VerbatimChar"/>
     <w:rPr>
-      <w:color w:val="5e5e5e"/>
-      <w:shd w:val="clear" w:fill="f1f3f5"/>
-    </w:rPr>
-  </w:style>
-  <w:style w:type="character" w:customStyle="1" w:styleId="DocumentationTok">
+      <w:rFonts w:ascii="Consolas" w:hAnsi="Consolas"/>
+      <w:color w:val="5E5E5E"/>
+      <w:sz w:val="22"/>
+      <w:shd w:color="auto" w:fill="F1F3F5" w:val="clear"/>
+    </w:rPr>
+  </w:style>
+  <w:style w:customStyle="1" w:styleId="DocumentationTok" w:type="character">
     <w:name w:val="DocumentationTok"/>
     <w:basedOn w:val="VerbatimChar"/>
     <w:rPr>
+      <w:rFonts w:ascii="Consolas" w:hAnsi="Consolas"/>
       <w:i/>
-      <w:color w:val="5e5e5e"/>
-      <w:shd w:val="clear" w:fill="f1f3f5"/>
-    </w:rPr>
-  </w:style>
-  <w:style w:type="character" w:customStyle="1" w:styleId="AnnotationTok">
+      <w:color w:val="5E5E5E"/>
+      <w:sz w:val="22"/>
+      <w:shd w:color="auto" w:fill="F1F3F5" w:val="clear"/>
+    </w:rPr>
+  </w:style>
+  <w:style w:customStyle="1" w:styleId="AnnotationTok" w:type="character">
     <w:name w:val="AnnotationTok"/>
     <w:basedOn w:val="VerbatimChar"/>
     <w:rPr>
-      <w:color w:val="5e5e5e"/>
-      <w:shd w:val="clear" w:fill="f1f3f5"/>
-    </w:rPr>
-  </w:style>
-  <w:style w:type="character" w:customStyle="1" w:styleId="CommentVarTok">
+      <w:rFonts w:ascii="Consolas" w:hAnsi="Consolas"/>
+      <w:color w:val="5E5E5E"/>
+      <w:sz w:val="22"/>
+      <w:shd w:color="auto" w:fill="F1F3F5" w:val="clear"/>
+    </w:rPr>
+  </w:style>
+  <w:style w:customStyle="1" w:styleId="CommentVarTok" w:type="character">
     <w:name w:val="CommentVarTok"/>
     <w:basedOn w:val="VerbatimChar"/>
     <w:rPr>
+      <w:rFonts w:ascii="Consolas" w:hAnsi="Consolas"/>
       <w:i/>
-      <w:color w:val="5e5e5e"/>
-      <w:shd w:val="clear" w:fill="f1f3f5"/>
-    </w:rPr>
-  </w:style>
-  <w:style w:type="character" w:customStyle="1" w:styleId="OtherTok">
+      <w:color w:val="5E5E5E"/>
+      <w:sz w:val="22"/>
+      <w:shd w:color="auto" w:fill="F1F3F5" w:val="clear"/>
+    </w:rPr>
+  </w:style>
+  <w:style w:customStyle="1" w:styleId="OtherTok" w:type="character">
     <w:name w:val="OtherTok"/>
     <w:basedOn w:val="VerbatimChar"/>
     <w:rPr>
-      <w:color w:val="003b4f"/>
-      <w:shd w:val="clear" w:fill="f1f3f5"/>
-    </w:rPr>
-  </w:style>
-  <w:style w:type="character" w:customStyle="1" w:styleId="FunctionTok">
+      <w:rFonts w:ascii="Consolas" w:hAnsi="Consolas"/>
+      <w:color w:val="003B4F"/>
+      <w:sz w:val="22"/>
+      <w:shd w:color="auto" w:fill="F1F3F5" w:val="clear"/>
+    </w:rPr>
+  </w:style>
+  <w:style w:customStyle="1" w:styleId="FunctionTok" w:type="character">
     <w:name w:val="FunctionTok"/>
     <w:basedOn w:val="VerbatimChar"/>
     <w:rPr>
-      <w:color w:val="4758ab"/>
-      <w:shd w:val="clear" w:fill="f1f3f5"/>
-    </w:rPr>
-  </w:style>
-  <w:style w:type="character" w:customStyle="1" w:styleId="VariableTok">
+      <w:rFonts w:ascii="Consolas" w:hAnsi="Consolas"/>
+      <w:color w:val="4758AB"/>
+      <w:sz w:val="22"/>
+      <w:shd w:color="auto" w:fill="F1F3F5" w:val="clear"/>
+    </w:rPr>
+  </w:style>
+  <w:style w:customStyle="1" w:styleId="VariableTok" w:type="character">
     <w:name w:val="VariableTok"/>
     <w:basedOn w:val="VerbatimChar"/>
     <w:rPr>
+      <w:rFonts w:ascii="Consolas" w:hAnsi="Consolas"/>
       <w:color w:val="111111"/>
-      <w:shd w:val="clear" w:fill="f1f3f5"/>
-    </w:rPr>
-  </w:style>
-  <w:style w:type="character" w:customStyle="1" w:styleId="ControlFlowTok">
+      <w:sz w:val="22"/>
+      <w:shd w:color="auto" w:fill="F1F3F5" w:val="clear"/>
+    </w:rPr>
+  </w:style>
+  <w:style w:customStyle="1" w:styleId="ControlFlowTok" w:type="character">
     <w:name w:val="ControlFlowTok"/>
     <w:basedOn w:val="VerbatimChar"/>
     <w:rPr>
+      <w:rFonts w:ascii="Consolas" w:hAnsi="Consolas"/>
       <w:b/>
-      <w:color w:val="003b4f"/>
-      <w:shd w:val="clear" w:fill="f1f3f5"/>
-    </w:rPr>
-  </w:style>
-  <w:style w:type="character" w:customStyle="1" w:styleId="OperatorTok">
+      <w:color w:val="003B4F"/>
+      <w:sz w:val="22"/>
+      <w:shd w:color="auto" w:fill="F1F3F5" w:val="clear"/>
+    </w:rPr>
+  </w:style>
+  <w:style w:customStyle="1" w:styleId="OperatorTok" w:type="character">
     <w:name w:val="OperatorTok"/>
     <w:basedOn w:val="VerbatimChar"/>
     <w:rPr>
-      <w:color w:val="5e5e5e"/>
-      <w:shd w:val="clear" w:fill="f1f3f5"/>
-    </w:rPr>
-  </w:style>
-  <w:style w:type="character" w:customStyle="1" w:styleId="BuiltInTok">
+      <w:rFonts w:ascii="Consolas" w:hAnsi="Consolas"/>
+      <w:color w:val="5E5E5E"/>
+      <w:sz w:val="22"/>
+      <w:shd w:color="auto" w:fill="F1F3F5" w:val="clear"/>
+    </w:rPr>
+  </w:style>
+  <w:style w:customStyle="1" w:styleId="BuiltInTok" w:type="character">
     <w:name w:val="BuiltInTok"/>
     <w:basedOn w:val="VerbatimChar"/>
     <w:rPr>
-      <w:color w:val="003b4f"/>
-      <w:shd w:val="clear" w:fill="f1f3f5"/>
-    </w:rPr>
-  </w:style>
-  <w:style w:type="character" w:customStyle="1" w:styleId="ExtensionTok">
+      <w:rFonts w:ascii="Consolas" w:hAnsi="Consolas"/>
+      <w:color w:val="003B4F"/>
+      <w:sz w:val="22"/>
+      <w:shd w:color="auto" w:fill="F1F3F5" w:val="clear"/>
+    </w:rPr>
+  </w:style>
+  <w:style w:customStyle="1" w:styleId="ExtensionTok" w:type="character">
     <w:name w:val="ExtensionTok"/>
     <w:basedOn w:val="VerbatimChar"/>
     <w:rPr>
-      <w:color w:val="003b4f"/>
-      <w:shd w:val="clear" w:fill="f1f3f5"/>
-    </w:rPr>
-  </w:style>
-  <w:style w:type="character" w:customStyle="1" w:styleId="PreprocessorTok">
+      <w:rFonts w:ascii="Consolas" w:hAnsi="Consolas"/>
+      <w:color w:val="003B4F"/>
+      <w:sz w:val="22"/>
+      <w:shd w:color="auto" w:fill="F1F3F5" w:val="clear"/>
+    </w:rPr>
+  </w:style>
+  <w:style w:customStyle="1" w:styleId="PreprocessorTok" w:type="character">
     <w:name w:val="PreprocessorTok"/>
     <w:basedOn w:val="VerbatimChar"/>
     <w:rPr>
-      <w:color w:val="ad0000"/>
-      <w:shd w:val="clear" w:fill="f1f3f5"/>
-    </w:rPr>
-  </w:style>
-  <w:style w:type="character" w:customStyle="1" w:styleId="AttributeTok">
+      <w:rFonts w:ascii="Consolas" w:hAnsi="Consolas"/>
+      <w:color w:val="AD0000"/>
+      <w:sz w:val="22"/>
+      <w:shd w:color="auto" w:fill="F1F3F5" w:val="clear"/>
+    </w:rPr>
+  </w:style>
+  <w:style w:customStyle="1" w:styleId="AttributeTok" w:type="character">
     <w:name w:val="AttributeTok"/>
     <w:basedOn w:val="VerbatimChar"/>
     <w:rPr>
+      <w:rFonts w:ascii="Consolas" w:hAnsi="Consolas"/>
       <w:color w:val="657422"/>
-      <w:shd w:val="clear" w:fill="f1f3f5"/>
-    </w:rPr>
-  </w:style>
-  <w:style w:type="character" w:customStyle="1" w:styleId="RegionMarkerTok">
+      <w:sz w:val="22"/>
+      <w:shd w:color="auto" w:fill="F1F3F5" w:val="clear"/>
+    </w:rPr>
+  </w:style>
+  <w:style w:customStyle="1" w:styleId="RegionMarkerTok" w:type="character">
     <w:name w:val="RegionMarkerTok"/>
     <w:basedOn w:val="VerbatimChar"/>
     <w:rPr>
-      <w:color w:val="003b4f"/>
-      <w:shd w:val="clear" w:fill="f1f3f5"/>
-    </w:rPr>
-  </w:style>
-  <w:style w:type="character" w:customStyle="1" w:styleId="InformationTok">
+      <w:rFonts w:ascii="Consolas" w:hAnsi="Consolas"/>
+      <w:color w:val="003B4F"/>
+      <w:sz w:val="22"/>
+      <w:shd w:color="auto" w:fill="F1F3F5" w:val="clear"/>
+    </w:rPr>
+  </w:style>
+  <w:style w:customStyle="1" w:styleId="InformationTok" w:type="character">
     <w:name w:val="InformationTok"/>
     <w:basedOn w:val="VerbatimChar"/>
     <w:rPr>
-      <w:color w:val="5e5e5e"/>
-      <w:shd w:val="clear" w:fill="f1f3f5"/>
-    </w:rPr>
-  </w:style>
-  <w:style w:type="character" w:customStyle="1" w:styleId="WarningTok">
+      <w:rFonts w:ascii="Consolas" w:hAnsi="Consolas"/>
+      <w:color w:val="5E5E5E"/>
+      <w:sz w:val="22"/>
+      <w:shd w:color="auto" w:fill="F1F3F5" w:val="clear"/>
+    </w:rPr>
+  </w:style>
+  <w:style w:customStyle="1" w:styleId="WarningTok" w:type="character">
     <w:name w:val="WarningTok"/>
     <w:basedOn w:val="VerbatimChar"/>
     <w:rPr>
+      <w:rFonts w:ascii="Consolas" w:hAnsi="Consolas"/>
       <w:i/>
-      <w:color w:val="5e5e5e"/>
-      <w:shd w:val="clear" w:fill="f1f3f5"/>
-    </w:rPr>
-  </w:style>
-  <w:style w:type="character" w:customStyle="1" w:styleId="AlertTok">
+      <w:color w:val="5E5E5E"/>
+      <w:sz w:val="22"/>
+      <w:shd w:color="auto" w:fill="F1F3F5" w:val="clear"/>
+    </w:rPr>
+  </w:style>
+  <w:style w:customStyle="1" w:styleId="AlertTok" w:type="character">
     <w:name w:val="AlertTok"/>
     <w:basedOn w:val="VerbatimChar"/>
     <w:rPr>
-      <w:color w:val="ad0000"/>
-      <w:shd w:val="clear" w:fill="f1f3f5"/>
-    </w:rPr>
-  </w:style>
-  <w:style w:type="character" w:customStyle="1" w:styleId="ErrorTok">
+      <w:rFonts w:ascii="Consolas" w:hAnsi="Consolas"/>
+      <w:color w:val="AD0000"/>
+      <w:sz w:val="22"/>
+      <w:shd w:color="auto" w:fill="F1F3F5" w:val="clear"/>
+    </w:rPr>
+  </w:style>
+  <w:style w:customStyle="1" w:styleId="ErrorTok" w:type="character">
     <w:name w:val="ErrorTok"/>
     <w:basedOn w:val="VerbatimChar"/>
     <w:rPr>
-      <w:color w:val="ad0000"/>
-      <w:shd w:val="clear" w:fill="f1f3f5"/>
-    </w:rPr>
-  </w:style>
-  <w:style w:type="character" w:customStyle="1" w:styleId="NormalTok">
+      <w:rFonts w:ascii="Consolas" w:hAnsi="Consolas"/>
+      <w:color w:val="AD0000"/>
+      <w:sz w:val="22"/>
+      <w:shd w:color="auto" w:fill="F1F3F5" w:val="clear"/>
+    </w:rPr>
+  </w:style>
+  <w:style w:customStyle="1" w:styleId="NormalTok" w:type="character">
     <w:name w:val="NormalTok"/>
     <w:basedOn w:val="VerbatimChar"/>
     <w:rPr>
-      <w:color w:val="003b4f"/>
-      <w:shd w:val="clear" w:fill="f1f3f5"/>
-    </w:rPr>
+      <w:rFonts w:ascii="Consolas" w:hAnsi="Consolas"/>
+      <w:color w:val="003B4F"/>
+      <w:sz w:val="22"/>
+      <w:shd w:color="auto" w:fill="F1F3F5" w:val="clear"/>
+    </w:rPr>
+  </w:style>
+  <w:style w:styleId="TOC1" w:type="paragraph">
+    <w:name w:val="toc 1"/>
+    <w:basedOn w:val="Normal"/>
+    <w:next w:val="Normal"/>
+    <w:autoRedefine/>
+    <w:uiPriority w:val="39"/>
+    <w:rsid w:val="00177ED0"/>
+    <w:pPr>
+      <w:spacing w:after="100"/>
+    </w:pPr>
+  </w:style>
+  <w:style w:styleId="TOC2" w:type="paragraph">
+    <w:name w:val="toc 2"/>
+    <w:basedOn w:val="Normal"/>
+    <w:next w:val="Normal"/>
+    <w:autoRedefine/>
+    <w:uiPriority w:val="39"/>
+    <w:rsid w:val="00177ED0"/>
+    <w:pPr>
+      <w:spacing w:after="100"/>
+      <w:ind w:left="240"/>
+    </w:pPr>
+  </w:style>
+  <w:style w:styleId="TOC3" w:type="paragraph">
+    <w:name w:val="toc 3"/>
+    <w:basedOn w:val="Normal"/>
+    <w:next w:val="Normal"/>
+    <w:autoRedefine/>
+    <w:uiPriority w:val="39"/>
+    <w:rsid w:val="00177ED0"/>
+    <w:pPr>
+      <w:spacing w:after="100"/>
+      <w:ind w:left="480"/>
+    </w:pPr>
   </w:style>
 </w:styles>
 </file>

--- a/excel/excel-one-variable-numerical.docx
+++ b/excel/excel-one-variable-numerical.docx
@@ -47,7 +47,7 @@
         <w:pStyle w:val="Date"/>
       </w:pPr>
       <w:r>
-        <w:t xml:space="preserve">2024-11-27</w:t>
+        <w:t xml:space="preserve">2024-11-28</w:t>
       </w:r>
     </w:p>
     <w:sdt>
@@ -1268,7 +1268,7 @@
     </w:tbl>
     <w:bookmarkEnd w:id="24"/>
     <w:bookmarkEnd w:id="25"/>
-    <w:bookmarkStart w:id="36" w:name="hypothesis-testing"/>
+    <w:bookmarkStart w:id="34" w:name="hypothesis-testing"/>
     <w:p>
       <w:pPr>
         <w:pStyle w:val="Heading1"/>
@@ -1487,7 +1487,7 @@
       </w:r>
     </w:p>
     <w:bookmarkEnd w:id="27"/>
-    <w:bookmarkStart w:id="32" w:name="results-and-interpretation"/>
+    <w:bookmarkStart w:id="29" w:name="results-and-interpretation"/>
     <w:p>
       <w:pPr>
         <w:pStyle w:val="Heading3"/>
@@ -1501,44 +1501,21 @@
         <w:pStyle w:val="FirstParagraph"/>
       </w:pPr>
       <w:r>
-        <w:t xml:space="preserve">The histogram and test statistics is shown on</w:t>
+        <w:t xml:space="preserve">The test statistics is shown on</w:t>
       </w:r>
       <w:r>
         <w:t xml:space="preserve"> </w:t>
       </w:r>
-      <w:hyperlink w:anchor="fig-test">
+      <w:hyperlink w:anchor="tbl-stats-ts">
         <w:r>
           <w:rPr>
             <w:rStyle w:val="Hyperlink"/>
           </w:rPr>
-          <w:t xml:space="preserve">Figure 1</w:t>
+          <w:t xml:space="preserve">Table 3</w:t>
         </w:r>
       </w:hyperlink>
       <w:r>
-        <w:t xml:space="preserve">. Based on the histogram and the</w:t>
-      </w:r>
-      <w:r>
-        <w:t xml:space="preserve"> </w:t>
-      </w:r>
-      <w:r>
-        <w:rPr>
-          <w:i/>
-          <w:iCs/>
-        </w:rPr>
-        <w:t xml:space="preserve">p</w:t>
-      </w:r>
-      <w:r>
-        <w:t xml:space="preserve">-value being greater than 5% (</w:t>
-      </w:r>
-      <w:r>
-        <w:rPr>
-          <w:i/>
-          <w:iCs/>
-        </w:rPr>
-        <w:t xml:space="preserve">p</w:t>
-      </w:r>
-      <w:r>
-        <w:t xml:space="preserve">-value = 0.52), we do not reject the null hypothesis. There is no sufficient evidence that the mean sepal length is different from 5.8 cm.</w:t>
+        <w:t xml:space="preserve">.</w:t>
       </w:r>
     </w:p>
     <w:tbl>
@@ -1554,55 +1531,7 @@
       <w:tr>
         <w:tc>
           <w:tcPr/>
-          <w:bookmarkStart w:id="31" w:name="fig-test"/>
-          <w:p>
-            <w:pPr>
-              <w:pStyle w:val="Compact"/>
-              <w:jc w:val="center"/>
-            </w:pPr>
-            <w:r>
-              <w:drawing>
-                <wp:inline>
-                  <wp:extent cx="4620126" cy="2772075"/>
-                  <wp:effectExtent b="0" l="0" r="0" t="0"/>
-                  <wp:docPr descr="" title="" id="29" name="Picture"/>
-                  <a:graphic>
-                    <a:graphicData uri="http://schemas.openxmlformats.org/drawingml/2006/picture">
-                      <pic:pic>
-                        <pic:nvPicPr>
-                          <pic:cNvPr descr="excel-one-variable-numerical_files/figure-docx/fig-test-1.png" id="30" name="Picture"/>
-                          <pic:cNvPicPr>
-                            <a:picLocks noChangeArrowheads="1" noChangeAspect="1"/>
-                          </pic:cNvPicPr>
-                        </pic:nvPicPr>
-                        <pic:blipFill>
-                          <a:blip r:embed="rId28"/>
-                          <a:stretch>
-                            <a:fillRect/>
-                          </a:stretch>
-                        </pic:blipFill>
-                        <pic:spPr bwMode="auto">
-                          <a:xfrm>
-                            <a:off x="0" y="0"/>
-                            <a:ext cx="4620126" cy="2772075"/>
-                          </a:xfrm>
-                          <a:prstGeom prst="rect">
-                            <a:avLst/>
-                          </a:prstGeom>
-                          <a:noFill/>
-                          <a:ln w="9525">
-                            <a:noFill/>
-                            <a:headEnd/>
-                            <a:tailEnd/>
-                          </a:ln>
-                        </pic:spPr>
-                      </pic:pic>
-                    </a:graphicData>
-                  </a:graphic>
-                </wp:inline>
-              </w:drawing>
-            </w:r>
-          </w:p>
+          <w:bookmarkStart w:id="28" w:name="tbl-stats-ts"/>
           <w:p>
             <w:pPr>
               <w:jc w:val="center"/>
@@ -1613,32 +1542,220 @@
               <w:pStyle w:val="ImageCaption"/>
             </w:pPr>
             <w:r>
-              <w:t xml:space="preserve">Figure 1: Histogram and test statistics.</w:t>
+              <w:t xml:space="preserve">Table 3: Test statistics.</w:t>
             </w:r>
           </w:p>
-          <w:bookmarkEnd w:id="31"/>
+          <w:tbl>
+            <w:tblPr>
+              <w:tblStyle w:val="Table"/>
+              <w:tblW w:type="auto" w:w="0"/>
+              <w:tblLook w:firstRow="1" w:lastRow="0" w:firstColumn="0" w:lastColumn="0" w:noHBand="0" w:noVBand="0" w:val="0020"/>
+            </w:tblPr>
+            <w:tblGrid>
+              <w:gridCol w:w="1584"/>
+              <w:gridCol w:w="1584"/>
+              <w:gridCol w:w="1584"/>
+              <w:gridCol w:w="1584"/>
+              <w:gridCol w:w="1584"/>
+            </w:tblGrid>
+            <w:tr>
+              <w:trPr>
+                <w:tblHeader w:val="on"/>
+              </w:trPr>
+              <w:tc>
+                <w:tcPr/>
+                <w:p>
+                  <w:pPr>
+                    <w:pStyle w:val="Compact"/>
+                    <w:jc w:val="right"/>
+                    <w:jc w:val="center"/>
+                  </w:pPr>
+                  <w:r>
+                    <w:t xml:space="preserve">estimate</w:t>
+                  </w:r>
+                </w:p>
+              </w:tc>
+              <w:tc>
+                <w:tcPr/>
+                <w:p>
+                  <w:pPr>
+                    <w:pStyle w:val="Compact"/>
+                    <w:jc w:val="right"/>
+                    <w:jc w:val="center"/>
+                  </w:pPr>
+                  <w:r>
+                    <w:t xml:space="preserve">statistic</w:t>
+                  </w:r>
+                </w:p>
+              </w:tc>
+              <w:tc>
+                <w:tcPr/>
+                <w:p>
+                  <w:pPr>
+                    <w:pStyle w:val="Compact"/>
+                    <w:jc w:val="right"/>
+                    <w:jc w:val="center"/>
+                  </w:pPr>
+                  <w:r>
+                    <w:t xml:space="preserve">p.value</w:t>
+                  </w:r>
+                </w:p>
+              </w:tc>
+              <w:tc>
+                <w:tcPr/>
+                <w:p>
+                  <w:pPr>
+                    <w:pStyle w:val="Compact"/>
+                    <w:jc w:val="left"/>
+                    <w:jc w:val="center"/>
+                  </w:pPr>
+                  <w:r>
+                    <w:t xml:space="preserve">method</w:t>
+                  </w:r>
+                </w:p>
+              </w:tc>
+              <w:tc>
+                <w:tcPr/>
+                <w:p>
+                  <w:pPr>
+                    <w:pStyle w:val="Compact"/>
+                    <w:jc w:val="left"/>
+                    <w:jc w:val="center"/>
+                  </w:pPr>
+                  <w:r>
+                    <w:t xml:space="preserve">alternative</w:t>
+                  </w:r>
+                </w:p>
+              </w:tc>
+            </w:tr>
+            <w:tr>
+              <w:tc>
+                <w:tcPr/>
+                <w:p>
+                  <w:pPr>
+                    <w:pStyle w:val="Compact"/>
+                    <w:jc w:val="right"/>
+                    <w:jc w:val="center"/>
+                  </w:pPr>
+                  <w:r>
+                    <w:t xml:space="preserve">5.84</w:t>
+                  </w:r>
+                </w:p>
+              </w:tc>
+              <w:tc>
+                <w:tcPr/>
+                <w:p>
+                  <w:pPr>
+                    <w:pStyle w:val="Compact"/>
+                    <w:jc w:val="right"/>
+                    <w:jc w:val="center"/>
+                  </w:pPr>
+                  <w:r>
+                    <w:t xml:space="preserve">0.64</w:t>
+                  </w:r>
+                </w:p>
+              </w:tc>
+              <w:tc>
+                <w:tcPr/>
+                <w:p>
+                  <w:pPr>
+                    <w:pStyle w:val="Compact"/>
+                    <w:jc w:val="right"/>
+                    <w:jc w:val="center"/>
+                  </w:pPr>
+                  <w:r>
+                    <w:t xml:space="preserve">0.52</w:t>
+                  </w:r>
+                </w:p>
+              </w:tc>
+              <w:tc>
+                <w:tcPr/>
+                <w:p>
+                  <w:pPr>
+                    <w:pStyle w:val="Compact"/>
+                    <w:jc w:val="left"/>
+                    <w:jc w:val="center"/>
+                  </w:pPr>
+                  <w:r>
+                    <w:t xml:space="preserve">One Sample t-test</w:t>
+                  </w:r>
+                </w:p>
+              </w:tc>
+              <w:tc>
+                <w:tcPr/>
+                <w:p>
+                  <w:pPr>
+                    <w:pStyle w:val="Compact"/>
+                    <w:jc w:val="left"/>
+                    <w:jc w:val="center"/>
+                  </w:pPr>
+                  <w:r>
+                    <w:t xml:space="preserve">two.sided</w:t>
+                  </w:r>
+                </w:p>
+              </w:tc>
+            </w:tr>
+          </w:tbl>
+          <w:bookmarkEnd w:id="28"/>
+          <w:p/>
         </w:tc>
       </w:tr>
     </w:tbl>
-    <w:bookmarkEnd w:id="32"/>
     <w:p>
       <w:pPr>
-        <w:pStyle w:val="Heading2"/>
-      </w:pPr>
-      <w:r>
-        <w:t xml:space="preserve">One-Sided</w:t>
-      </w:r>
-    </w:p>
-    <w:bookmarkStart w:id="33" w:name="research-question-1"/>
-    <w:p>
-      <w:pPr>
-        <w:pStyle w:val="Heading3"/>
-      </w:pPr>
-      <w:r>
-        <w:t xml:space="preserve">Research Question</w:t>
+        <w:pStyle w:val="BodyText"/>
+      </w:pPr>
+      <w:r>
+        <w:t xml:space="preserve">Based on the</w:t>
+      </w:r>
+      <w:r>
+        <w:t xml:space="preserve"> </w:t>
+      </w:r>
+      <w:r>
+        <w:rPr>
+          <w:i/>
+          <w:iCs/>
+        </w:rPr>
+        <w:t xml:space="preserve">p</w:t>
+      </w:r>
+      <w:r>
+        <w:t xml:space="preserve">-value being greater than 5% (</w:t>
+      </w:r>
+      <w:r>
+        <w:rPr>
+          <w:i/>
+          <w:iCs/>
+        </w:rPr>
+        <w:t xml:space="preserve">p</w:t>
+      </w:r>
+      <w:r>
+        <w:t xml:space="preserve">-value = 0.52), we do not reject the null hypothesis. There is no sufficient evidence that the mean sepal length is different from 5.8 cm.</w:t>
       </w:r>
     </w:p>
     <w:p>
+      <w:r>
+        <w:br w:type="page"/>
+      </w:r>
+    </w:p>
+    <w:bookmarkEnd w:id="29"/>
+    <w:p>
+      <w:pPr>
+        <w:pStyle w:val="Heading2"/>
+      </w:pPr>
+      <w:r>
+        <w:t xml:space="preserve">One-Sided</w:t>
+      </w:r>
+    </w:p>
+    <w:bookmarkStart w:id="30" w:name="research-question-1"/>
+    <w:p>
+      <w:pPr>
+        <w:pStyle w:val="Heading3"/>
+      </w:pPr>
+      <w:r>
+        <w:t xml:space="preserve">Research Question</w:t>
+      </w:r>
+    </w:p>
+    <w:p>
       <w:pPr>
         <w:pStyle w:val="FirstParagraph"/>
       </w:pPr>
@@ -1646,8 +1763,8 @@
         <w:t xml:space="preserve">Is the mean sepal length greater than the expected average of 5.7 cm?</w:t>
       </w:r>
     </w:p>
-    <w:bookmarkEnd w:id="33"/>
-    <w:bookmarkStart w:id="34" w:name="hypothesis-and-test-statistics-1"/>
+    <w:bookmarkEnd w:id="30"/>
+    <w:bookmarkStart w:id="31" w:name="hypothesis-and-test-statistics-1"/>
     <w:p>
       <w:pPr>
         <w:pStyle w:val="Heading3"/>
@@ -1830,129 +1947,218 @@
         <w:t xml:space="preserve">; large sample.</w:t>
       </w:r>
     </w:p>
-    <w:bookmarkEnd w:id="34"/>
-    <w:bookmarkStart w:id="35" w:name="results-and-interpretation-1"/>
+    <w:bookmarkEnd w:id="31"/>
+    <w:bookmarkStart w:id="33" w:name="results-and-interpretation-1"/>
     <w:p>
       <w:pPr>
         <w:pStyle w:val="Heading3"/>
       </w:pPr>
       <w:r>
         <w:t xml:space="preserve">Results and Interpretation</w:t>
+      </w:r>
+    </w:p>
+    <w:p>
+      <w:pPr>
+        <w:pStyle w:val="FirstParagraph"/>
+      </w:pPr>
+      <w:r>
+        <w:t xml:space="preserve">The test statistics is shown in</w:t>
+      </w:r>
+      <w:r>
+        <w:t xml:space="preserve"> </w:t>
+      </w:r>
+      <w:hyperlink w:anchor="tbl-stats-os">
+        <w:r>
+          <w:rPr>
+            <w:rStyle w:val="Hyperlink"/>
+          </w:rPr>
+          <w:t xml:space="preserve">Table 4</w:t>
+        </w:r>
+      </w:hyperlink>
+      <w:r>
+        <w:t xml:space="preserve">.</w:t>
       </w:r>
     </w:p>
     <w:tbl>
       <w:tblPr>
         <w:tblStyle w:val="Table"/>
-        <w:tblW w:type="auto" w:w="0"/>
-        <w:tblLook w:firstRow="1" w:lastRow="0" w:firstColumn="0" w:lastColumn="0" w:noHBand="0" w:noVBand="0" w:val="0020"/>
+        <w:tblW w:type="pct" w:w="5000"/>
+        <w:tblLayout w:type="fixed"/>
+        <w:tblLook w:firstRow="0" w:lastRow="0" w:firstColumn="0" w:lastColumn="0" w:noHBand="0" w:noVBand="0" w:val="0000"/>
       </w:tblPr>
       <w:tblGrid>
-        <w:gridCol w:w="1980"/>
-        <w:gridCol w:w="1980"/>
-        <w:gridCol w:w="1980"/>
-        <w:gridCol w:w="1980"/>
+        <w:gridCol w:w="7920"/>
       </w:tblGrid>
-      <w:tr>
-        <w:trPr>
-          <w:tblHeader w:val="on"/>
-        </w:trPr>
-        <w:tc>
-          <w:tcPr/>
-          <w:p>
-            <w:pPr>
-              <w:pStyle w:val="Compact"/>
-              <w:jc w:val="right"/>
-            </w:pPr>
-            <w:r>
-              <w:t xml:space="preserve">estimate</w:t>
-            </w:r>
-          </w:p>
-        </w:tc>
-        <w:tc>
-          <w:tcPr/>
-          <w:p>
-            <w:pPr>
-              <w:pStyle w:val="Compact"/>
-              <w:jc w:val="right"/>
-            </w:pPr>
-            <w:r>
-              <w:t xml:space="preserve">statistic</w:t>
-            </w:r>
-          </w:p>
-        </w:tc>
-        <w:tc>
-          <w:tcPr/>
-          <w:p>
-            <w:pPr>
-              <w:pStyle w:val="Compact"/>
-              <w:jc w:val="left"/>
-            </w:pPr>
-            <w:r>
-              <w:t xml:space="preserve">method</w:t>
-            </w:r>
-          </w:p>
-        </w:tc>
-        <w:tc>
-          <w:tcPr/>
-          <w:p>
-            <w:pPr>
-              <w:pStyle w:val="Compact"/>
-              <w:jc w:val="left"/>
-            </w:pPr>
-            <w:r>
-              <w:t xml:space="preserve">alternative</w:t>
-            </w:r>
-          </w:p>
-        </w:tc>
-      </w:tr>
       <w:tr>
         <w:tc>
           <w:tcPr/>
+          <w:bookmarkStart w:id="32" w:name="tbl-stats-os"/>
           <w:p>
             <w:pPr>
-              <w:pStyle w:val="Compact"/>
-              <w:jc w:val="right"/>
+              <w:jc w:val="center"/>
+            </w:pPr>
+            <w:pPr>
+              <w:jc w:val="start"/>
+              <w:spacing w:before="200"/>
+              <w:pStyle w:val="ImageCaption"/>
             </w:pPr>
             <w:r>
-              <w:t xml:space="preserve">5.843333</w:t>
+              <w:t xml:space="preserve">Table 4: Test statistics.</w:t>
             </w:r>
           </w:p>
-        </w:tc>
-        <w:tc>
-          <w:tcPr/>
-          <w:p>
-            <w:pPr>
-              <w:pStyle w:val="Compact"/>
-              <w:jc w:val="right"/>
-            </w:pPr>
-            <w:r>
-              <w:t xml:space="preserve">2.119961</w:t>
-            </w:r>
-          </w:p>
-        </w:tc>
-        <w:tc>
-          <w:tcPr/>
-          <w:p>
-            <w:pPr>
-              <w:pStyle w:val="Compact"/>
-              <w:jc w:val="left"/>
-            </w:pPr>
-            <w:r>
-              <w:t xml:space="preserve">One Sample t-test</w:t>
-            </w:r>
-          </w:p>
-        </w:tc>
-        <w:tc>
-          <w:tcPr/>
-          <w:p>
-            <w:pPr>
-              <w:pStyle w:val="Compact"/>
-              <w:jc w:val="left"/>
-            </w:pPr>
-            <w:r>
-              <w:t xml:space="preserve">greater</w:t>
-            </w:r>
-          </w:p>
+          <w:tbl>
+            <w:tblPr>
+              <w:tblStyle w:val="Table"/>
+              <w:tblW w:type="auto" w:w="0"/>
+              <w:tblLook w:firstRow="1" w:lastRow="0" w:firstColumn="0" w:lastColumn="0" w:noHBand="0" w:noVBand="0" w:val="0020"/>
+            </w:tblPr>
+            <w:tblGrid>
+              <w:gridCol w:w="1584"/>
+              <w:gridCol w:w="1584"/>
+              <w:gridCol w:w="1584"/>
+              <w:gridCol w:w="1584"/>
+              <w:gridCol w:w="1584"/>
+            </w:tblGrid>
+            <w:tr>
+              <w:trPr>
+                <w:tblHeader w:val="on"/>
+              </w:trPr>
+              <w:tc>
+                <w:tcPr/>
+                <w:p>
+                  <w:pPr>
+                    <w:pStyle w:val="Compact"/>
+                    <w:jc w:val="right"/>
+                    <w:jc w:val="center"/>
+                  </w:pPr>
+                  <w:r>
+                    <w:t xml:space="preserve">estimate</w:t>
+                  </w:r>
+                </w:p>
+              </w:tc>
+              <w:tc>
+                <w:tcPr/>
+                <w:p>
+                  <w:pPr>
+                    <w:pStyle w:val="Compact"/>
+                    <w:jc w:val="right"/>
+                    <w:jc w:val="center"/>
+                  </w:pPr>
+                  <w:r>
+                    <w:t xml:space="preserve">statistic</w:t>
+                  </w:r>
+                </w:p>
+              </w:tc>
+              <w:tc>
+                <w:tcPr/>
+                <w:p>
+                  <w:pPr>
+                    <w:pStyle w:val="Compact"/>
+                    <w:jc w:val="right"/>
+                    <w:jc w:val="center"/>
+                  </w:pPr>
+                  <w:r>
+                    <w:t xml:space="preserve">p.value</w:t>
+                  </w:r>
+                </w:p>
+              </w:tc>
+              <w:tc>
+                <w:tcPr/>
+                <w:p>
+                  <w:pPr>
+                    <w:pStyle w:val="Compact"/>
+                    <w:jc w:val="left"/>
+                    <w:jc w:val="center"/>
+                  </w:pPr>
+                  <w:r>
+                    <w:t xml:space="preserve">method</w:t>
+                  </w:r>
+                </w:p>
+              </w:tc>
+              <w:tc>
+                <w:tcPr/>
+                <w:p>
+                  <w:pPr>
+                    <w:pStyle w:val="Compact"/>
+                    <w:jc w:val="left"/>
+                    <w:jc w:val="center"/>
+                  </w:pPr>
+                  <w:r>
+                    <w:t xml:space="preserve">alternative</w:t>
+                  </w:r>
+                </w:p>
+              </w:tc>
+            </w:tr>
+            <w:tr>
+              <w:tc>
+                <w:tcPr/>
+                <w:p>
+                  <w:pPr>
+                    <w:pStyle w:val="Compact"/>
+                    <w:jc w:val="right"/>
+                    <w:jc w:val="center"/>
+                  </w:pPr>
+                  <w:r>
+                    <w:t xml:space="preserve">5.84</w:t>
+                  </w:r>
+                </w:p>
+              </w:tc>
+              <w:tc>
+                <w:tcPr/>
+                <w:p>
+                  <w:pPr>
+                    <w:pStyle w:val="Compact"/>
+                    <w:jc w:val="right"/>
+                    <w:jc w:val="center"/>
+                  </w:pPr>
+                  <w:r>
+                    <w:t xml:space="preserve">2.12</w:t>
+                  </w:r>
+                </w:p>
+              </w:tc>
+              <w:tc>
+                <w:tcPr/>
+                <w:p>
+                  <w:pPr>
+                    <w:pStyle w:val="Compact"/>
+                    <w:jc w:val="right"/>
+                    <w:jc w:val="center"/>
+                  </w:pPr>
+                  <w:r>
+                    <w:t xml:space="preserve">0.02</w:t>
+                  </w:r>
+                </w:p>
+              </w:tc>
+              <w:tc>
+                <w:tcPr/>
+                <w:p>
+                  <w:pPr>
+                    <w:pStyle w:val="Compact"/>
+                    <w:jc w:val="left"/>
+                    <w:jc w:val="center"/>
+                  </w:pPr>
+                  <w:r>
+                    <w:t xml:space="preserve">One Sample t-test</w:t>
+                  </w:r>
+                </w:p>
+              </w:tc>
+              <w:tc>
+                <w:tcPr/>
+                <w:p>
+                  <w:pPr>
+                    <w:pStyle w:val="Compact"/>
+                    <w:jc w:val="left"/>
+                    <w:jc w:val="center"/>
+                  </w:pPr>
+                  <w:r>
+                    <w:t xml:space="preserve">greater</w:t>
+                  </w:r>
+                </w:p>
+              </w:tc>
+            </w:tr>
+          </w:tbl>
+          <w:bookmarkEnd w:id="32"/>
+          <w:p/>
         </w:tc>
       </w:tr>
     </w:tbl>
@@ -1961,7 +2167,7 @@
         <w:pStyle w:val="BodyText"/>
       </w:pPr>
       <w:r>
-        <w:t xml:space="preserve">The test statistics is shown above. Based on the results and the</w:t>
+        <w:t xml:space="preserve">Based on the results and the</w:t>
       </w:r>
       <w:r>
         <w:t xml:space="preserve"> </w:t>
@@ -1987,8 +2193,8 @@
         <w:t xml:space="preserve">-value = 0.02), we reject the null hypothesis. There is sufficient evidence that the mean sepal length is greater than the expected average of 5.7 cm.</w:t>
       </w:r>
     </w:p>
-    <w:bookmarkEnd w:id="35"/>
-    <w:bookmarkEnd w:id="36"/>
+    <w:bookmarkEnd w:id="33"/>
+    <w:bookmarkEnd w:id="34"/>
     <w:sectPr>
       <w:pgSz w:h="15840" w:w="12240"/>
       <w:pgMar w:bottom="1440" w:footer="720" w:gutter="0" w:header="720" w:left="1440" w:right="1440" w:top="1440"/>
@@ -2390,6 +2596,24 @@
     <w:abstractNumId w:val="1"/>
   </w:num>
   <w:num w16cid:durableId="1620574564" w:numId="3">
+    <w:abstractNumId w:val="1"/>
+  </w:num>
+  <w:num w16cid:durableId="1481191538" w:numId="4">
+    <w:abstractNumId w:val="0"/>
+  </w:num>
+  <w:num w16cid:durableId="1032878528" w:numId="5">
+    <w:abstractNumId w:val="1"/>
+  </w:num>
+  <w:num w16cid:durableId="2076050468" w:numId="6">
+    <w:abstractNumId w:val="1"/>
+  </w:num>
+  <w:num w16cid:durableId="1834757608" w:numId="7">
+    <w:abstractNumId w:val="0"/>
+  </w:num>
+  <w:num w16cid:durableId="1228876094" w:numId="8">
+    <w:abstractNumId w:val="1"/>
+  </w:num>
+  <w:num w16cid:durableId="2001421163" w:numId="9">
     <w:abstractNumId w:val="1"/>
   </w:num>
   <w:num w:numId="1000">
@@ -2904,8 +3128,10 @@
     <w:name w:val="Body Text"/>
     <w:basedOn w:val="Normal"/>
     <w:qFormat/>
+    <w:rsid w:val="007866B4"/>
     <w:pPr>
       <w:spacing w:after="180" w:before="180"/>
+      <w:jc w:val="both"/>
     </w:pPr>
   </w:style>
   <w:style w:customStyle="1" w:styleId="FirstParagraph" w:type="paragraph">
@@ -2913,6 +3139,7 @@
     <w:basedOn w:val="BodyText"/>
     <w:next w:val="BodyText"/>
     <w:qFormat/>
+    <w:rsid w:val="00B87F01"/>
   </w:style>
   <w:style w:customStyle="1" w:styleId="Compact" w:type="paragraph">
     <w:name w:val="Compact"/>
